--- a/Church/2026/2026_0905_MenloChurch.docx
+++ b/Church/2026/2026_0905_MenloChurch.docx
@@ -1047,6 +1047,7 @@
       <w:r>
         <w:rPr>
           <w:rFonts w:cstheme="minorHAnsi"/>
+          <w:noProof/>
           <w:sz w:val="20"/>
           <w:szCs w:val="20"/>
         </w:rPr>
@@ -1097,6 +1098,7 @@
       <w:r>
         <w:rPr>
           <w:rFonts w:cstheme="minorHAnsi"/>
+          <w:noProof/>
           <w:sz w:val="20"/>
           <w:szCs w:val="20"/>
         </w:rPr>
@@ -1257,6 +1259,7 @@
       <w:r>
         <w:rPr>
           <w:rFonts w:cstheme="minorHAnsi"/>
+          <w:noProof/>
           <w:sz w:val="20"/>
           <w:szCs w:val="20"/>
         </w:rPr>
@@ -1311,25 +1314,89 @@
           <w:sz w:val="20"/>
           <w:szCs w:val="20"/>
         </w:rPr>
-        <w:t xml:space="preserve">Rudyard Kipling: “I am, by </w:t>
-      </w:r>
-      <w:proofErr w:type="gramStart"/>
-      <w:r>
-        <w:rPr>
-          <w:rFonts w:cstheme="minorHAnsi"/>
-          <w:sz w:val="20"/>
-          <w:szCs w:val="20"/>
-        </w:rPr>
-        <w:t>calling,,</w:t>
-      </w:r>
-      <w:proofErr w:type="gramEnd"/>
-      <w:r>
-        <w:rPr>
-          <w:rFonts w:cstheme="minorHAnsi"/>
-          <w:sz w:val="20"/>
-          <w:szCs w:val="20"/>
-        </w:rPr>
-        <w:t xml:space="preserve"> a dealer in words; and words are of course, the most power drug used by mankind.”</w:t>
+        <w:t>Rudyard Kipling</w:t>
+      </w:r>
+      <w:r>
+        <w:rPr>
+          <w:rFonts w:cstheme="minorHAnsi"/>
+          <w:sz w:val="20"/>
+          <w:szCs w:val="20"/>
+        </w:rPr>
+        <w:t xml:space="preserve"> is at Royal College of Surgeon</w:t>
+      </w:r>
+      <w:r>
+        <w:rPr>
+          <w:rFonts w:cstheme="minorHAnsi"/>
+          <w:sz w:val="20"/>
+          <w:szCs w:val="20"/>
+        </w:rPr>
+        <w:t>: “I am, by calling, a dealer in words; and words are of course, the most power drug used by mankind.”</w:t>
+      </w:r>
+    </w:p>
+    <w:p>
+      <w:pPr>
+        <w:rPr>
+          <w:rFonts w:cstheme="minorHAnsi"/>
+          <w:sz w:val="20"/>
+          <w:szCs w:val="20"/>
+        </w:rPr>
+      </w:pPr>
+    </w:p>
+    <w:p>
+      <w:pPr>
+        <w:rPr>
+          <w:rFonts w:cstheme="minorHAnsi"/>
+          <w:sz w:val="20"/>
+          <w:szCs w:val="20"/>
+        </w:rPr>
+      </w:pPr>
+      <w:r>
+        <w:rPr>
+          <w:rFonts w:cstheme="minorHAnsi"/>
+          <w:sz w:val="20"/>
+          <w:szCs w:val="20"/>
+        </w:rPr>
+        <w:t>The words can restore something in your mind but also fail i</w:t>
+      </w:r>
+      <w:r>
+        <w:rPr>
+          <w:rFonts w:cstheme="minorHAnsi"/>
+          <w:sz w:val="20"/>
+          <w:szCs w:val="20"/>
+        </w:rPr>
+        <w:t>f wrong dose.</w:t>
+      </w:r>
+      <w:r>
+        <w:rPr>
+          <w:rFonts w:cstheme="minorHAnsi"/>
+          <w:sz w:val="20"/>
+          <w:szCs w:val="20"/>
+        </w:rPr>
+        <w:t xml:space="preserve"> The word can alter people confidence and arouse the suspicion or damage</w:t>
+      </w:r>
+      <w:r>
+        <w:rPr>
+          <w:rFonts w:cstheme="minorHAnsi"/>
+          <w:sz w:val="20"/>
+          <w:szCs w:val="20"/>
+        </w:rPr>
+        <w:t>. The words have power</w:t>
+      </w:r>
+      <w:r>
+        <w:rPr>
+          <w:rFonts w:cstheme="minorHAnsi"/>
+          <w:sz w:val="20"/>
+          <w:szCs w:val="20"/>
+        </w:rPr>
+        <w:t xml:space="preserve"> of wisdom to guide people</w:t>
+      </w:r>
+      <w:r>
+        <w:rPr>
+          <w:rFonts w:cstheme="minorHAnsi"/>
+          <w:sz w:val="20"/>
+          <w:szCs w:val="20"/>
+        </w:rPr>
+        <w:t>.</w:t>
       </w:r>
     </w:p>
     <w:p>
@@ -1490,6 +1557,245 @@
           <w:szCs w:val="20"/>
         </w:rPr>
       </w:pPr>
+    </w:p>
+    <w:p>
+      <w:pPr>
+        <w:rPr>
+          <w:rFonts w:cstheme="minorHAnsi"/>
+          <w:sz w:val="20"/>
+          <w:szCs w:val="20"/>
+        </w:rPr>
+      </w:pPr>
+      <w:r>
+        <w:rPr>
+          <w:rFonts w:cstheme="minorHAnsi"/>
+          <w:sz w:val="20"/>
+          <w:szCs w:val="20"/>
+        </w:rPr>
+        <w:lastRenderedPageBreak/>
+        <w:t>5</w:t>
+      </w:r>
+      <w:r>
+        <w:rPr>
+          <w:rFonts w:cstheme="minorHAnsi"/>
+          <w:sz w:val="20"/>
+          <w:szCs w:val="20"/>
+        </w:rPr>
+        <w:t>:</w:t>
+      </w:r>
+      <w:r>
+        <w:rPr>
+          <w:rFonts w:cstheme="minorHAnsi"/>
+          <w:sz w:val="20"/>
+          <w:szCs w:val="20"/>
+        </w:rPr>
+        <w:t>05</w:t>
+      </w:r>
+      <w:r>
+        <w:rPr>
+          <w:rFonts w:cstheme="minorHAnsi"/>
+          <w:sz w:val="20"/>
+          <w:szCs w:val="20"/>
+        </w:rPr>
+        <w:t>/</w:t>
+      </w:r>
+      <w:r>
+        <w:rPr>
+          <w:rFonts w:cstheme="minorHAnsi"/>
+          <w:sz w:val="20"/>
+          <w:szCs w:val="20"/>
+        </w:rPr>
+        <w:t>35:07</w:t>
+      </w:r>
+    </w:p>
+    <w:p>
+      <w:pPr>
+        <w:rPr>
+          <w:rFonts w:cstheme="minorHAnsi"/>
+          <w:sz w:val="20"/>
+          <w:szCs w:val="20"/>
+        </w:rPr>
+      </w:pPr>
+      <w:r>
+        <w:rPr>
+          <w:rFonts w:cstheme="minorHAnsi"/>
+          <w:sz w:val="20"/>
+          <w:szCs w:val="20"/>
+        </w:rPr>
+        <w:drawing>
+          <wp:inline distT="0" distB="0" distL="0" distR="0" wp14:anchorId="3D090B2D" wp14:editId="558FA2B3">
+            <wp:extent cx="5943600" cy="944880"/>
+            <wp:effectExtent l="0" t="0" r="0" b="7620"/>
+            <wp:docPr id="1958027302" name="Picture 1"/>
+            <wp:cNvGraphicFramePr>
+              <a:graphicFrameLocks xmlns:a="http://schemas.openxmlformats.org/drawingml/2006/main" noChangeAspect="1"/>
+            </wp:cNvGraphicFramePr>
+            <a:graphic xmlns:a="http://schemas.openxmlformats.org/drawingml/2006/main">
+              <a:graphicData uri="http://schemas.openxmlformats.org/drawingml/2006/picture">
+                <pic:pic xmlns:pic="http://schemas.openxmlformats.org/drawingml/2006/picture">
+                  <pic:nvPicPr>
+                    <pic:cNvPr id="1958027302" name=""/>
+                    <pic:cNvPicPr/>
+                  </pic:nvPicPr>
+                  <pic:blipFill>
+                    <a:blip r:embed="rId21"/>
+                    <a:stretch>
+                      <a:fillRect/>
+                    </a:stretch>
+                  </pic:blipFill>
+                  <pic:spPr>
+                    <a:xfrm>
+                      <a:off x="0" y="0"/>
+                      <a:ext cx="5943600" cy="944880"/>
+                    </a:xfrm>
+                    <a:prstGeom prst="rect">
+                      <a:avLst/>
+                    </a:prstGeom>
+                  </pic:spPr>
+                </pic:pic>
+              </a:graphicData>
+            </a:graphic>
+          </wp:inline>
+        </w:drawing>
+      </w:r>
+    </w:p>
+    <w:p>
+      <w:pPr>
+        <w:rPr>
+          <w:rFonts w:cstheme="minorHAnsi"/>
+          <w:sz w:val="20"/>
+          <w:szCs w:val="20"/>
+        </w:rPr>
+      </w:pPr>
+      <w:r>
+        <w:rPr>
+          <w:rFonts w:cstheme="minorHAnsi"/>
+          <w:sz w:val="20"/>
+          <w:szCs w:val="20"/>
+        </w:rPr>
+        <w:t xml:space="preserve">James: 3: </w:t>
+      </w:r>
+      <w:r>
+        <w:rPr>
+          <w:rFonts w:cstheme="minorHAnsi"/>
+          <w:sz w:val="20"/>
+          <w:szCs w:val="20"/>
+        </w:rPr>
+        <w:t>Words Reval our Wisdom.</w:t>
+      </w:r>
+    </w:p>
+    <w:p>
+      <w:pPr>
+        <w:rPr>
+          <w:rFonts w:cstheme="minorHAnsi"/>
+          <w:sz w:val="20"/>
+          <w:szCs w:val="20"/>
+        </w:rPr>
+      </w:pPr>
+    </w:p>
+    <w:p>
+      <w:pPr>
+        <w:rPr>
+          <w:rFonts w:cstheme="minorHAnsi"/>
+          <w:sz w:val="20"/>
+          <w:szCs w:val="20"/>
+        </w:rPr>
+      </w:pPr>
+      <w:r>
+        <w:rPr>
+          <w:rFonts w:cstheme="minorHAnsi"/>
+          <w:sz w:val="20"/>
+          <w:szCs w:val="20"/>
+        </w:rPr>
+        <w:t>Wisdom carr</w:t>
+      </w:r>
+      <w:r>
+        <w:rPr>
+          <w:rFonts w:cstheme="minorHAnsi"/>
+          <w:sz w:val="20"/>
+          <w:szCs w:val="20"/>
+        </w:rPr>
+        <w:t>ies</w:t>
+      </w:r>
+      <w:r>
+        <w:rPr>
+          <w:rFonts w:cstheme="minorHAnsi"/>
+          <w:sz w:val="20"/>
+          <w:szCs w:val="20"/>
+        </w:rPr>
+        <w:t xml:space="preserve"> truth.</w:t>
+      </w:r>
+    </w:p>
+    <w:p>
+      <w:pPr>
+        <w:rPr>
+          <w:rFonts w:cstheme="minorHAnsi"/>
+          <w:sz w:val="20"/>
+          <w:szCs w:val="20"/>
+        </w:rPr>
+      </w:pPr>
+    </w:p>
+    <w:p>
+      <w:pPr>
+        <w:rPr>
+          <w:rFonts w:cstheme="minorHAnsi"/>
+          <w:sz w:val="20"/>
+          <w:szCs w:val="20"/>
+        </w:rPr>
+      </w:pPr>
+    </w:p>
+    <w:p>
+      <w:pPr>
+        <w:rPr>
+          <w:rFonts w:cstheme="minorHAnsi"/>
+          <w:sz w:val="20"/>
+          <w:szCs w:val="20"/>
+        </w:rPr>
+      </w:pPr>
+      <w:r>
+        <w:rPr>
+          <w:rFonts w:cstheme="minorHAnsi"/>
+          <w:sz w:val="20"/>
+          <w:szCs w:val="20"/>
+        </w:rPr>
+        <w:t xml:space="preserve">The specific subtitle, </w:t>
+      </w:r>
+      <w:r>
+        <w:rPr>
+          <w:rFonts w:cstheme="minorHAnsi"/>
+          <w:b/>
+          <w:bCs/>
+          <w:sz w:val="20"/>
+          <w:szCs w:val="20"/>
+        </w:rPr>
+        <w:t>"Words Reveal Our Wisdom,"</w:t>
+      </w:r>
+      <w:r>
+        <w:rPr>
+          <w:rFonts w:cstheme="minorHAnsi"/>
+          <w:sz w:val="20"/>
+          <w:szCs w:val="20"/>
+        </w:rPr>
+        <w:t xml:space="preserve"> highlights an installment from the series based on the New Testament Book of James. It addresses structural scriptural themes from James Chapter 3, focusing on how a person's speech, tongue, and choice of words serve as an absolute mirror of their internal spiritual maturity and true wisdom.</w:t>
+      </w:r>
+    </w:p>
+    <w:p>
+      <w:pPr>
+        <w:rPr>
+          <w:rFonts w:cstheme="minorHAnsi"/>
+          <w:sz w:val="20"/>
+          <w:szCs w:val="20"/>
+        </w:rPr>
+      </w:pPr>
+    </w:p>
+    <w:p>
+      <w:pPr>
+        <w:rPr>
+          <w:rFonts w:cstheme="minorHAnsi"/>
+          <w:sz w:val="20"/>
+          <w:szCs w:val="20"/>
+        </w:rPr>
+      </w:pPr>
       <w:r>
         <w:rPr>
           <w:rFonts w:cstheme="minorHAnsi"/>
@@ -1582,7 +1888,7 @@
       </w:r>
     </w:p>
     <w:p>
-      <w:hyperlink r:id="rId21" w:history="1">
+      <w:hyperlink r:id="rId22" w:history="1">
         <w:r>
           <w:rPr>
             <w:rStyle w:val="Hyperlink"/>
@@ -1599,7 +1905,7 @@
           <w:szCs w:val="20"/>
         </w:rPr>
       </w:pPr>
-      <w:hyperlink r:id="rId22" w:history="1">
+      <w:hyperlink r:id="rId23" w:history="1">
         <w:r>
           <w:rPr>
             <w:rStyle w:val="Hyperlink"/>
@@ -1682,7 +1988,7 @@
       </w:pPr>
     </w:p>
     <w:sectPr>
-      <w:footerReference w:type="default" r:id="rId23"/>
+      <w:footerReference w:type="default" r:id="rId24"/>
       <w:pgSz w:w="12240" w:h="15840"/>
       <w:pgMar w:top="1440" w:right="1440" w:bottom="1530" w:left="1440" w:header="0" w:footer="720" w:gutter="0"/>
       <w:cols w:space="720"/>

--- a/Church/2026/2026_0905_MenloChurch.docx
+++ b/Church/2026/2026_0905_MenloChurch.docx
@@ -1725,15 +1725,95 @@
         </w:rPr>
         <w:t xml:space="preserve"> truth.</w:t>
       </w:r>
-    </w:p>
-    <w:p>
-      <w:pPr>
-        <w:rPr>
-          <w:rFonts w:cstheme="minorHAnsi"/>
-          <w:sz w:val="20"/>
-          <w:szCs w:val="20"/>
-        </w:rPr>
-      </w:pPr>
+      <w:r>
+        <w:rPr>
+          <w:rFonts w:cstheme="minorHAnsi"/>
+          <w:sz w:val="20"/>
+          <w:szCs w:val="20"/>
+        </w:rPr>
+        <w:t xml:space="preserve"> What kind of person </w:t>
+      </w:r>
+      <w:r>
+        <w:rPr>
+          <w:rFonts w:cstheme="minorHAnsi"/>
+          <w:sz w:val="20"/>
+          <w:szCs w:val="20"/>
+        </w:rPr>
+        <w:t>are you becoming</w:t>
+      </w:r>
+      <w:r>
+        <w:rPr>
+          <w:rFonts w:cstheme="minorHAnsi"/>
+          <w:sz w:val="20"/>
+          <w:szCs w:val="20"/>
+        </w:rPr>
+        <w:t xml:space="preserve"> by following the Jesus?</w:t>
+      </w:r>
+    </w:p>
+    <w:p>
+      <w:pPr>
+        <w:rPr>
+          <w:rFonts w:cstheme="minorHAnsi"/>
+          <w:sz w:val="20"/>
+          <w:szCs w:val="20"/>
+        </w:rPr>
+      </w:pPr>
+      <w:r>
+        <w:rPr>
+          <w:rFonts w:cstheme="minorHAnsi"/>
+          <w:sz w:val="20"/>
+          <w:szCs w:val="20"/>
+        </w:rPr>
+        <w:t>Jesus is good and worth to truth.</w:t>
+      </w:r>
+      <w:r>
+        <w:rPr>
+          <w:rFonts w:cstheme="minorHAnsi"/>
+          <w:sz w:val="20"/>
+          <w:szCs w:val="20"/>
+        </w:rPr>
+        <w:t xml:space="preserve"> If you are the follower of Jesus for some time, </w:t>
+      </w:r>
+      <w:r>
+        <w:rPr>
+          <w:rFonts w:cstheme="minorHAnsi"/>
+          <w:sz w:val="20"/>
+          <w:szCs w:val="20"/>
+        </w:rPr>
+        <w:t xml:space="preserve">we invite you to </w:t>
+      </w:r>
+      <w:r>
+        <w:rPr>
+          <w:rFonts w:cstheme="minorHAnsi"/>
+          <w:sz w:val="20"/>
+          <w:szCs w:val="20"/>
+        </w:rPr>
+        <w:t xml:space="preserve">see what is beneath under words and </w:t>
+      </w:r>
+      <w:r>
+        <w:rPr>
+          <w:rFonts w:cstheme="minorHAnsi"/>
+          <w:sz w:val="20"/>
+          <w:szCs w:val="20"/>
+        </w:rPr>
+        <w:t>form the person</w:t>
+      </w:r>
+      <w:r>
+        <w:rPr>
+          <w:rFonts w:cstheme="minorHAnsi"/>
+          <w:sz w:val="20"/>
+          <w:szCs w:val="20"/>
+        </w:rPr>
+        <w:t xml:space="preserve"> with conduct, humility, and honesty, and wisdom</w:t>
+      </w:r>
+      <w:r>
+        <w:rPr>
+          <w:rFonts w:cstheme="minorHAnsi"/>
+          <w:sz w:val="20"/>
+          <w:szCs w:val="20"/>
+        </w:rPr>
+        <w:t xml:space="preserve"> in God Kingdom.</w:t>
+      </w:r>
     </w:p>
     <w:p>
       <w:pPr>
@@ -1778,6 +1858,447 @@
         </w:rPr>
         <w:t xml:space="preserve"> highlights an installment from the series based on the New Testament Book of James. It addresses structural scriptural themes from James Chapter 3, focusing on how a person's speech, tongue, and choice of words serve as an absolute mirror of their internal spiritual maturity and true wisdom.</w:t>
       </w:r>
+    </w:p>
+    <w:p>
+      <w:pPr>
+        <w:rPr>
+          <w:rFonts w:cstheme="minorHAnsi"/>
+          <w:sz w:val="20"/>
+          <w:szCs w:val="20"/>
+        </w:rPr>
+      </w:pPr>
+    </w:p>
+    <w:p>
+      <w:pPr>
+        <w:rPr>
+          <w:rFonts w:cstheme="minorHAnsi"/>
+          <w:sz w:val="20"/>
+          <w:szCs w:val="20"/>
+        </w:rPr>
+      </w:pPr>
+      <w:r>
+        <w:rPr>
+          <w:rFonts w:cstheme="minorHAnsi"/>
+          <w:sz w:val="20"/>
+          <w:szCs w:val="20"/>
+        </w:rPr>
+        <w:t>5</w:t>
+      </w:r>
+      <w:r>
+        <w:rPr>
+          <w:rFonts w:cstheme="minorHAnsi"/>
+          <w:sz w:val="20"/>
+          <w:szCs w:val="20"/>
+        </w:rPr>
+        <w:t>:</w:t>
+      </w:r>
+      <w:r>
+        <w:rPr>
+          <w:rFonts w:cstheme="minorHAnsi"/>
+          <w:sz w:val="20"/>
+          <w:szCs w:val="20"/>
+        </w:rPr>
+        <w:t>50</w:t>
+      </w:r>
+      <w:r>
+        <w:rPr>
+          <w:rFonts w:cstheme="minorHAnsi"/>
+          <w:sz w:val="20"/>
+          <w:szCs w:val="20"/>
+        </w:rPr>
+        <w:t>/</w:t>
+      </w:r>
+      <w:r>
+        <w:rPr>
+          <w:rFonts w:cstheme="minorHAnsi"/>
+          <w:sz w:val="20"/>
+          <w:szCs w:val="20"/>
+        </w:rPr>
+        <w:t>35:07</w:t>
+      </w:r>
+    </w:p>
+    <w:p>
+      <w:pPr>
+        <w:rPr>
+          <w:rFonts w:cstheme="minorHAnsi"/>
+          <w:sz w:val="20"/>
+          <w:szCs w:val="20"/>
+        </w:rPr>
+      </w:pPr>
+      <w:r>
+        <w:rPr>
+          <w:rFonts w:cstheme="minorHAnsi"/>
+          <w:sz w:val="20"/>
+          <w:szCs w:val="20"/>
+        </w:rPr>
+        <w:t xml:space="preserve">Pray: </w:t>
+      </w:r>
+      <w:r>
+        <w:rPr>
+          <w:rFonts w:cstheme="minorHAnsi"/>
+          <w:sz w:val="20"/>
+          <w:szCs w:val="20"/>
+        </w:rPr>
+        <w:t>Thanks God of power of speech and words</w:t>
+      </w:r>
+      <w:r>
+        <w:rPr>
+          <w:rFonts w:cstheme="minorHAnsi"/>
+          <w:sz w:val="20"/>
+          <w:szCs w:val="20"/>
+        </w:rPr>
+        <w:t xml:space="preserve"> for the gift of wisdom.</w:t>
+      </w:r>
+      <w:r>
+        <w:rPr>
+          <w:rFonts w:cstheme="minorHAnsi"/>
+          <w:sz w:val="20"/>
+          <w:szCs w:val="20"/>
+        </w:rPr>
+        <w:t xml:space="preserve"> We impart the words to our life.</w:t>
+      </w:r>
+    </w:p>
+    <w:p>
+      <w:pPr>
+        <w:rPr>
+          <w:rFonts w:cstheme="minorHAnsi"/>
+          <w:sz w:val="20"/>
+          <w:szCs w:val="20"/>
+        </w:rPr>
+      </w:pPr>
+    </w:p>
+    <w:p>
+      <w:pPr>
+        <w:rPr>
+          <w:rFonts w:cstheme="minorHAnsi"/>
+          <w:sz w:val="20"/>
+          <w:szCs w:val="20"/>
+        </w:rPr>
+      </w:pPr>
+      <w:r>
+        <w:rPr>
+          <w:rFonts w:cstheme="minorHAnsi"/>
+          <w:sz w:val="20"/>
+          <w:szCs w:val="20"/>
+        </w:rPr>
+        <w:t>6</w:t>
+      </w:r>
+      <w:r>
+        <w:rPr>
+          <w:rFonts w:cstheme="minorHAnsi"/>
+          <w:sz w:val="20"/>
+          <w:szCs w:val="20"/>
+        </w:rPr>
+        <w:t>:</w:t>
+      </w:r>
+      <w:r>
+        <w:rPr>
+          <w:rFonts w:cstheme="minorHAnsi"/>
+          <w:sz w:val="20"/>
+          <w:szCs w:val="20"/>
+        </w:rPr>
+        <w:t>3</w:t>
+      </w:r>
+      <w:r>
+        <w:rPr>
+          <w:rFonts w:cstheme="minorHAnsi"/>
+          <w:sz w:val="20"/>
+          <w:szCs w:val="20"/>
+        </w:rPr>
+        <w:t>0</w:t>
+      </w:r>
+      <w:r>
+        <w:rPr>
+          <w:rFonts w:cstheme="minorHAnsi"/>
+          <w:sz w:val="20"/>
+          <w:szCs w:val="20"/>
+        </w:rPr>
+        <w:t>/</w:t>
+      </w:r>
+      <w:r>
+        <w:rPr>
+          <w:rFonts w:cstheme="minorHAnsi"/>
+          <w:sz w:val="20"/>
+          <w:szCs w:val="20"/>
+        </w:rPr>
+        <w:t>35:07</w:t>
+      </w:r>
+    </w:p>
+    <w:p>
+      <w:pPr>
+        <w:rPr>
+          <w:rFonts w:cstheme="minorHAnsi"/>
+          <w:sz w:val="20"/>
+          <w:szCs w:val="20"/>
+        </w:rPr>
+      </w:pPr>
+    </w:p>
+    <w:p>
+      <w:pPr>
+        <w:rPr>
+          <w:rFonts w:cstheme="minorHAnsi"/>
+          <w:sz w:val="20"/>
+          <w:szCs w:val="20"/>
+        </w:rPr>
+      </w:pPr>
+      <w:r>
+        <w:rPr>
+          <w:rFonts w:cstheme="minorHAnsi"/>
+          <w:sz w:val="20"/>
+          <w:szCs w:val="20"/>
+        </w:rPr>
+        <w:t>We started a series of James book. James is brother of Jesus.</w:t>
+      </w:r>
+      <w:r>
+        <w:rPr>
+          <w:rFonts w:cstheme="minorHAnsi"/>
+          <w:sz w:val="20"/>
+          <w:szCs w:val="20"/>
+        </w:rPr>
+        <w:t xml:space="preserve"> James knew Jesus in family. He did not believe who Jesus was until the resurrection.</w:t>
+      </w:r>
+      <w:r>
+        <w:rPr>
+          <w:rFonts w:cstheme="minorHAnsi"/>
+          <w:sz w:val="20"/>
+          <w:szCs w:val="20"/>
+        </w:rPr>
+        <w:t xml:space="preserve"> Around the Jesus and know Jessus not exactly the same thing</w:t>
+      </w:r>
+      <w:r>
+        <w:rPr>
+          <w:rFonts w:cstheme="minorHAnsi"/>
+          <w:sz w:val="20"/>
+          <w:szCs w:val="20"/>
+        </w:rPr>
+        <w:t>. That is i</w:t>
+      </w:r>
+      <w:r>
+        <w:rPr>
+          <w:rFonts w:cstheme="minorHAnsi"/>
+          <w:sz w:val="20"/>
+          <w:szCs w:val="20"/>
+        </w:rPr>
+        <w:t>n</w:t>
+      </w:r>
+      <w:r>
+        <w:rPr>
+          <w:rFonts w:cstheme="minorHAnsi"/>
+          <w:sz w:val="20"/>
+          <w:szCs w:val="20"/>
+        </w:rPr>
+        <w:t>fluence what James writ</w:t>
+      </w:r>
+      <w:r>
+        <w:rPr>
+          <w:rFonts w:cstheme="minorHAnsi"/>
+          <w:sz w:val="20"/>
+          <w:szCs w:val="20"/>
+        </w:rPr>
+        <w:t>es</w:t>
+      </w:r>
+      <w:r>
+        <w:rPr>
+          <w:rFonts w:cstheme="minorHAnsi"/>
+          <w:sz w:val="20"/>
+          <w:szCs w:val="20"/>
+        </w:rPr>
+        <w:t>.</w:t>
+      </w:r>
+      <w:r>
+        <w:rPr>
+          <w:rFonts w:cstheme="minorHAnsi"/>
+          <w:sz w:val="20"/>
+          <w:szCs w:val="20"/>
+        </w:rPr>
+        <w:t xml:space="preserve"> </w:t>
+      </w:r>
+    </w:p>
+    <w:p>
+      <w:pPr>
+        <w:rPr>
+          <w:rFonts w:cstheme="minorHAnsi"/>
+          <w:sz w:val="20"/>
+          <w:szCs w:val="20"/>
+        </w:rPr>
+      </w:pPr>
+    </w:p>
+    <w:p>
+      <w:pPr>
+        <w:rPr>
+          <w:rFonts w:cstheme="minorHAnsi"/>
+          <w:sz w:val="20"/>
+          <w:szCs w:val="20"/>
+        </w:rPr>
+      </w:pPr>
+      <w:r>
+        <w:rPr>
+          <w:rFonts w:cstheme="minorHAnsi"/>
+          <w:sz w:val="20"/>
+          <w:szCs w:val="20"/>
+        </w:rPr>
+        <w:t>7</w:t>
+      </w:r>
+      <w:r>
+        <w:rPr>
+          <w:rFonts w:cstheme="minorHAnsi"/>
+          <w:sz w:val="20"/>
+          <w:szCs w:val="20"/>
+        </w:rPr>
+        <w:t>:</w:t>
+      </w:r>
+      <w:r>
+        <w:rPr>
+          <w:rFonts w:cstheme="minorHAnsi"/>
+          <w:sz w:val="20"/>
+          <w:szCs w:val="20"/>
+        </w:rPr>
+        <w:t>0</w:t>
+      </w:r>
+      <w:r>
+        <w:rPr>
+          <w:rFonts w:cstheme="minorHAnsi"/>
+          <w:sz w:val="20"/>
+          <w:szCs w:val="20"/>
+        </w:rPr>
+        <w:t>0</w:t>
+      </w:r>
+      <w:r>
+        <w:rPr>
+          <w:rFonts w:cstheme="minorHAnsi"/>
+          <w:sz w:val="20"/>
+          <w:szCs w:val="20"/>
+        </w:rPr>
+        <w:t>/</w:t>
+      </w:r>
+      <w:r>
+        <w:rPr>
+          <w:rFonts w:cstheme="minorHAnsi"/>
+          <w:sz w:val="20"/>
+          <w:szCs w:val="20"/>
+        </w:rPr>
+        <w:t>35:07</w:t>
+      </w:r>
+    </w:p>
+    <w:p>
+      <w:pPr>
+        <w:rPr>
+          <w:rFonts w:cstheme="minorHAnsi"/>
+          <w:sz w:val="20"/>
+          <w:szCs w:val="20"/>
+        </w:rPr>
+      </w:pPr>
+      <w:r>
+        <w:rPr>
+          <w:rFonts w:cstheme="minorHAnsi"/>
+          <w:sz w:val="20"/>
+          <w:szCs w:val="20"/>
+        </w:rPr>
+        <w:t xml:space="preserve">In the last two weeks. </w:t>
+      </w:r>
+    </w:p>
+    <w:p>
+      <w:pPr>
+        <w:rPr>
+          <w:rFonts w:cstheme="minorHAnsi"/>
+          <w:sz w:val="20"/>
+          <w:szCs w:val="20"/>
+        </w:rPr>
+      </w:pPr>
+      <w:r>
+        <w:rPr>
+          <w:rFonts w:cstheme="minorHAnsi"/>
+          <w:sz w:val="20"/>
+          <w:szCs w:val="20"/>
+        </w:rPr>
+        <w:t>First, in the divided places that exist inside of us becoming undivided followers.</w:t>
+      </w:r>
+      <w:r>
+        <w:rPr>
+          <w:rFonts w:cstheme="minorHAnsi"/>
+          <w:sz w:val="20"/>
+          <w:szCs w:val="20"/>
+        </w:rPr>
+        <w:t xml:space="preserve"> </w:t>
+      </w:r>
+    </w:p>
+    <w:p>
+      <w:pPr>
+        <w:rPr>
+          <w:rFonts w:cstheme="minorHAnsi"/>
+          <w:sz w:val="20"/>
+          <w:szCs w:val="20"/>
+        </w:rPr>
+      </w:pPr>
+      <w:r>
+        <w:rPr>
+          <w:rFonts w:cstheme="minorHAnsi"/>
+          <w:sz w:val="20"/>
+          <w:szCs w:val="20"/>
+        </w:rPr>
+        <w:t>Second, the way that division can affect how we see and treat other people becoming unhurried friends.</w:t>
+      </w:r>
+    </w:p>
+    <w:p>
+      <w:pPr>
+        <w:rPr>
+          <w:rFonts w:cstheme="minorHAnsi"/>
+          <w:sz w:val="20"/>
+          <w:szCs w:val="20"/>
+        </w:rPr>
+      </w:pPr>
+    </w:p>
+    <w:p>
+      <w:pPr>
+        <w:rPr>
+          <w:rFonts w:cstheme="minorHAnsi"/>
+          <w:sz w:val="20"/>
+          <w:szCs w:val="20"/>
+        </w:rPr>
+      </w:pPr>
+      <w:r>
+        <w:rPr>
+          <w:rFonts w:cstheme="minorHAnsi"/>
+          <w:sz w:val="20"/>
+          <w:szCs w:val="20"/>
+        </w:rPr>
+        <w:t xml:space="preserve">Today, </w:t>
+      </w:r>
+      <w:r>
+        <w:rPr>
+          <w:rFonts w:cstheme="minorHAnsi"/>
+          <w:sz w:val="20"/>
+          <w:szCs w:val="20"/>
+        </w:rPr>
+        <w:t>we explore different quality, how to be thoughtful witnesses.</w:t>
+      </w:r>
+    </w:p>
+    <w:p>
+      <w:pPr>
+        <w:rPr>
+          <w:rFonts w:cstheme="minorHAnsi"/>
+          <w:sz w:val="20"/>
+          <w:szCs w:val="20"/>
+        </w:rPr>
+      </w:pPr>
+    </w:p>
+    <w:p>
+      <w:pPr>
+        <w:rPr>
+          <w:rFonts w:cstheme="minorHAnsi"/>
+          <w:sz w:val="20"/>
+          <w:szCs w:val="20"/>
+        </w:rPr>
+      </w:pPr>
+    </w:p>
+    <w:p>
+      <w:pPr>
+        <w:rPr>
+          <w:rFonts w:cstheme="minorHAnsi"/>
+          <w:sz w:val="20"/>
+          <w:szCs w:val="20"/>
+        </w:rPr>
+      </w:pPr>
     </w:p>
     <w:p>
       <w:pPr>

--- a/Church/2026/2026_0905_MenloChurch.docx
+++ b/Church/2026/2026_0905_MenloChurch.docx
@@ -1619,6 +1619,7 @@
       <w:r>
         <w:rPr>
           <w:rFonts w:cstheme="minorHAnsi"/>
+          <w:noProof/>
           <w:sz w:val="20"/>
           <w:szCs w:val="20"/>
         </w:rPr>
@@ -1707,23 +1708,7 @@
           <w:sz w:val="20"/>
           <w:szCs w:val="20"/>
         </w:rPr>
-        <w:t>Wisdom carr</w:t>
-      </w:r>
-      <w:r>
-        <w:rPr>
-          <w:rFonts w:cstheme="minorHAnsi"/>
-          <w:sz w:val="20"/>
-          <w:szCs w:val="20"/>
-        </w:rPr>
-        <w:t>ies</w:t>
-      </w:r>
-      <w:r>
-        <w:rPr>
-          <w:rFonts w:cstheme="minorHAnsi"/>
-          <w:sz w:val="20"/>
-          <w:szCs w:val="20"/>
-        </w:rPr>
-        <w:t xml:space="preserve"> truth.</w:t>
+        <w:t>Wisdom carries truth.</w:t>
       </w:r>
       <w:r>
         <w:rPr>
@@ -1997,8 +1982,696 @@
           <w:sz w:val="20"/>
           <w:szCs w:val="20"/>
         </w:rPr>
-        <w:t>3</w:t>
-      </w:r>
+        <w:t>30</w:t>
+      </w:r>
+      <w:r>
+        <w:rPr>
+          <w:rFonts w:cstheme="minorHAnsi"/>
+          <w:sz w:val="20"/>
+          <w:szCs w:val="20"/>
+        </w:rPr>
+        <w:t>/</w:t>
+      </w:r>
+      <w:r>
+        <w:rPr>
+          <w:rFonts w:cstheme="minorHAnsi"/>
+          <w:sz w:val="20"/>
+          <w:szCs w:val="20"/>
+        </w:rPr>
+        <w:t>35:07</w:t>
+      </w:r>
+    </w:p>
+    <w:p>
+      <w:pPr>
+        <w:rPr>
+          <w:rFonts w:cstheme="minorHAnsi"/>
+          <w:sz w:val="20"/>
+          <w:szCs w:val="20"/>
+        </w:rPr>
+      </w:pPr>
+    </w:p>
+    <w:p>
+      <w:pPr>
+        <w:rPr>
+          <w:rFonts w:cstheme="minorHAnsi"/>
+          <w:sz w:val="20"/>
+          <w:szCs w:val="20"/>
+        </w:rPr>
+      </w:pPr>
+      <w:r>
+        <w:rPr>
+          <w:rFonts w:cstheme="minorHAnsi"/>
+          <w:sz w:val="20"/>
+          <w:szCs w:val="20"/>
+        </w:rPr>
+        <w:t>We started a series of James book. James is brother of Jesus.</w:t>
+      </w:r>
+      <w:r>
+        <w:rPr>
+          <w:rFonts w:cstheme="minorHAnsi"/>
+          <w:sz w:val="20"/>
+          <w:szCs w:val="20"/>
+        </w:rPr>
+        <w:t xml:space="preserve"> James knew Jesus in family. He did not believe who Jesus was until the resurrection.</w:t>
+      </w:r>
+      <w:r>
+        <w:rPr>
+          <w:rFonts w:cstheme="minorHAnsi"/>
+          <w:sz w:val="20"/>
+          <w:szCs w:val="20"/>
+        </w:rPr>
+        <w:t xml:space="preserve"> Around the Jesus and know Jessus not exactly the same thing</w:t>
+      </w:r>
+      <w:r>
+        <w:rPr>
+          <w:rFonts w:cstheme="minorHAnsi"/>
+          <w:sz w:val="20"/>
+          <w:szCs w:val="20"/>
+        </w:rPr>
+        <w:t>. That is i</w:t>
+      </w:r>
+      <w:r>
+        <w:rPr>
+          <w:rFonts w:cstheme="minorHAnsi"/>
+          <w:sz w:val="20"/>
+          <w:szCs w:val="20"/>
+        </w:rPr>
+        <w:t>n</w:t>
+      </w:r>
+      <w:r>
+        <w:rPr>
+          <w:rFonts w:cstheme="minorHAnsi"/>
+          <w:sz w:val="20"/>
+          <w:szCs w:val="20"/>
+        </w:rPr>
+        <w:t>fluence what James writ</w:t>
+      </w:r>
+      <w:r>
+        <w:rPr>
+          <w:rFonts w:cstheme="minorHAnsi"/>
+          <w:sz w:val="20"/>
+          <w:szCs w:val="20"/>
+        </w:rPr>
+        <w:t>es</w:t>
+      </w:r>
+      <w:r>
+        <w:rPr>
+          <w:rFonts w:cstheme="minorHAnsi"/>
+          <w:sz w:val="20"/>
+          <w:szCs w:val="20"/>
+        </w:rPr>
+        <w:t>.</w:t>
+      </w:r>
+      <w:r>
+        <w:rPr>
+          <w:rFonts w:cstheme="minorHAnsi"/>
+          <w:sz w:val="20"/>
+          <w:szCs w:val="20"/>
+        </w:rPr>
+        <w:t xml:space="preserve"> </w:t>
+      </w:r>
+    </w:p>
+    <w:p>
+      <w:pPr>
+        <w:rPr>
+          <w:rFonts w:cstheme="minorHAnsi"/>
+          <w:sz w:val="20"/>
+          <w:szCs w:val="20"/>
+        </w:rPr>
+      </w:pPr>
+    </w:p>
+    <w:p>
+      <w:pPr>
+        <w:rPr>
+          <w:rFonts w:cstheme="minorHAnsi"/>
+          <w:sz w:val="20"/>
+          <w:szCs w:val="20"/>
+        </w:rPr>
+      </w:pPr>
+      <w:r>
+        <w:rPr>
+          <w:rFonts w:cstheme="minorHAnsi"/>
+          <w:sz w:val="20"/>
+          <w:szCs w:val="20"/>
+        </w:rPr>
+        <w:t>7</w:t>
+      </w:r>
+      <w:r>
+        <w:rPr>
+          <w:rFonts w:cstheme="minorHAnsi"/>
+          <w:sz w:val="20"/>
+          <w:szCs w:val="20"/>
+        </w:rPr>
+        <w:t>:</w:t>
+      </w:r>
+      <w:r>
+        <w:rPr>
+          <w:rFonts w:cstheme="minorHAnsi"/>
+          <w:sz w:val="20"/>
+          <w:szCs w:val="20"/>
+        </w:rPr>
+        <w:t>00</w:t>
+      </w:r>
+      <w:r>
+        <w:rPr>
+          <w:rFonts w:cstheme="minorHAnsi"/>
+          <w:sz w:val="20"/>
+          <w:szCs w:val="20"/>
+        </w:rPr>
+        <w:t>/</w:t>
+      </w:r>
+      <w:r>
+        <w:rPr>
+          <w:rFonts w:cstheme="minorHAnsi"/>
+          <w:sz w:val="20"/>
+          <w:szCs w:val="20"/>
+        </w:rPr>
+        <w:t>35:07</w:t>
+      </w:r>
+    </w:p>
+    <w:p>
+      <w:pPr>
+        <w:rPr>
+          <w:rFonts w:cstheme="minorHAnsi"/>
+          <w:sz w:val="20"/>
+          <w:szCs w:val="20"/>
+        </w:rPr>
+      </w:pPr>
+      <w:r>
+        <w:rPr>
+          <w:rFonts w:cstheme="minorHAnsi"/>
+          <w:sz w:val="20"/>
+          <w:szCs w:val="20"/>
+        </w:rPr>
+        <w:t xml:space="preserve">In the last two weeks. </w:t>
+      </w:r>
+    </w:p>
+    <w:p>
+      <w:pPr>
+        <w:rPr>
+          <w:rFonts w:cstheme="minorHAnsi"/>
+          <w:sz w:val="20"/>
+          <w:szCs w:val="20"/>
+        </w:rPr>
+      </w:pPr>
+      <w:r>
+        <w:rPr>
+          <w:rFonts w:cstheme="minorHAnsi"/>
+          <w:sz w:val="20"/>
+          <w:szCs w:val="20"/>
+        </w:rPr>
+        <w:t>First, in the divided places that exist inside of us becoming undivided followers.</w:t>
+      </w:r>
+      <w:r>
+        <w:rPr>
+          <w:rFonts w:cstheme="minorHAnsi"/>
+          <w:sz w:val="20"/>
+          <w:szCs w:val="20"/>
+        </w:rPr>
+        <w:t xml:space="preserve"> </w:t>
+      </w:r>
+    </w:p>
+    <w:p>
+      <w:pPr>
+        <w:rPr>
+          <w:rFonts w:cstheme="minorHAnsi"/>
+          <w:sz w:val="20"/>
+          <w:szCs w:val="20"/>
+        </w:rPr>
+      </w:pPr>
+      <w:r>
+        <w:rPr>
+          <w:rFonts w:cstheme="minorHAnsi"/>
+          <w:sz w:val="20"/>
+          <w:szCs w:val="20"/>
+        </w:rPr>
+        <w:t>Second, the way that division can affect how we see and treat other people becoming unhurried friends.</w:t>
+      </w:r>
+    </w:p>
+    <w:p>
+      <w:pPr>
+        <w:rPr>
+          <w:rFonts w:cstheme="minorHAnsi"/>
+          <w:sz w:val="20"/>
+          <w:szCs w:val="20"/>
+        </w:rPr>
+      </w:pPr>
+    </w:p>
+    <w:p>
+      <w:pPr>
+        <w:rPr>
+          <w:rFonts w:cstheme="minorHAnsi"/>
+          <w:sz w:val="20"/>
+          <w:szCs w:val="20"/>
+        </w:rPr>
+      </w:pPr>
+      <w:r>
+        <w:rPr>
+          <w:rFonts w:cstheme="minorHAnsi"/>
+          <w:sz w:val="20"/>
+          <w:szCs w:val="20"/>
+        </w:rPr>
+        <w:t xml:space="preserve">Today, </w:t>
+      </w:r>
+      <w:r>
+        <w:rPr>
+          <w:rFonts w:cstheme="minorHAnsi"/>
+          <w:sz w:val="20"/>
+          <w:szCs w:val="20"/>
+        </w:rPr>
+        <w:t>we explore different quality, how to be thoughtful witnesses.</w:t>
+      </w:r>
+    </w:p>
+    <w:p>
+      <w:pPr>
+        <w:rPr>
+          <w:rFonts w:cstheme="minorHAnsi"/>
+          <w:sz w:val="20"/>
+          <w:szCs w:val="20"/>
+        </w:rPr>
+      </w:pPr>
+      <w:r>
+        <w:rPr>
+          <w:rFonts w:cstheme="minorHAnsi"/>
+          <w:sz w:val="20"/>
+          <w:szCs w:val="20"/>
+        </w:rPr>
+        <w:t>Before we make witness into a churchy word</w:t>
+      </w:r>
+      <w:r>
+        <w:rPr>
+          <w:rFonts w:cstheme="minorHAnsi"/>
+          <w:sz w:val="20"/>
+          <w:szCs w:val="20"/>
+        </w:rPr>
+        <w:t xml:space="preserve">, let’s understand it as it is defined more broadly. </w:t>
+      </w:r>
+    </w:p>
+    <w:p>
+      <w:pPr>
+        <w:rPr>
+          <w:rFonts w:cstheme="minorHAnsi"/>
+          <w:sz w:val="20"/>
+          <w:szCs w:val="20"/>
+        </w:rPr>
+      </w:pPr>
+      <w:r>
+        <w:rPr>
+          <w:rFonts w:cstheme="minorHAnsi"/>
+          <w:sz w:val="20"/>
+          <w:szCs w:val="20"/>
+        </w:rPr>
+        <w:t xml:space="preserve">An witness is simply someone who has seen, </w:t>
+      </w:r>
+      <w:r>
+        <w:rPr>
+          <w:rFonts w:cstheme="minorHAnsi"/>
+          <w:sz w:val="20"/>
+          <w:szCs w:val="20"/>
+        </w:rPr>
+        <w:t>experienced, or come to believe something,</w:t>
+      </w:r>
+      <w:r>
+        <w:rPr>
+          <w:rFonts w:cstheme="minorHAnsi"/>
+          <w:sz w:val="20"/>
+          <w:szCs w:val="20"/>
+        </w:rPr>
+        <w:t xml:space="preserve"> and then decides how to represent that thing to somebody</w:t>
+      </w:r>
+      <w:r>
+        <w:rPr>
+          <w:rFonts w:cstheme="minorHAnsi"/>
+          <w:sz w:val="20"/>
+          <w:szCs w:val="20"/>
+        </w:rPr>
+        <w:t xml:space="preserve"> else.</w:t>
+      </w:r>
+    </w:p>
+    <w:p>
+      <w:pPr>
+        <w:rPr>
+          <w:rFonts w:cstheme="minorHAnsi"/>
+          <w:sz w:val="20"/>
+          <w:szCs w:val="20"/>
+        </w:rPr>
+      </w:pPr>
+      <w:r>
+        <w:rPr>
+          <w:rFonts w:cstheme="minorHAnsi"/>
+          <w:sz w:val="20"/>
+          <w:szCs w:val="20"/>
+        </w:rPr>
+        <w:t xml:space="preserve">We all do </w:t>
+      </w:r>
+      <w:r>
+        <w:rPr>
+          <w:rFonts w:cstheme="minorHAnsi"/>
+          <w:sz w:val="20"/>
+          <w:szCs w:val="20"/>
+        </w:rPr>
+        <w:t xml:space="preserve">that. By what we share, we defend, </w:t>
+      </w:r>
+      <w:r>
+        <w:rPr>
+          <w:rFonts w:cstheme="minorHAnsi"/>
+          <w:sz w:val="20"/>
+          <w:szCs w:val="20"/>
+        </w:rPr>
+        <w:t>we say about the other people and ideas around us.</w:t>
+      </w:r>
+      <w:r>
+        <w:rPr>
+          <w:rFonts w:cstheme="minorHAnsi"/>
+          <w:sz w:val="20"/>
+          <w:szCs w:val="20"/>
+        </w:rPr>
+        <w:t xml:space="preserve"> </w:t>
+      </w:r>
+    </w:p>
+    <w:p>
+      <w:pPr>
+        <w:rPr>
+          <w:rFonts w:cstheme="minorHAnsi"/>
+          <w:sz w:val="20"/>
+          <w:szCs w:val="20"/>
+        </w:rPr>
+      </w:pPr>
+    </w:p>
+    <w:p>
+      <w:pPr>
+        <w:rPr>
+          <w:rFonts w:cstheme="minorHAnsi"/>
+          <w:sz w:val="20"/>
+          <w:szCs w:val="20"/>
+        </w:rPr>
+      </w:pPr>
+      <w:r>
+        <w:rPr>
+          <w:rFonts w:cstheme="minorHAnsi"/>
+          <w:sz w:val="20"/>
+          <w:szCs w:val="20"/>
+        </w:rPr>
+        <w:t>We will look at James, chapter 3.</w:t>
+      </w:r>
+    </w:p>
+    <w:p>
+      <w:pPr>
+        <w:rPr>
+          <w:rFonts w:cstheme="minorHAnsi"/>
+          <w:sz w:val="20"/>
+          <w:szCs w:val="20"/>
+        </w:rPr>
+      </w:pPr>
+    </w:p>
+    <w:p>
+      <w:pPr>
+        <w:rPr>
+          <w:rFonts w:cstheme="minorHAnsi"/>
+          <w:sz w:val="20"/>
+          <w:szCs w:val="20"/>
+        </w:rPr>
+      </w:pPr>
+      <w:r>
+        <w:rPr>
+          <w:rFonts w:cstheme="minorHAnsi"/>
+          <w:sz w:val="20"/>
+          <w:szCs w:val="20"/>
+        </w:rPr>
+        <w:t>8</w:t>
+      </w:r>
+      <w:r>
+        <w:rPr>
+          <w:rFonts w:cstheme="minorHAnsi"/>
+          <w:sz w:val="20"/>
+          <w:szCs w:val="20"/>
+        </w:rPr>
+        <w:t>:</w:t>
+      </w:r>
+      <w:r>
+        <w:rPr>
+          <w:rFonts w:cstheme="minorHAnsi"/>
+          <w:sz w:val="20"/>
+          <w:szCs w:val="20"/>
+        </w:rPr>
+        <w:t>45</w:t>
+      </w:r>
+      <w:r>
+        <w:rPr>
+          <w:rFonts w:cstheme="minorHAnsi"/>
+          <w:sz w:val="20"/>
+          <w:szCs w:val="20"/>
+        </w:rPr>
+        <w:t>/</w:t>
+      </w:r>
+      <w:r>
+        <w:rPr>
+          <w:rFonts w:cstheme="minorHAnsi"/>
+          <w:sz w:val="20"/>
+          <w:szCs w:val="20"/>
+        </w:rPr>
+        <w:t>35:07</w:t>
+      </w:r>
+    </w:p>
+    <w:p>
+      <w:pPr>
+        <w:rPr>
+          <w:rFonts w:cstheme="minorHAnsi"/>
+          <w:sz w:val="20"/>
+          <w:szCs w:val="20"/>
+        </w:rPr>
+      </w:pPr>
+      <w:r>
+        <w:rPr>
+          <w:rFonts w:cstheme="minorHAnsi"/>
+          <w:sz w:val="20"/>
+          <w:szCs w:val="20"/>
+        </w:rPr>
+        <w:lastRenderedPageBreak/>
+        <w:drawing>
+          <wp:inline distT="0" distB="0" distL="0" distR="0" wp14:anchorId="4AC9CAF6" wp14:editId="76452108">
+            <wp:extent cx="5943600" cy="3513455"/>
+            <wp:effectExtent l="0" t="0" r="0" b="0"/>
+            <wp:docPr id="1096592848" name="Picture 1"/>
+            <wp:cNvGraphicFramePr>
+              <a:graphicFrameLocks xmlns:a="http://schemas.openxmlformats.org/drawingml/2006/main" noChangeAspect="1"/>
+            </wp:cNvGraphicFramePr>
+            <a:graphic xmlns:a="http://schemas.openxmlformats.org/drawingml/2006/main">
+              <a:graphicData uri="http://schemas.openxmlformats.org/drawingml/2006/picture">
+                <pic:pic xmlns:pic="http://schemas.openxmlformats.org/drawingml/2006/picture">
+                  <pic:nvPicPr>
+                    <pic:cNvPr id="1096592848" name=""/>
+                    <pic:cNvPicPr/>
+                  </pic:nvPicPr>
+                  <pic:blipFill>
+                    <a:blip r:embed="rId22"/>
+                    <a:stretch>
+                      <a:fillRect/>
+                    </a:stretch>
+                  </pic:blipFill>
+                  <pic:spPr>
+                    <a:xfrm>
+                      <a:off x="0" y="0"/>
+                      <a:ext cx="5943600" cy="3513455"/>
+                    </a:xfrm>
+                    <a:prstGeom prst="rect">
+                      <a:avLst/>
+                    </a:prstGeom>
+                  </pic:spPr>
+                </pic:pic>
+              </a:graphicData>
+            </a:graphic>
+          </wp:inline>
+        </w:drawing>
+      </w:r>
+    </w:p>
+    <w:p>
+      <w:pPr>
+        <w:rPr>
+          <w:rFonts w:cstheme="minorHAnsi"/>
+          <w:sz w:val="20"/>
+          <w:szCs w:val="20"/>
+        </w:rPr>
+      </w:pPr>
+    </w:p>
+    <w:p>
+      <w:pPr>
+        <w:rPr>
+          <w:rFonts w:cstheme="minorHAnsi"/>
+          <w:sz w:val="20"/>
+          <w:szCs w:val="20"/>
+        </w:rPr>
+      </w:pPr>
+      <w:r>
+        <w:rPr>
+          <w:rFonts w:cstheme="minorHAnsi"/>
+          <w:sz w:val="20"/>
+          <w:szCs w:val="20"/>
+        </w:rPr>
+        <w:t>9</w:t>
+      </w:r>
+      <w:r>
+        <w:rPr>
+          <w:rFonts w:cstheme="minorHAnsi"/>
+          <w:sz w:val="20"/>
+          <w:szCs w:val="20"/>
+        </w:rPr>
+        <w:t>:</w:t>
+      </w:r>
+      <w:r>
+        <w:rPr>
+          <w:rFonts w:cstheme="minorHAnsi"/>
+          <w:sz w:val="20"/>
+          <w:szCs w:val="20"/>
+        </w:rPr>
+        <w:t>30</w:t>
+      </w:r>
+      <w:r>
+        <w:rPr>
+          <w:rFonts w:cstheme="minorHAnsi"/>
+          <w:sz w:val="20"/>
+          <w:szCs w:val="20"/>
+        </w:rPr>
+        <w:t>/</w:t>
+      </w:r>
+      <w:r>
+        <w:rPr>
+          <w:rFonts w:cstheme="minorHAnsi"/>
+          <w:sz w:val="20"/>
+          <w:szCs w:val="20"/>
+        </w:rPr>
+        <w:t>35:07</w:t>
+      </w:r>
+    </w:p>
+    <w:p>
+      <w:pPr>
+        <w:rPr>
+          <w:rFonts w:cstheme="minorHAnsi"/>
+          <w:sz w:val="20"/>
+          <w:szCs w:val="20"/>
+        </w:rPr>
+      </w:pPr>
+      <w:r>
+        <w:rPr>
+          <w:rFonts w:cstheme="minorHAnsi"/>
+          <w:sz w:val="20"/>
+          <w:szCs w:val="20"/>
+        </w:rPr>
+        <w:drawing>
+          <wp:inline distT="0" distB="0" distL="0" distR="0" wp14:anchorId="49EF2788" wp14:editId="22C97362">
+            <wp:extent cx="5943600" cy="3981450"/>
+            <wp:effectExtent l="0" t="0" r="0" b="0"/>
+            <wp:docPr id="1363349464" name="Picture 1"/>
+            <wp:cNvGraphicFramePr>
+              <a:graphicFrameLocks xmlns:a="http://schemas.openxmlformats.org/drawingml/2006/main" noChangeAspect="1"/>
+            </wp:cNvGraphicFramePr>
+            <a:graphic xmlns:a="http://schemas.openxmlformats.org/drawingml/2006/main">
+              <a:graphicData uri="http://schemas.openxmlformats.org/drawingml/2006/picture">
+                <pic:pic xmlns:pic="http://schemas.openxmlformats.org/drawingml/2006/picture">
+                  <pic:nvPicPr>
+                    <pic:cNvPr id="1363349464" name=""/>
+                    <pic:cNvPicPr/>
+                  </pic:nvPicPr>
+                  <pic:blipFill>
+                    <a:blip r:embed="rId23"/>
+                    <a:stretch>
+                      <a:fillRect/>
+                    </a:stretch>
+                  </pic:blipFill>
+                  <pic:spPr>
+                    <a:xfrm>
+                      <a:off x="0" y="0"/>
+                      <a:ext cx="5943600" cy="3981450"/>
+                    </a:xfrm>
+                    <a:prstGeom prst="rect">
+                      <a:avLst/>
+                    </a:prstGeom>
+                  </pic:spPr>
+                </pic:pic>
+              </a:graphicData>
+            </a:graphic>
+          </wp:inline>
+        </w:drawing>
+      </w:r>
+    </w:p>
+    <w:p>
+      <w:pPr>
+        <w:rPr>
+          <w:rFonts w:cstheme="minorHAnsi"/>
+          <w:sz w:val="20"/>
+          <w:szCs w:val="20"/>
+        </w:rPr>
+      </w:pPr>
+    </w:p>
+    <w:p>
+      <w:pPr>
+        <w:rPr>
+          <w:rFonts w:cstheme="minorHAnsi"/>
+          <w:sz w:val="20"/>
+          <w:szCs w:val="20"/>
+        </w:rPr>
+      </w:pPr>
+    </w:p>
+    <w:p>
+      <w:pPr>
+        <w:rPr>
+          <w:rFonts w:cstheme="minorHAnsi"/>
+          <w:sz w:val="20"/>
+          <w:szCs w:val="20"/>
+        </w:rPr>
+      </w:pPr>
+    </w:p>
+    <w:p>
+      <w:pPr>
+        <w:rPr>
+          <w:rFonts w:cstheme="minorHAnsi"/>
+          <w:sz w:val="20"/>
+          <w:szCs w:val="20"/>
+        </w:rPr>
+      </w:pPr>
+    </w:p>
+    <w:p>
+      <w:pPr>
+        <w:rPr>
+          <w:rFonts w:cstheme="minorHAnsi"/>
+          <w:sz w:val="20"/>
+          <w:szCs w:val="20"/>
+        </w:rPr>
+      </w:pPr>
+      <w:r>
+        <w:rPr>
+          <w:rFonts w:cstheme="minorHAnsi"/>
+          <w:sz w:val="20"/>
+          <w:szCs w:val="20"/>
+        </w:rPr>
+        <w:t>************</w:t>
+      </w:r>
+    </w:p>
+    <w:p>
+      <w:pPr>
+        <w:rPr>
+          <w:rFonts w:cstheme="minorHAnsi"/>
+          <w:sz w:val="20"/>
+          <w:szCs w:val="20"/>
+        </w:rPr>
+      </w:pPr>
+      <w:r>
+        <w:rPr>
+          <w:rFonts w:cstheme="minorHAnsi"/>
+          <w:sz w:val="20"/>
+          <w:szCs w:val="20"/>
+        </w:rPr>
+        <w:t>************</w:t>
+      </w:r>
+    </w:p>
+    <w:p>
+      <w:pPr>
+        <w:rPr>
+          <w:rFonts w:cstheme="minorHAnsi"/>
+          <w:sz w:val="20"/>
+          <w:szCs w:val="20"/>
+        </w:rPr>
+      </w:pPr>
       <w:r>
         <w:rPr>
           <w:rFonts w:cstheme="minorHAnsi"/>
@@ -2013,6 +2686,14 @@
           <w:sz w:val="20"/>
           <w:szCs w:val="20"/>
         </w:rPr>
+        <w:t>9</w:t>
+      </w:r>
+      <w:r>
+        <w:rPr>
+          <w:rFonts w:cstheme="minorHAnsi"/>
+          <w:sz w:val="20"/>
+          <w:szCs w:val="20"/>
+        </w:rPr>
         <w:t>/</w:t>
       </w:r>
       <w:r>
@@ -2021,366 +2702,6 @@
           <w:sz w:val="20"/>
           <w:szCs w:val="20"/>
         </w:rPr>
-        <w:t>35:07</w:t>
-      </w:r>
-    </w:p>
-    <w:p>
-      <w:pPr>
-        <w:rPr>
-          <w:rFonts w:cstheme="minorHAnsi"/>
-          <w:sz w:val="20"/>
-          <w:szCs w:val="20"/>
-        </w:rPr>
-      </w:pPr>
-    </w:p>
-    <w:p>
-      <w:pPr>
-        <w:rPr>
-          <w:rFonts w:cstheme="minorHAnsi"/>
-          <w:sz w:val="20"/>
-          <w:szCs w:val="20"/>
-        </w:rPr>
-      </w:pPr>
-      <w:r>
-        <w:rPr>
-          <w:rFonts w:cstheme="minorHAnsi"/>
-          <w:sz w:val="20"/>
-          <w:szCs w:val="20"/>
-        </w:rPr>
-        <w:t>We started a series of James book. James is brother of Jesus.</w:t>
-      </w:r>
-      <w:r>
-        <w:rPr>
-          <w:rFonts w:cstheme="minorHAnsi"/>
-          <w:sz w:val="20"/>
-          <w:szCs w:val="20"/>
-        </w:rPr>
-        <w:t xml:space="preserve"> James knew Jesus in family. He did not believe who Jesus was until the resurrection.</w:t>
-      </w:r>
-      <w:r>
-        <w:rPr>
-          <w:rFonts w:cstheme="minorHAnsi"/>
-          <w:sz w:val="20"/>
-          <w:szCs w:val="20"/>
-        </w:rPr>
-        <w:t xml:space="preserve"> Around the Jesus and know Jessus not exactly the same thing</w:t>
-      </w:r>
-      <w:r>
-        <w:rPr>
-          <w:rFonts w:cstheme="minorHAnsi"/>
-          <w:sz w:val="20"/>
-          <w:szCs w:val="20"/>
-        </w:rPr>
-        <w:t>. That is i</w:t>
-      </w:r>
-      <w:r>
-        <w:rPr>
-          <w:rFonts w:cstheme="minorHAnsi"/>
-          <w:sz w:val="20"/>
-          <w:szCs w:val="20"/>
-        </w:rPr>
-        <w:t>n</w:t>
-      </w:r>
-      <w:r>
-        <w:rPr>
-          <w:rFonts w:cstheme="minorHAnsi"/>
-          <w:sz w:val="20"/>
-          <w:szCs w:val="20"/>
-        </w:rPr>
-        <w:t>fluence what James writ</w:t>
-      </w:r>
-      <w:r>
-        <w:rPr>
-          <w:rFonts w:cstheme="minorHAnsi"/>
-          <w:sz w:val="20"/>
-          <w:szCs w:val="20"/>
-        </w:rPr>
-        <w:t>es</w:t>
-      </w:r>
-      <w:r>
-        <w:rPr>
-          <w:rFonts w:cstheme="minorHAnsi"/>
-          <w:sz w:val="20"/>
-          <w:szCs w:val="20"/>
-        </w:rPr>
-        <w:t>.</w:t>
-      </w:r>
-      <w:r>
-        <w:rPr>
-          <w:rFonts w:cstheme="minorHAnsi"/>
-          <w:sz w:val="20"/>
-          <w:szCs w:val="20"/>
-        </w:rPr>
-        <w:t xml:space="preserve"> </w:t>
-      </w:r>
-    </w:p>
-    <w:p>
-      <w:pPr>
-        <w:rPr>
-          <w:rFonts w:cstheme="minorHAnsi"/>
-          <w:sz w:val="20"/>
-          <w:szCs w:val="20"/>
-        </w:rPr>
-      </w:pPr>
-    </w:p>
-    <w:p>
-      <w:pPr>
-        <w:rPr>
-          <w:rFonts w:cstheme="minorHAnsi"/>
-          <w:sz w:val="20"/>
-          <w:szCs w:val="20"/>
-        </w:rPr>
-      </w:pPr>
-      <w:r>
-        <w:rPr>
-          <w:rFonts w:cstheme="minorHAnsi"/>
-          <w:sz w:val="20"/>
-          <w:szCs w:val="20"/>
-        </w:rPr>
-        <w:t>7</w:t>
-      </w:r>
-      <w:r>
-        <w:rPr>
-          <w:rFonts w:cstheme="minorHAnsi"/>
-          <w:sz w:val="20"/>
-          <w:szCs w:val="20"/>
-        </w:rPr>
-        <w:t>:</w:t>
-      </w:r>
-      <w:r>
-        <w:rPr>
-          <w:rFonts w:cstheme="minorHAnsi"/>
-          <w:sz w:val="20"/>
-          <w:szCs w:val="20"/>
-        </w:rPr>
-        <w:t>0</w:t>
-      </w:r>
-      <w:r>
-        <w:rPr>
-          <w:rFonts w:cstheme="minorHAnsi"/>
-          <w:sz w:val="20"/>
-          <w:szCs w:val="20"/>
-        </w:rPr>
-        <w:t>0</w:t>
-      </w:r>
-      <w:r>
-        <w:rPr>
-          <w:rFonts w:cstheme="minorHAnsi"/>
-          <w:sz w:val="20"/>
-          <w:szCs w:val="20"/>
-        </w:rPr>
-        <w:t>/</w:t>
-      </w:r>
-      <w:r>
-        <w:rPr>
-          <w:rFonts w:cstheme="minorHAnsi"/>
-          <w:sz w:val="20"/>
-          <w:szCs w:val="20"/>
-        </w:rPr>
-        <w:t>35:07</w:t>
-      </w:r>
-    </w:p>
-    <w:p>
-      <w:pPr>
-        <w:rPr>
-          <w:rFonts w:cstheme="minorHAnsi"/>
-          <w:sz w:val="20"/>
-          <w:szCs w:val="20"/>
-        </w:rPr>
-      </w:pPr>
-      <w:r>
-        <w:rPr>
-          <w:rFonts w:cstheme="minorHAnsi"/>
-          <w:sz w:val="20"/>
-          <w:szCs w:val="20"/>
-        </w:rPr>
-        <w:t xml:space="preserve">In the last two weeks. </w:t>
-      </w:r>
-    </w:p>
-    <w:p>
-      <w:pPr>
-        <w:rPr>
-          <w:rFonts w:cstheme="minorHAnsi"/>
-          <w:sz w:val="20"/>
-          <w:szCs w:val="20"/>
-        </w:rPr>
-      </w:pPr>
-      <w:r>
-        <w:rPr>
-          <w:rFonts w:cstheme="minorHAnsi"/>
-          <w:sz w:val="20"/>
-          <w:szCs w:val="20"/>
-        </w:rPr>
-        <w:t>First, in the divided places that exist inside of us becoming undivided followers.</w:t>
-      </w:r>
-      <w:r>
-        <w:rPr>
-          <w:rFonts w:cstheme="minorHAnsi"/>
-          <w:sz w:val="20"/>
-          <w:szCs w:val="20"/>
-        </w:rPr>
-        <w:t xml:space="preserve"> </w:t>
-      </w:r>
-    </w:p>
-    <w:p>
-      <w:pPr>
-        <w:rPr>
-          <w:rFonts w:cstheme="minorHAnsi"/>
-          <w:sz w:val="20"/>
-          <w:szCs w:val="20"/>
-        </w:rPr>
-      </w:pPr>
-      <w:r>
-        <w:rPr>
-          <w:rFonts w:cstheme="minorHAnsi"/>
-          <w:sz w:val="20"/>
-          <w:szCs w:val="20"/>
-        </w:rPr>
-        <w:t>Second, the way that division can affect how we see and treat other people becoming unhurried friends.</w:t>
-      </w:r>
-    </w:p>
-    <w:p>
-      <w:pPr>
-        <w:rPr>
-          <w:rFonts w:cstheme="minorHAnsi"/>
-          <w:sz w:val="20"/>
-          <w:szCs w:val="20"/>
-        </w:rPr>
-      </w:pPr>
-    </w:p>
-    <w:p>
-      <w:pPr>
-        <w:rPr>
-          <w:rFonts w:cstheme="minorHAnsi"/>
-          <w:sz w:val="20"/>
-          <w:szCs w:val="20"/>
-        </w:rPr>
-      </w:pPr>
-      <w:r>
-        <w:rPr>
-          <w:rFonts w:cstheme="minorHAnsi"/>
-          <w:sz w:val="20"/>
-          <w:szCs w:val="20"/>
-        </w:rPr>
-        <w:t xml:space="preserve">Today, </w:t>
-      </w:r>
-      <w:r>
-        <w:rPr>
-          <w:rFonts w:cstheme="minorHAnsi"/>
-          <w:sz w:val="20"/>
-          <w:szCs w:val="20"/>
-        </w:rPr>
-        <w:t>we explore different quality, how to be thoughtful witnesses.</w:t>
-      </w:r>
-    </w:p>
-    <w:p>
-      <w:pPr>
-        <w:rPr>
-          <w:rFonts w:cstheme="minorHAnsi"/>
-          <w:sz w:val="20"/>
-          <w:szCs w:val="20"/>
-        </w:rPr>
-      </w:pPr>
-    </w:p>
-    <w:p>
-      <w:pPr>
-        <w:rPr>
-          <w:rFonts w:cstheme="minorHAnsi"/>
-          <w:sz w:val="20"/>
-          <w:szCs w:val="20"/>
-        </w:rPr>
-      </w:pPr>
-    </w:p>
-    <w:p>
-      <w:pPr>
-        <w:rPr>
-          <w:rFonts w:cstheme="minorHAnsi"/>
-          <w:sz w:val="20"/>
-          <w:szCs w:val="20"/>
-        </w:rPr>
-      </w:pPr>
-    </w:p>
-    <w:p>
-      <w:pPr>
-        <w:rPr>
-          <w:rFonts w:cstheme="minorHAnsi"/>
-          <w:sz w:val="20"/>
-          <w:szCs w:val="20"/>
-        </w:rPr>
-      </w:pPr>
-    </w:p>
-    <w:p>
-      <w:pPr>
-        <w:rPr>
-          <w:rFonts w:cstheme="minorHAnsi"/>
-          <w:sz w:val="20"/>
-          <w:szCs w:val="20"/>
-        </w:rPr>
-      </w:pPr>
-      <w:r>
-        <w:rPr>
-          <w:rFonts w:cstheme="minorHAnsi"/>
-          <w:sz w:val="20"/>
-          <w:szCs w:val="20"/>
-        </w:rPr>
-        <w:t>************</w:t>
-      </w:r>
-    </w:p>
-    <w:p>
-      <w:pPr>
-        <w:rPr>
-          <w:rFonts w:cstheme="minorHAnsi"/>
-          <w:sz w:val="20"/>
-          <w:szCs w:val="20"/>
-        </w:rPr>
-      </w:pPr>
-      <w:r>
-        <w:rPr>
-          <w:rFonts w:cstheme="minorHAnsi"/>
-          <w:sz w:val="20"/>
-          <w:szCs w:val="20"/>
-        </w:rPr>
-        <w:t>************</w:t>
-      </w:r>
-    </w:p>
-    <w:p>
-      <w:pPr>
-        <w:rPr>
-          <w:rFonts w:cstheme="minorHAnsi"/>
-          <w:sz w:val="20"/>
-          <w:szCs w:val="20"/>
-        </w:rPr>
-      </w:pPr>
-      <w:r>
-        <w:rPr>
-          <w:rFonts w:cstheme="minorHAnsi"/>
-          <w:sz w:val="20"/>
-          <w:szCs w:val="20"/>
-        </w:rPr>
-        <w:t>0</w:t>
-      </w:r>
-      <w:r>
-        <w:rPr>
-          <w:rFonts w:cstheme="minorHAnsi"/>
-          <w:sz w:val="20"/>
-          <w:szCs w:val="20"/>
-        </w:rPr>
-        <w:t>9</w:t>
-      </w:r>
-      <w:r>
-        <w:rPr>
-          <w:rFonts w:cstheme="minorHAnsi"/>
-          <w:sz w:val="20"/>
-          <w:szCs w:val="20"/>
-        </w:rPr>
-        <w:t>/</w:t>
-      </w:r>
-      <w:r>
-        <w:rPr>
-          <w:rFonts w:cstheme="minorHAnsi"/>
-          <w:sz w:val="20"/>
-          <w:szCs w:val="20"/>
-        </w:rPr>
         <w:t>05</w:t>
       </w:r>
       <w:r>
@@ -2409,7 +2730,7 @@
       </w:r>
     </w:p>
     <w:p>
-      <w:hyperlink r:id="rId22" w:history="1">
+      <w:hyperlink r:id="rId24" w:history="1">
         <w:r>
           <w:rPr>
             <w:rStyle w:val="Hyperlink"/>
@@ -2426,7 +2747,7 @@
           <w:szCs w:val="20"/>
         </w:rPr>
       </w:pPr>
-      <w:hyperlink r:id="rId23" w:history="1">
+      <w:hyperlink r:id="rId25" w:history="1">
         <w:r>
           <w:rPr>
             <w:rStyle w:val="Hyperlink"/>
@@ -2509,7 +2830,7 @@
       </w:pPr>
     </w:p>
     <w:sectPr>
-      <w:footerReference w:type="default" r:id="rId24"/>
+      <w:footerReference w:type="default" r:id="rId26"/>
       <w:pgSz w:w="12240" w:h="15840"/>
       <w:pgMar w:top="1440" w:right="1440" w:bottom="1530" w:left="1440" w:header="0" w:footer="720" w:gutter="0"/>
       <w:cols w:space="720"/>
@@ -5351,6 +5672,7 @@
   <w:style w:type="character" w:default="1" w:styleId="DefaultParagraphFont">
     <w:name w:val="Default Paragraph Font"/>
     <w:uiPriority w:val="1"/>
+    <w:semiHidden/>
     <w:unhideWhenUsed/>
   </w:style>
   <w:style w:type="table" w:default="1" w:styleId="TableNormal">

--- a/Church/2026/2026_0905_MenloChurch.docx
+++ b/Church/2026/2026_0905_MenloChurch.docx
@@ -2444,6 +2444,7 @@
       <w:r>
         <w:rPr>
           <w:rFonts w:cstheme="minorHAnsi"/>
+          <w:noProof/>
           <w:sz w:val="20"/>
           <w:szCs w:val="20"/>
         </w:rPr>
@@ -2493,6 +2494,165 @@
           <w:szCs w:val="20"/>
         </w:rPr>
       </w:pPr>
+      <w:r>
+        <w:rPr>
+          <w:rFonts w:cstheme="minorHAnsi"/>
+          <w:sz w:val="20"/>
+          <w:szCs w:val="20"/>
+        </w:rPr>
+        <w:t>James 3:1-5</w:t>
+      </w:r>
+    </w:p>
+    <w:p>
+      <w:pPr>
+        <w:rPr>
+          <w:rFonts w:cstheme="minorHAnsi"/>
+          <w:b/>
+          <w:bCs/>
+          <w:sz w:val="20"/>
+          <w:szCs w:val="20"/>
+        </w:rPr>
+      </w:pPr>
+      <w:r>
+        <w:rPr>
+          <w:rFonts w:cstheme="minorHAnsi"/>
+          <w:b/>
+          <w:bCs/>
+          <w:sz w:val="20"/>
+          <w:szCs w:val="20"/>
+        </w:rPr>
+        <w:t>Taming the Tongue</w:t>
+      </w:r>
+    </w:p>
+    <w:p>
+      <w:pPr>
+        <w:rPr>
+          <w:rFonts w:cstheme="minorHAnsi"/>
+          <w:sz w:val="20"/>
+          <w:szCs w:val="20"/>
+        </w:rPr>
+      </w:pPr>
+      <w:r>
+        <w:rPr>
+          <w:rFonts w:cstheme="minorHAnsi"/>
+          <w:b/>
+          <w:bCs/>
+          <w:sz w:val="20"/>
+          <w:szCs w:val="20"/>
+        </w:rPr>
+        <w:t>3 </w:t>
+      </w:r>
+      <w:r>
+        <w:rPr>
+          <w:rFonts w:cstheme="minorHAnsi"/>
+          <w:sz w:val="20"/>
+          <w:szCs w:val="20"/>
+        </w:rPr>
+        <w:t>Not many of you should become teachers, my fellow believers, because you know that we who teach will be judged more strictly. </w:t>
+      </w:r>
+      <w:r>
+        <w:rPr>
+          <w:rFonts w:cstheme="minorHAnsi"/>
+          <w:b/>
+          <w:bCs/>
+          <w:sz w:val="20"/>
+          <w:szCs w:val="20"/>
+          <w:vertAlign w:val="superscript"/>
+        </w:rPr>
+        <w:t>2 </w:t>
+      </w:r>
+      <w:r>
+        <w:rPr>
+          <w:rFonts w:cstheme="minorHAnsi"/>
+          <w:sz w:val="20"/>
+          <w:szCs w:val="20"/>
+        </w:rPr>
+        <w:t>We all stumble in many ways. Anyone who is never at fault in what they say is perfect, able to keep their whole body in check.</w:t>
+      </w:r>
+    </w:p>
+    <w:p>
+      <w:pPr>
+        <w:rPr>
+          <w:rFonts w:cstheme="minorHAnsi"/>
+          <w:sz w:val="20"/>
+          <w:szCs w:val="20"/>
+        </w:rPr>
+      </w:pPr>
+      <w:r>
+        <w:rPr>
+          <w:rFonts w:cstheme="minorHAnsi"/>
+          <w:b/>
+          <w:bCs/>
+          <w:sz w:val="20"/>
+          <w:szCs w:val="20"/>
+          <w:vertAlign w:val="superscript"/>
+        </w:rPr>
+        <w:t>3 </w:t>
+      </w:r>
+      <w:r>
+        <w:rPr>
+          <w:rFonts w:cstheme="minorHAnsi"/>
+          <w:sz w:val="20"/>
+          <w:szCs w:val="20"/>
+        </w:rPr>
+        <w:t>When we put bits into the mouths of horses to make them obey us, we can turn the whole animal. </w:t>
+      </w:r>
+      <w:r>
+        <w:rPr>
+          <w:rFonts w:cstheme="minorHAnsi"/>
+          <w:b/>
+          <w:bCs/>
+          <w:sz w:val="20"/>
+          <w:szCs w:val="20"/>
+          <w:vertAlign w:val="superscript"/>
+        </w:rPr>
+        <w:t>4 </w:t>
+      </w:r>
+      <w:r>
+        <w:rPr>
+          <w:rFonts w:cstheme="minorHAnsi"/>
+          <w:sz w:val="20"/>
+          <w:szCs w:val="20"/>
+        </w:rPr>
+        <w:t>Or take ships as an example. Although they are so large and are driven by strong winds, they are steered by a very small rudder wherever the pilot wants to go. </w:t>
+      </w:r>
+      <w:r>
+        <w:rPr>
+          <w:rFonts w:cstheme="minorHAnsi"/>
+          <w:b/>
+          <w:bCs/>
+          <w:sz w:val="20"/>
+          <w:szCs w:val="20"/>
+          <w:vertAlign w:val="superscript"/>
+        </w:rPr>
+        <w:t>5 </w:t>
+      </w:r>
+      <w:r>
+        <w:rPr>
+          <w:rFonts w:cstheme="minorHAnsi"/>
+          <w:sz w:val="20"/>
+          <w:szCs w:val="20"/>
+        </w:rPr>
+        <w:t>Likewise, the tongue is a small part of the body, but it makes great boasts. Consider what a great forest is set on fire by a small spark.</w:t>
+      </w:r>
+    </w:p>
+    <w:p>
+      <w:pPr>
+        <w:rPr>
+          <w:rFonts w:cstheme="minorHAnsi"/>
+          <w:sz w:val="20"/>
+          <w:szCs w:val="20"/>
+        </w:rPr>
+      </w:pPr>
+    </w:p>
+    <w:p>
+      <w:pPr>
+        <w:rPr>
+          <w:rFonts w:cstheme="minorHAnsi"/>
+          <w:sz w:val="20"/>
+          <w:szCs w:val="20"/>
+        </w:rPr>
+      </w:pPr>
     </w:p>
     <w:p>
       <w:pPr>
@@ -2558,10 +2718,10 @@
           <w:szCs w:val="20"/>
         </w:rPr>
         <w:drawing>
-          <wp:inline distT="0" distB="0" distL="0" distR="0" wp14:anchorId="49EF2788" wp14:editId="22C97362">
-            <wp:extent cx="5943600" cy="3981450"/>
-            <wp:effectExtent l="0" t="0" r="0" b="0"/>
-            <wp:docPr id="1363349464" name="Picture 1"/>
+          <wp:inline distT="0" distB="0" distL="0" distR="0" wp14:anchorId="03814E99" wp14:editId="76291BE2">
+            <wp:extent cx="5943600" cy="2243455"/>
+            <wp:effectExtent l="0" t="0" r="0" b="4445"/>
+            <wp:docPr id="798374621" name="Picture 1"/>
             <wp:cNvGraphicFramePr>
               <a:graphicFrameLocks xmlns:a="http://schemas.openxmlformats.org/drawingml/2006/main" noChangeAspect="1"/>
             </wp:cNvGraphicFramePr>
@@ -2569,7 +2729,7 @@
               <a:graphicData uri="http://schemas.openxmlformats.org/drawingml/2006/picture">
                 <pic:pic xmlns:pic="http://schemas.openxmlformats.org/drawingml/2006/picture">
                   <pic:nvPicPr>
-                    <pic:cNvPr id="1363349464" name=""/>
+                    <pic:cNvPr id="798374621" name=""/>
                     <pic:cNvPicPr/>
                   </pic:nvPicPr>
                   <pic:blipFill>
@@ -2581,7 +2741,7 @@
                   <pic:spPr>
                     <a:xfrm>
                       <a:off x="0" y="0"/>
-                      <a:ext cx="5943600" cy="3981450"/>
+                      <a:ext cx="5943600" cy="2243455"/>
                     </a:xfrm>
                     <a:prstGeom prst="rect">
                       <a:avLst/>
@@ -2602,15 +2762,328 @@
           <w:szCs w:val="20"/>
         </w:rPr>
       </w:pPr>
-    </w:p>
-    <w:p>
-      <w:pPr>
-        <w:rPr>
-          <w:rFonts w:cstheme="minorHAnsi"/>
-          <w:sz w:val="20"/>
-          <w:szCs w:val="20"/>
-        </w:rPr>
-      </w:pPr>
+      <w:r>
+        <w:rPr>
+          <w:rFonts w:cstheme="minorHAnsi"/>
+          <w:sz w:val="20"/>
+          <w:szCs w:val="20"/>
+        </w:rPr>
+        <w:t>James 3:6-8</w:t>
+      </w:r>
+    </w:p>
+    <w:p>
+      <w:pPr>
+        <w:rPr>
+          <w:rFonts w:cstheme="minorHAnsi"/>
+          <w:sz w:val="20"/>
+          <w:szCs w:val="20"/>
+        </w:rPr>
+      </w:pPr>
+      <w:r>
+        <w:rPr>
+          <w:rFonts w:cstheme="minorHAnsi"/>
+          <w:b/>
+          <w:bCs/>
+          <w:sz w:val="20"/>
+          <w:szCs w:val="20"/>
+          <w:vertAlign w:val="superscript"/>
+        </w:rPr>
+        <w:t>6 </w:t>
+      </w:r>
+      <w:r>
+        <w:rPr>
+          <w:rFonts w:cstheme="minorHAnsi"/>
+          <w:sz w:val="20"/>
+          <w:szCs w:val="20"/>
+        </w:rPr>
+        <w:t>The tongue also is a fire, a world of evil among the parts of the body. It corrupts the whole body, sets the whole course of one’s life on fire, and is itself set on fire by hell.</w:t>
+      </w:r>
+    </w:p>
+    <w:p>
+      <w:pPr>
+        <w:rPr>
+          <w:rFonts w:cstheme="minorHAnsi"/>
+          <w:sz w:val="20"/>
+          <w:szCs w:val="20"/>
+        </w:rPr>
+      </w:pPr>
+      <w:r>
+        <w:rPr>
+          <w:rFonts w:cstheme="minorHAnsi"/>
+          <w:b/>
+          <w:bCs/>
+          <w:sz w:val="20"/>
+          <w:szCs w:val="20"/>
+          <w:vertAlign w:val="superscript"/>
+        </w:rPr>
+        <w:lastRenderedPageBreak/>
+        <w:t>7 </w:t>
+      </w:r>
+      <w:r>
+        <w:rPr>
+          <w:rFonts w:cstheme="minorHAnsi"/>
+          <w:sz w:val="20"/>
+          <w:szCs w:val="20"/>
+        </w:rPr>
+        <w:t>All kinds of animals, birds, reptiles and sea creatures are being tamed and have been tamed by mankind, </w:t>
+      </w:r>
+      <w:r>
+        <w:rPr>
+          <w:rFonts w:cstheme="minorHAnsi"/>
+          <w:b/>
+          <w:bCs/>
+          <w:sz w:val="20"/>
+          <w:szCs w:val="20"/>
+          <w:vertAlign w:val="superscript"/>
+        </w:rPr>
+        <w:t>8 </w:t>
+      </w:r>
+      <w:r>
+        <w:rPr>
+          <w:rFonts w:cstheme="minorHAnsi"/>
+          <w:sz w:val="20"/>
+          <w:szCs w:val="20"/>
+        </w:rPr>
+        <w:t>but no human being can tame the tongue. It is a restless evil, full of deadly poison.</w:t>
+      </w:r>
+    </w:p>
+    <w:p>
+      <w:pPr>
+        <w:rPr>
+          <w:rFonts w:cstheme="minorHAnsi"/>
+          <w:sz w:val="20"/>
+          <w:szCs w:val="20"/>
+        </w:rPr>
+      </w:pPr>
+    </w:p>
+    <w:p>
+      <w:pPr>
+        <w:rPr>
+          <w:rFonts w:cstheme="minorHAnsi"/>
+          <w:sz w:val="20"/>
+          <w:szCs w:val="20"/>
+        </w:rPr>
+      </w:pPr>
+      <w:r>
+        <w:rPr>
+          <w:rFonts w:cstheme="minorHAnsi"/>
+          <w:sz w:val="20"/>
+          <w:szCs w:val="20"/>
+        </w:rPr>
+        <w:t>11</w:t>
+      </w:r>
+      <w:r>
+        <w:rPr>
+          <w:rFonts w:cstheme="minorHAnsi"/>
+          <w:sz w:val="20"/>
+          <w:szCs w:val="20"/>
+        </w:rPr>
+        <w:t>:</w:t>
+      </w:r>
+      <w:r>
+        <w:rPr>
+          <w:rFonts w:cstheme="minorHAnsi"/>
+          <w:sz w:val="20"/>
+          <w:szCs w:val="20"/>
+        </w:rPr>
+        <w:t>30</w:t>
+      </w:r>
+      <w:r>
+        <w:rPr>
+          <w:rFonts w:cstheme="minorHAnsi"/>
+          <w:sz w:val="20"/>
+          <w:szCs w:val="20"/>
+        </w:rPr>
+        <w:t>/</w:t>
+      </w:r>
+      <w:r>
+        <w:rPr>
+          <w:rFonts w:cstheme="minorHAnsi"/>
+          <w:sz w:val="20"/>
+          <w:szCs w:val="20"/>
+        </w:rPr>
+        <w:t>35:07</w:t>
+      </w:r>
+    </w:p>
+    <w:p>
+      <w:pPr>
+        <w:rPr>
+          <w:rFonts w:cstheme="minorHAnsi"/>
+          <w:sz w:val="20"/>
+          <w:szCs w:val="20"/>
+        </w:rPr>
+      </w:pPr>
+      <w:r>
+        <w:rPr>
+          <w:rFonts w:cstheme="minorHAnsi"/>
+          <w:sz w:val="20"/>
+          <w:szCs w:val="20"/>
+        </w:rPr>
+        <w:drawing>
+          <wp:inline distT="0" distB="0" distL="0" distR="0" wp14:anchorId="772005F1" wp14:editId="2290E40A">
+            <wp:extent cx="2743583" cy="3629532"/>
+            <wp:effectExtent l="0" t="0" r="0" b="9525"/>
+            <wp:docPr id="878961007" name="Picture 1"/>
+            <wp:cNvGraphicFramePr>
+              <a:graphicFrameLocks xmlns:a="http://schemas.openxmlformats.org/drawingml/2006/main" noChangeAspect="1"/>
+            </wp:cNvGraphicFramePr>
+            <a:graphic xmlns:a="http://schemas.openxmlformats.org/drawingml/2006/main">
+              <a:graphicData uri="http://schemas.openxmlformats.org/drawingml/2006/picture">
+                <pic:pic xmlns:pic="http://schemas.openxmlformats.org/drawingml/2006/picture">
+                  <pic:nvPicPr>
+                    <pic:cNvPr id="878961007" name=""/>
+                    <pic:cNvPicPr/>
+                  </pic:nvPicPr>
+                  <pic:blipFill>
+                    <a:blip r:embed="rId24"/>
+                    <a:stretch>
+                      <a:fillRect/>
+                    </a:stretch>
+                  </pic:blipFill>
+                  <pic:spPr>
+                    <a:xfrm>
+                      <a:off x="0" y="0"/>
+                      <a:ext cx="2743583" cy="3629532"/>
+                    </a:xfrm>
+                    <a:prstGeom prst="rect">
+                      <a:avLst/>
+                    </a:prstGeom>
+                  </pic:spPr>
+                </pic:pic>
+              </a:graphicData>
+            </a:graphic>
+          </wp:inline>
+        </w:drawing>
+      </w:r>
+    </w:p>
+    <w:p>
+      <w:pPr>
+        <w:rPr>
+          <w:rFonts w:cstheme="minorHAnsi"/>
+          <w:sz w:val="20"/>
+          <w:szCs w:val="20"/>
+        </w:rPr>
+      </w:pPr>
+      <w:r>
+        <w:rPr>
+          <w:rFonts w:cstheme="minorHAnsi"/>
+          <w:sz w:val="20"/>
+          <w:szCs w:val="20"/>
+        </w:rPr>
+        <w:t>We don’t know the wildfire on September 9, 2020</w:t>
+      </w:r>
+      <w:r>
+        <w:rPr>
+          <w:rFonts w:cstheme="minorHAnsi"/>
+          <w:sz w:val="20"/>
+          <w:szCs w:val="20"/>
+        </w:rPr>
+        <w:t xml:space="preserve"> (Orange Sky Day, more than 20 fires) </w:t>
+      </w:r>
+      <w:r>
+        <w:rPr>
+          <w:rFonts w:cstheme="minorHAnsi"/>
+          <w:sz w:val="20"/>
+          <w:szCs w:val="20"/>
+        </w:rPr>
+        <w:t xml:space="preserve"> because we woke up to an uncommonly dark</w:t>
+      </w:r>
+      <w:r>
+        <w:rPr>
+          <w:rFonts w:cstheme="minorHAnsi"/>
+          <w:sz w:val="20"/>
+          <w:szCs w:val="20"/>
+        </w:rPr>
+        <w:t xml:space="preserve"> morning. The shades were drawn, </w:t>
+      </w:r>
+      <w:r>
+        <w:rPr>
+          <w:rFonts w:cstheme="minorHAnsi"/>
+          <w:sz w:val="20"/>
+          <w:szCs w:val="20"/>
+        </w:rPr>
+        <w:t>but the light is no there</w:t>
+      </w:r>
+      <w:r>
+        <w:rPr>
+          <w:rFonts w:cstheme="minorHAnsi"/>
+          <w:sz w:val="20"/>
+          <w:szCs w:val="20"/>
+        </w:rPr>
+        <w:t>. When we step outside, the entire sky was orange copper. We are so scary.</w:t>
+      </w:r>
+      <w:r>
+        <w:rPr>
+          <w:rFonts w:cstheme="minorHAnsi"/>
+          <w:sz w:val="20"/>
+          <w:szCs w:val="20"/>
+        </w:rPr>
+        <w:t xml:space="preserve"> I</w:t>
+      </w:r>
+      <w:r>
+        <w:rPr>
+          <w:rFonts w:cstheme="minorHAnsi"/>
+          <w:sz w:val="20"/>
+          <w:szCs w:val="20"/>
+        </w:rPr>
+        <w:t xml:space="preserve">n the </w:t>
+      </w:r>
+      <w:r>
+        <w:rPr>
+          <w:rFonts w:cstheme="minorHAnsi"/>
+          <w:sz w:val="20"/>
+          <w:szCs w:val="20"/>
+        </w:rPr>
+        <w:t>Lord of ring</w:t>
+      </w:r>
+      <w:r>
+        <w:rPr>
+          <w:rFonts w:cstheme="minorHAnsi"/>
+          <w:sz w:val="20"/>
+          <w:szCs w:val="20"/>
+        </w:rPr>
+        <w:t>,</w:t>
+      </w:r>
+      <w:r>
+        <w:rPr>
+          <w:rFonts w:cstheme="minorHAnsi"/>
+          <w:sz w:val="20"/>
+          <w:szCs w:val="20"/>
+        </w:rPr>
+        <w:t xml:space="preserve"> </w:t>
+      </w:r>
+      <w:r>
+        <w:rPr>
+          <w:rFonts w:cstheme="minorHAnsi"/>
+          <w:sz w:val="20"/>
+          <w:szCs w:val="20"/>
+        </w:rPr>
+        <w:t>there is a</w:t>
+      </w:r>
+      <w:r>
+        <w:rPr>
+          <w:rFonts w:cstheme="minorHAnsi"/>
+          <w:sz w:val="20"/>
+          <w:szCs w:val="20"/>
+        </w:rPr>
+        <w:t xml:space="preserve"> Land of Mordor.</w:t>
+      </w:r>
+      <w:r>
+        <w:rPr>
+          <w:rFonts w:cstheme="minorHAnsi"/>
+          <w:sz w:val="20"/>
+          <w:szCs w:val="20"/>
+        </w:rPr>
+        <w:t xml:space="preserve"> </w:t>
+      </w:r>
+      <w:r>
+        <w:rPr>
+          <w:rFonts w:cstheme="minorHAnsi"/>
+          <w:sz w:val="20"/>
+          <w:szCs w:val="20"/>
+        </w:rPr>
+        <w:t>Smokes from multiple enormous fires around California.</w:t>
+      </w:r>
     </w:p>
     <w:p>
       <w:pPr>
@@ -2730,7 +3203,7 @@
       </w:r>
     </w:p>
     <w:p>
-      <w:hyperlink r:id="rId24" w:history="1">
+      <w:hyperlink r:id="rId25" w:history="1">
         <w:r>
           <w:rPr>
             <w:rStyle w:val="Hyperlink"/>
@@ -2747,7 +3220,7 @@
           <w:szCs w:val="20"/>
         </w:rPr>
       </w:pPr>
-      <w:hyperlink r:id="rId25" w:history="1">
+      <w:hyperlink r:id="rId26" w:history="1">
         <w:r>
           <w:rPr>
             <w:rStyle w:val="Hyperlink"/>
@@ -2830,7 +3303,7 @@
       </w:pPr>
     </w:p>
     <w:sectPr>
-      <w:footerReference w:type="default" r:id="rId26"/>
+      <w:footerReference w:type="default" r:id="rId27"/>
       <w:pgSz w:w="12240" w:h="15840"/>
       <w:pgMar w:top="1440" w:right="1440" w:bottom="1530" w:left="1440" w:header="0" w:footer="720" w:gutter="0"/>
       <w:cols w:space="720"/>
@@ -5672,7 +6145,6 @@
   <w:style w:type="character" w:default="1" w:styleId="DefaultParagraphFont">
     <w:name w:val="Default Paragraph Font"/>
     <w:uiPriority w:val="1"/>
-    <w:semiHidden/>
     <w:unhideWhenUsed/>
   </w:style>
   <w:style w:type="table" w:default="1" w:styleId="TableNormal">

--- a/Church/2026/2026_0905_MenloChurch.docx
+++ b/Church/2026/2026_0905_MenloChurch.docx
@@ -3082,17 +3082,1409 @@
           <w:sz w:val="20"/>
           <w:szCs w:val="20"/>
         </w:rPr>
-        <w:t>Smokes from multiple enormous fires around California.</w:t>
-      </w:r>
-    </w:p>
-    <w:p>
-      <w:pPr>
-        <w:rPr>
-          <w:rFonts w:cstheme="minorHAnsi"/>
-          <w:sz w:val="20"/>
-          <w:szCs w:val="20"/>
-        </w:rPr>
-      </w:pPr>
+        <w:t>Smokes from multiple enormous fires around California</w:t>
+      </w:r>
+      <w:r>
+        <w:rPr>
+          <w:rFonts w:cstheme="minorHAnsi"/>
+          <w:sz w:val="20"/>
+          <w:szCs w:val="20"/>
+        </w:rPr>
+        <w:t xml:space="preserve"> and Oregon</w:t>
+      </w:r>
+      <w:r>
+        <w:rPr>
+          <w:rFonts w:cstheme="minorHAnsi"/>
+          <w:sz w:val="20"/>
+          <w:szCs w:val="20"/>
+        </w:rPr>
+        <w:t>.</w:t>
+      </w:r>
+      <w:r>
+        <w:rPr>
+          <w:rFonts w:cstheme="minorHAnsi"/>
+          <w:sz w:val="20"/>
+          <w:szCs w:val="20"/>
+        </w:rPr>
+        <w:t xml:space="preserve"> The smoke had risen high into the air and blown over the Bay Area, </w:t>
+      </w:r>
+      <w:r>
+        <w:rPr>
+          <w:rFonts w:cstheme="minorHAnsi"/>
+          <w:sz w:val="20"/>
+          <w:szCs w:val="20"/>
+        </w:rPr>
+        <w:t>It has filtered out the sunlight. The flames were somewhere else and yet their effects were completely surrounding us.</w:t>
+      </w:r>
+      <w:r>
+        <w:rPr>
+          <w:rFonts w:cstheme="minorHAnsi"/>
+          <w:sz w:val="20"/>
+          <w:szCs w:val="20"/>
+        </w:rPr>
+        <w:t xml:space="preserve"> The biggest California fire began with dozens of separate little light</w:t>
+      </w:r>
+      <w:r>
+        <w:rPr>
+          <w:rFonts w:cstheme="minorHAnsi"/>
+          <w:sz w:val="20"/>
+          <w:szCs w:val="20"/>
+        </w:rPr>
+        <w:t>en</w:t>
+      </w:r>
+      <w:r>
+        <w:rPr>
+          <w:rFonts w:cstheme="minorHAnsi"/>
+          <w:sz w:val="20"/>
+          <w:szCs w:val="20"/>
+        </w:rPr>
+        <w:t>ing</w:t>
+      </w:r>
+      <w:r>
+        <w:rPr>
+          <w:rFonts w:cstheme="minorHAnsi"/>
+          <w:sz w:val="20"/>
+          <w:szCs w:val="20"/>
+        </w:rPr>
+        <w:t xml:space="preserve"> strikes that ignited separate fires which eventually grew together</w:t>
+      </w:r>
+      <w:r>
+        <w:rPr>
+          <w:rFonts w:cstheme="minorHAnsi"/>
+          <w:sz w:val="20"/>
+          <w:szCs w:val="20"/>
+        </w:rPr>
+        <w:t xml:space="preserve"> and surrounded us</w:t>
+      </w:r>
+      <w:r>
+        <w:rPr>
+          <w:rFonts w:cstheme="minorHAnsi"/>
+          <w:sz w:val="20"/>
+          <w:szCs w:val="20"/>
+        </w:rPr>
+        <w:t>. Far beyond the initial places. We are small group with power of our speech</w:t>
+      </w:r>
+      <w:r>
+        <w:rPr>
+          <w:rFonts w:cstheme="minorHAnsi"/>
+          <w:sz w:val="20"/>
+          <w:szCs w:val="20"/>
+        </w:rPr>
+        <w:t>. We set spark, people around us experienced the fire.</w:t>
+      </w:r>
+    </w:p>
+    <w:p>
+      <w:pPr>
+        <w:rPr>
+          <w:rFonts w:cstheme="minorHAnsi"/>
+          <w:sz w:val="20"/>
+          <w:szCs w:val="20"/>
+        </w:rPr>
+      </w:pPr>
+    </w:p>
+    <w:p>
+      <w:pPr>
+        <w:rPr>
+          <w:rFonts w:cstheme="minorHAnsi"/>
+          <w:sz w:val="20"/>
+          <w:szCs w:val="20"/>
+        </w:rPr>
+      </w:pPr>
+      <w:r>
+        <w:rPr>
+          <w:rFonts w:cstheme="minorHAnsi"/>
+          <w:sz w:val="20"/>
+          <w:szCs w:val="20"/>
+        </w:rPr>
+        <w:t>1</w:t>
+      </w:r>
+      <w:r>
+        <w:rPr>
+          <w:rFonts w:cstheme="minorHAnsi"/>
+          <w:sz w:val="20"/>
+          <w:szCs w:val="20"/>
+        </w:rPr>
+        <w:t>4</w:t>
+      </w:r>
+      <w:r>
+        <w:rPr>
+          <w:rFonts w:cstheme="minorHAnsi"/>
+          <w:sz w:val="20"/>
+          <w:szCs w:val="20"/>
+        </w:rPr>
+        <w:t>:</w:t>
+      </w:r>
+      <w:r>
+        <w:rPr>
+          <w:rFonts w:cstheme="minorHAnsi"/>
+          <w:sz w:val="20"/>
+          <w:szCs w:val="20"/>
+        </w:rPr>
+        <w:t>30</w:t>
+      </w:r>
+      <w:r>
+        <w:rPr>
+          <w:rFonts w:cstheme="minorHAnsi"/>
+          <w:sz w:val="20"/>
+          <w:szCs w:val="20"/>
+        </w:rPr>
+        <w:t>/</w:t>
+      </w:r>
+      <w:r>
+        <w:rPr>
+          <w:rFonts w:cstheme="minorHAnsi"/>
+          <w:sz w:val="20"/>
+          <w:szCs w:val="20"/>
+        </w:rPr>
+        <w:t>35:07</w:t>
+      </w:r>
+    </w:p>
+    <w:p>
+      <w:pPr>
+        <w:rPr>
+          <w:rFonts w:cstheme="minorHAnsi"/>
+          <w:sz w:val="20"/>
+          <w:szCs w:val="20"/>
+        </w:rPr>
+      </w:pPr>
+      <w:r>
+        <w:rPr>
+          <w:rFonts w:cstheme="minorHAnsi"/>
+          <w:sz w:val="20"/>
+          <w:szCs w:val="20"/>
+        </w:rPr>
+        <w:t xml:space="preserve">The way of wisdom means we are more curious </w:t>
+      </w:r>
+      <w:r>
+        <w:rPr>
+          <w:rFonts w:cstheme="minorHAnsi"/>
+          <w:sz w:val="20"/>
+          <w:szCs w:val="20"/>
+        </w:rPr>
+        <w:t>about the effect that are having.</w:t>
+      </w:r>
+      <w:r>
+        <w:rPr>
+          <w:rFonts w:cstheme="minorHAnsi"/>
+          <w:sz w:val="20"/>
+          <w:szCs w:val="20"/>
+        </w:rPr>
+        <w:t xml:space="preserve"> If same tension keep showing up in a relationship, if people seem guarded around us or if people around us curious rather than immediately defensive. </w:t>
+      </w:r>
+    </w:p>
+    <w:p>
+      <w:pPr>
+        <w:rPr>
+          <w:rFonts w:cstheme="minorHAnsi"/>
+          <w:sz w:val="20"/>
+          <w:szCs w:val="20"/>
+        </w:rPr>
+      </w:pPr>
+    </w:p>
+    <w:p>
+      <w:pPr>
+        <w:rPr>
+          <w:rFonts w:cstheme="minorHAnsi"/>
+          <w:sz w:val="20"/>
+          <w:szCs w:val="20"/>
+        </w:rPr>
+      </w:pPr>
+      <w:r>
+        <w:rPr>
+          <w:rFonts w:cstheme="minorHAnsi"/>
+          <w:sz w:val="20"/>
+          <w:szCs w:val="20"/>
+        </w:rPr>
+        <w:t>1</w:t>
+      </w:r>
+      <w:r>
+        <w:rPr>
+          <w:rFonts w:cstheme="minorHAnsi"/>
+          <w:sz w:val="20"/>
+          <w:szCs w:val="20"/>
+        </w:rPr>
+        <w:t>5</w:t>
+      </w:r>
+      <w:r>
+        <w:rPr>
+          <w:rFonts w:cstheme="minorHAnsi"/>
+          <w:sz w:val="20"/>
+          <w:szCs w:val="20"/>
+        </w:rPr>
+        <w:t>:</w:t>
+      </w:r>
+      <w:r>
+        <w:rPr>
+          <w:rFonts w:cstheme="minorHAnsi"/>
+          <w:sz w:val="20"/>
+          <w:szCs w:val="20"/>
+        </w:rPr>
+        <w:t>46</w:t>
+      </w:r>
+      <w:r>
+        <w:rPr>
+          <w:rFonts w:cstheme="minorHAnsi"/>
+          <w:sz w:val="20"/>
+          <w:szCs w:val="20"/>
+        </w:rPr>
+        <w:t>/</w:t>
+      </w:r>
+      <w:r>
+        <w:rPr>
+          <w:rFonts w:cstheme="minorHAnsi"/>
+          <w:sz w:val="20"/>
+          <w:szCs w:val="20"/>
+        </w:rPr>
+        <w:t>35:07</w:t>
+      </w:r>
+    </w:p>
+    <w:p>
+      <w:pPr>
+        <w:rPr>
+          <w:rFonts w:cstheme="minorHAnsi"/>
+          <w:sz w:val="20"/>
+          <w:szCs w:val="20"/>
+        </w:rPr>
+      </w:pPr>
+      <w:r>
+        <w:rPr>
+          <w:rFonts w:cstheme="minorHAnsi"/>
+          <w:sz w:val="20"/>
+          <w:szCs w:val="20"/>
+        </w:rPr>
+        <w:t>We can change the atmosphere one conversation at a time.</w:t>
+      </w:r>
+      <w:r>
+        <w:rPr>
+          <w:rFonts w:cstheme="minorHAnsi"/>
+          <w:sz w:val="20"/>
+          <w:szCs w:val="20"/>
+        </w:rPr>
+        <w:t xml:space="preserve"> What words do you create for people around you?</w:t>
+      </w:r>
+    </w:p>
+    <w:p>
+      <w:pPr>
+        <w:rPr>
+          <w:rFonts w:cstheme="minorHAnsi"/>
+          <w:sz w:val="20"/>
+          <w:szCs w:val="20"/>
+        </w:rPr>
+      </w:pPr>
+      <w:r>
+        <w:rPr>
+          <w:rFonts w:cstheme="minorHAnsi"/>
+          <w:sz w:val="20"/>
+          <w:szCs w:val="20"/>
+        </w:rPr>
+        <w:t>James influence people around him</w:t>
+      </w:r>
+      <w:r>
+        <w:rPr>
+          <w:rFonts w:cstheme="minorHAnsi"/>
+          <w:sz w:val="20"/>
+          <w:szCs w:val="20"/>
+        </w:rPr>
+        <w:t xml:space="preserve">. The fire is a small spark. How to continue the </w:t>
+      </w:r>
+      <w:r>
+        <w:rPr>
+          <w:rFonts w:cstheme="minorHAnsi"/>
+          <w:sz w:val="20"/>
+          <w:szCs w:val="20"/>
+        </w:rPr>
+        <w:t xml:space="preserve">small </w:t>
+      </w:r>
+      <w:r>
+        <w:rPr>
+          <w:rFonts w:cstheme="minorHAnsi"/>
+          <w:sz w:val="20"/>
+          <w:szCs w:val="20"/>
+        </w:rPr>
+        <w:t xml:space="preserve">spark into a big fire, </w:t>
+      </w:r>
+    </w:p>
+    <w:p>
+      <w:pPr>
+        <w:rPr>
+          <w:rFonts w:cstheme="minorHAnsi"/>
+          <w:sz w:val="20"/>
+          <w:szCs w:val="20"/>
+        </w:rPr>
+      </w:pPr>
+      <w:r>
+        <w:rPr>
+          <w:rFonts w:cstheme="minorHAnsi"/>
+          <w:sz w:val="20"/>
+          <w:szCs w:val="20"/>
+        </w:rPr>
+        <w:t xml:space="preserve">The words are inside the drawer. </w:t>
+      </w:r>
+      <w:r>
+        <w:rPr>
+          <w:rFonts w:cstheme="minorHAnsi"/>
+          <w:sz w:val="20"/>
+          <w:szCs w:val="20"/>
+        </w:rPr>
+        <w:t>We need to open the drawer and start to spread.’</w:t>
+      </w:r>
+    </w:p>
+    <w:p>
+      <w:pPr>
+        <w:rPr>
+          <w:rFonts w:cstheme="minorHAnsi"/>
+          <w:sz w:val="20"/>
+          <w:szCs w:val="20"/>
+        </w:rPr>
+      </w:pPr>
+    </w:p>
+    <w:p>
+      <w:pPr>
+        <w:rPr>
+          <w:rFonts w:cstheme="minorHAnsi"/>
+          <w:sz w:val="20"/>
+          <w:szCs w:val="20"/>
+        </w:rPr>
+      </w:pPr>
+      <w:r>
+        <w:rPr>
+          <w:rFonts w:cstheme="minorHAnsi"/>
+          <w:sz w:val="20"/>
+          <w:szCs w:val="20"/>
+        </w:rPr>
+        <w:lastRenderedPageBreak/>
+        <w:t>1</w:t>
+      </w:r>
+      <w:r>
+        <w:rPr>
+          <w:rFonts w:cstheme="minorHAnsi"/>
+          <w:sz w:val="20"/>
+          <w:szCs w:val="20"/>
+        </w:rPr>
+        <w:t>9</w:t>
+      </w:r>
+      <w:r>
+        <w:rPr>
+          <w:rFonts w:cstheme="minorHAnsi"/>
+          <w:sz w:val="20"/>
+          <w:szCs w:val="20"/>
+        </w:rPr>
+        <w:t>:</w:t>
+      </w:r>
+      <w:r>
+        <w:rPr>
+          <w:rFonts w:cstheme="minorHAnsi"/>
+          <w:sz w:val="20"/>
+          <w:szCs w:val="20"/>
+        </w:rPr>
+        <w:t>17</w:t>
+      </w:r>
+      <w:r>
+        <w:rPr>
+          <w:rFonts w:cstheme="minorHAnsi"/>
+          <w:sz w:val="20"/>
+          <w:szCs w:val="20"/>
+        </w:rPr>
+        <w:t>/</w:t>
+      </w:r>
+      <w:r>
+        <w:rPr>
+          <w:rFonts w:cstheme="minorHAnsi"/>
+          <w:sz w:val="20"/>
+          <w:szCs w:val="20"/>
+        </w:rPr>
+        <w:t>35:07</w:t>
+      </w:r>
+      <w:r>
+        <w:rPr>
+          <w:rFonts w:cstheme="minorHAnsi"/>
+          <w:sz w:val="20"/>
+          <w:szCs w:val="20"/>
+        </w:rPr>
+        <w:drawing>
+          <wp:inline distT="0" distB="0" distL="0" distR="0" wp14:anchorId="1CC2C5DC" wp14:editId="13A258A4">
+            <wp:extent cx="5943600" cy="3220085"/>
+            <wp:effectExtent l="0" t="0" r="0" b="0"/>
+            <wp:docPr id="2124268682" name="Picture 1"/>
+            <wp:cNvGraphicFramePr>
+              <a:graphicFrameLocks xmlns:a="http://schemas.openxmlformats.org/drawingml/2006/main" noChangeAspect="1"/>
+            </wp:cNvGraphicFramePr>
+            <a:graphic xmlns:a="http://schemas.openxmlformats.org/drawingml/2006/main">
+              <a:graphicData uri="http://schemas.openxmlformats.org/drawingml/2006/picture">
+                <pic:pic xmlns:pic="http://schemas.openxmlformats.org/drawingml/2006/picture">
+                  <pic:nvPicPr>
+                    <pic:cNvPr id="2124268682" name=""/>
+                    <pic:cNvPicPr/>
+                  </pic:nvPicPr>
+                  <pic:blipFill>
+                    <a:blip r:embed="rId25"/>
+                    <a:stretch>
+                      <a:fillRect/>
+                    </a:stretch>
+                  </pic:blipFill>
+                  <pic:spPr>
+                    <a:xfrm>
+                      <a:off x="0" y="0"/>
+                      <a:ext cx="5943600" cy="3220085"/>
+                    </a:xfrm>
+                    <a:prstGeom prst="rect">
+                      <a:avLst/>
+                    </a:prstGeom>
+                  </pic:spPr>
+                </pic:pic>
+              </a:graphicData>
+            </a:graphic>
+          </wp:inline>
+        </w:drawing>
+      </w:r>
+    </w:p>
+    <w:p>
+      <w:pPr>
+        <w:rPr>
+          <w:rFonts w:cstheme="minorHAnsi"/>
+          <w:sz w:val="20"/>
+          <w:szCs w:val="20"/>
+        </w:rPr>
+      </w:pPr>
+      <w:r>
+        <w:rPr>
+          <w:rFonts w:cstheme="minorHAnsi"/>
+          <w:sz w:val="20"/>
+          <w:szCs w:val="20"/>
+        </w:rPr>
+        <w:t>James 3:7-12</w:t>
+      </w:r>
+    </w:p>
+    <w:p>
+      <w:pPr>
+        <w:rPr>
+          <w:rFonts w:cstheme="minorHAnsi"/>
+          <w:sz w:val="20"/>
+          <w:szCs w:val="20"/>
+        </w:rPr>
+      </w:pPr>
+      <w:r>
+        <w:rPr>
+          <w:rFonts w:cstheme="minorHAnsi"/>
+          <w:sz w:val="20"/>
+          <w:szCs w:val="20"/>
+        </w:rPr>
+        <w:t>New International Version</w:t>
+      </w:r>
+    </w:p>
+    <w:p>
+      <w:pPr>
+        <w:rPr>
+          <w:rFonts w:cstheme="minorHAnsi"/>
+          <w:sz w:val="20"/>
+          <w:szCs w:val="20"/>
+        </w:rPr>
+      </w:pPr>
+      <w:r>
+        <w:rPr>
+          <w:rFonts w:cstheme="minorHAnsi"/>
+          <w:b/>
+          <w:bCs/>
+          <w:sz w:val="20"/>
+          <w:szCs w:val="20"/>
+          <w:vertAlign w:val="superscript"/>
+        </w:rPr>
+        <w:t>7 </w:t>
+      </w:r>
+      <w:r>
+        <w:rPr>
+          <w:rFonts w:cstheme="minorHAnsi"/>
+          <w:sz w:val="20"/>
+          <w:szCs w:val="20"/>
+        </w:rPr>
+        <w:t>All kinds of animals, birds, reptiles and sea creatures are being tamed and have been tamed by mankind, </w:t>
+      </w:r>
+      <w:r>
+        <w:rPr>
+          <w:rFonts w:cstheme="minorHAnsi"/>
+          <w:b/>
+          <w:bCs/>
+          <w:sz w:val="20"/>
+          <w:szCs w:val="20"/>
+          <w:vertAlign w:val="superscript"/>
+        </w:rPr>
+        <w:t>8 </w:t>
+      </w:r>
+      <w:r>
+        <w:rPr>
+          <w:rFonts w:cstheme="minorHAnsi"/>
+          <w:sz w:val="20"/>
+          <w:szCs w:val="20"/>
+        </w:rPr>
+        <w:t>but no human being can tame the tongue. It is a restless evil, full of deadly poison.</w:t>
+      </w:r>
+    </w:p>
+    <w:p>
+      <w:pPr>
+        <w:rPr>
+          <w:rFonts w:cstheme="minorHAnsi"/>
+          <w:sz w:val="20"/>
+          <w:szCs w:val="20"/>
+        </w:rPr>
+      </w:pPr>
+      <w:r>
+        <w:rPr>
+          <w:rFonts w:cstheme="minorHAnsi"/>
+          <w:b/>
+          <w:bCs/>
+          <w:sz w:val="20"/>
+          <w:szCs w:val="20"/>
+          <w:vertAlign w:val="superscript"/>
+        </w:rPr>
+        <w:t>9 </w:t>
+      </w:r>
+      <w:r>
+        <w:rPr>
+          <w:rFonts w:cstheme="minorHAnsi"/>
+          <w:sz w:val="20"/>
+          <w:szCs w:val="20"/>
+        </w:rPr>
+        <w:t>With the tongue we praise our Lord and Father, and with it we curse human beings, who have been made in God’s likeness. </w:t>
+      </w:r>
+      <w:r>
+        <w:rPr>
+          <w:rFonts w:cstheme="minorHAnsi"/>
+          <w:b/>
+          <w:bCs/>
+          <w:sz w:val="20"/>
+          <w:szCs w:val="20"/>
+          <w:vertAlign w:val="superscript"/>
+        </w:rPr>
+        <w:t>10 </w:t>
+      </w:r>
+      <w:r>
+        <w:rPr>
+          <w:rFonts w:cstheme="minorHAnsi"/>
+          <w:sz w:val="20"/>
+          <w:szCs w:val="20"/>
+        </w:rPr>
+        <w:t>Out of the same mouth come praise and cursing. My brothers and sisters, this should not be. </w:t>
+      </w:r>
+      <w:r>
+        <w:rPr>
+          <w:rFonts w:cstheme="minorHAnsi"/>
+          <w:b/>
+          <w:bCs/>
+          <w:sz w:val="20"/>
+          <w:szCs w:val="20"/>
+          <w:vertAlign w:val="superscript"/>
+        </w:rPr>
+        <w:t>11 </w:t>
+      </w:r>
+      <w:r>
+        <w:rPr>
+          <w:rFonts w:cstheme="minorHAnsi"/>
+          <w:sz w:val="20"/>
+          <w:szCs w:val="20"/>
+        </w:rPr>
+        <w:t>Can both fresh water and salt water flow from the same spring? </w:t>
+      </w:r>
+      <w:r>
+        <w:rPr>
+          <w:rFonts w:cstheme="minorHAnsi"/>
+          <w:b/>
+          <w:bCs/>
+          <w:sz w:val="20"/>
+          <w:szCs w:val="20"/>
+          <w:vertAlign w:val="superscript"/>
+        </w:rPr>
+        <w:t>12 </w:t>
+      </w:r>
+      <w:r>
+        <w:rPr>
+          <w:rFonts w:cstheme="minorHAnsi"/>
+          <w:sz w:val="20"/>
+          <w:szCs w:val="20"/>
+        </w:rPr>
+        <w:t>My brothers and sisters, can a fig tree bear olives, or a grapevine bear figs? Neither can a salt spring produce fresh water.</w:t>
+      </w:r>
+    </w:p>
+    <w:p>
+      <w:pPr>
+        <w:rPr>
+          <w:rFonts w:cstheme="minorHAnsi"/>
+          <w:sz w:val="20"/>
+          <w:szCs w:val="20"/>
+        </w:rPr>
+      </w:pPr>
+    </w:p>
+    <w:p>
+      <w:pPr>
+        <w:rPr>
+          <w:rFonts w:cstheme="minorHAnsi"/>
+          <w:sz w:val="20"/>
+          <w:szCs w:val="20"/>
+        </w:rPr>
+      </w:pPr>
+      <w:r>
+        <w:rPr>
+          <w:rFonts w:cstheme="minorHAnsi"/>
+          <w:sz w:val="20"/>
+          <w:szCs w:val="20"/>
+        </w:rPr>
+        <w:t>James opens the box</w:t>
+      </w:r>
+      <w:r>
+        <w:rPr>
+          <w:rFonts w:cstheme="minorHAnsi"/>
+          <w:sz w:val="20"/>
+          <w:szCs w:val="20"/>
+        </w:rPr>
+        <w:t xml:space="preserve"> and let all</w:t>
+      </w:r>
+      <w:r>
+        <w:rPr>
+          <w:rFonts w:cstheme="minorHAnsi"/>
+          <w:sz w:val="20"/>
+          <w:szCs w:val="20"/>
+        </w:rPr>
+        <w:t xml:space="preserve"> kinds of animals inside</w:t>
+      </w:r>
+      <w:r>
+        <w:rPr>
+          <w:rFonts w:cstheme="minorHAnsi"/>
+          <w:sz w:val="20"/>
+          <w:szCs w:val="20"/>
+        </w:rPr>
+        <w:t xml:space="preserve"> the box to go out</w:t>
+      </w:r>
+      <w:r>
+        <w:rPr>
+          <w:rFonts w:cstheme="minorHAnsi"/>
+          <w:sz w:val="20"/>
+          <w:szCs w:val="20"/>
+        </w:rPr>
+        <w:t>.</w:t>
+      </w:r>
+    </w:p>
+    <w:p>
+      <w:pPr>
+        <w:rPr>
+          <w:rFonts w:cstheme="minorHAnsi"/>
+          <w:sz w:val="20"/>
+          <w:szCs w:val="20"/>
+        </w:rPr>
+      </w:pPr>
+    </w:p>
+    <w:p>
+      <w:pPr>
+        <w:rPr>
+          <w:rFonts w:cstheme="minorHAnsi"/>
+          <w:sz w:val="20"/>
+          <w:szCs w:val="20"/>
+        </w:rPr>
+      </w:pPr>
+      <w:r>
+        <w:rPr>
+          <w:rFonts w:cstheme="minorHAnsi"/>
+          <w:sz w:val="20"/>
+          <w:szCs w:val="20"/>
+        </w:rPr>
+        <w:t>23</w:t>
+      </w:r>
+      <w:r>
+        <w:rPr>
+          <w:rFonts w:cstheme="minorHAnsi"/>
+          <w:sz w:val="20"/>
+          <w:szCs w:val="20"/>
+        </w:rPr>
+        <w:t>:</w:t>
+      </w:r>
+      <w:r>
+        <w:rPr>
+          <w:rFonts w:cstheme="minorHAnsi"/>
+          <w:sz w:val="20"/>
+          <w:szCs w:val="20"/>
+        </w:rPr>
+        <w:t>3</w:t>
+      </w:r>
+      <w:r>
+        <w:rPr>
+          <w:rFonts w:cstheme="minorHAnsi"/>
+          <w:sz w:val="20"/>
+          <w:szCs w:val="20"/>
+        </w:rPr>
+        <w:t>7</w:t>
+      </w:r>
+      <w:r>
+        <w:rPr>
+          <w:rFonts w:cstheme="minorHAnsi"/>
+          <w:sz w:val="20"/>
+          <w:szCs w:val="20"/>
+        </w:rPr>
+        <w:t>/</w:t>
+      </w:r>
+      <w:r>
+        <w:rPr>
+          <w:rFonts w:cstheme="minorHAnsi"/>
+          <w:sz w:val="20"/>
+          <w:szCs w:val="20"/>
+        </w:rPr>
+        <w:t>35:07</w:t>
+      </w:r>
+    </w:p>
+    <w:p>
+      <w:pPr>
+        <w:rPr>
+          <w:rFonts w:cstheme="minorHAnsi"/>
+          <w:sz w:val="20"/>
+          <w:szCs w:val="20"/>
+        </w:rPr>
+      </w:pPr>
+      <w:r>
+        <w:rPr>
+          <w:rFonts w:cstheme="minorHAnsi"/>
+          <w:sz w:val="20"/>
+          <w:szCs w:val="20"/>
+        </w:rPr>
+        <w:lastRenderedPageBreak/>
+        <w:drawing>
+          <wp:inline distT="0" distB="0" distL="0" distR="0" wp14:anchorId="0920AE2D" wp14:editId="6F8543F1">
+            <wp:extent cx="5943600" cy="3148965"/>
+            <wp:effectExtent l="0" t="0" r="0" b="0"/>
+            <wp:docPr id="1346015071" name="Picture 1"/>
+            <wp:cNvGraphicFramePr>
+              <a:graphicFrameLocks xmlns:a="http://schemas.openxmlformats.org/drawingml/2006/main" noChangeAspect="1"/>
+            </wp:cNvGraphicFramePr>
+            <a:graphic xmlns:a="http://schemas.openxmlformats.org/drawingml/2006/main">
+              <a:graphicData uri="http://schemas.openxmlformats.org/drawingml/2006/picture">
+                <pic:pic xmlns:pic="http://schemas.openxmlformats.org/drawingml/2006/picture">
+                  <pic:nvPicPr>
+                    <pic:cNvPr id="1346015071" name=""/>
+                    <pic:cNvPicPr/>
+                  </pic:nvPicPr>
+                  <pic:blipFill>
+                    <a:blip r:embed="rId26"/>
+                    <a:stretch>
+                      <a:fillRect/>
+                    </a:stretch>
+                  </pic:blipFill>
+                  <pic:spPr>
+                    <a:xfrm>
+                      <a:off x="0" y="0"/>
+                      <a:ext cx="5943600" cy="3148965"/>
+                    </a:xfrm>
+                    <a:prstGeom prst="rect">
+                      <a:avLst/>
+                    </a:prstGeom>
+                  </pic:spPr>
+                </pic:pic>
+              </a:graphicData>
+            </a:graphic>
+          </wp:inline>
+        </w:drawing>
+      </w:r>
+    </w:p>
+    <w:p>
+      <w:pPr>
+        <w:rPr>
+          <w:rFonts w:cstheme="minorHAnsi"/>
+          <w:sz w:val="20"/>
+          <w:szCs w:val="20"/>
+        </w:rPr>
+      </w:pPr>
+      <w:r>
+        <w:rPr>
+          <w:rFonts w:cstheme="minorHAnsi"/>
+          <w:sz w:val="20"/>
+          <w:szCs w:val="20"/>
+        </w:rPr>
+        <w:t>James 3:13-1</w:t>
+      </w:r>
+      <w:r>
+        <w:rPr>
+          <w:rFonts w:cstheme="minorHAnsi"/>
+          <w:sz w:val="20"/>
+          <w:szCs w:val="20"/>
+        </w:rPr>
+        <w:t>6</w:t>
+      </w:r>
+    </w:p>
+    <w:p>
+      <w:pPr>
+        <w:rPr>
+          <w:rFonts w:cstheme="minorHAnsi"/>
+          <w:sz w:val="20"/>
+          <w:szCs w:val="20"/>
+        </w:rPr>
+      </w:pPr>
+      <w:r>
+        <w:rPr>
+          <w:rFonts w:cstheme="minorHAnsi"/>
+          <w:sz w:val="20"/>
+          <w:szCs w:val="20"/>
+        </w:rPr>
+        <w:t>New International Version</w:t>
+      </w:r>
+    </w:p>
+    <w:p>
+      <w:pPr>
+        <w:rPr>
+          <w:rFonts w:cstheme="minorHAnsi"/>
+          <w:b/>
+          <w:bCs/>
+          <w:sz w:val="20"/>
+          <w:szCs w:val="20"/>
+        </w:rPr>
+      </w:pPr>
+      <w:r>
+        <w:rPr>
+          <w:rFonts w:cstheme="minorHAnsi"/>
+          <w:b/>
+          <w:bCs/>
+          <w:sz w:val="20"/>
+          <w:szCs w:val="20"/>
+        </w:rPr>
+        <w:t>Two Kinds of Wisdom</w:t>
+      </w:r>
+    </w:p>
+    <w:p>
+      <w:pPr>
+        <w:rPr>
+          <w:rFonts w:cstheme="minorHAnsi"/>
+          <w:sz w:val="20"/>
+          <w:szCs w:val="20"/>
+        </w:rPr>
+      </w:pPr>
+      <w:r>
+        <w:rPr>
+          <w:rFonts w:cstheme="minorHAnsi"/>
+          <w:b/>
+          <w:bCs/>
+          <w:sz w:val="20"/>
+          <w:szCs w:val="20"/>
+          <w:vertAlign w:val="superscript"/>
+        </w:rPr>
+        <w:t>13 </w:t>
+      </w:r>
+      <w:r>
+        <w:rPr>
+          <w:rFonts w:cstheme="minorHAnsi"/>
+          <w:sz w:val="20"/>
+          <w:szCs w:val="20"/>
+        </w:rPr>
+        <w:t>Who is wise and understanding among you? Let them show it by their good life, by deeds done in the humility that comes from wisdom. </w:t>
+      </w:r>
+      <w:r>
+        <w:rPr>
+          <w:rFonts w:cstheme="minorHAnsi"/>
+          <w:b/>
+          <w:bCs/>
+          <w:sz w:val="20"/>
+          <w:szCs w:val="20"/>
+          <w:vertAlign w:val="superscript"/>
+        </w:rPr>
+        <w:t>14 </w:t>
+      </w:r>
+      <w:r>
+        <w:rPr>
+          <w:rFonts w:cstheme="minorHAnsi"/>
+          <w:sz w:val="20"/>
+          <w:szCs w:val="20"/>
+        </w:rPr>
+        <w:t>But if you harbor bitter envy and selfish ambition in your hearts, do not boast about it or deny the truth. </w:t>
+      </w:r>
+      <w:r>
+        <w:rPr>
+          <w:rFonts w:cstheme="minorHAnsi"/>
+          <w:b/>
+          <w:bCs/>
+          <w:sz w:val="20"/>
+          <w:szCs w:val="20"/>
+          <w:vertAlign w:val="superscript"/>
+        </w:rPr>
+        <w:t>15 </w:t>
+      </w:r>
+      <w:r>
+        <w:rPr>
+          <w:rFonts w:cstheme="minorHAnsi"/>
+          <w:sz w:val="20"/>
+          <w:szCs w:val="20"/>
+        </w:rPr>
+        <w:t>Such “wisdom” does not come down from heaven but is earthly, unspiritual, demonic. </w:t>
+      </w:r>
+      <w:r>
+        <w:rPr>
+          <w:rFonts w:cstheme="minorHAnsi"/>
+          <w:b/>
+          <w:bCs/>
+          <w:sz w:val="20"/>
+          <w:szCs w:val="20"/>
+          <w:vertAlign w:val="superscript"/>
+        </w:rPr>
+        <w:t>16 </w:t>
+      </w:r>
+      <w:r>
+        <w:rPr>
+          <w:rFonts w:cstheme="minorHAnsi"/>
+          <w:sz w:val="20"/>
+          <w:szCs w:val="20"/>
+        </w:rPr>
+        <w:t>For where you have envy and selfish ambition, there you find disorder and every evil practice.</w:t>
+      </w:r>
+    </w:p>
+    <w:p>
+      <w:pPr>
+        <w:rPr>
+          <w:rFonts w:cstheme="minorHAnsi"/>
+          <w:sz w:val="20"/>
+          <w:szCs w:val="20"/>
+        </w:rPr>
+      </w:pPr>
+    </w:p>
+    <w:p>
+      <w:pPr>
+        <w:rPr>
+          <w:rFonts w:cstheme="minorHAnsi"/>
+          <w:sz w:val="20"/>
+          <w:szCs w:val="20"/>
+        </w:rPr>
+      </w:pPr>
+      <w:r>
+        <w:rPr>
+          <w:rFonts w:cstheme="minorHAnsi"/>
+          <w:sz w:val="20"/>
+          <w:szCs w:val="20"/>
+        </w:rPr>
+        <w:t>Wise people around us show his m</w:t>
+      </w:r>
+      <w:r>
+        <w:rPr>
+          <w:rFonts w:cstheme="minorHAnsi"/>
+          <w:sz w:val="20"/>
+          <w:szCs w:val="20"/>
+        </w:rPr>
+        <w:t>eekness</w:t>
+      </w:r>
+      <w:r>
+        <w:rPr>
+          <w:rFonts w:cstheme="minorHAnsi"/>
+          <w:sz w:val="20"/>
+          <w:szCs w:val="20"/>
+        </w:rPr>
+        <w:t xml:space="preserve"> (</w:t>
+      </w:r>
+      <w:r>
+        <w:rPr>
+          <w:rFonts w:cstheme="minorHAnsi"/>
+          <w:sz w:val="20"/>
+          <w:szCs w:val="20"/>
+        </w:rPr>
+        <w:t>温柔</w:t>
+      </w:r>
+      <w:r>
+        <w:rPr>
+          <w:rFonts w:cstheme="minorHAnsi"/>
+          <w:sz w:val="20"/>
+          <w:szCs w:val="20"/>
+        </w:rPr>
+        <w:t>)</w:t>
+      </w:r>
+      <w:r>
+        <w:rPr>
+          <w:rFonts w:cstheme="minorHAnsi"/>
+          <w:sz w:val="20"/>
+          <w:szCs w:val="20"/>
+        </w:rPr>
+        <w:t xml:space="preserve"> of Wisdom</w:t>
+      </w:r>
+      <w:r>
+        <w:rPr>
+          <w:rFonts w:cstheme="minorHAnsi"/>
+          <w:sz w:val="20"/>
+          <w:szCs w:val="20"/>
+        </w:rPr>
+        <w:t>. Let people preach.</w:t>
+      </w:r>
+    </w:p>
+    <w:p>
+      <w:pPr>
+        <w:rPr>
+          <w:rFonts w:cstheme="minorHAnsi"/>
+          <w:sz w:val="20"/>
+          <w:szCs w:val="20"/>
+        </w:rPr>
+      </w:pPr>
+    </w:p>
+    <w:p>
+      <w:pPr>
+        <w:rPr>
+          <w:rFonts w:cstheme="minorHAnsi"/>
+          <w:sz w:val="20"/>
+          <w:szCs w:val="20"/>
+        </w:rPr>
+      </w:pPr>
+      <w:r>
+        <w:rPr>
+          <w:rFonts w:cstheme="minorHAnsi"/>
+          <w:sz w:val="20"/>
+          <w:szCs w:val="20"/>
+        </w:rPr>
+        <w:t>2</w:t>
+      </w:r>
+      <w:r>
+        <w:rPr>
+          <w:rFonts w:cstheme="minorHAnsi"/>
+          <w:sz w:val="20"/>
+          <w:szCs w:val="20"/>
+        </w:rPr>
+        <w:t>7</w:t>
+      </w:r>
+      <w:r>
+        <w:rPr>
+          <w:rFonts w:cstheme="minorHAnsi"/>
+          <w:sz w:val="20"/>
+          <w:szCs w:val="20"/>
+        </w:rPr>
+        <w:t>:</w:t>
+      </w:r>
+      <w:r>
+        <w:rPr>
+          <w:rFonts w:cstheme="minorHAnsi"/>
+          <w:sz w:val="20"/>
+          <w:szCs w:val="20"/>
+        </w:rPr>
+        <w:t>10</w:t>
+      </w:r>
+      <w:r>
+        <w:rPr>
+          <w:rFonts w:cstheme="minorHAnsi"/>
+          <w:sz w:val="20"/>
+          <w:szCs w:val="20"/>
+        </w:rPr>
+        <w:t>/</w:t>
+      </w:r>
+      <w:r>
+        <w:rPr>
+          <w:rFonts w:cstheme="minorHAnsi"/>
+          <w:sz w:val="20"/>
+          <w:szCs w:val="20"/>
+        </w:rPr>
+        <w:t>35:07</w:t>
+      </w:r>
+    </w:p>
+    <w:p>
+      <w:pPr>
+        <w:rPr>
+          <w:rFonts w:cstheme="minorHAnsi"/>
+          <w:sz w:val="20"/>
+          <w:szCs w:val="20"/>
+        </w:rPr>
+      </w:pPr>
+      <w:r>
+        <w:rPr>
+          <w:rFonts w:cstheme="minorHAnsi"/>
+          <w:sz w:val="20"/>
+          <w:szCs w:val="20"/>
+        </w:rPr>
+        <w:drawing>
+          <wp:inline distT="0" distB="0" distL="0" distR="0" wp14:anchorId="23C2B053" wp14:editId="70760C22">
+            <wp:extent cx="5943600" cy="767715"/>
+            <wp:effectExtent l="0" t="0" r="0" b="0"/>
+            <wp:docPr id="792221219" name="Picture 1"/>
+            <wp:cNvGraphicFramePr>
+              <a:graphicFrameLocks xmlns:a="http://schemas.openxmlformats.org/drawingml/2006/main" noChangeAspect="1"/>
+            </wp:cNvGraphicFramePr>
+            <a:graphic xmlns:a="http://schemas.openxmlformats.org/drawingml/2006/main">
+              <a:graphicData uri="http://schemas.openxmlformats.org/drawingml/2006/picture">
+                <pic:pic xmlns:pic="http://schemas.openxmlformats.org/drawingml/2006/picture">
+                  <pic:nvPicPr>
+                    <pic:cNvPr id="792221219" name=""/>
+                    <pic:cNvPicPr/>
+                  </pic:nvPicPr>
+                  <pic:blipFill>
+                    <a:blip r:embed="rId27"/>
+                    <a:stretch>
+                      <a:fillRect/>
+                    </a:stretch>
+                  </pic:blipFill>
+                  <pic:spPr>
+                    <a:xfrm>
+                      <a:off x="0" y="0"/>
+                      <a:ext cx="5943600" cy="767715"/>
+                    </a:xfrm>
+                    <a:prstGeom prst="rect">
+                      <a:avLst/>
+                    </a:prstGeom>
+                  </pic:spPr>
+                </pic:pic>
+              </a:graphicData>
+            </a:graphic>
+          </wp:inline>
+        </w:drawing>
+      </w:r>
+    </w:p>
+    <w:p>
+      <w:pPr>
+        <w:rPr>
+          <w:rFonts w:cstheme="minorHAnsi"/>
+          <w:sz w:val="20"/>
+          <w:szCs w:val="20"/>
+        </w:rPr>
+      </w:pPr>
+      <w:r>
+        <w:rPr>
+          <w:rFonts w:cstheme="minorHAnsi"/>
+          <w:sz w:val="20"/>
+          <w:szCs w:val="20"/>
+        </w:rPr>
+        <w:t>James chapter 3 “Words Reveal our Wisdom</w:t>
+      </w:r>
+      <w:r>
+        <w:rPr>
+          <w:rFonts w:cstheme="minorHAnsi"/>
+          <w:sz w:val="20"/>
+          <w:szCs w:val="20"/>
+        </w:rPr>
+        <w:t xml:space="preserve"> and they shape our witness</w:t>
+      </w:r>
+      <w:r>
+        <w:rPr>
+          <w:rFonts w:cstheme="minorHAnsi"/>
+          <w:sz w:val="20"/>
+          <w:szCs w:val="20"/>
+        </w:rPr>
+        <w:t>.”</w:t>
+      </w:r>
+    </w:p>
+    <w:p>
+      <w:pPr>
+        <w:rPr>
+          <w:rFonts w:cstheme="minorHAnsi"/>
+          <w:sz w:val="20"/>
+          <w:szCs w:val="20"/>
+        </w:rPr>
+      </w:pPr>
+      <w:r>
+        <w:rPr>
+          <w:rFonts w:cstheme="minorHAnsi"/>
+          <w:sz w:val="20"/>
+          <w:szCs w:val="20"/>
+        </w:rPr>
+        <w:t>People said words to express our wisdom and they become our witness.</w:t>
+      </w:r>
+    </w:p>
+    <w:p>
+      <w:pPr>
+        <w:rPr>
+          <w:rFonts w:cstheme="minorHAnsi"/>
+          <w:sz w:val="20"/>
+          <w:szCs w:val="20"/>
+        </w:rPr>
+      </w:pPr>
+    </w:p>
+    <w:p>
+      <w:pPr>
+        <w:rPr>
+          <w:rFonts w:cstheme="minorHAnsi"/>
+          <w:sz w:val="20"/>
+          <w:szCs w:val="20"/>
+        </w:rPr>
+      </w:pPr>
+      <w:r>
+        <w:rPr>
+          <w:rFonts w:cstheme="minorHAnsi"/>
+          <w:sz w:val="20"/>
+          <w:szCs w:val="20"/>
+        </w:rPr>
+        <w:t>27</w:t>
+      </w:r>
+      <w:r>
+        <w:rPr>
+          <w:rFonts w:cstheme="minorHAnsi"/>
+          <w:sz w:val="20"/>
+          <w:szCs w:val="20"/>
+        </w:rPr>
+        <w:t>:</w:t>
+      </w:r>
+      <w:r>
+        <w:rPr>
+          <w:rFonts w:cstheme="minorHAnsi"/>
+          <w:sz w:val="20"/>
+          <w:szCs w:val="20"/>
+        </w:rPr>
+        <w:t>38</w:t>
+      </w:r>
+      <w:r>
+        <w:rPr>
+          <w:rFonts w:cstheme="minorHAnsi"/>
+          <w:sz w:val="20"/>
+          <w:szCs w:val="20"/>
+        </w:rPr>
+        <w:t>/</w:t>
+      </w:r>
+      <w:r>
+        <w:rPr>
+          <w:rFonts w:cstheme="minorHAnsi"/>
+          <w:sz w:val="20"/>
+          <w:szCs w:val="20"/>
+        </w:rPr>
+        <w:t>35:07</w:t>
+      </w:r>
+    </w:p>
+    <w:p>
+      <w:pPr>
+        <w:rPr>
+          <w:rFonts w:cstheme="minorHAnsi"/>
+          <w:sz w:val="20"/>
+          <w:szCs w:val="20"/>
+        </w:rPr>
+      </w:pPr>
+      <w:r>
+        <w:rPr>
+          <w:rFonts w:cstheme="minorHAnsi"/>
+          <w:sz w:val="20"/>
+          <w:szCs w:val="20"/>
+        </w:rPr>
+        <w:drawing>
+          <wp:inline distT="0" distB="0" distL="0" distR="0" wp14:anchorId="09EBC5E8" wp14:editId="74911E5D">
+            <wp:extent cx="5943600" cy="1301750"/>
+            <wp:effectExtent l="0" t="0" r="0" b="0"/>
+            <wp:docPr id="711903136" name="Picture 1"/>
+            <wp:cNvGraphicFramePr>
+              <a:graphicFrameLocks xmlns:a="http://schemas.openxmlformats.org/drawingml/2006/main" noChangeAspect="1"/>
+            </wp:cNvGraphicFramePr>
+            <a:graphic xmlns:a="http://schemas.openxmlformats.org/drawingml/2006/main">
+              <a:graphicData uri="http://schemas.openxmlformats.org/drawingml/2006/picture">
+                <pic:pic xmlns:pic="http://schemas.openxmlformats.org/drawingml/2006/picture">
+                  <pic:nvPicPr>
+                    <pic:cNvPr id="711903136" name=""/>
+                    <pic:cNvPicPr/>
+                  </pic:nvPicPr>
+                  <pic:blipFill>
+                    <a:blip r:embed="rId28"/>
+                    <a:stretch>
+                      <a:fillRect/>
+                    </a:stretch>
+                  </pic:blipFill>
+                  <pic:spPr>
+                    <a:xfrm>
+                      <a:off x="0" y="0"/>
+                      <a:ext cx="5943600" cy="1301750"/>
+                    </a:xfrm>
+                    <a:prstGeom prst="rect">
+                      <a:avLst/>
+                    </a:prstGeom>
+                  </pic:spPr>
+                </pic:pic>
+              </a:graphicData>
+            </a:graphic>
+          </wp:inline>
+        </w:drawing>
+      </w:r>
+    </w:p>
+    <w:p>
+      <w:pPr>
+        <w:rPr>
+          <w:rFonts w:cstheme="minorHAnsi"/>
+          <w:sz w:val="20"/>
+          <w:szCs w:val="20"/>
+        </w:rPr>
+      </w:pPr>
+      <w:r>
+        <w:rPr>
+          <w:rFonts w:cstheme="minorHAnsi"/>
+          <w:sz w:val="20"/>
+          <w:szCs w:val="20"/>
+        </w:rPr>
+        <w:t>James 3:17-18.</w:t>
+      </w:r>
+    </w:p>
+    <w:p>
+      <w:pPr>
+        <w:rPr>
+          <w:rFonts w:cstheme="minorHAnsi"/>
+          <w:sz w:val="20"/>
+          <w:szCs w:val="20"/>
+        </w:rPr>
+      </w:pPr>
+      <w:r>
+        <w:rPr>
+          <w:rFonts w:cstheme="minorHAnsi"/>
+          <w:sz w:val="20"/>
+          <w:szCs w:val="20"/>
+        </w:rPr>
+        <w:t>New International Version</w:t>
+      </w:r>
+    </w:p>
+    <w:p>
+      <w:pPr>
+        <w:rPr>
+          <w:rFonts w:cstheme="minorHAnsi"/>
+          <w:sz w:val="20"/>
+          <w:szCs w:val="20"/>
+        </w:rPr>
+      </w:pPr>
+      <w:r>
+        <w:rPr>
+          <w:rFonts w:cstheme="minorHAnsi"/>
+          <w:b/>
+          <w:bCs/>
+          <w:sz w:val="20"/>
+          <w:szCs w:val="20"/>
+          <w:vertAlign w:val="superscript"/>
+        </w:rPr>
+        <w:lastRenderedPageBreak/>
+        <w:t>17 </w:t>
+      </w:r>
+      <w:r>
+        <w:rPr>
+          <w:rFonts w:cstheme="minorHAnsi"/>
+          <w:sz w:val="20"/>
+          <w:szCs w:val="20"/>
+        </w:rPr>
+        <w:t>But the wisdom that comes from heaven is first of all pure; then peace-loving, considerate, submissive, full of mercy and good fruit, impartial and sincere. </w:t>
+      </w:r>
+      <w:r>
+        <w:rPr>
+          <w:rFonts w:cstheme="minorHAnsi"/>
+          <w:b/>
+          <w:bCs/>
+          <w:sz w:val="20"/>
+          <w:szCs w:val="20"/>
+          <w:vertAlign w:val="superscript"/>
+        </w:rPr>
+        <w:t>18 </w:t>
+      </w:r>
+      <w:r>
+        <w:rPr>
+          <w:rFonts w:cstheme="minorHAnsi"/>
+          <w:sz w:val="20"/>
+          <w:szCs w:val="20"/>
+        </w:rPr>
+        <w:t>Peacemakers who sow in peace reap a harvest of righteousness.</w:t>
+      </w:r>
+    </w:p>
+    <w:p>
+      <w:pPr>
+        <w:rPr>
+          <w:rFonts w:cstheme="minorHAnsi"/>
+          <w:sz w:val="20"/>
+          <w:szCs w:val="20"/>
+        </w:rPr>
+      </w:pPr>
+    </w:p>
+    <w:p>
+      <w:pPr>
+        <w:rPr>
+          <w:rFonts w:cstheme="minorHAnsi"/>
+          <w:sz w:val="20"/>
+          <w:szCs w:val="20"/>
+        </w:rPr>
+      </w:pPr>
+      <w:r>
+        <w:rPr>
+          <w:rFonts w:cstheme="minorHAnsi"/>
+          <w:sz w:val="20"/>
+          <w:szCs w:val="20"/>
+        </w:rPr>
+        <w:t>Wisdom from heaven and spread.</w:t>
+      </w:r>
     </w:p>
     <w:p>
       <w:pPr>
@@ -3203,7 +4595,7 @@
       </w:r>
     </w:p>
     <w:p>
-      <w:hyperlink r:id="rId25" w:history="1">
+      <w:hyperlink r:id="rId29" w:history="1">
         <w:r>
           <w:rPr>
             <w:rStyle w:val="Hyperlink"/>
@@ -3220,7 +4612,7 @@
           <w:szCs w:val="20"/>
         </w:rPr>
       </w:pPr>
-      <w:hyperlink r:id="rId26" w:history="1">
+      <w:hyperlink r:id="rId30" w:history="1">
         <w:r>
           <w:rPr>
             <w:rStyle w:val="Hyperlink"/>
@@ -3303,7 +4695,7 @@
       </w:pPr>
     </w:p>
     <w:sectPr>
-      <w:footerReference w:type="default" r:id="rId27"/>
+      <w:footerReference w:type="default" r:id="rId31"/>
       <w:pgSz w:w="12240" w:h="15840"/>
       <w:pgMar w:top="1440" w:right="1440" w:bottom="1530" w:left="1440" w:header="0" w:footer="720" w:gutter="0"/>
       <w:cols w:space="720"/>

--- a/Church/2026/2026_0905_MenloChurch.docx
+++ b/Church/2026/2026_0905_MenloChurch.docx
@@ -144,6 +144,22 @@
           <w:szCs w:val="20"/>
         </w:rPr>
         <w:t>Thoughtful Witness</w:t>
+      </w:r>
+      <w:r>
+        <w:rPr>
+          <w:rFonts w:cstheme="minorHAnsi"/>
+          <w:sz w:val="20"/>
+          <w:szCs w:val="20"/>
+        </w:rPr>
+        <w:t xml:space="preserve">, </w:t>
+      </w:r>
+      <w:r>
+        <w:rPr>
+          <w:rFonts w:cstheme="minorHAnsi"/>
+          <w:sz w:val="20"/>
+          <w:szCs w:val="20"/>
+        </w:rPr>
+        <w:t>深思的見證者</w:t>
       </w:r>
       <w:r>
         <w:rPr>
@@ -830,6 +846,56 @@
           <w:sz w:val="20"/>
           <w:szCs w:val="20"/>
         </w:rPr>
+        <w:t>Thoughtful Witness</w:t>
+      </w:r>
+      <w:r>
+        <w:rPr>
+          <w:rFonts w:cstheme="minorHAnsi"/>
+          <w:sz w:val="20"/>
+          <w:szCs w:val="20"/>
+        </w:rPr>
+        <w:t xml:space="preserve"> (</w:t>
+      </w:r>
+      <w:r>
+        <w:rPr>
+          <w:rFonts w:cstheme="minorHAnsi"/>
+          <w:sz w:val="20"/>
+          <w:szCs w:val="20"/>
+        </w:rPr>
+        <w:t>深思的見證者</w:t>
+      </w:r>
+      <w:r>
+        <w:rPr>
+          <w:rFonts w:cstheme="minorHAnsi"/>
+          <w:sz w:val="20"/>
+          <w:szCs w:val="20"/>
+        </w:rPr>
+        <w:t>)</w:t>
+      </w:r>
+    </w:p>
+    <w:p>
+      <w:pPr>
+        <w:rPr>
+          <w:rFonts w:cstheme="minorHAnsi"/>
+          <w:sz w:val="20"/>
+          <w:szCs w:val="20"/>
+        </w:rPr>
+      </w:pPr>
+    </w:p>
+    <w:p>
+      <w:pPr>
+        <w:rPr>
+          <w:rFonts w:cstheme="minorHAnsi"/>
+          <w:sz w:val="20"/>
+          <w:szCs w:val="20"/>
+        </w:rPr>
+      </w:pPr>
+      <w:r>
+        <w:rPr>
+          <w:rFonts w:cstheme="minorHAnsi"/>
+          <w:sz w:val="20"/>
+          <w:szCs w:val="20"/>
+        </w:rPr>
         <w:t>0:00</w:t>
       </w:r>
       <w:r>
@@ -864,6 +930,7 @@
           <w:sz w:val="20"/>
           <w:szCs w:val="20"/>
         </w:rPr>
+        <w:lastRenderedPageBreak/>
         <w:drawing>
           <wp:inline distT="0" distB="0" distL="0" distR="0" wp14:anchorId="0C0F110C" wp14:editId="390DB11B">
             <wp:extent cx="525145" cy="648709"/>
@@ -1520,6 +1587,7 @@
           <w:sz w:val="20"/>
           <w:szCs w:val="20"/>
         </w:rPr>
+        <w:lastRenderedPageBreak/>
         <w:t>"The most powerful drug used by mankind":</w:t>
       </w:r>
       <w:r>
@@ -1572,7 +1640,6 @@
           <w:sz w:val="20"/>
           <w:szCs w:val="20"/>
         </w:rPr>
-        <w:lastRenderedPageBreak/>
         <w:t>5</w:t>
       </w:r>
       <w:r>
@@ -2653,6 +2720,552 @@
           <w:szCs w:val="20"/>
         </w:rPr>
       </w:pPr>
+      <w:r>
+        <w:rPr>
+          <w:rFonts w:cstheme="minorHAnsi"/>
+          <w:sz w:val="20"/>
+          <w:szCs w:val="20"/>
+        </w:rPr>
+        <w:t xml:space="preserve">The main point of </w:t>
+      </w:r>
+      <w:r>
+        <w:rPr>
+          <w:rFonts w:cstheme="minorHAnsi"/>
+          <w:b/>
+          <w:bCs/>
+          <w:sz w:val="20"/>
+          <w:szCs w:val="20"/>
+        </w:rPr>
+        <w:t>James 3:1-5</w:t>
+      </w:r>
+      <w:r>
+        <w:rPr>
+          <w:rFonts w:cstheme="minorHAnsi"/>
+          <w:sz w:val="20"/>
+          <w:szCs w:val="20"/>
+        </w:rPr>
+        <w:t xml:space="preserve"> is that the tongue, though a small part of the body, possesses immense power and influence over a person's entire life and requires strict self-control. James emphasizes that our words are an indicator of our spiritual maturity and carries a warning that those who teach will face stricter judgment because of the high potential to stumble in speech. [</w:t>
+      </w:r>
+      <w:hyperlink r:id="rId23" w:history="1">
+        <w:r>
+          <w:rPr>
+            <w:rStyle w:val="Hyperlink"/>
+            <w:rFonts w:cstheme="minorHAnsi"/>
+            <w:sz w:val="20"/>
+            <w:szCs w:val="20"/>
+          </w:rPr>
+          <w:t>1</w:t>
+        </w:r>
+      </w:hyperlink>
+      <w:r>
+        <w:rPr>
+          <w:rFonts w:cstheme="minorHAnsi"/>
+          <w:sz w:val="20"/>
+          <w:szCs w:val="20"/>
+        </w:rPr>
+        <w:t xml:space="preserve">, </w:t>
+      </w:r>
+      <w:hyperlink r:id="rId24" w:history="1">
+        <w:r>
+          <w:rPr>
+            <w:rStyle w:val="Hyperlink"/>
+            <w:rFonts w:cstheme="minorHAnsi"/>
+            <w:sz w:val="20"/>
+            <w:szCs w:val="20"/>
+          </w:rPr>
+          <w:t>2</w:t>
+        </w:r>
+      </w:hyperlink>
+      <w:r>
+        <w:rPr>
+          <w:rFonts w:cstheme="minorHAnsi"/>
+          <w:sz w:val="20"/>
+          <w:szCs w:val="20"/>
+        </w:rPr>
+        <w:t xml:space="preserve">, </w:t>
+      </w:r>
+      <w:hyperlink r:id="rId25" w:history="1">
+        <w:r>
+          <w:rPr>
+            <w:rStyle w:val="Hyperlink"/>
+            <w:rFonts w:cstheme="minorHAnsi"/>
+            <w:sz w:val="20"/>
+            <w:szCs w:val="20"/>
+          </w:rPr>
+          <w:t>3</w:t>
+        </w:r>
+      </w:hyperlink>
+      <w:r>
+        <w:rPr>
+          <w:rFonts w:cstheme="minorHAnsi"/>
+          <w:sz w:val="20"/>
+          <w:szCs w:val="20"/>
+        </w:rPr>
+        <w:t xml:space="preserve">, </w:t>
+      </w:r>
+      <w:hyperlink r:id="rId26" w:history="1">
+        <w:r>
+          <w:rPr>
+            <w:rStyle w:val="Hyperlink"/>
+            <w:rFonts w:cstheme="minorHAnsi"/>
+            <w:sz w:val="20"/>
+            <w:szCs w:val="20"/>
+          </w:rPr>
+          <w:t>4</w:t>
+        </w:r>
+      </w:hyperlink>
+      <w:r>
+        <w:rPr>
+          <w:rFonts w:cstheme="minorHAnsi"/>
+          <w:sz w:val="20"/>
+          <w:szCs w:val="20"/>
+        </w:rPr>
+        <w:t>]</w:t>
+      </w:r>
+    </w:p>
+    <w:p>
+      <w:pPr>
+        <w:rPr>
+          <w:rFonts w:cstheme="minorHAnsi"/>
+          <w:sz w:val="20"/>
+          <w:szCs w:val="20"/>
+        </w:rPr>
+      </w:pPr>
+      <w:r>
+        <w:rPr>
+          <w:rFonts w:cstheme="minorHAnsi"/>
+          <w:sz w:val="20"/>
+          <w:szCs w:val="20"/>
+        </w:rPr>
+        <w:t>The passage breaks down into two core observations:</w:t>
+      </w:r>
+    </w:p>
+    <w:p>
+      <w:pPr>
+        <w:rPr>
+          <w:rFonts w:cstheme="minorHAnsi"/>
+          <w:b/>
+          <w:bCs/>
+          <w:sz w:val="20"/>
+          <w:szCs w:val="20"/>
+        </w:rPr>
+      </w:pPr>
+      <w:r>
+        <w:rPr>
+          <w:rFonts w:cstheme="minorHAnsi"/>
+          <w:b/>
+          <w:bCs/>
+          <w:sz w:val="20"/>
+          <w:szCs w:val="20"/>
+        </w:rPr>
+        <w:t>1. The Accountability of Teachers and Human Frailty (Verses 1–2)</w:t>
+      </w:r>
+    </w:p>
+    <w:p>
+      <w:pPr>
+        <w:rPr>
+          <w:rFonts w:cstheme="minorHAnsi"/>
+          <w:sz w:val="20"/>
+          <w:szCs w:val="20"/>
+        </w:rPr>
+      </w:pPr>
+      <w:r>
+        <w:rPr>
+          <w:rFonts w:cstheme="minorHAnsi"/>
+          <w:sz w:val="20"/>
+          <w:szCs w:val="20"/>
+        </w:rPr>
+        <w:t xml:space="preserve">James begins by warning believers that </w:t>
+      </w:r>
+      <w:r>
+        <w:rPr>
+          <w:rFonts w:cstheme="minorHAnsi"/>
+          <w:i/>
+          <w:iCs/>
+          <w:sz w:val="20"/>
+          <w:szCs w:val="20"/>
+        </w:rPr>
+        <w:t>“not many of you should become teachers, knowing that we shall receive a stricter judgment.”</w:t>
+      </w:r>
+      <w:r>
+        <w:rPr>
+          <w:rFonts w:cstheme="minorHAnsi"/>
+          <w:sz w:val="20"/>
+          <w:szCs w:val="20"/>
+        </w:rPr>
+        <w:t xml:space="preserve"> -- [</w:t>
+      </w:r>
+      <w:hyperlink r:id="rId27" w:tgtFrame="_blank" w:history="1">
+        <w:r>
+          <w:rPr>
+            <w:rStyle w:val="Hyperlink"/>
+            <w:rFonts w:cstheme="minorHAnsi"/>
+            <w:sz w:val="20"/>
+            <w:szCs w:val="20"/>
+          </w:rPr>
+          <w:t>Enduring Word</w:t>
+        </w:r>
+      </w:hyperlink>
+      <w:r>
+        <w:rPr>
+          <w:rFonts w:cstheme="minorHAnsi"/>
+          <w:sz w:val="20"/>
+          <w:szCs w:val="20"/>
+        </w:rPr>
+        <w:t>]. Because teaching relies heavily on speech, it inherently multiplies the risk of saying something wrong. He acknowledges that everyone stumbles, but notes that if someone can master their words, they are spiritually mature and capable of controlling every other aspect of their life. [</w:t>
+      </w:r>
+      <w:hyperlink r:id="rId28" w:history="1">
+        <w:r>
+          <w:rPr>
+            <w:rStyle w:val="Hyperlink"/>
+            <w:rFonts w:cstheme="minorHAnsi"/>
+            <w:sz w:val="20"/>
+            <w:szCs w:val="20"/>
+          </w:rPr>
+          <w:t>1</w:t>
+        </w:r>
+      </w:hyperlink>
+      <w:r>
+        <w:rPr>
+          <w:rFonts w:cstheme="minorHAnsi"/>
+          <w:sz w:val="20"/>
+          <w:szCs w:val="20"/>
+        </w:rPr>
+        <w:t xml:space="preserve">, </w:t>
+      </w:r>
+      <w:hyperlink r:id="rId29" w:history="1">
+        <w:r>
+          <w:rPr>
+            <w:rStyle w:val="Hyperlink"/>
+            <w:rFonts w:cstheme="minorHAnsi"/>
+            <w:sz w:val="20"/>
+            <w:szCs w:val="20"/>
+          </w:rPr>
+          <w:t>2</w:t>
+        </w:r>
+      </w:hyperlink>
+      <w:r>
+        <w:rPr>
+          <w:rFonts w:cstheme="minorHAnsi"/>
+          <w:sz w:val="20"/>
+          <w:szCs w:val="20"/>
+        </w:rPr>
+        <w:t xml:space="preserve">, </w:t>
+      </w:r>
+      <w:hyperlink r:id="rId30" w:history="1">
+        <w:r>
+          <w:rPr>
+            <w:rStyle w:val="Hyperlink"/>
+            <w:rFonts w:cstheme="minorHAnsi"/>
+            <w:sz w:val="20"/>
+            <w:szCs w:val="20"/>
+          </w:rPr>
+          <w:t>3</w:t>
+        </w:r>
+      </w:hyperlink>
+      <w:r>
+        <w:rPr>
+          <w:rFonts w:cstheme="minorHAnsi"/>
+          <w:sz w:val="20"/>
+          <w:szCs w:val="20"/>
+        </w:rPr>
+        <w:t>]</w:t>
+      </w:r>
+    </w:p>
+    <w:p>
+      <w:pPr>
+        <w:rPr>
+          <w:rFonts w:cstheme="minorHAnsi"/>
+          <w:b/>
+          <w:bCs/>
+          <w:sz w:val="20"/>
+          <w:szCs w:val="20"/>
+        </w:rPr>
+      </w:pPr>
+      <w:r>
+        <w:rPr>
+          <w:rFonts w:cstheme="minorHAnsi"/>
+          <w:b/>
+          <w:bCs/>
+          <w:sz w:val="20"/>
+          <w:szCs w:val="20"/>
+        </w:rPr>
+        <w:t>2. Great Power in Small Means (Verses 3–5)</w:t>
+      </w:r>
+    </w:p>
+    <w:p>
+      <w:pPr>
+        <w:rPr>
+          <w:rFonts w:cstheme="minorHAnsi"/>
+          <w:sz w:val="20"/>
+          <w:szCs w:val="20"/>
+        </w:rPr>
+      </w:pPr>
+      <w:r>
+        <w:rPr>
+          <w:rFonts w:cstheme="minorHAnsi"/>
+          <w:sz w:val="20"/>
+          <w:szCs w:val="20"/>
+        </w:rPr>
+        <w:t>To illustrate how such a tiny muscle can direct an entire life, James presents two vivid everyday illustrations: [</w:t>
+      </w:r>
+      <w:hyperlink r:id="rId31" w:history="1">
+        <w:r>
+          <w:rPr>
+            <w:rStyle w:val="Hyperlink"/>
+            <w:rFonts w:cstheme="minorHAnsi"/>
+            <w:sz w:val="20"/>
+            <w:szCs w:val="20"/>
+          </w:rPr>
+          <w:t>1</w:t>
+        </w:r>
+      </w:hyperlink>
+      <w:r>
+        <w:rPr>
+          <w:rFonts w:cstheme="minorHAnsi"/>
+          <w:sz w:val="20"/>
+          <w:szCs w:val="20"/>
+        </w:rPr>
+        <w:t>]</w:t>
+      </w:r>
+    </w:p>
+    <w:p>
+      <w:pPr>
+        <w:numPr>
+          <w:ilvl w:val="0"/>
+          <w:numId w:val="15"/>
+        </w:numPr>
+        <w:rPr>
+          <w:rFonts w:cstheme="minorHAnsi"/>
+          <w:sz w:val="20"/>
+          <w:szCs w:val="20"/>
+        </w:rPr>
+      </w:pPr>
+      <w:r>
+        <w:rPr>
+          <w:rFonts w:cstheme="minorHAnsi"/>
+          <w:b/>
+          <w:bCs/>
+          <w:sz w:val="20"/>
+          <w:szCs w:val="20"/>
+        </w:rPr>
+        <w:t>The Bit in a Horse's Mouth:</w:t>
+      </w:r>
+      <w:r>
+        <w:rPr>
+          <w:rFonts w:cstheme="minorHAnsi"/>
+          <w:sz w:val="20"/>
+          <w:szCs w:val="20"/>
+        </w:rPr>
+        <w:t xml:space="preserve"> A tiny piece of metal controls the massive power and movement of a large animal.</w:t>
+      </w:r>
+    </w:p>
+    <w:p>
+      <w:pPr>
+        <w:numPr>
+          <w:ilvl w:val="0"/>
+          <w:numId w:val="15"/>
+        </w:numPr>
+        <w:rPr>
+          <w:rFonts w:cstheme="minorHAnsi"/>
+          <w:sz w:val="20"/>
+          <w:szCs w:val="20"/>
+        </w:rPr>
+      </w:pPr>
+      <w:r>
+        <w:rPr>
+          <w:rFonts w:cstheme="minorHAnsi"/>
+          <w:b/>
+          <w:bCs/>
+          <w:sz w:val="20"/>
+          <w:szCs w:val="20"/>
+        </w:rPr>
+        <w:t>The Rudder of a Ship:</w:t>
+      </w:r>
+      <w:r>
+        <w:rPr>
+          <w:rFonts w:cstheme="minorHAnsi"/>
+          <w:sz w:val="20"/>
+          <w:szCs w:val="20"/>
+        </w:rPr>
+        <w:t xml:space="preserve"> A relatively small mechanism steers a massive vessel, even when it is driven by fierce winds. [</w:t>
+      </w:r>
+      <w:hyperlink r:id="rId32" w:history="1">
+        <w:r>
+          <w:rPr>
+            <w:rStyle w:val="Hyperlink"/>
+            <w:rFonts w:cstheme="minorHAnsi"/>
+            <w:sz w:val="20"/>
+            <w:szCs w:val="20"/>
+          </w:rPr>
+          <w:t>1</w:t>
+        </w:r>
+      </w:hyperlink>
+      <w:r>
+        <w:rPr>
+          <w:rFonts w:cstheme="minorHAnsi"/>
+          <w:sz w:val="20"/>
+          <w:szCs w:val="20"/>
+        </w:rPr>
+        <w:t xml:space="preserve">, </w:t>
+      </w:r>
+      <w:hyperlink r:id="rId33" w:history="1">
+        <w:r>
+          <w:rPr>
+            <w:rStyle w:val="Hyperlink"/>
+            <w:rFonts w:cstheme="minorHAnsi"/>
+            <w:sz w:val="20"/>
+            <w:szCs w:val="20"/>
+          </w:rPr>
+          <w:t>2</w:t>
+        </w:r>
+      </w:hyperlink>
+      <w:r>
+        <w:rPr>
+          <w:rFonts w:cstheme="minorHAnsi"/>
+          <w:sz w:val="20"/>
+          <w:szCs w:val="20"/>
+        </w:rPr>
+        <w:t xml:space="preserve">, </w:t>
+      </w:r>
+      <w:hyperlink r:id="rId34" w:history="1">
+        <w:r>
+          <w:rPr>
+            <w:rStyle w:val="Hyperlink"/>
+            <w:rFonts w:cstheme="minorHAnsi"/>
+            <w:sz w:val="20"/>
+            <w:szCs w:val="20"/>
+          </w:rPr>
+          <w:t>3</w:t>
+        </w:r>
+      </w:hyperlink>
+      <w:r>
+        <w:rPr>
+          <w:rFonts w:cstheme="minorHAnsi"/>
+          <w:sz w:val="20"/>
+          <w:szCs w:val="20"/>
+        </w:rPr>
+        <w:t>]</w:t>
+      </w:r>
+    </w:p>
+    <w:p>
+      <w:pPr>
+        <w:rPr>
+          <w:rFonts w:cstheme="minorHAnsi"/>
+          <w:sz w:val="20"/>
+          <w:szCs w:val="20"/>
+        </w:rPr>
+      </w:pPr>
+      <w:r>
+        <w:rPr>
+          <w:rFonts w:cstheme="minorHAnsi"/>
+          <w:sz w:val="20"/>
+          <w:szCs w:val="20"/>
+        </w:rPr>
+        <w:t xml:space="preserve">He concludes that </w:t>
+      </w:r>
+      <w:r>
+        <w:rPr>
+          <w:rFonts w:cstheme="minorHAnsi"/>
+          <w:i/>
+          <w:iCs/>
+          <w:sz w:val="20"/>
+          <w:szCs w:val="20"/>
+        </w:rPr>
+        <w:t>“so also the tongue is a small member, yet it boasts of great things”</w:t>
+      </w:r>
+      <w:r>
+        <w:rPr>
+          <w:rFonts w:cstheme="minorHAnsi"/>
+          <w:sz w:val="20"/>
+          <w:szCs w:val="20"/>
+        </w:rPr>
+        <w:t xml:space="preserve"> -- [</w:t>
+      </w:r>
+      <w:hyperlink r:id="rId35" w:tgtFrame="_blank" w:history="1">
+        <w:r>
+          <w:rPr>
+            <w:rStyle w:val="Hyperlink"/>
+            <w:rFonts w:cstheme="minorHAnsi"/>
+            <w:sz w:val="20"/>
+            <w:szCs w:val="20"/>
+          </w:rPr>
+          <w:t>Ligonier Ministries</w:t>
+        </w:r>
+      </w:hyperlink>
+      <w:r>
+        <w:rPr>
+          <w:rFonts w:cstheme="minorHAnsi"/>
+          <w:sz w:val="20"/>
+          <w:szCs w:val="20"/>
+        </w:rPr>
+        <w:t>], meaning its impact for both good and destruction is entirely out of proportion to its physical size. [</w:t>
+      </w:r>
+      <w:hyperlink r:id="rId36" w:history="1">
+        <w:r>
+          <w:rPr>
+            <w:rStyle w:val="Hyperlink"/>
+            <w:rFonts w:cstheme="minorHAnsi"/>
+            <w:sz w:val="20"/>
+            <w:szCs w:val="20"/>
+          </w:rPr>
+          <w:t>1</w:t>
+        </w:r>
+      </w:hyperlink>
+      <w:r>
+        <w:rPr>
+          <w:rFonts w:cstheme="minorHAnsi"/>
+          <w:sz w:val="20"/>
+          <w:szCs w:val="20"/>
+        </w:rPr>
+        <w:t xml:space="preserve">, </w:t>
+      </w:r>
+      <w:hyperlink r:id="rId37" w:history="1">
+        <w:r>
+          <w:rPr>
+            <w:rStyle w:val="Hyperlink"/>
+            <w:rFonts w:cstheme="minorHAnsi"/>
+            <w:sz w:val="20"/>
+            <w:szCs w:val="20"/>
+          </w:rPr>
+          <w:t>2</w:t>
+        </w:r>
+      </w:hyperlink>
+      <w:r>
+        <w:rPr>
+          <w:rFonts w:cstheme="minorHAnsi"/>
+          <w:sz w:val="20"/>
+          <w:szCs w:val="20"/>
+        </w:rPr>
+        <w:t>]</w:t>
+      </w:r>
+    </w:p>
+    <w:p>
+      <w:pPr>
+        <w:rPr>
+          <w:rFonts w:cstheme="minorHAnsi"/>
+          <w:sz w:val="20"/>
+          <w:szCs w:val="20"/>
+        </w:rPr>
+      </w:pPr>
+    </w:p>
+    <w:p>
+      <w:pPr>
+        <w:rPr>
+          <w:rFonts w:cstheme="minorHAnsi"/>
+          <w:sz w:val="20"/>
+          <w:szCs w:val="20"/>
+        </w:rPr>
+      </w:pPr>
+    </w:p>
+    <w:p>
+      <w:pPr>
+        <w:rPr>
+          <w:rFonts w:cstheme="minorHAnsi"/>
+          <w:sz w:val="20"/>
+          <w:szCs w:val="20"/>
+        </w:rPr>
+      </w:pPr>
     </w:p>
     <w:p>
       <w:pPr>
@@ -2714,6 +3327,7 @@
       <w:r>
         <w:rPr>
           <w:rFonts w:cstheme="minorHAnsi"/>
+          <w:noProof/>
           <w:sz w:val="20"/>
           <w:szCs w:val="20"/>
         </w:rPr>
@@ -2733,7 +3347,7 @@
                     <pic:cNvPicPr/>
                   </pic:nvPicPr>
                   <pic:blipFill>
-                    <a:blip r:embed="rId23"/>
+                    <a:blip r:embed="rId38"/>
                     <a:stretch>
                       <a:fillRect/>
                     </a:stretch>
@@ -2768,7 +3382,15 @@
           <w:sz w:val="20"/>
           <w:szCs w:val="20"/>
         </w:rPr>
-        <w:t>James 3:6-8</w:t>
+        <w:t>James 3:6-</w:t>
+      </w:r>
+      <w:r>
+        <w:rPr>
+          <w:rFonts w:cstheme="minorHAnsi"/>
+          <w:sz w:val="20"/>
+          <w:szCs w:val="20"/>
+        </w:rPr>
+        <w:t>7</w:t>
       </w:r>
     </w:p>
     <w:p>
@@ -2816,7 +3438,6 @@
           <w:szCs w:val="20"/>
           <w:vertAlign w:val="superscript"/>
         </w:rPr>
-        <w:lastRenderedPageBreak/>
         <w:t>7 </w:t>
       </w:r>
       <w:r>
@@ -2870,6 +3491,567 @@
           <w:sz w:val="20"/>
           <w:szCs w:val="20"/>
         </w:rPr>
+        <w:t xml:space="preserve">The main point of </w:t>
+      </w:r>
+      <w:hyperlink r:id="rId39" w:tgtFrame="_blank" w:history="1">
+        <w:r>
+          <w:rPr>
+            <w:rStyle w:val="Hyperlink"/>
+            <w:rFonts w:cstheme="minorHAnsi"/>
+            <w:sz w:val="20"/>
+            <w:szCs w:val="20"/>
+          </w:rPr>
+          <w:t>James 3:6-8</w:t>
+        </w:r>
+      </w:hyperlink>
+      <w:r>
+        <w:rPr>
+          <w:rFonts w:cstheme="minorHAnsi"/>
+          <w:sz w:val="20"/>
+          <w:szCs w:val="20"/>
+        </w:rPr>
+        <w:t xml:space="preserve"> is that the human tongue possesses an immense, destructive power that is completely impossible for mankind to tame on its own. James uses severe, urgent imagery to warn believers that unmanaged speech can defile a person's entire life and cause widespread ruin. [</w:t>
+      </w:r>
+      <w:hyperlink r:id="rId40" w:history="1">
+        <w:r>
+          <w:rPr>
+            <w:rStyle w:val="Hyperlink"/>
+            <w:rFonts w:cstheme="minorHAnsi"/>
+            <w:sz w:val="20"/>
+            <w:szCs w:val="20"/>
+          </w:rPr>
+          <w:t>1</w:t>
+        </w:r>
+      </w:hyperlink>
+      <w:r>
+        <w:rPr>
+          <w:rFonts w:cstheme="minorHAnsi"/>
+          <w:sz w:val="20"/>
+          <w:szCs w:val="20"/>
+        </w:rPr>
+        <w:t xml:space="preserve">, </w:t>
+      </w:r>
+      <w:hyperlink r:id="rId41" w:history="1">
+        <w:r>
+          <w:rPr>
+            <w:rStyle w:val="Hyperlink"/>
+            <w:rFonts w:cstheme="minorHAnsi"/>
+            <w:sz w:val="20"/>
+            <w:szCs w:val="20"/>
+          </w:rPr>
+          <w:t>2</w:t>
+        </w:r>
+      </w:hyperlink>
+      <w:r>
+        <w:rPr>
+          <w:rFonts w:cstheme="minorHAnsi"/>
+          <w:sz w:val="20"/>
+          <w:szCs w:val="20"/>
+        </w:rPr>
+        <w:t xml:space="preserve">, </w:t>
+      </w:r>
+      <w:hyperlink r:id="rId42" w:history="1">
+        <w:r>
+          <w:rPr>
+            <w:rStyle w:val="Hyperlink"/>
+            <w:rFonts w:cstheme="minorHAnsi"/>
+            <w:sz w:val="20"/>
+            <w:szCs w:val="20"/>
+          </w:rPr>
+          <w:t>3</w:t>
+        </w:r>
+      </w:hyperlink>
+      <w:r>
+        <w:rPr>
+          <w:rFonts w:cstheme="minorHAnsi"/>
+          <w:sz w:val="20"/>
+          <w:szCs w:val="20"/>
+        </w:rPr>
+        <w:t xml:space="preserve">, </w:t>
+      </w:r>
+      <w:hyperlink r:id="rId43" w:history="1">
+        <w:r>
+          <w:rPr>
+            <w:rStyle w:val="Hyperlink"/>
+            <w:rFonts w:cstheme="minorHAnsi"/>
+            <w:sz w:val="20"/>
+            <w:szCs w:val="20"/>
+          </w:rPr>
+          <w:t>4</w:t>
+        </w:r>
+      </w:hyperlink>
+      <w:r>
+        <w:rPr>
+          <w:rFonts w:cstheme="minorHAnsi"/>
+          <w:sz w:val="20"/>
+          <w:szCs w:val="20"/>
+        </w:rPr>
+        <w:t>]</w:t>
+      </w:r>
+    </w:p>
+    <w:p>
+      <w:pPr>
+        <w:rPr>
+          <w:rFonts w:cstheme="minorHAnsi"/>
+          <w:sz w:val="20"/>
+          <w:szCs w:val="20"/>
+        </w:rPr>
+      </w:pPr>
+      <w:r>
+        <w:rPr>
+          <w:rFonts w:cstheme="minorHAnsi"/>
+          <w:sz w:val="20"/>
+          <w:szCs w:val="20"/>
+        </w:rPr>
+        <w:t>The passage breaks this core message down into three distinct concepts:</w:t>
+      </w:r>
+    </w:p>
+    <w:p>
+      <w:pPr>
+        <w:numPr>
+          <w:ilvl w:val="0"/>
+          <w:numId w:val="16"/>
+        </w:numPr>
+        <w:rPr>
+          <w:rFonts w:cstheme="minorHAnsi"/>
+          <w:sz w:val="20"/>
+          <w:szCs w:val="20"/>
+        </w:rPr>
+      </w:pPr>
+      <w:r>
+        <w:rPr>
+          <w:rFonts w:cstheme="minorHAnsi"/>
+          <w:b/>
+          <w:bCs/>
+          <w:sz w:val="20"/>
+          <w:szCs w:val="20"/>
+        </w:rPr>
+        <w:t>The Tongue is a Destructive Fire:</w:t>
+      </w:r>
+      <w:r>
+        <w:rPr>
+          <w:rFonts w:cstheme="minorHAnsi"/>
+          <w:sz w:val="20"/>
+          <w:szCs w:val="20"/>
+        </w:rPr>
+        <w:t xml:space="preserve"> James calls the tongue "a fire, a world of unrighteousness". Just as a tiny spark can incinerate a massive forest, a few careless or malicious words can destroy relationships, families, and communities. [</w:t>
+      </w:r>
+      <w:hyperlink r:id="rId44" w:history="1">
+        <w:r>
+          <w:rPr>
+            <w:rStyle w:val="Hyperlink"/>
+            <w:rFonts w:cstheme="minorHAnsi"/>
+            <w:sz w:val="20"/>
+            <w:szCs w:val="20"/>
+          </w:rPr>
+          <w:t>1</w:t>
+        </w:r>
+      </w:hyperlink>
+      <w:r>
+        <w:rPr>
+          <w:rFonts w:cstheme="minorHAnsi"/>
+          <w:sz w:val="20"/>
+          <w:szCs w:val="20"/>
+        </w:rPr>
+        <w:t xml:space="preserve">, </w:t>
+      </w:r>
+      <w:hyperlink r:id="rId45" w:history="1">
+        <w:r>
+          <w:rPr>
+            <w:rStyle w:val="Hyperlink"/>
+            <w:rFonts w:cstheme="minorHAnsi"/>
+            <w:sz w:val="20"/>
+            <w:szCs w:val="20"/>
+          </w:rPr>
+          <w:t>2</w:t>
+        </w:r>
+      </w:hyperlink>
+      <w:r>
+        <w:rPr>
+          <w:rFonts w:cstheme="minorHAnsi"/>
+          <w:sz w:val="20"/>
+          <w:szCs w:val="20"/>
+        </w:rPr>
+        <w:t xml:space="preserve">, </w:t>
+      </w:r>
+      <w:hyperlink r:id="rId46" w:history="1">
+        <w:r>
+          <w:rPr>
+            <w:rStyle w:val="Hyperlink"/>
+            <w:rFonts w:cstheme="minorHAnsi"/>
+            <w:sz w:val="20"/>
+            <w:szCs w:val="20"/>
+          </w:rPr>
+          <w:t>3</w:t>
+        </w:r>
+      </w:hyperlink>
+      <w:r>
+        <w:rPr>
+          <w:rFonts w:cstheme="minorHAnsi"/>
+          <w:sz w:val="20"/>
+          <w:szCs w:val="20"/>
+        </w:rPr>
+        <w:t>]</w:t>
+      </w:r>
+    </w:p>
+    <w:p>
+      <w:pPr>
+        <w:numPr>
+          <w:ilvl w:val="0"/>
+          <w:numId w:val="16"/>
+        </w:numPr>
+        <w:rPr>
+          <w:rFonts w:cstheme="minorHAnsi"/>
+          <w:sz w:val="20"/>
+          <w:szCs w:val="20"/>
+        </w:rPr>
+      </w:pPr>
+      <w:r>
+        <w:rPr>
+          <w:rFonts w:cstheme="minorHAnsi"/>
+          <w:b/>
+          <w:bCs/>
+          <w:sz w:val="20"/>
+          <w:szCs w:val="20"/>
+        </w:rPr>
+        <w:t>It is Empowered by Evil:</w:t>
+      </w:r>
+      <w:r>
+        <w:rPr>
+          <w:rFonts w:cstheme="minorHAnsi"/>
+          <w:sz w:val="20"/>
+          <w:szCs w:val="20"/>
+        </w:rPr>
+        <w:t xml:space="preserve"> The text explicitly states that the tongue is "set on fire by hell". This means that when we use our words to gossip, lie, insult, or slander, we are letting our speech be used as a direct tool for demonic, destructive purposes. It has the capability to corrupt a person's entire character and course of life. [</w:t>
+      </w:r>
+      <w:hyperlink r:id="rId47" w:history="1">
+        <w:r>
+          <w:rPr>
+            <w:rStyle w:val="Hyperlink"/>
+            <w:rFonts w:cstheme="minorHAnsi"/>
+            <w:sz w:val="20"/>
+            <w:szCs w:val="20"/>
+          </w:rPr>
+          <w:t>1</w:t>
+        </w:r>
+      </w:hyperlink>
+      <w:r>
+        <w:rPr>
+          <w:rFonts w:cstheme="minorHAnsi"/>
+          <w:sz w:val="20"/>
+          <w:szCs w:val="20"/>
+        </w:rPr>
+        <w:t xml:space="preserve">, </w:t>
+      </w:r>
+      <w:hyperlink r:id="rId48" w:history="1">
+        <w:r>
+          <w:rPr>
+            <w:rStyle w:val="Hyperlink"/>
+            <w:rFonts w:cstheme="minorHAnsi"/>
+            <w:sz w:val="20"/>
+            <w:szCs w:val="20"/>
+          </w:rPr>
+          <w:t>2</w:t>
+        </w:r>
+      </w:hyperlink>
+      <w:r>
+        <w:rPr>
+          <w:rFonts w:cstheme="minorHAnsi"/>
+          <w:sz w:val="20"/>
+          <w:szCs w:val="20"/>
+        </w:rPr>
+        <w:t xml:space="preserve">, </w:t>
+      </w:r>
+      <w:hyperlink r:id="rId49" w:history="1">
+        <w:r>
+          <w:rPr>
+            <w:rStyle w:val="Hyperlink"/>
+            <w:rFonts w:cstheme="minorHAnsi"/>
+            <w:sz w:val="20"/>
+            <w:szCs w:val="20"/>
+          </w:rPr>
+          <w:t>3</w:t>
+        </w:r>
+      </w:hyperlink>
+      <w:r>
+        <w:rPr>
+          <w:rFonts w:cstheme="minorHAnsi"/>
+          <w:sz w:val="20"/>
+          <w:szCs w:val="20"/>
+        </w:rPr>
+        <w:t xml:space="preserve">, </w:t>
+      </w:r>
+      <w:hyperlink r:id="rId50" w:history="1">
+        <w:r>
+          <w:rPr>
+            <w:rStyle w:val="Hyperlink"/>
+            <w:rFonts w:cstheme="minorHAnsi"/>
+            <w:sz w:val="20"/>
+            <w:szCs w:val="20"/>
+          </w:rPr>
+          <w:t>4</w:t>
+        </w:r>
+      </w:hyperlink>
+      <w:r>
+        <w:rPr>
+          <w:rFonts w:cstheme="minorHAnsi"/>
+          <w:sz w:val="20"/>
+          <w:szCs w:val="20"/>
+        </w:rPr>
+        <w:t xml:space="preserve">, </w:t>
+      </w:r>
+      <w:hyperlink r:id="rId51" w:history="1">
+        <w:r>
+          <w:rPr>
+            <w:rStyle w:val="Hyperlink"/>
+            <w:rFonts w:cstheme="minorHAnsi"/>
+            <w:sz w:val="20"/>
+            <w:szCs w:val="20"/>
+          </w:rPr>
+          <w:t>5</w:t>
+        </w:r>
+      </w:hyperlink>
+      <w:r>
+        <w:rPr>
+          <w:rFonts w:cstheme="minorHAnsi"/>
+          <w:sz w:val="20"/>
+          <w:szCs w:val="20"/>
+        </w:rPr>
+        <w:t>]</w:t>
+      </w:r>
+    </w:p>
+    <w:p>
+      <w:pPr>
+        <w:numPr>
+          <w:ilvl w:val="0"/>
+          <w:numId w:val="16"/>
+        </w:numPr>
+        <w:rPr>
+          <w:rFonts w:cstheme="minorHAnsi"/>
+          <w:sz w:val="20"/>
+          <w:szCs w:val="20"/>
+        </w:rPr>
+      </w:pPr>
+      <w:r>
+        <w:rPr>
+          <w:rFonts w:cstheme="minorHAnsi"/>
+          <w:b/>
+          <w:bCs/>
+          <w:sz w:val="20"/>
+          <w:szCs w:val="20"/>
+        </w:rPr>
+        <w:t>Human Effort Alone is Hopeless:</w:t>
+      </w:r>
+      <w:r>
+        <w:rPr>
+          <w:rFonts w:cstheme="minorHAnsi"/>
+          <w:sz w:val="20"/>
+          <w:szCs w:val="20"/>
+        </w:rPr>
+        <w:t xml:space="preserve"> James points out a striking paradox—mankind has successfully managed to tame every kind of wild animal, bird, and sea creature, yet "no human being can tame the tongue". Left to our own natural willpower, it remains a restless, unstable evil packed with deadly poison. [</w:t>
+      </w:r>
+      <w:hyperlink r:id="rId52" w:history="1">
+        <w:r>
+          <w:rPr>
+            <w:rStyle w:val="Hyperlink"/>
+            <w:rFonts w:cstheme="minorHAnsi"/>
+            <w:sz w:val="20"/>
+            <w:szCs w:val="20"/>
+          </w:rPr>
+          <w:t>1</w:t>
+        </w:r>
+      </w:hyperlink>
+      <w:r>
+        <w:rPr>
+          <w:rFonts w:cstheme="minorHAnsi"/>
+          <w:sz w:val="20"/>
+          <w:szCs w:val="20"/>
+        </w:rPr>
+        <w:t xml:space="preserve">, </w:t>
+      </w:r>
+      <w:hyperlink r:id="rId53" w:history="1">
+        <w:r>
+          <w:rPr>
+            <w:rStyle w:val="Hyperlink"/>
+            <w:rFonts w:cstheme="minorHAnsi"/>
+            <w:sz w:val="20"/>
+            <w:szCs w:val="20"/>
+          </w:rPr>
+          <w:t>2</w:t>
+        </w:r>
+      </w:hyperlink>
+      <w:r>
+        <w:rPr>
+          <w:rFonts w:cstheme="minorHAnsi"/>
+          <w:sz w:val="20"/>
+          <w:szCs w:val="20"/>
+        </w:rPr>
+        <w:t xml:space="preserve">, </w:t>
+      </w:r>
+      <w:hyperlink r:id="rId54" w:history="1">
+        <w:r>
+          <w:rPr>
+            <w:rStyle w:val="Hyperlink"/>
+            <w:rFonts w:cstheme="minorHAnsi"/>
+            <w:sz w:val="20"/>
+            <w:szCs w:val="20"/>
+          </w:rPr>
+          <w:t>3</w:t>
+        </w:r>
+      </w:hyperlink>
+      <w:r>
+        <w:rPr>
+          <w:rFonts w:cstheme="minorHAnsi"/>
+          <w:sz w:val="20"/>
+          <w:szCs w:val="20"/>
+        </w:rPr>
+        <w:t>]</w:t>
+      </w:r>
+    </w:p>
+    <w:p>
+      <w:pPr>
+        <w:rPr>
+          <w:rFonts w:cstheme="minorHAnsi"/>
+          <w:sz w:val="20"/>
+          <w:szCs w:val="20"/>
+        </w:rPr>
+      </w:pPr>
+      <w:r>
+        <w:rPr>
+          <w:rFonts w:cstheme="minorHAnsi"/>
+          <w:b/>
+          <w:bCs/>
+          <w:sz w:val="20"/>
+          <w:szCs w:val="20"/>
+        </w:rPr>
+        <w:t>The Broader Theological Context</w:t>
+      </w:r>
+      <w:r>
+        <w:rPr>
+          <w:rFonts w:cstheme="minorHAnsi"/>
+          <w:sz w:val="20"/>
+          <w:szCs w:val="20"/>
+        </w:rPr>
+        <w:br/>
+        <w:t xml:space="preserve">While James paints a grim picture, his underlying message isn't to throw up our hands and give up. By establishing that </w:t>
+      </w:r>
+      <w:r>
+        <w:rPr>
+          <w:rFonts w:cstheme="minorHAnsi"/>
+          <w:i/>
+          <w:iCs/>
+          <w:sz w:val="20"/>
+          <w:szCs w:val="20"/>
+        </w:rPr>
+        <w:t>human beings</w:t>
+      </w:r>
+      <w:r>
+        <w:rPr>
+          <w:rFonts w:cstheme="minorHAnsi"/>
+          <w:sz w:val="20"/>
+          <w:szCs w:val="20"/>
+        </w:rPr>
+        <w:t xml:space="preserve"> cannot tame the tongue, he drives the reader to recognize their desperate need for divine intervention. To gain mastery over our speech, we must rely on the supernatural power of the Holy Spirit to transform our hearts, as true self-control is a fruit of the Spirit rather than a product of human grit. [</w:t>
+      </w:r>
+      <w:hyperlink r:id="rId55" w:history="1">
+        <w:r>
+          <w:rPr>
+            <w:rStyle w:val="Hyperlink"/>
+            <w:rFonts w:cstheme="minorHAnsi"/>
+            <w:sz w:val="20"/>
+            <w:szCs w:val="20"/>
+          </w:rPr>
+          <w:t>1</w:t>
+        </w:r>
+      </w:hyperlink>
+      <w:r>
+        <w:rPr>
+          <w:rFonts w:cstheme="minorHAnsi"/>
+          <w:sz w:val="20"/>
+          <w:szCs w:val="20"/>
+        </w:rPr>
+        <w:t xml:space="preserve">, </w:t>
+      </w:r>
+      <w:hyperlink r:id="rId56" w:history="1">
+        <w:r>
+          <w:rPr>
+            <w:rStyle w:val="Hyperlink"/>
+            <w:rFonts w:cstheme="minorHAnsi"/>
+            <w:sz w:val="20"/>
+            <w:szCs w:val="20"/>
+          </w:rPr>
+          <w:t>2</w:t>
+        </w:r>
+      </w:hyperlink>
+      <w:r>
+        <w:rPr>
+          <w:rFonts w:cstheme="minorHAnsi"/>
+          <w:sz w:val="20"/>
+          <w:szCs w:val="20"/>
+        </w:rPr>
+        <w:t xml:space="preserve">, </w:t>
+      </w:r>
+      <w:hyperlink r:id="rId57" w:history="1">
+        <w:r>
+          <w:rPr>
+            <w:rStyle w:val="Hyperlink"/>
+            <w:rFonts w:cstheme="minorHAnsi"/>
+            <w:sz w:val="20"/>
+            <w:szCs w:val="20"/>
+          </w:rPr>
+          <w:t>3</w:t>
+        </w:r>
+      </w:hyperlink>
+      <w:r>
+        <w:rPr>
+          <w:rFonts w:cstheme="minorHAnsi"/>
+          <w:sz w:val="20"/>
+          <w:szCs w:val="20"/>
+        </w:rPr>
+        <w:t>]</w:t>
+      </w:r>
+    </w:p>
+    <w:p>
+      <w:pPr>
+        <w:rPr>
+          <w:rFonts w:cstheme="minorHAnsi"/>
+          <w:sz w:val="20"/>
+          <w:szCs w:val="20"/>
+        </w:rPr>
+      </w:pPr>
+    </w:p>
+    <w:p>
+      <w:pPr>
+        <w:rPr>
+          <w:rFonts w:cstheme="minorHAnsi"/>
+          <w:sz w:val="20"/>
+          <w:szCs w:val="20"/>
+        </w:rPr>
+      </w:pPr>
+    </w:p>
+    <w:p>
+      <w:pPr>
+        <w:rPr>
+          <w:rFonts w:cstheme="minorHAnsi"/>
+          <w:sz w:val="20"/>
+          <w:szCs w:val="20"/>
+        </w:rPr>
+      </w:pPr>
+    </w:p>
+    <w:p>
+      <w:pPr>
+        <w:rPr>
+          <w:rFonts w:cstheme="minorHAnsi"/>
+          <w:sz w:val="20"/>
+          <w:szCs w:val="20"/>
+        </w:rPr>
+      </w:pPr>
+      <w:r>
+        <w:rPr>
+          <w:rFonts w:cstheme="minorHAnsi"/>
+          <w:sz w:val="20"/>
+          <w:szCs w:val="20"/>
+        </w:rPr>
         <w:t>11</w:t>
       </w:r>
       <w:r>
@@ -2916,9 +4098,11 @@
       <w:r>
         <w:rPr>
           <w:rFonts w:cstheme="minorHAnsi"/>
-          <w:sz w:val="20"/>
-          <w:szCs w:val="20"/>
-        </w:rPr>
+          <w:noProof/>
+          <w:sz w:val="20"/>
+          <w:szCs w:val="20"/>
+        </w:rPr>
+        <w:lastRenderedPageBreak/>
         <w:drawing>
           <wp:inline distT="0" distB="0" distL="0" distR="0" wp14:anchorId="772005F1" wp14:editId="2290E40A">
             <wp:extent cx="2743583" cy="3629532"/>
@@ -2935,7 +4119,7 @@
                     <pic:cNvPicPr/>
                   </pic:nvPicPr>
                   <pic:blipFill>
-                    <a:blip r:embed="rId24"/>
+                    <a:blip r:embed="rId58"/>
                     <a:stretch>
                       <a:fillRect/>
                     </a:stretch>
@@ -3122,7 +4306,16 @@
           <w:sz w:val="20"/>
           <w:szCs w:val="20"/>
         </w:rPr>
-        <w:t xml:space="preserve"> The biggest California fire began with dozens of separate little light</w:t>
+        <w:t xml:space="preserve"> The biggest California fire began with dozens of separate little </w:t>
+      </w:r>
+      <w:proofErr w:type="spellStart"/>
+      <w:r>
+        <w:rPr>
+          <w:rFonts w:cstheme="minorHAnsi"/>
+          <w:sz w:val="20"/>
+          <w:szCs w:val="20"/>
+        </w:rPr>
+        <w:t>light</w:t>
       </w:r>
       <w:r>
         <w:rPr>
@@ -3140,6 +4333,7 @@
         </w:rPr>
         <w:t>ing</w:t>
       </w:r>
+      <w:proofErr w:type="spellEnd"/>
       <w:r>
         <w:rPr>
           <w:rFonts w:cstheme="minorHAnsi"/>
@@ -3196,15 +4390,7 @@
           <w:sz w:val="20"/>
           <w:szCs w:val="20"/>
         </w:rPr>
-        <w:t>1</w:t>
-      </w:r>
-      <w:r>
-        <w:rPr>
-          <w:rFonts w:cstheme="minorHAnsi"/>
-          <w:sz w:val="20"/>
-          <w:szCs w:val="20"/>
-        </w:rPr>
-        <w:t>4</w:t>
+        <w:t>14</w:t>
       </w:r>
       <w:r>
         <w:rPr>
@@ -3269,41 +4455,51 @@
           <w:sz w:val="20"/>
           <w:szCs w:val="20"/>
         </w:rPr>
-        <w:t xml:space="preserve"> If same tension keep showing up in a relationship, if people seem guarded around us or if people around us curious rather than immediately defensive. </w:t>
-      </w:r>
-    </w:p>
-    <w:p>
-      <w:pPr>
-        <w:rPr>
-          <w:rFonts w:cstheme="minorHAnsi"/>
-          <w:sz w:val="20"/>
-          <w:szCs w:val="20"/>
-        </w:rPr>
-      </w:pPr>
-    </w:p>
-    <w:p>
-      <w:pPr>
-        <w:rPr>
-          <w:rFonts w:cstheme="minorHAnsi"/>
-          <w:sz w:val="20"/>
-          <w:szCs w:val="20"/>
-        </w:rPr>
-      </w:pPr>
-      <w:r>
-        <w:rPr>
-          <w:rFonts w:cstheme="minorHAnsi"/>
-          <w:sz w:val="20"/>
-          <w:szCs w:val="20"/>
-        </w:rPr>
-        <w:t>1</w:t>
-      </w:r>
-      <w:r>
-        <w:rPr>
-          <w:rFonts w:cstheme="minorHAnsi"/>
-          <w:sz w:val="20"/>
-          <w:szCs w:val="20"/>
-        </w:rPr>
-        <w:t>5</w:t>
+        <w:t xml:space="preserve"> If same tension </w:t>
+      </w:r>
+      <w:proofErr w:type="gramStart"/>
+      <w:r>
+        <w:rPr>
+          <w:rFonts w:cstheme="minorHAnsi"/>
+          <w:sz w:val="20"/>
+          <w:szCs w:val="20"/>
+        </w:rPr>
+        <w:t>keep</w:t>
+      </w:r>
+      <w:proofErr w:type="gramEnd"/>
+      <w:r>
+        <w:rPr>
+          <w:rFonts w:cstheme="minorHAnsi"/>
+          <w:sz w:val="20"/>
+          <w:szCs w:val="20"/>
+        </w:rPr>
+        <w:t xml:space="preserve"> showing up in a relationship, if people seem guarded around us or if people around us curious rather than immediately defensive. </w:t>
+      </w:r>
+    </w:p>
+    <w:p>
+      <w:pPr>
+        <w:rPr>
+          <w:rFonts w:cstheme="minorHAnsi"/>
+          <w:sz w:val="20"/>
+          <w:szCs w:val="20"/>
+        </w:rPr>
+      </w:pPr>
+    </w:p>
+    <w:p>
+      <w:pPr>
+        <w:rPr>
+          <w:rFonts w:cstheme="minorHAnsi"/>
+          <w:sz w:val="20"/>
+          <w:szCs w:val="20"/>
+        </w:rPr>
+      </w:pPr>
+      <w:r>
+        <w:rPr>
+          <w:rFonts w:cstheme="minorHAnsi"/>
+          <w:sz w:val="20"/>
+          <w:szCs w:val="20"/>
+        </w:rPr>
+        <w:t>15</w:t>
       </w:r>
       <w:r>
         <w:rPr>
@@ -3453,15 +4649,7 @@
           <w:szCs w:val="20"/>
         </w:rPr>
         <w:lastRenderedPageBreak/>
-        <w:t>1</w:t>
-      </w:r>
-      <w:r>
-        <w:rPr>
-          <w:rFonts w:cstheme="minorHAnsi"/>
-          <w:sz w:val="20"/>
-          <w:szCs w:val="20"/>
-        </w:rPr>
-        <w:t>9</w:t>
+        <w:t>19</w:t>
       </w:r>
       <w:r>
         <w:rPr>
@@ -3498,6 +4686,7 @@
       <w:r>
         <w:rPr>
           <w:rFonts w:cstheme="minorHAnsi"/>
+          <w:noProof/>
           <w:sz w:val="20"/>
           <w:szCs w:val="20"/>
         </w:rPr>
@@ -3517,7 +4706,7 @@
                     <pic:cNvPicPr/>
                   </pic:nvPicPr>
                   <pic:blipFill>
-                    <a:blip r:embed="rId25"/>
+                    <a:blip r:embed="rId59"/>
                     <a:stretch>
                       <a:fillRect/>
                     </a:stretch>
@@ -3552,7 +4741,23 @@
           <w:sz w:val="20"/>
           <w:szCs w:val="20"/>
         </w:rPr>
-        <w:t>James 3:7-12</w:t>
+        <w:t>James 3:</w:t>
+      </w:r>
+      <w:r>
+        <w:rPr>
+          <w:rFonts w:cstheme="minorHAnsi"/>
+          <w:sz w:val="20"/>
+          <w:szCs w:val="20"/>
+        </w:rPr>
+        <w:t>8</w:t>
+      </w:r>
+      <w:r>
+        <w:rPr>
+          <w:rFonts w:cstheme="minorHAnsi"/>
+          <w:sz w:val="20"/>
+          <w:szCs w:val="20"/>
+        </w:rPr>
+        <w:t>-12</w:t>
       </w:r>
     </w:p>
     <w:p>
@@ -3701,8 +4906,346 @@
           <w:sz w:val="20"/>
           <w:szCs w:val="20"/>
         </w:rPr>
-        <w:t>My brothers and sisters, can a fig tree bear olives, or a grapevine bear figs? Neither can a salt spring produce fresh water.</w:t>
-      </w:r>
+        <w:t xml:space="preserve">My brothers and sisters, can a fig tree bear olives, or a grapevine bear </w:t>
+      </w:r>
+      <w:proofErr w:type="gramStart"/>
+      <w:r>
+        <w:rPr>
+          <w:rFonts w:cstheme="minorHAnsi"/>
+          <w:sz w:val="20"/>
+          <w:szCs w:val="20"/>
+        </w:rPr>
+        <w:t>figs</w:t>
+      </w:r>
+      <w:proofErr w:type="gramEnd"/>
+      <w:r>
+        <w:rPr>
+          <w:rFonts w:cstheme="minorHAnsi"/>
+          <w:sz w:val="20"/>
+          <w:szCs w:val="20"/>
+        </w:rPr>
+        <w:t>? Neither can a salt spring produce fresh water.</w:t>
+      </w:r>
+    </w:p>
+    <w:p>
+      <w:pPr>
+        <w:rPr>
+          <w:rFonts w:cstheme="minorHAnsi"/>
+          <w:sz w:val="20"/>
+          <w:szCs w:val="20"/>
+        </w:rPr>
+      </w:pPr>
+    </w:p>
+    <w:p>
+      <w:pPr>
+        <w:rPr>
+          <w:rFonts w:cstheme="minorHAnsi"/>
+          <w:sz w:val="20"/>
+          <w:szCs w:val="20"/>
+        </w:rPr>
+      </w:pPr>
+      <w:r>
+        <w:rPr>
+          <w:rFonts w:cstheme="minorHAnsi"/>
+          <w:sz w:val="20"/>
+          <w:szCs w:val="20"/>
+        </w:rPr>
+        <w:t>The main point of James 3:8-12 is that human speech is impossible for us to control on our own, and it is hypocritical and unnatural for a believer's mouth to produce both praise to God and curses toward other people who are made in God's image. [</w:t>
+      </w:r>
+      <w:hyperlink r:id="rId60" w:history="1">
+        <w:r>
+          <w:rPr>
+            <w:rStyle w:val="Hyperlink"/>
+            <w:rFonts w:cstheme="minorHAnsi"/>
+            <w:sz w:val="20"/>
+            <w:szCs w:val="20"/>
+          </w:rPr>
+          <w:t>1</w:t>
+        </w:r>
+      </w:hyperlink>
+      <w:r>
+        <w:rPr>
+          <w:rFonts w:cstheme="minorHAnsi"/>
+          <w:sz w:val="20"/>
+          <w:szCs w:val="20"/>
+        </w:rPr>
+        <w:t>]</w:t>
+      </w:r>
+    </w:p>
+    <w:p>
+      <w:pPr>
+        <w:rPr>
+          <w:rFonts w:cstheme="minorHAnsi"/>
+          <w:b/>
+          <w:bCs/>
+          <w:sz w:val="20"/>
+          <w:szCs w:val="20"/>
+        </w:rPr>
+      </w:pPr>
+      <w:r>
+        <w:rPr>
+          <w:rFonts w:cstheme="minorHAnsi"/>
+          <w:b/>
+          <w:bCs/>
+          <w:sz w:val="20"/>
+          <w:szCs w:val="20"/>
+        </w:rPr>
+        <w:t>Key Themes of James 3:8-12</w:t>
+      </w:r>
+    </w:p>
+    <w:p>
+      <w:pPr>
+        <w:numPr>
+          <w:ilvl w:val="0"/>
+          <w:numId w:val="17"/>
+        </w:numPr>
+        <w:rPr>
+          <w:rFonts w:cstheme="minorHAnsi"/>
+          <w:sz w:val="20"/>
+          <w:szCs w:val="20"/>
+        </w:rPr>
+      </w:pPr>
+      <w:r>
+        <w:rPr>
+          <w:rFonts w:cstheme="minorHAnsi"/>
+          <w:b/>
+          <w:bCs/>
+          <w:sz w:val="20"/>
+          <w:szCs w:val="20"/>
+        </w:rPr>
+        <w:t>The Untamable Tongue:</w:t>
+      </w:r>
+      <w:r>
+        <w:rPr>
+          <w:rFonts w:cstheme="minorHAnsi"/>
+          <w:sz w:val="20"/>
+          <w:szCs w:val="20"/>
+        </w:rPr>
+        <w:t xml:space="preserve"> “No human being can tame the tongue. It is a restless evil, full of deadly poison,” as stated by </w:t>
+      </w:r>
+      <w:hyperlink r:id="rId61" w:tgtFrame="_blank" w:history="1">
+        <w:r>
+          <w:rPr>
+            <w:rStyle w:val="Hyperlink"/>
+            <w:rFonts w:cstheme="minorHAnsi"/>
+            <w:sz w:val="20"/>
+            <w:szCs w:val="20"/>
+          </w:rPr>
+          <w:t>Bible Gateway</w:t>
+        </w:r>
+      </w:hyperlink>
+      <w:r>
+        <w:rPr>
+          <w:rFonts w:cstheme="minorHAnsi"/>
+          <w:sz w:val="20"/>
+          <w:szCs w:val="20"/>
+        </w:rPr>
+        <w:t>. While humans can tame wild animals, our speech remains restless and prone to sin without divine help. [</w:t>
+      </w:r>
+      <w:hyperlink r:id="rId62" w:history="1">
+        <w:r>
+          <w:rPr>
+            <w:rStyle w:val="Hyperlink"/>
+            <w:rFonts w:cstheme="minorHAnsi"/>
+            <w:sz w:val="20"/>
+            <w:szCs w:val="20"/>
+          </w:rPr>
+          <w:t>1</w:t>
+        </w:r>
+      </w:hyperlink>
+      <w:r>
+        <w:rPr>
+          <w:rFonts w:cstheme="minorHAnsi"/>
+          <w:sz w:val="20"/>
+          <w:szCs w:val="20"/>
+        </w:rPr>
+        <w:t xml:space="preserve">, </w:t>
+      </w:r>
+      <w:hyperlink r:id="rId63" w:history="1">
+        <w:r>
+          <w:rPr>
+            <w:rStyle w:val="Hyperlink"/>
+            <w:rFonts w:cstheme="minorHAnsi"/>
+            <w:sz w:val="20"/>
+            <w:szCs w:val="20"/>
+          </w:rPr>
+          <w:t>2</w:t>
+        </w:r>
+      </w:hyperlink>
+      <w:r>
+        <w:rPr>
+          <w:rFonts w:cstheme="minorHAnsi"/>
+          <w:sz w:val="20"/>
+          <w:szCs w:val="20"/>
+        </w:rPr>
+        <w:t xml:space="preserve">, </w:t>
+      </w:r>
+      <w:hyperlink r:id="rId64" w:history="1">
+        <w:r>
+          <w:rPr>
+            <w:rStyle w:val="Hyperlink"/>
+            <w:rFonts w:cstheme="minorHAnsi"/>
+            <w:sz w:val="20"/>
+            <w:szCs w:val="20"/>
+          </w:rPr>
+          <w:t>3</w:t>
+        </w:r>
+      </w:hyperlink>
+      <w:r>
+        <w:rPr>
+          <w:rFonts w:cstheme="minorHAnsi"/>
+          <w:sz w:val="20"/>
+          <w:szCs w:val="20"/>
+        </w:rPr>
+        <w:t>]</w:t>
+      </w:r>
+    </w:p>
+    <w:p>
+      <w:pPr>
+        <w:numPr>
+          <w:ilvl w:val="0"/>
+          <w:numId w:val="17"/>
+        </w:numPr>
+        <w:rPr>
+          <w:rFonts w:cstheme="minorHAnsi"/>
+          <w:sz w:val="20"/>
+          <w:szCs w:val="20"/>
+        </w:rPr>
+      </w:pPr>
+      <w:r>
+        <w:rPr>
+          <w:rFonts w:cstheme="minorHAnsi"/>
+          <w:b/>
+          <w:bCs/>
+          <w:sz w:val="20"/>
+          <w:szCs w:val="20"/>
+        </w:rPr>
+        <w:t>The Contradiction of Speech:</w:t>
+      </w:r>
+      <w:r>
+        <w:rPr>
+          <w:rFonts w:cstheme="minorHAnsi"/>
+          <w:sz w:val="20"/>
+          <w:szCs w:val="20"/>
+        </w:rPr>
+        <w:t xml:space="preserve"> James points out the absurdity of using the same mouth to bless God and curse human beings, who bear God's likeness. He stresses that “these things ought not to be so.” [-- [Bible Gateway]] [</w:t>
+      </w:r>
+      <w:hyperlink r:id="rId65" w:history="1">
+        <w:r>
+          <w:rPr>
+            <w:rStyle w:val="Hyperlink"/>
+            <w:rFonts w:cstheme="minorHAnsi"/>
+            <w:sz w:val="20"/>
+            <w:szCs w:val="20"/>
+          </w:rPr>
+          <w:t>1</w:t>
+        </w:r>
+      </w:hyperlink>
+      <w:r>
+        <w:rPr>
+          <w:rFonts w:cstheme="minorHAnsi"/>
+          <w:sz w:val="20"/>
+          <w:szCs w:val="20"/>
+        </w:rPr>
+        <w:t xml:space="preserve">, </w:t>
+      </w:r>
+      <w:hyperlink r:id="rId66" w:history="1">
+        <w:r>
+          <w:rPr>
+            <w:rStyle w:val="Hyperlink"/>
+            <w:rFonts w:cstheme="minorHAnsi"/>
+            <w:sz w:val="20"/>
+            <w:szCs w:val="20"/>
+          </w:rPr>
+          <w:t>2</w:t>
+        </w:r>
+      </w:hyperlink>
+      <w:r>
+        <w:rPr>
+          <w:rFonts w:cstheme="minorHAnsi"/>
+          <w:sz w:val="20"/>
+          <w:szCs w:val="20"/>
+        </w:rPr>
+        <w:t>]</w:t>
+      </w:r>
+    </w:p>
+    <w:p>
+      <w:pPr>
+        <w:numPr>
+          <w:ilvl w:val="0"/>
+          <w:numId w:val="17"/>
+        </w:numPr>
+        <w:rPr>
+          <w:rFonts w:cstheme="minorHAnsi"/>
+          <w:sz w:val="20"/>
+          <w:szCs w:val="20"/>
+        </w:rPr>
+      </w:pPr>
+      <w:r>
+        <w:rPr>
+          <w:rFonts w:cstheme="minorHAnsi"/>
+          <w:b/>
+          <w:bCs/>
+          <w:sz w:val="20"/>
+          <w:szCs w:val="20"/>
+        </w:rPr>
+        <w:t>Nature's Consistency:</w:t>
+      </w:r>
+      <w:r>
+        <w:rPr>
+          <w:rFonts w:cstheme="minorHAnsi"/>
+          <w:sz w:val="20"/>
+          <w:szCs w:val="20"/>
+        </w:rPr>
+        <w:t xml:space="preserve"> Using the examples of a spring that cannot yield both fresh and salt water, and trees or vines that only produce their own kind of fruit (fig trees bearing olives or grapevines bearing figs), James shows that outward words reflect the true inner condition of a person. [</w:t>
+      </w:r>
+      <w:hyperlink r:id="rId67" w:history="1">
+        <w:r>
+          <w:rPr>
+            <w:rStyle w:val="Hyperlink"/>
+            <w:rFonts w:cstheme="minorHAnsi"/>
+            <w:sz w:val="20"/>
+            <w:szCs w:val="20"/>
+          </w:rPr>
+          <w:t>1</w:t>
+        </w:r>
+      </w:hyperlink>
+      <w:r>
+        <w:rPr>
+          <w:rFonts w:cstheme="minorHAnsi"/>
+          <w:sz w:val="20"/>
+          <w:szCs w:val="20"/>
+        </w:rPr>
+        <w:t xml:space="preserve">, </w:t>
+      </w:r>
+      <w:hyperlink r:id="rId68" w:history="1">
+        <w:r>
+          <w:rPr>
+            <w:rStyle w:val="Hyperlink"/>
+            <w:rFonts w:cstheme="minorHAnsi"/>
+            <w:sz w:val="20"/>
+            <w:szCs w:val="20"/>
+          </w:rPr>
+          <w:t>2</w:t>
+        </w:r>
+      </w:hyperlink>
+      <w:r>
+        <w:rPr>
+          <w:rFonts w:cstheme="minorHAnsi"/>
+          <w:sz w:val="20"/>
+          <w:szCs w:val="20"/>
+        </w:rPr>
+        <w:t>]</w:t>
+      </w:r>
+    </w:p>
+    <w:p>
+      <w:pPr>
+        <w:rPr>
+          <w:rFonts w:cstheme="minorHAnsi"/>
+          <w:sz w:val="20"/>
+          <w:szCs w:val="20"/>
+        </w:rPr>
+      </w:pPr>
     </w:p>
     <w:p>
       <w:pPr>
@@ -3735,7 +5278,25 @@
           <w:sz w:val="20"/>
           <w:szCs w:val="20"/>
         </w:rPr>
-        <w:t xml:space="preserve"> and let all</w:t>
+        <w:t xml:space="preserve"> and </w:t>
+      </w:r>
+      <w:proofErr w:type="gramStart"/>
+      <w:r>
+        <w:rPr>
+          <w:rFonts w:cstheme="minorHAnsi"/>
+          <w:sz w:val="20"/>
+          <w:szCs w:val="20"/>
+        </w:rPr>
+        <w:t>let</w:t>
+      </w:r>
+      <w:proofErr w:type="gramEnd"/>
+      <w:r>
+        <w:rPr>
+          <w:rFonts w:cstheme="minorHAnsi"/>
+          <w:sz w:val="20"/>
+          <w:szCs w:val="20"/>
+        </w:rPr>
+        <w:t xml:space="preserve"> all</w:t>
       </w:r>
       <w:r>
         <w:rPr>
@@ -3801,15 +5362,7 @@
           <w:sz w:val="20"/>
           <w:szCs w:val="20"/>
         </w:rPr>
-        <w:t>3</w:t>
-      </w:r>
-      <w:r>
-        <w:rPr>
-          <w:rFonts w:cstheme="minorHAnsi"/>
-          <w:sz w:val="20"/>
-          <w:szCs w:val="20"/>
-        </w:rPr>
-        <w:t>7</w:t>
+        <w:t>37</w:t>
       </w:r>
       <w:r>
         <w:rPr>
@@ -3839,6 +5392,7 @@
       <w:r>
         <w:rPr>
           <w:rFonts w:cstheme="minorHAnsi"/>
+          <w:noProof/>
           <w:sz w:val="20"/>
           <w:szCs w:val="20"/>
         </w:rPr>
@@ -3859,7 +5413,7 @@
                     <pic:cNvPicPr/>
                   </pic:nvPicPr>
                   <pic:blipFill>
-                    <a:blip r:embed="rId26"/>
+                    <a:blip r:embed="rId69"/>
                     <a:stretch>
                       <a:fillRect/>
                     </a:stretch>
@@ -4051,6 +5605,561 @@
           <w:sz w:val="20"/>
           <w:szCs w:val="20"/>
         </w:rPr>
+        <w:t xml:space="preserve">The main point of </w:t>
+      </w:r>
+      <w:r>
+        <w:rPr>
+          <w:rFonts w:cstheme="minorHAnsi"/>
+          <w:b/>
+          <w:bCs/>
+          <w:sz w:val="20"/>
+          <w:szCs w:val="20"/>
+        </w:rPr>
+        <w:t>James 3:13-16</w:t>
+      </w:r>
+      <w:r>
+        <w:rPr>
+          <w:rFonts w:cstheme="minorHAnsi"/>
+          <w:sz w:val="20"/>
+          <w:szCs w:val="20"/>
+        </w:rPr>
+        <w:t xml:space="preserve"> is that </w:t>
+      </w:r>
+      <w:r>
+        <w:rPr>
+          <w:rFonts w:cstheme="minorHAnsi"/>
+          <w:b/>
+          <w:bCs/>
+          <w:sz w:val="20"/>
+          <w:szCs w:val="20"/>
+        </w:rPr>
+        <w:t>true wisdom is demonstrated through humble, good conduct</w:t>
+      </w:r>
+      <w:r>
+        <w:rPr>
+          <w:rFonts w:cstheme="minorHAnsi"/>
+          <w:sz w:val="20"/>
+          <w:szCs w:val="20"/>
+        </w:rPr>
+        <w:t xml:space="preserve">, while </w:t>
+      </w:r>
+      <w:r>
+        <w:rPr>
+          <w:rFonts w:cstheme="minorHAnsi"/>
+          <w:b/>
+          <w:bCs/>
+          <w:sz w:val="20"/>
+          <w:szCs w:val="20"/>
+        </w:rPr>
+        <w:t>false wisdom is driven by jealousy and selfish ambition</w:t>
+      </w:r>
+      <w:r>
+        <w:rPr>
+          <w:rFonts w:cstheme="minorHAnsi"/>
+          <w:sz w:val="20"/>
+          <w:szCs w:val="20"/>
+        </w:rPr>
+        <w:t>, leading only to chaos and disorder. James argues that wisdom is not merely intellectual knowledge but a moral lifestyle. [</w:t>
+      </w:r>
+      <w:hyperlink r:id="rId70" w:history="1">
+        <w:r>
+          <w:rPr>
+            <w:rStyle w:val="Hyperlink"/>
+            <w:rFonts w:cstheme="minorHAnsi"/>
+            <w:sz w:val="20"/>
+            <w:szCs w:val="20"/>
+          </w:rPr>
+          <w:t>1</w:t>
+        </w:r>
+      </w:hyperlink>
+      <w:r>
+        <w:rPr>
+          <w:rFonts w:cstheme="minorHAnsi"/>
+          <w:sz w:val="20"/>
+          <w:szCs w:val="20"/>
+        </w:rPr>
+        <w:t>]</w:t>
+      </w:r>
+    </w:p>
+    <w:p>
+      <w:pPr>
+        <w:rPr>
+          <w:rFonts w:cstheme="minorHAnsi"/>
+          <w:b/>
+          <w:bCs/>
+          <w:sz w:val="20"/>
+          <w:szCs w:val="20"/>
+        </w:rPr>
+      </w:pPr>
+      <w:r>
+        <w:rPr>
+          <w:rFonts w:cstheme="minorHAnsi"/>
+          <w:b/>
+          <w:bCs/>
+          <w:sz w:val="20"/>
+          <w:szCs w:val="20"/>
+        </w:rPr>
+        <w:t>1. True Wisdom Proves Itself Through Humility (Verse 13)</w:t>
+      </w:r>
+    </w:p>
+    <w:p>
+      <w:pPr>
+        <w:rPr>
+          <w:rFonts w:cstheme="minorHAnsi"/>
+          <w:sz w:val="20"/>
+          <w:szCs w:val="20"/>
+        </w:rPr>
+      </w:pPr>
+      <w:r>
+        <w:rPr>
+          <w:rFonts w:cstheme="minorHAnsi"/>
+          <w:sz w:val="20"/>
+          <w:szCs w:val="20"/>
+        </w:rPr>
+        <w:t>James challenges those who claim to be wise to prove it by how they live. [</w:t>
+      </w:r>
+      <w:hyperlink r:id="rId71" w:history="1">
+        <w:r>
+          <w:rPr>
+            <w:rStyle w:val="Hyperlink"/>
+            <w:rFonts w:cstheme="minorHAnsi"/>
+            <w:sz w:val="20"/>
+            <w:szCs w:val="20"/>
+          </w:rPr>
+          <w:t>1</w:t>
+        </w:r>
+      </w:hyperlink>
+      <w:r>
+        <w:rPr>
+          <w:rFonts w:cstheme="minorHAnsi"/>
+          <w:sz w:val="20"/>
+          <w:szCs w:val="20"/>
+        </w:rPr>
+        <w:t>]</w:t>
+      </w:r>
+    </w:p>
+    <w:p>
+      <w:pPr>
+        <w:numPr>
+          <w:ilvl w:val="0"/>
+          <w:numId w:val="18"/>
+        </w:numPr>
+        <w:rPr>
+          <w:rFonts w:cstheme="minorHAnsi"/>
+          <w:sz w:val="20"/>
+          <w:szCs w:val="20"/>
+        </w:rPr>
+      </w:pPr>
+      <w:r>
+        <w:rPr>
+          <w:rFonts w:cstheme="minorHAnsi"/>
+          <w:b/>
+          <w:bCs/>
+          <w:sz w:val="20"/>
+          <w:szCs w:val="20"/>
+        </w:rPr>
+        <w:t>Action over words:</w:t>
+      </w:r>
+      <w:r>
+        <w:rPr>
+          <w:rFonts w:cstheme="minorHAnsi"/>
+          <w:sz w:val="20"/>
+          <w:szCs w:val="20"/>
+        </w:rPr>
+        <w:t xml:space="preserve"> Wisdom is not validated by shouting or boasting, but by good conduct.</w:t>
+      </w:r>
+    </w:p>
+    <w:p>
+      <w:pPr>
+        <w:numPr>
+          <w:ilvl w:val="0"/>
+          <w:numId w:val="18"/>
+        </w:numPr>
+        <w:rPr>
+          <w:rFonts w:cstheme="minorHAnsi"/>
+          <w:sz w:val="20"/>
+          <w:szCs w:val="20"/>
+        </w:rPr>
+      </w:pPr>
+      <w:r>
+        <w:rPr>
+          <w:rFonts w:cstheme="minorHAnsi"/>
+          <w:b/>
+          <w:bCs/>
+          <w:sz w:val="20"/>
+          <w:szCs w:val="20"/>
+        </w:rPr>
+        <w:t>The "meekness of wisdom":</w:t>
+      </w:r>
+      <w:r>
+        <w:rPr>
+          <w:rFonts w:cstheme="minorHAnsi"/>
+          <w:sz w:val="20"/>
+          <w:szCs w:val="20"/>
+        </w:rPr>
+        <w:t xml:space="preserve"> True godly insight produces a gentle and humble spirit rather than an arrogant attitude. [</w:t>
+      </w:r>
+      <w:hyperlink r:id="rId72" w:history="1">
+        <w:r>
+          <w:rPr>
+            <w:rStyle w:val="Hyperlink"/>
+            <w:rFonts w:cstheme="minorHAnsi"/>
+            <w:sz w:val="20"/>
+            <w:szCs w:val="20"/>
+          </w:rPr>
+          <w:t>1</w:t>
+        </w:r>
+      </w:hyperlink>
+      <w:r>
+        <w:rPr>
+          <w:rFonts w:cstheme="minorHAnsi"/>
+          <w:sz w:val="20"/>
+          <w:szCs w:val="20"/>
+        </w:rPr>
+        <w:t xml:space="preserve">, </w:t>
+      </w:r>
+      <w:hyperlink r:id="rId73" w:history="1">
+        <w:r>
+          <w:rPr>
+            <w:rStyle w:val="Hyperlink"/>
+            <w:rFonts w:cstheme="minorHAnsi"/>
+            <w:sz w:val="20"/>
+            <w:szCs w:val="20"/>
+          </w:rPr>
+          <w:t>2</w:t>
+        </w:r>
+      </w:hyperlink>
+      <w:r>
+        <w:rPr>
+          <w:rFonts w:cstheme="minorHAnsi"/>
+          <w:sz w:val="20"/>
+          <w:szCs w:val="20"/>
+        </w:rPr>
+        <w:t>]</w:t>
+      </w:r>
+    </w:p>
+    <w:p>
+      <w:pPr>
+        <w:rPr>
+          <w:rFonts w:cstheme="minorHAnsi"/>
+          <w:b/>
+          <w:bCs/>
+          <w:sz w:val="20"/>
+          <w:szCs w:val="20"/>
+        </w:rPr>
+      </w:pPr>
+      <w:r>
+        <w:rPr>
+          <w:rFonts w:cstheme="minorHAnsi"/>
+          <w:b/>
+          <w:bCs/>
+          <w:sz w:val="20"/>
+          <w:szCs w:val="20"/>
+        </w:rPr>
+        <w:t>2. Worldly Wisdom Destroys Relationships (Verses 14-16)</w:t>
+      </w:r>
+    </w:p>
+    <w:p>
+      <w:pPr>
+        <w:rPr>
+          <w:rFonts w:cstheme="minorHAnsi"/>
+          <w:sz w:val="20"/>
+          <w:szCs w:val="20"/>
+        </w:rPr>
+      </w:pPr>
+      <w:r>
+        <w:rPr>
+          <w:rFonts w:cstheme="minorHAnsi"/>
+          <w:sz w:val="20"/>
+          <w:szCs w:val="20"/>
+        </w:rPr>
+        <w:t>James contrasts godly humility with worldly motives, showing the destructive nature of human-centric wisdom. [</w:t>
+      </w:r>
+      <w:hyperlink r:id="rId74" w:history="1">
+        <w:r>
+          <w:rPr>
+            <w:rStyle w:val="Hyperlink"/>
+            <w:rFonts w:cstheme="minorHAnsi"/>
+            <w:sz w:val="20"/>
+            <w:szCs w:val="20"/>
+          </w:rPr>
+          <w:t>1</w:t>
+        </w:r>
+      </w:hyperlink>
+      <w:r>
+        <w:rPr>
+          <w:rFonts w:cstheme="minorHAnsi"/>
+          <w:sz w:val="20"/>
+          <w:szCs w:val="20"/>
+        </w:rPr>
+        <w:t xml:space="preserve">, </w:t>
+      </w:r>
+      <w:hyperlink r:id="rId75" w:history="1">
+        <w:r>
+          <w:rPr>
+            <w:rStyle w:val="Hyperlink"/>
+            <w:rFonts w:cstheme="minorHAnsi"/>
+            <w:sz w:val="20"/>
+            <w:szCs w:val="20"/>
+          </w:rPr>
+          <w:t>2</w:t>
+        </w:r>
+      </w:hyperlink>
+      <w:r>
+        <w:rPr>
+          <w:rFonts w:cstheme="minorHAnsi"/>
+          <w:sz w:val="20"/>
+          <w:szCs w:val="20"/>
+        </w:rPr>
+        <w:t>]</w:t>
+      </w:r>
+    </w:p>
+    <w:p>
+      <w:pPr>
+        <w:numPr>
+          <w:ilvl w:val="0"/>
+          <w:numId w:val="19"/>
+        </w:numPr>
+        <w:rPr>
+          <w:rFonts w:cstheme="minorHAnsi"/>
+          <w:sz w:val="20"/>
+          <w:szCs w:val="20"/>
+        </w:rPr>
+      </w:pPr>
+      <w:r>
+        <w:rPr>
+          <w:rFonts w:cstheme="minorHAnsi"/>
+          <w:b/>
+          <w:bCs/>
+          <w:sz w:val="20"/>
+          <w:szCs w:val="20"/>
+        </w:rPr>
+        <w:t>The root issues:</w:t>
+      </w:r>
+      <w:r>
+        <w:rPr>
+          <w:rFonts w:cstheme="minorHAnsi"/>
+          <w:sz w:val="20"/>
+          <w:szCs w:val="20"/>
+        </w:rPr>
+        <w:t xml:space="preserve"> Bitter jealousy and selfish ambition are signs of a heart operating on worldly terms. [</w:t>
+      </w:r>
+      <w:hyperlink r:id="rId76" w:history="1">
+        <w:r>
+          <w:rPr>
+            <w:rStyle w:val="Hyperlink"/>
+            <w:rFonts w:cstheme="minorHAnsi"/>
+            <w:sz w:val="20"/>
+            <w:szCs w:val="20"/>
+          </w:rPr>
+          <w:t>1</w:t>
+        </w:r>
+      </w:hyperlink>
+      <w:r>
+        <w:rPr>
+          <w:rFonts w:cstheme="minorHAnsi"/>
+          <w:sz w:val="20"/>
+          <w:szCs w:val="20"/>
+        </w:rPr>
+        <w:t>]</w:t>
+      </w:r>
+    </w:p>
+    <w:p>
+      <w:pPr>
+        <w:numPr>
+          <w:ilvl w:val="0"/>
+          <w:numId w:val="19"/>
+        </w:numPr>
+        <w:rPr>
+          <w:rFonts w:cstheme="minorHAnsi"/>
+          <w:sz w:val="20"/>
+          <w:szCs w:val="20"/>
+        </w:rPr>
+      </w:pPr>
+      <w:r>
+        <w:rPr>
+          <w:rFonts w:cstheme="minorHAnsi"/>
+          <w:b/>
+          <w:bCs/>
+          <w:sz w:val="20"/>
+          <w:szCs w:val="20"/>
+        </w:rPr>
+        <w:t>The ungodly source:</w:t>
+      </w:r>
+      <w:r>
+        <w:rPr>
+          <w:rFonts w:cstheme="minorHAnsi"/>
+          <w:sz w:val="20"/>
+          <w:szCs w:val="20"/>
+        </w:rPr>
+        <w:t xml:space="preserve"> James explicitly warns that this mindset does not come from God; it is </w:t>
+      </w:r>
+      <w:r>
+        <w:rPr>
+          <w:rFonts w:cstheme="minorHAnsi"/>
+          <w:i/>
+          <w:iCs/>
+          <w:sz w:val="20"/>
+          <w:szCs w:val="20"/>
+        </w:rPr>
+        <w:t>“earthly, unspiritual, demonic”</w:t>
+      </w:r>
+      <w:r>
+        <w:rPr>
+          <w:rFonts w:cstheme="minorHAnsi"/>
+          <w:sz w:val="20"/>
+          <w:szCs w:val="20"/>
+        </w:rPr>
+        <w:t xml:space="preserve"> </w:t>
+      </w:r>
+      <w:hyperlink r:id="rId77" w:tgtFrame="_blank" w:history="1">
+        <w:r>
+          <w:rPr>
+            <w:rStyle w:val="Hyperlink"/>
+            <w:rFonts w:cstheme="minorHAnsi"/>
+            <w:sz w:val="20"/>
+            <w:szCs w:val="20"/>
+          </w:rPr>
+          <w:t>Faith Bible Church</w:t>
+        </w:r>
+      </w:hyperlink>
+      <w:r>
+        <w:rPr>
+          <w:rFonts w:cstheme="minorHAnsi"/>
+          <w:sz w:val="20"/>
+          <w:szCs w:val="20"/>
+        </w:rPr>
+        <w:t>. [</w:t>
+      </w:r>
+      <w:hyperlink r:id="rId78" w:history="1">
+        <w:r>
+          <w:rPr>
+            <w:rStyle w:val="Hyperlink"/>
+            <w:rFonts w:cstheme="minorHAnsi"/>
+            <w:sz w:val="20"/>
+            <w:szCs w:val="20"/>
+          </w:rPr>
+          <w:t>1</w:t>
+        </w:r>
+      </w:hyperlink>
+      <w:r>
+        <w:rPr>
+          <w:rFonts w:cstheme="minorHAnsi"/>
+          <w:sz w:val="20"/>
+          <w:szCs w:val="20"/>
+        </w:rPr>
+        <w:t>]</w:t>
+      </w:r>
+    </w:p>
+    <w:p>
+      <w:pPr>
+        <w:numPr>
+          <w:ilvl w:val="0"/>
+          <w:numId w:val="19"/>
+        </w:numPr>
+        <w:rPr>
+          <w:rFonts w:cstheme="minorHAnsi"/>
+          <w:sz w:val="20"/>
+          <w:szCs w:val="20"/>
+        </w:rPr>
+      </w:pPr>
+      <w:r>
+        <w:rPr>
+          <w:rFonts w:cstheme="minorHAnsi"/>
+          <w:b/>
+          <w:bCs/>
+          <w:sz w:val="20"/>
+          <w:szCs w:val="20"/>
+        </w:rPr>
+        <w:t>The chaotic result:</w:t>
+      </w:r>
+      <w:r>
+        <w:rPr>
+          <w:rFonts w:cstheme="minorHAnsi"/>
+          <w:sz w:val="20"/>
+          <w:szCs w:val="20"/>
+        </w:rPr>
+        <w:t xml:space="preserve"> Where self-centered ambition thrives, it breeds </w:t>
+      </w:r>
+      <w:r>
+        <w:rPr>
+          <w:rFonts w:cstheme="minorHAnsi"/>
+          <w:i/>
+          <w:iCs/>
+          <w:sz w:val="20"/>
+          <w:szCs w:val="20"/>
+        </w:rPr>
+        <w:t>“disorder and every vile practice”</w:t>
+      </w:r>
+      <w:r>
+        <w:rPr>
+          <w:rFonts w:cstheme="minorHAnsi"/>
+          <w:sz w:val="20"/>
+          <w:szCs w:val="20"/>
+        </w:rPr>
+        <w:t xml:space="preserve"> Faith Bible Church, breaking down communities and relationships. [</w:t>
+      </w:r>
+      <w:hyperlink r:id="rId79" w:history="1">
+        <w:r>
+          <w:rPr>
+            <w:rStyle w:val="Hyperlink"/>
+            <w:rFonts w:cstheme="minorHAnsi"/>
+            <w:sz w:val="20"/>
+            <w:szCs w:val="20"/>
+          </w:rPr>
+          <w:t>1</w:t>
+        </w:r>
+      </w:hyperlink>
+      <w:r>
+        <w:rPr>
+          <w:rFonts w:cstheme="minorHAnsi"/>
+          <w:sz w:val="20"/>
+          <w:szCs w:val="20"/>
+        </w:rPr>
+        <w:t>]</w:t>
+      </w:r>
+    </w:p>
+    <w:p>
+      <w:pPr>
+        <w:rPr>
+          <w:rFonts w:cstheme="minorHAnsi"/>
+          <w:sz w:val="20"/>
+          <w:szCs w:val="20"/>
+        </w:rPr>
+      </w:pPr>
+    </w:p>
+    <w:p>
+      <w:pPr>
+        <w:rPr>
+          <w:rFonts w:cstheme="minorHAnsi"/>
+          <w:sz w:val="20"/>
+          <w:szCs w:val="20"/>
+        </w:rPr>
+      </w:pPr>
+    </w:p>
+    <w:p>
+      <w:pPr>
+        <w:rPr>
+          <w:rFonts w:cstheme="minorHAnsi"/>
+          <w:sz w:val="20"/>
+          <w:szCs w:val="20"/>
+        </w:rPr>
+      </w:pPr>
+    </w:p>
+    <w:p>
+      <w:pPr>
+        <w:rPr>
+          <w:rFonts w:cstheme="minorHAnsi"/>
+          <w:sz w:val="20"/>
+          <w:szCs w:val="20"/>
+        </w:rPr>
+      </w:pPr>
+      <w:r>
+        <w:rPr>
+          <w:rFonts w:cstheme="minorHAnsi"/>
+          <w:sz w:val="20"/>
+          <w:szCs w:val="20"/>
+        </w:rPr>
         <w:t>Wise people around us show his m</w:t>
       </w:r>
       <w:r>
@@ -4125,15 +6234,7 @@
           <w:sz w:val="20"/>
           <w:szCs w:val="20"/>
         </w:rPr>
-        <w:t>2</w:t>
-      </w:r>
-      <w:r>
-        <w:rPr>
-          <w:rFonts w:cstheme="minorHAnsi"/>
-          <w:sz w:val="20"/>
-          <w:szCs w:val="20"/>
-        </w:rPr>
-        <w:t>7</w:t>
+        <w:t>27</w:t>
       </w:r>
       <w:r>
         <w:rPr>
@@ -4179,9 +6280,11 @@
       <w:r>
         <w:rPr>
           <w:rFonts w:cstheme="minorHAnsi"/>
-          <w:sz w:val="20"/>
-          <w:szCs w:val="20"/>
-        </w:rPr>
+          <w:noProof/>
+          <w:sz w:val="20"/>
+          <w:szCs w:val="20"/>
+        </w:rPr>
+        <w:lastRenderedPageBreak/>
         <w:drawing>
           <wp:inline distT="0" distB="0" distL="0" distR="0" wp14:anchorId="23C2B053" wp14:editId="70760C22">
             <wp:extent cx="5943600" cy="767715"/>
@@ -4198,7 +6301,7 @@
                     <pic:cNvPicPr/>
                   </pic:nvPicPr>
                   <pic:blipFill>
-                    <a:blip r:embed="rId27"/>
+                    <a:blip r:embed="rId80"/>
                     <a:stretch>
                       <a:fillRect/>
                     </a:stretch>
@@ -4338,6 +6441,7 @@
       <w:r>
         <w:rPr>
           <w:rFonts w:cstheme="minorHAnsi"/>
+          <w:noProof/>
           <w:sz w:val="20"/>
           <w:szCs w:val="20"/>
         </w:rPr>
@@ -4357,7 +6461,7 @@
                     <pic:cNvPicPr/>
                   </pic:nvPicPr>
                   <pic:blipFill>
-                    <a:blip r:embed="rId28"/>
+                    <a:blip r:embed="rId81"/>
                     <a:stretch>
                       <a:fillRect/>
                     </a:stretch>
@@ -4429,7 +6533,6 @@
           <w:szCs w:val="20"/>
           <w:vertAlign w:val="superscript"/>
         </w:rPr>
-        <w:lastRenderedPageBreak/>
         <w:t>17 </w:t>
       </w:r>
       <w:r>
@@ -4483,6 +6586,761 @@
           <w:sz w:val="20"/>
           <w:szCs w:val="20"/>
         </w:rPr>
+        <w:t xml:space="preserve">The main point of </w:t>
+      </w:r>
+      <w:r>
+        <w:rPr>
+          <w:rFonts w:cstheme="minorHAnsi"/>
+          <w:b/>
+          <w:bCs/>
+          <w:sz w:val="20"/>
+          <w:szCs w:val="20"/>
+        </w:rPr>
+        <w:t>James 3:17-18</w:t>
+      </w:r>
+      <w:r>
+        <w:rPr>
+          <w:rFonts w:cstheme="minorHAnsi"/>
+          <w:sz w:val="20"/>
+          <w:szCs w:val="20"/>
+        </w:rPr>
+        <w:t xml:space="preserve"> is that true, God-given wisdom is fundamentally defined by its moral purity and relational peace, contrasting sharply with the selfish ambition of worldly wisdom. James argues that heavenly wisdom is not measured by intelligence or status, but by a selfless, gentle character that actively defuses conflict and fosters right living. [</w:t>
+      </w:r>
+      <w:hyperlink r:id="rId82" w:history="1">
+        <w:r>
+          <w:rPr>
+            <w:rStyle w:val="Hyperlink"/>
+            <w:rFonts w:cstheme="minorHAnsi"/>
+            <w:sz w:val="20"/>
+            <w:szCs w:val="20"/>
+          </w:rPr>
+          <w:t>1</w:t>
+        </w:r>
+      </w:hyperlink>
+      <w:r>
+        <w:rPr>
+          <w:rFonts w:cstheme="minorHAnsi"/>
+          <w:sz w:val="20"/>
+          <w:szCs w:val="20"/>
+        </w:rPr>
+        <w:t xml:space="preserve">, </w:t>
+      </w:r>
+      <w:hyperlink r:id="rId83" w:history="1">
+        <w:r>
+          <w:rPr>
+            <w:rStyle w:val="Hyperlink"/>
+            <w:rFonts w:cstheme="minorHAnsi"/>
+            <w:sz w:val="20"/>
+            <w:szCs w:val="20"/>
+          </w:rPr>
+          <w:t>2</w:t>
+        </w:r>
+      </w:hyperlink>
+      <w:r>
+        <w:rPr>
+          <w:rFonts w:cstheme="minorHAnsi"/>
+          <w:sz w:val="20"/>
+          <w:szCs w:val="20"/>
+        </w:rPr>
+        <w:t xml:space="preserve">, </w:t>
+      </w:r>
+      <w:hyperlink r:id="rId84" w:history="1">
+        <w:r>
+          <w:rPr>
+            <w:rStyle w:val="Hyperlink"/>
+            <w:rFonts w:cstheme="minorHAnsi"/>
+            <w:sz w:val="20"/>
+            <w:szCs w:val="20"/>
+          </w:rPr>
+          <w:t>3</w:t>
+        </w:r>
+      </w:hyperlink>
+      <w:r>
+        <w:rPr>
+          <w:rFonts w:cstheme="minorHAnsi"/>
+          <w:sz w:val="20"/>
+          <w:szCs w:val="20"/>
+        </w:rPr>
+        <w:t xml:space="preserve">, </w:t>
+      </w:r>
+      <w:hyperlink r:id="rId85" w:history="1">
+        <w:r>
+          <w:rPr>
+            <w:rStyle w:val="Hyperlink"/>
+            <w:rFonts w:cstheme="minorHAnsi"/>
+            <w:sz w:val="20"/>
+            <w:szCs w:val="20"/>
+          </w:rPr>
+          <w:t>4</w:t>
+        </w:r>
+      </w:hyperlink>
+      <w:r>
+        <w:rPr>
+          <w:rFonts w:cstheme="minorHAnsi"/>
+          <w:sz w:val="20"/>
+          <w:szCs w:val="20"/>
+        </w:rPr>
+        <w:t xml:space="preserve">, </w:t>
+      </w:r>
+      <w:hyperlink r:id="rId86" w:history="1">
+        <w:r>
+          <w:rPr>
+            <w:rStyle w:val="Hyperlink"/>
+            <w:rFonts w:cstheme="minorHAnsi"/>
+            <w:sz w:val="20"/>
+            <w:szCs w:val="20"/>
+          </w:rPr>
+          <w:t>5</w:t>
+        </w:r>
+      </w:hyperlink>
+      <w:r>
+        <w:rPr>
+          <w:rFonts w:cstheme="minorHAnsi"/>
+          <w:sz w:val="20"/>
+          <w:szCs w:val="20"/>
+        </w:rPr>
+        <w:t>]</w:t>
+      </w:r>
+    </w:p>
+    <w:p>
+      <w:pPr>
+        <w:rPr>
+          <w:rFonts w:cstheme="minorHAnsi"/>
+          <w:sz w:val="20"/>
+          <w:szCs w:val="20"/>
+        </w:rPr>
+      </w:pPr>
+    </w:p>
+    <w:p>
+      <w:pPr>
+        <w:rPr>
+          <w:rFonts w:cstheme="minorHAnsi"/>
+          <w:sz w:val="20"/>
+          <w:szCs w:val="20"/>
+        </w:rPr>
+      </w:pPr>
+      <w:r>
+        <w:rPr>
+          <w:rFonts w:cstheme="minorHAnsi"/>
+          <w:sz w:val="20"/>
+          <w:szCs w:val="20"/>
+        </w:rPr>
+        <w:t>The passage breaks this main truth down into two core elements:</w:t>
+      </w:r>
+    </w:p>
+    <w:p>
+      <w:pPr>
+        <w:rPr>
+          <w:rFonts w:cstheme="minorHAnsi"/>
+          <w:b/>
+          <w:bCs/>
+          <w:sz w:val="20"/>
+          <w:szCs w:val="20"/>
+        </w:rPr>
+      </w:pPr>
+      <w:r>
+        <w:rPr>
+          <w:rFonts w:cstheme="minorHAnsi"/>
+          <w:b/>
+          <w:bCs/>
+          <w:sz w:val="20"/>
+          <w:szCs w:val="20"/>
+        </w:rPr>
+        <w:t>1. The Character of Heavenly Wisdom (Verse 17)</w:t>
+      </w:r>
+    </w:p>
+    <w:p>
+      <w:pPr>
+        <w:rPr>
+          <w:rFonts w:cstheme="minorHAnsi"/>
+          <w:sz w:val="20"/>
+          <w:szCs w:val="20"/>
+        </w:rPr>
+      </w:pPr>
+      <w:r>
+        <w:rPr>
+          <w:rFonts w:cstheme="minorHAnsi"/>
+          <w:sz w:val="20"/>
+          <w:szCs w:val="20"/>
+        </w:rPr>
+        <w:t xml:space="preserve">James lists seven distinct traits of the </w:t>
+      </w:r>
+      <w:r>
+        <w:rPr>
+          <w:rFonts w:cstheme="minorHAnsi"/>
+          <w:i/>
+          <w:iCs/>
+          <w:sz w:val="20"/>
+          <w:szCs w:val="20"/>
+        </w:rPr>
+        <w:t>"wisdom from above"</w:t>
+      </w:r>
+      <w:r>
+        <w:rPr>
+          <w:rFonts w:cstheme="minorHAnsi"/>
+          <w:sz w:val="20"/>
+          <w:szCs w:val="20"/>
+        </w:rPr>
+        <w:t xml:space="preserve"> to help believers identify genuine godly character: [</w:t>
+      </w:r>
+      <w:hyperlink r:id="rId87" w:history="1">
+        <w:r>
+          <w:rPr>
+            <w:rStyle w:val="Hyperlink"/>
+            <w:rFonts w:cstheme="minorHAnsi"/>
+            <w:sz w:val="20"/>
+            <w:szCs w:val="20"/>
+          </w:rPr>
+          <w:t>1</w:t>
+        </w:r>
+      </w:hyperlink>
+      <w:r>
+        <w:rPr>
+          <w:rFonts w:cstheme="minorHAnsi"/>
+          <w:sz w:val="20"/>
+          <w:szCs w:val="20"/>
+        </w:rPr>
+        <w:t>]</w:t>
+      </w:r>
+    </w:p>
+    <w:p>
+      <w:pPr>
+        <w:numPr>
+          <w:ilvl w:val="0"/>
+          <w:numId w:val="20"/>
+        </w:numPr>
+        <w:rPr>
+          <w:rFonts w:cstheme="minorHAnsi"/>
+          <w:sz w:val="20"/>
+          <w:szCs w:val="20"/>
+        </w:rPr>
+      </w:pPr>
+      <w:r>
+        <w:rPr>
+          <w:rFonts w:cstheme="minorHAnsi"/>
+          <w:b/>
+          <w:bCs/>
+          <w:sz w:val="20"/>
+          <w:szCs w:val="20"/>
+        </w:rPr>
+        <w:t>Pure:</w:t>
+      </w:r>
+      <w:r>
+        <w:rPr>
+          <w:rFonts w:cstheme="minorHAnsi"/>
+          <w:sz w:val="20"/>
+          <w:szCs w:val="20"/>
+        </w:rPr>
+        <w:t xml:space="preserve"> Undivided in its devotion to God, free from hidden motives or sinful attitudes.</w:t>
+      </w:r>
+    </w:p>
+    <w:p>
+      <w:pPr>
+        <w:numPr>
+          <w:ilvl w:val="0"/>
+          <w:numId w:val="20"/>
+        </w:numPr>
+        <w:rPr>
+          <w:rFonts w:cstheme="minorHAnsi"/>
+          <w:sz w:val="20"/>
+          <w:szCs w:val="20"/>
+        </w:rPr>
+      </w:pPr>
+      <w:r>
+        <w:rPr>
+          <w:rFonts w:cstheme="minorHAnsi"/>
+          <w:b/>
+          <w:bCs/>
+          <w:sz w:val="20"/>
+          <w:szCs w:val="20"/>
+        </w:rPr>
+        <w:t>Peaceable:</w:t>
+      </w:r>
+      <w:r>
+        <w:rPr>
+          <w:rFonts w:cstheme="minorHAnsi"/>
+          <w:sz w:val="20"/>
+          <w:szCs w:val="20"/>
+        </w:rPr>
+        <w:t xml:space="preserve"> Loving harmony and actively working to avoid unnecessary conflict.</w:t>
+      </w:r>
+    </w:p>
+    <w:p>
+      <w:pPr>
+        <w:numPr>
+          <w:ilvl w:val="0"/>
+          <w:numId w:val="20"/>
+        </w:numPr>
+        <w:rPr>
+          <w:rFonts w:cstheme="minorHAnsi"/>
+          <w:sz w:val="20"/>
+          <w:szCs w:val="20"/>
+        </w:rPr>
+      </w:pPr>
+      <w:r>
+        <w:rPr>
+          <w:rFonts w:cstheme="minorHAnsi"/>
+          <w:b/>
+          <w:bCs/>
+          <w:sz w:val="20"/>
+          <w:szCs w:val="20"/>
+        </w:rPr>
+        <w:t>Gentle:</w:t>
+      </w:r>
+      <w:r>
+        <w:rPr>
+          <w:rFonts w:cstheme="minorHAnsi"/>
+          <w:sz w:val="20"/>
+          <w:szCs w:val="20"/>
+        </w:rPr>
+        <w:t xml:space="preserve"> Kind, considerate, and knowing when not to enforce the strict letter of the law against someone.</w:t>
+      </w:r>
+    </w:p>
+    <w:p>
+      <w:pPr>
+        <w:numPr>
+          <w:ilvl w:val="0"/>
+          <w:numId w:val="20"/>
+        </w:numPr>
+        <w:rPr>
+          <w:rFonts w:cstheme="minorHAnsi"/>
+          <w:sz w:val="20"/>
+          <w:szCs w:val="20"/>
+        </w:rPr>
+      </w:pPr>
+      <w:r>
+        <w:rPr>
+          <w:rFonts w:cstheme="minorHAnsi"/>
+          <w:b/>
+          <w:bCs/>
+          <w:sz w:val="20"/>
+          <w:szCs w:val="20"/>
+        </w:rPr>
+        <w:t>Open to reason (Submissive/Teachable):</w:t>
+      </w:r>
+      <w:r>
+        <w:rPr>
+          <w:rFonts w:cstheme="minorHAnsi"/>
+          <w:sz w:val="20"/>
+          <w:szCs w:val="20"/>
+        </w:rPr>
+        <w:t xml:space="preserve"> Approachable, willing to listen to others, and ready to yield to wise counsel instead of being stubborn.</w:t>
+      </w:r>
+    </w:p>
+    <w:p>
+      <w:pPr>
+        <w:numPr>
+          <w:ilvl w:val="0"/>
+          <w:numId w:val="20"/>
+        </w:numPr>
+        <w:rPr>
+          <w:rFonts w:cstheme="minorHAnsi"/>
+          <w:sz w:val="20"/>
+          <w:szCs w:val="20"/>
+        </w:rPr>
+      </w:pPr>
+      <w:r>
+        <w:rPr>
+          <w:rFonts w:cstheme="minorHAnsi"/>
+          <w:b/>
+          <w:bCs/>
+          <w:sz w:val="20"/>
+          <w:szCs w:val="20"/>
+        </w:rPr>
+        <w:t>Full of mercy and good fruits:</w:t>
+      </w:r>
+      <w:r>
+        <w:rPr>
+          <w:rFonts w:cstheme="minorHAnsi"/>
+          <w:sz w:val="20"/>
+          <w:szCs w:val="20"/>
+        </w:rPr>
+        <w:t xml:space="preserve"> Overflowing with active compassion and practical good deeds.</w:t>
+      </w:r>
+    </w:p>
+    <w:p>
+      <w:pPr>
+        <w:numPr>
+          <w:ilvl w:val="0"/>
+          <w:numId w:val="20"/>
+        </w:numPr>
+        <w:rPr>
+          <w:rFonts w:cstheme="minorHAnsi"/>
+          <w:sz w:val="20"/>
+          <w:szCs w:val="20"/>
+        </w:rPr>
+      </w:pPr>
+      <w:r>
+        <w:rPr>
+          <w:rFonts w:cstheme="minorHAnsi"/>
+          <w:b/>
+          <w:bCs/>
+          <w:sz w:val="20"/>
+          <w:szCs w:val="20"/>
+        </w:rPr>
+        <w:t>Impartial:</w:t>
+      </w:r>
+      <w:r>
+        <w:rPr>
+          <w:rFonts w:cstheme="minorHAnsi"/>
+          <w:sz w:val="20"/>
+          <w:szCs w:val="20"/>
+        </w:rPr>
+        <w:t xml:space="preserve"> Treating everyone with equal value and consistency without playing favorites.</w:t>
+      </w:r>
+    </w:p>
+    <w:p>
+      <w:pPr>
+        <w:numPr>
+          <w:ilvl w:val="0"/>
+          <w:numId w:val="20"/>
+        </w:numPr>
+        <w:rPr>
+          <w:rFonts w:cstheme="minorHAnsi"/>
+          <w:sz w:val="20"/>
+          <w:szCs w:val="20"/>
+        </w:rPr>
+      </w:pPr>
+      <w:r>
+        <w:rPr>
+          <w:rFonts w:cstheme="minorHAnsi"/>
+          <w:b/>
+          <w:bCs/>
+          <w:sz w:val="20"/>
+          <w:szCs w:val="20"/>
+        </w:rPr>
+        <w:t>Sincere:</w:t>
+      </w:r>
+      <w:r>
+        <w:rPr>
+          <w:rFonts w:cstheme="minorHAnsi"/>
+          <w:sz w:val="20"/>
+          <w:szCs w:val="20"/>
+        </w:rPr>
+        <w:t xml:space="preserve"> Wholly genuine, honest, and completely free of hypocrisy. [</w:t>
+      </w:r>
+      <w:hyperlink r:id="rId88" w:history="1">
+        <w:r>
+          <w:rPr>
+            <w:rStyle w:val="Hyperlink"/>
+            <w:rFonts w:cstheme="minorHAnsi"/>
+            <w:sz w:val="20"/>
+            <w:szCs w:val="20"/>
+          </w:rPr>
+          <w:t>1</w:t>
+        </w:r>
+      </w:hyperlink>
+      <w:r>
+        <w:rPr>
+          <w:rFonts w:cstheme="minorHAnsi"/>
+          <w:sz w:val="20"/>
+          <w:szCs w:val="20"/>
+        </w:rPr>
+        <w:t xml:space="preserve">, </w:t>
+      </w:r>
+      <w:hyperlink r:id="rId89" w:history="1">
+        <w:r>
+          <w:rPr>
+            <w:rStyle w:val="Hyperlink"/>
+            <w:rFonts w:cstheme="minorHAnsi"/>
+            <w:sz w:val="20"/>
+            <w:szCs w:val="20"/>
+          </w:rPr>
+          <w:t>2</w:t>
+        </w:r>
+      </w:hyperlink>
+      <w:r>
+        <w:rPr>
+          <w:rFonts w:cstheme="minorHAnsi"/>
+          <w:sz w:val="20"/>
+          <w:szCs w:val="20"/>
+        </w:rPr>
+        <w:t xml:space="preserve">, </w:t>
+      </w:r>
+      <w:hyperlink r:id="rId90" w:history="1">
+        <w:r>
+          <w:rPr>
+            <w:rStyle w:val="Hyperlink"/>
+            <w:rFonts w:cstheme="minorHAnsi"/>
+            <w:sz w:val="20"/>
+            <w:szCs w:val="20"/>
+          </w:rPr>
+          <w:t>3</w:t>
+        </w:r>
+      </w:hyperlink>
+      <w:r>
+        <w:rPr>
+          <w:rFonts w:cstheme="minorHAnsi"/>
+          <w:sz w:val="20"/>
+          <w:szCs w:val="20"/>
+        </w:rPr>
+        <w:t xml:space="preserve">, </w:t>
+      </w:r>
+      <w:hyperlink r:id="rId91" w:history="1">
+        <w:r>
+          <w:rPr>
+            <w:rStyle w:val="Hyperlink"/>
+            <w:rFonts w:cstheme="minorHAnsi"/>
+            <w:sz w:val="20"/>
+            <w:szCs w:val="20"/>
+          </w:rPr>
+          <w:t>4</w:t>
+        </w:r>
+      </w:hyperlink>
+      <w:r>
+        <w:rPr>
+          <w:rFonts w:cstheme="minorHAnsi"/>
+          <w:sz w:val="20"/>
+          <w:szCs w:val="20"/>
+        </w:rPr>
+        <w:t xml:space="preserve">, </w:t>
+      </w:r>
+      <w:hyperlink r:id="rId92" w:history="1">
+        <w:r>
+          <w:rPr>
+            <w:rStyle w:val="Hyperlink"/>
+            <w:rFonts w:cstheme="minorHAnsi"/>
+            <w:sz w:val="20"/>
+            <w:szCs w:val="20"/>
+          </w:rPr>
+          <w:t>5</w:t>
+        </w:r>
+      </w:hyperlink>
+      <w:r>
+        <w:rPr>
+          <w:rFonts w:cstheme="minorHAnsi"/>
+          <w:sz w:val="20"/>
+          <w:szCs w:val="20"/>
+        </w:rPr>
+        <w:t xml:space="preserve">, </w:t>
+      </w:r>
+      <w:hyperlink r:id="rId93" w:history="1">
+        <w:r>
+          <w:rPr>
+            <w:rStyle w:val="Hyperlink"/>
+            <w:rFonts w:cstheme="minorHAnsi"/>
+            <w:sz w:val="20"/>
+            <w:szCs w:val="20"/>
+          </w:rPr>
+          <w:t>6</w:t>
+        </w:r>
+      </w:hyperlink>
+      <w:r>
+        <w:rPr>
+          <w:rFonts w:cstheme="minorHAnsi"/>
+          <w:sz w:val="20"/>
+          <w:szCs w:val="20"/>
+        </w:rPr>
+        <w:t>]</w:t>
+      </w:r>
+    </w:p>
+    <w:p>
+      <w:pPr>
+        <w:rPr>
+          <w:rFonts w:cstheme="minorHAnsi"/>
+          <w:b/>
+          <w:bCs/>
+          <w:sz w:val="20"/>
+          <w:szCs w:val="20"/>
+        </w:rPr>
+      </w:pPr>
+      <w:r>
+        <w:rPr>
+          <w:rFonts w:cstheme="minorHAnsi"/>
+          <w:b/>
+          <w:bCs/>
+          <w:sz w:val="20"/>
+          <w:szCs w:val="20"/>
+        </w:rPr>
+        <w:t>2. The Result of True Wisdom (Verse 18)</w:t>
+      </w:r>
+    </w:p>
+    <w:p>
+      <w:pPr>
+        <w:rPr>
+          <w:rFonts w:cstheme="minorHAnsi"/>
+          <w:sz w:val="20"/>
+          <w:szCs w:val="20"/>
+        </w:rPr>
+      </w:pPr>
+      <w:r>
+        <w:rPr>
+          <w:rFonts w:cstheme="minorHAnsi"/>
+          <w:sz w:val="20"/>
+          <w:szCs w:val="20"/>
+        </w:rPr>
+        <w:t xml:space="preserve">James concludes that </w:t>
+      </w:r>
+      <w:r>
+        <w:rPr>
+          <w:rFonts w:cstheme="minorHAnsi"/>
+          <w:b/>
+          <w:bCs/>
+          <w:sz w:val="20"/>
+          <w:szCs w:val="20"/>
+        </w:rPr>
+        <w:t>"a harvest of righteousness is sown in peace by those who make peace"</w:t>
+      </w:r>
+      <w:r>
+        <w:rPr>
+          <w:rFonts w:cstheme="minorHAnsi"/>
+          <w:sz w:val="20"/>
+          <w:szCs w:val="20"/>
+        </w:rPr>
+        <w:t>. The ultimate evidence of divine wisdom is a healthy community. Righteousness (right living before God) cannot grow in an environment of chaos or selfish rivalry; it requires a climate of peace cultivated by intentional peacemakers. [</w:t>
+      </w:r>
+      <w:hyperlink r:id="rId94" w:history="1">
+        <w:r>
+          <w:rPr>
+            <w:rStyle w:val="Hyperlink"/>
+            <w:rFonts w:cstheme="minorHAnsi"/>
+            <w:sz w:val="20"/>
+            <w:szCs w:val="20"/>
+          </w:rPr>
+          <w:t>1</w:t>
+        </w:r>
+      </w:hyperlink>
+      <w:r>
+        <w:rPr>
+          <w:rFonts w:cstheme="minorHAnsi"/>
+          <w:sz w:val="20"/>
+          <w:szCs w:val="20"/>
+        </w:rPr>
+        <w:t xml:space="preserve">, </w:t>
+      </w:r>
+      <w:hyperlink r:id="rId95" w:history="1">
+        <w:r>
+          <w:rPr>
+            <w:rStyle w:val="Hyperlink"/>
+            <w:rFonts w:cstheme="minorHAnsi"/>
+            <w:sz w:val="20"/>
+            <w:szCs w:val="20"/>
+          </w:rPr>
+          <w:t>2</w:t>
+        </w:r>
+      </w:hyperlink>
+      <w:r>
+        <w:rPr>
+          <w:rFonts w:cstheme="minorHAnsi"/>
+          <w:sz w:val="20"/>
+          <w:szCs w:val="20"/>
+        </w:rPr>
+        <w:t xml:space="preserve">, </w:t>
+      </w:r>
+      <w:hyperlink r:id="rId96" w:history="1">
+        <w:r>
+          <w:rPr>
+            <w:rStyle w:val="Hyperlink"/>
+            <w:rFonts w:cstheme="minorHAnsi"/>
+            <w:sz w:val="20"/>
+            <w:szCs w:val="20"/>
+          </w:rPr>
+          <w:t>3</w:t>
+        </w:r>
+      </w:hyperlink>
+      <w:r>
+        <w:rPr>
+          <w:rFonts w:cstheme="minorHAnsi"/>
+          <w:sz w:val="20"/>
+          <w:szCs w:val="20"/>
+        </w:rPr>
+        <w:t>]</w:t>
+      </w:r>
+    </w:p>
+    <w:p>
+      <w:pPr>
+        <w:rPr>
+          <w:rFonts w:cstheme="minorHAnsi"/>
+          <w:sz w:val="20"/>
+          <w:szCs w:val="20"/>
+        </w:rPr>
+      </w:pPr>
+      <w:r>
+        <w:rPr>
+          <w:rFonts w:cstheme="minorHAnsi"/>
+          <w:sz w:val="20"/>
+          <w:szCs w:val="20"/>
+        </w:rPr>
+        <w:t xml:space="preserve">Would you like to explore how this passage </w:t>
+      </w:r>
+      <w:r>
+        <w:rPr>
+          <w:rFonts w:cstheme="minorHAnsi"/>
+          <w:b/>
+          <w:bCs/>
+          <w:sz w:val="20"/>
+          <w:szCs w:val="20"/>
+        </w:rPr>
+        <w:t>contrasts with the "earthly wisdom"</w:t>
+      </w:r>
+      <w:r>
+        <w:rPr>
+          <w:rFonts w:cstheme="minorHAnsi"/>
+          <w:sz w:val="20"/>
+          <w:szCs w:val="20"/>
+        </w:rPr>
+        <w:t xml:space="preserve"> mentioned right before it, or look closer at one of the </w:t>
+      </w:r>
+      <w:r>
+        <w:rPr>
+          <w:rFonts w:cstheme="minorHAnsi"/>
+          <w:b/>
+          <w:bCs/>
+          <w:sz w:val="20"/>
+          <w:szCs w:val="20"/>
+        </w:rPr>
+        <w:t>specific Greek word meanings</w:t>
+      </w:r>
+      <w:r>
+        <w:rPr>
+          <w:rFonts w:cstheme="minorHAnsi"/>
+          <w:sz w:val="20"/>
+          <w:szCs w:val="20"/>
+        </w:rPr>
+        <w:t xml:space="preserve"> used in these traits?</w:t>
+      </w:r>
+    </w:p>
+    <w:p>
+      <w:pPr>
+        <w:rPr>
+          <w:rFonts w:cstheme="minorHAnsi"/>
+          <w:sz w:val="20"/>
+          <w:szCs w:val="20"/>
+        </w:rPr>
+      </w:pPr>
+    </w:p>
+    <w:p>
+      <w:pPr>
+        <w:rPr>
+          <w:rFonts w:cstheme="minorHAnsi"/>
+          <w:sz w:val="20"/>
+          <w:szCs w:val="20"/>
+        </w:rPr>
+      </w:pPr>
+    </w:p>
+    <w:p>
+      <w:pPr>
+        <w:rPr>
+          <w:rFonts w:cstheme="minorHAnsi"/>
+          <w:sz w:val="20"/>
+          <w:szCs w:val="20"/>
+        </w:rPr>
+      </w:pPr>
+    </w:p>
+    <w:p>
+      <w:pPr>
+        <w:rPr>
+          <w:rFonts w:cstheme="minorHAnsi"/>
+          <w:sz w:val="20"/>
+          <w:szCs w:val="20"/>
+        </w:rPr>
+      </w:pPr>
+      <w:r>
+        <w:rPr>
+          <w:rFonts w:cstheme="minorHAnsi"/>
+          <w:sz w:val="20"/>
+          <w:szCs w:val="20"/>
+        </w:rPr>
         <w:t>Wisdom from heaven and spread.</w:t>
       </w:r>
     </w:p>
@@ -4509,6 +7367,614 @@
           <w:sz w:val="20"/>
           <w:szCs w:val="20"/>
         </w:rPr>
+        <w:t>2</w:t>
+      </w:r>
+      <w:r>
+        <w:rPr>
+          <w:rFonts w:cstheme="minorHAnsi"/>
+          <w:sz w:val="20"/>
+          <w:szCs w:val="20"/>
+        </w:rPr>
+        <w:t>9</w:t>
+      </w:r>
+      <w:r>
+        <w:rPr>
+          <w:rFonts w:cstheme="minorHAnsi"/>
+          <w:sz w:val="20"/>
+          <w:szCs w:val="20"/>
+        </w:rPr>
+        <w:t>:</w:t>
+      </w:r>
+      <w:r>
+        <w:rPr>
+          <w:rFonts w:cstheme="minorHAnsi"/>
+          <w:sz w:val="20"/>
+          <w:szCs w:val="20"/>
+        </w:rPr>
+        <w:t>28</w:t>
+      </w:r>
+      <w:r>
+        <w:rPr>
+          <w:rFonts w:cstheme="minorHAnsi"/>
+          <w:sz w:val="20"/>
+          <w:szCs w:val="20"/>
+        </w:rPr>
+        <w:t>/</w:t>
+      </w:r>
+      <w:r>
+        <w:rPr>
+          <w:rFonts w:cstheme="minorHAnsi"/>
+          <w:sz w:val="20"/>
+          <w:szCs w:val="20"/>
+        </w:rPr>
+        <w:t>35:07</w:t>
+      </w:r>
+    </w:p>
+    <w:p>
+      <w:pPr>
+        <w:rPr>
+          <w:rFonts w:cstheme="minorHAnsi"/>
+          <w:sz w:val="20"/>
+          <w:szCs w:val="20"/>
+        </w:rPr>
+      </w:pPr>
+      <w:r>
+        <w:rPr>
+          <w:rFonts w:cstheme="minorHAnsi"/>
+          <w:sz w:val="20"/>
+          <w:szCs w:val="20"/>
+        </w:rPr>
+        <w:t>Practice:</w:t>
+      </w:r>
+    </w:p>
+    <w:p>
+      <w:pPr>
+        <w:rPr>
+          <w:rFonts w:cstheme="minorHAnsi"/>
+          <w:sz w:val="20"/>
+          <w:szCs w:val="20"/>
+        </w:rPr>
+      </w:pPr>
+      <w:r>
+        <w:rPr>
+          <w:rFonts w:cstheme="minorHAnsi"/>
+          <w:sz w:val="20"/>
+          <w:szCs w:val="20"/>
+        </w:rPr>
+        <w:lastRenderedPageBreak/>
+        <w:t>What atmosphere did my words create today?</w:t>
+      </w:r>
+    </w:p>
+    <w:p>
+      <w:pPr>
+        <w:rPr>
+          <w:rFonts w:cstheme="minorHAnsi"/>
+          <w:sz w:val="20"/>
+          <w:szCs w:val="20"/>
+        </w:rPr>
+      </w:pPr>
+      <w:r>
+        <w:rPr>
+          <w:rFonts w:cstheme="minorHAnsi"/>
+          <w:sz w:val="20"/>
+          <w:szCs w:val="20"/>
+        </w:rPr>
+        <w:t>Peace or disorder</w:t>
+      </w:r>
+      <w:r>
+        <w:rPr>
+          <w:rFonts w:cstheme="minorHAnsi"/>
+          <w:sz w:val="20"/>
+          <w:szCs w:val="20"/>
+        </w:rPr>
+        <w:t>? Honesty or defensiveness?</w:t>
+      </w:r>
+    </w:p>
+    <w:p>
+      <w:pPr>
+        <w:rPr>
+          <w:rFonts w:cstheme="minorHAnsi"/>
+          <w:sz w:val="20"/>
+          <w:szCs w:val="20"/>
+        </w:rPr>
+      </w:pPr>
+      <w:r>
+        <w:rPr>
+          <w:rFonts w:cstheme="minorHAnsi"/>
+          <w:sz w:val="20"/>
+          <w:szCs w:val="20"/>
+        </w:rPr>
+        <w:t>Did they make it easier for the people around me to encounter</w:t>
+      </w:r>
+      <w:r>
+        <w:rPr>
+          <w:rFonts w:cstheme="minorHAnsi"/>
+          <w:sz w:val="20"/>
+          <w:szCs w:val="20"/>
+        </w:rPr>
+        <w:t xml:space="preserve"> the character of Jesus or </w:t>
+      </w:r>
+      <w:r>
+        <w:rPr>
+          <w:rFonts w:cstheme="minorHAnsi"/>
+          <w:sz w:val="20"/>
+          <w:szCs w:val="20"/>
+        </w:rPr>
+        <w:t>ha</w:t>
+      </w:r>
+      <w:r>
+        <w:rPr>
+          <w:rFonts w:cstheme="minorHAnsi"/>
+          <w:sz w:val="20"/>
+          <w:szCs w:val="20"/>
+        </w:rPr>
+        <w:t>r</w:t>
+      </w:r>
+      <w:r>
+        <w:rPr>
+          <w:rFonts w:cstheme="minorHAnsi"/>
+          <w:sz w:val="20"/>
+          <w:szCs w:val="20"/>
+        </w:rPr>
+        <w:t>der?</w:t>
+      </w:r>
+    </w:p>
+    <w:p>
+      <w:pPr>
+        <w:rPr>
+          <w:rFonts w:cstheme="minorHAnsi"/>
+          <w:sz w:val="20"/>
+          <w:szCs w:val="20"/>
+        </w:rPr>
+      </w:pPr>
+      <w:r>
+        <w:rPr>
+          <w:rFonts w:cstheme="minorHAnsi"/>
+          <w:sz w:val="20"/>
+          <w:szCs w:val="20"/>
+        </w:rPr>
+        <w:t>These are thoughtful witness can carry daily.</w:t>
+      </w:r>
+    </w:p>
+    <w:p>
+      <w:pPr>
+        <w:rPr>
+          <w:rFonts w:cstheme="minorHAnsi"/>
+          <w:sz w:val="20"/>
+          <w:szCs w:val="20"/>
+        </w:rPr>
+      </w:pPr>
+    </w:p>
+    <w:p>
+      <w:pPr>
+        <w:rPr>
+          <w:rFonts w:cstheme="minorHAnsi"/>
+          <w:sz w:val="20"/>
+          <w:szCs w:val="20"/>
+        </w:rPr>
+      </w:pPr>
+      <w:r>
+        <w:rPr>
+          <w:rFonts w:cstheme="minorHAnsi"/>
+          <w:sz w:val="20"/>
+          <w:szCs w:val="20"/>
+        </w:rPr>
+        <w:t>31</w:t>
+      </w:r>
+      <w:r>
+        <w:rPr>
+          <w:rFonts w:cstheme="minorHAnsi"/>
+          <w:sz w:val="20"/>
+          <w:szCs w:val="20"/>
+        </w:rPr>
+        <w:t>:</w:t>
+      </w:r>
+      <w:r>
+        <w:rPr>
+          <w:rFonts w:cstheme="minorHAnsi"/>
+          <w:sz w:val="20"/>
+          <w:szCs w:val="20"/>
+        </w:rPr>
+        <w:t>04</w:t>
+      </w:r>
+      <w:r>
+        <w:rPr>
+          <w:rFonts w:cstheme="minorHAnsi"/>
+          <w:sz w:val="20"/>
+          <w:szCs w:val="20"/>
+        </w:rPr>
+        <w:t>/</w:t>
+      </w:r>
+      <w:r>
+        <w:rPr>
+          <w:rFonts w:cstheme="minorHAnsi"/>
+          <w:sz w:val="20"/>
+          <w:szCs w:val="20"/>
+        </w:rPr>
+        <w:t>35:07</w:t>
+      </w:r>
+    </w:p>
+    <w:p>
+      <w:pPr>
+        <w:rPr>
+          <w:rFonts w:cstheme="minorHAnsi"/>
+          <w:sz w:val="20"/>
+          <w:szCs w:val="20"/>
+        </w:rPr>
+      </w:pPr>
+      <w:r>
+        <w:rPr>
+          <w:rFonts w:cstheme="minorHAnsi"/>
+          <w:sz w:val="20"/>
+          <w:szCs w:val="20"/>
+        </w:rPr>
+        <w:t>James’s</w:t>
+      </w:r>
+      <w:r>
+        <w:rPr>
+          <w:rFonts w:cstheme="minorHAnsi"/>
+          <w:sz w:val="20"/>
+          <w:szCs w:val="20"/>
+        </w:rPr>
+        <w:t xml:space="preserve"> book started with a spark but he ends with something much slower sowing</w:t>
+      </w:r>
+      <w:r>
+        <w:rPr>
+          <w:rFonts w:cstheme="minorHAnsi"/>
+          <w:sz w:val="20"/>
+          <w:szCs w:val="20"/>
+        </w:rPr>
+        <w:t xml:space="preserve"> (</w:t>
+      </w:r>
+      <w:r>
+        <w:rPr>
+          <w:rFonts w:cstheme="minorHAnsi"/>
+          <w:sz w:val="20"/>
+          <w:szCs w:val="20"/>
+        </w:rPr>
+        <w:t>播種</w:t>
+      </w:r>
+      <w:r>
+        <w:rPr>
+          <w:rFonts w:cstheme="minorHAnsi"/>
+          <w:sz w:val="20"/>
+          <w:szCs w:val="20"/>
+        </w:rPr>
+        <w:t>).</w:t>
+      </w:r>
+    </w:p>
+    <w:p>
+      <w:pPr>
+        <w:rPr>
+          <w:rFonts w:cstheme="minorHAnsi"/>
+          <w:sz w:val="20"/>
+          <w:szCs w:val="20"/>
+        </w:rPr>
+      </w:pPr>
+      <w:r>
+        <w:rPr>
+          <w:rFonts w:cstheme="minorHAnsi"/>
+          <w:sz w:val="20"/>
+          <w:szCs w:val="20"/>
+        </w:rPr>
+        <w:t>We can start a fire in seconds. We cannot grow a harvest in seconds.</w:t>
+      </w:r>
+    </w:p>
+    <w:p>
+      <w:pPr>
+        <w:rPr>
+          <w:rFonts w:cstheme="minorHAnsi"/>
+          <w:sz w:val="20"/>
+          <w:szCs w:val="20"/>
+        </w:rPr>
+      </w:pPr>
+      <w:r>
+        <w:rPr>
+          <w:rFonts w:cstheme="minorHAnsi"/>
+          <w:sz w:val="20"/>
+          <w:szCs w:val="20"/>
+        </w:rPr>
+        <w:t xml:space="preserve">We plant something and we trust that over time. It becomes </w:t>
+      </w:r>
+      <w:r>
+        <w:rPr>
+          <w:rFonts w:cstheme="minorHAnsi"/>
+          <w:sz w:val="20"/>
+          <w:szCs w:val="20"/>
+        </w:rPr>
+        <w:t>more than we put into the ground</w:t>
+      </w:r>
+      <w:r>
+        <w:rPr>
+          <w:rFonts w:cstheme="minorHAnsi"/>
+          <w:sz w:val="20"/>
+          <w:szCs w:val="20"/>
+        </w:rPr>
+        <w:t>.</w:t>
+      </w:r>
+    </w:p>
+    <w:p>
+      <w:pPr>
+        <w:rPr>
+          <w:rFonts w:cstheme="minorHAnsi"/>
+          <w:sz w:val="20"/>
+          <w:szCs w:val="20"/>
+        </w:rPr>
+      </w:pPr>
+      <w:r>
+        <w:rPr>
+          <w:rFonts w:cstheme="minorHAnsi"/>
+          <w:sz w:val="20"/>
+          <w:szCs w:val="20"/>
+        </w:rPr>
+        <w:t>We have great hope for that.</w:t>
+      </w:r>
+    </w:p>
+    <w:p>
+      <w:pPr>
+        <w:rPr>
+          <w:rFonts w:cstheme="minorHAnsi"/>
+          <w:sz w:val="20"/>
+          <w:szCs w:val="20"/>
+        </w:rPr>
+      </w:pPr>
+    </w:p>
+    <w:p>
+      <w:pPr>
+        <w:rPr>
+          <w:rFonts w:cstheme="minorHAnsi"/>
+          <w:sz w:val="20"/>
+          <w:szCs w:val="20"/>
+        </w:rPr>
+      </w:pPr>
+      <w:r>
+        <w:rPr>
+          <w:rFonts w:cstheme="minorHAnsi"/>
+          <w:sz w:val="20"/>
+          <w:szCs w:val="20"/>
+        </w:rPr>
+        <w:t>31</w:t>
+      </w:r>
+      <w:r>
+        <w:rPr>
+          <w:rFonts w:cstheme="minorHAnsi"/>
+          <w:sz w:val="20"/>
+          <w:szCs w:val="20"/>
+        </w:rPr>
+        <w:t>:</w:t>
+      </w:r>
+      <w:r>
+        <w:rPr>
+          <w:rFonts w:cstheme="minorHAnsi"/>
+          <w:sz w:val="20"/>
+          <w:szCs w:val="20"/>
+        </w:rPr>
+        <w:t>3</w:t>
+      </w:r>
+      <w:r>
+        <w:rPr>
+          <w:rFonts w:cstheme="minorHAnsi"/>
+          <w:sz w:val="20"/>
+          <w:szCs w:val="20"/>
+        </w:rPr>
+        <w:t>4</w:t>
+      </w:r>
+      <w:r>
+        <w:rPr>
+          <w:rFonts w:cstheme="minorHAnsi"/>
+          <w:sz w:val="20"/>
+          <w:szCs w:val="20"/>
+        </w:rPr>
+        <w:t>/</w:t>
+      </w:r>
+      <w:r>
+        <w:rPr>
+          <w:rFonts w:cstheme="minorHAnsi"/>
+          <w:sz w:val="20"/>
+          <w:szCs w:val="20"/>
+        </w:rPr>
+        <w:t>35:07</w:t>
+      </w:r>
+    </w:p>
+    <w:p>
+      <w:pPr>
+        <w:rPr>
+          <w:rFonts w:cstheme="minorHAnsi"/>
+          <w:sz w:val="20"/>
+          <w:szCs w:val="20"/>
+        </w:rPr>
+      </w:pPr>
+      <w:r>
+        <w:rPr>
+          <w:rFonts w:cstheme="minorHAnsi"/>
+          <w:sz w:val="20"/>
+          <w:szCs w:val="20"/>
+        </w:rPr>
+        <w:t>Wisdom might look like sowing peace into a relationship</w:t>
+      </w:r>
+      <w:r>
+        <w:rPr>
+          <w:rFonts w:cstheme="minorHAnsi"/>
+          <w:sz w:val="20"/>
+          <w:szCs w:val="20"/>
+        </w:rPr>
+        <w:t xml:space="preserve"> for many reasons</w:t>
+      </w:r>
+      <w:r>
+        <w:rPr>
+          <w:rFonts w:cstheme="minorHAnsi"/>
+          <w:sz w:val="20"/>
+          <w:szCs w:val="20"/>
+        </w:rPr>
+        <w:t xml:space="preserve"> before </w:t>
+      </w:r>
+      <w:proofErr w:type="gramStart"/>
+      <w:r>
+        <w:rPr>
+          <w:rFonts w:cstheme="minorHAnsi"/>
+          <w:sz w:val="20"/>
+          <w:szCs w:val="20"/>
+        </w:rPr>
+        <w:t>you</w:t>
+      </w:r>
+      <w:proofErr w:type="gramEnd"/>
+      <w:r>
+        <w:rPr>
+          <w:rFonts w:cstheme="minorHAnsi"/>
+          <w:sz w:val="20"/>
+          <w:szCs w:val="20"/>
+        </w:rPr>
+        <w:t xml:space="preserve"> eve see the harvest of it.</w:t>
+      </w:r>
+    </w:p>
+    <w:p>
+      <w:pPr>
+        <w:rPr>
+          <w:rFonts w:cstheme="minorHAnsi"/>
+          <w:sz w:val="20"/>
+          <w:szCs w:val="20"/>
+        </w:rPr>
+      </w:pPr>
+    </w:p>
+    <w:p>
+      <w:pPr>
+        <w:rPr>
+          <w:rFonts w:cstheme="minorHAnsi"/>
+          <w:sz w:val="20"/>
+          <w:szCs w:val="20"/>
+        </w:rPr>
+      </w:pPr>
+      <w:r>
+        <w:rPr>
+          <w:rFonts w:cstheme="minorHAnsi"/>
+          <w:sz w:val="20"/>
+          <w:szCs w:val="20"/>
+        </w:rPr>
+        <w:t>3</w:t>
+      </w:r>
+      <w:r>
+        <w:rPr>
+          <w:rFonts w:cstheme="minorHAnsi"/>
+          <w:sz w:val="20"/>
+          <w:szCs w:val="20"/>
+        </w:rPr>
+        <w:t>2</w:t>
+      </w:r>
+      <w:r>
+        <w:rPr>
+          <w:rFonts w:cstheme="minorHAnsi"/>
+          <w:sz w:val="20"/>
+          <w:szCs w:val="20"/>
+        </w:rPr>
+        <w:t>:</w:t>
+      </w:r>
+      <w:r>
+        <w:rPr>
+          <w:rFonts w:cstheme="minorHAnsi"/>
+          <w:sz w:val="20"/>
+          <w:szCs w:val="20"/>
+        </w:rPr>
+        <w:t>17</w:t>
+      </w:r>
+      <w:r>
+        <w:rPr>
+          <w:rFonts w:cstheme="minorHAnsi"/>
+          <w:sz w:val="20"/>
+          <w:szCs w:val="20"/>
+        </w:rPr>
+        <w:t>/</w:t>
+      </w:r>
+      <w:r>
+        <w:rPr>
+          <w:rFonts w:cstheme="minorHAnsi"/>
+          <w:sz w:val="20"/>
+          <w:szCs w:val="20"/>
+        </w:rPr>
+        <w:t>35:07</w:t>
+      </w:r>
+    </w:p>
+    <w:p>
+      <w:pPr>
+        <w:rPr>
+          <w:rFonts w:cstheme="minorHAnsi"/>
+          <w:sz w:val="20"/>
+          <w:szCs w:val="20"/>
+        </w:rPr>
+      </w:pPr>
+      <w:r>
+        <w:rPr>
+          <w:rFonts w:cstheme="minorHAnsi"/>
+          <w:sz w:val="20"/>
+          <w:szCs w:val="20"/>
+        </w:rPr>
+        <w:t>Pray:</w:t>
+      </w:r>
+      <w:r>
+        <w:rPr>
+          <w:rFonts w:cstheme="minorHAnsi"/>
+          <w:sz w:val="20"/>
+          <w:szCs w:val="20"/>
+        </w:rPr>
+        <w:t xml:space="preserve"> Thanks for the power of words and a reminder of what </w:t>
+      </w:r>
+      <w:r>
+        <w:rPr>
+          <w:rFonts w:cstheme="minorHAnsi"/>
+          <w:sz w:val="20"/>
+          <w:szCs w:val="20"/>
+        </w:rPr>
+        <w:t>wisdom is.</w:t>
+      </w:r>
+    </w:p>
+    <w:p>
+      <w:pPr>
+        <w:rPr>
+          <w:rFonts w:cstheme="minorHAnsi"/>
+          <w:sz w:val="20"/>
+          <w:szCs w:val="20"/>
+        </w:rPr>
+      </w:pPr>
+      <w:r>
+        <w:rPr>
+          <w:rFonts w:cstheme="minorHAnsi"/>
+          <w:sz w:val="20"/>
+          <w:szCs w:val="20"/>
+        </w:rPr>
+        <w:t xml:space="preserve">Invite wisdom into our lives and make us better witness, </w:t>
+      </w:r>
+    </w:p>
+    <w:p>
+      <w:pPr>
+        <w:rPr>
+          <w:rFonts w:cstheme="minorHAnsi"/>
+          <w:sz w:val="20"/>
+          <w:szCs w:val="20"/>
+        </w:rPr>
+      </w:pPr>
+    </w:p>
+    <w:p>
+      <w:pPr>
+        <w:rPr>
+          <w:rFonts w:cstheme="minorHAnsi"/>
+          <w:sz w:val="20"/>
+          <w:szCs w:val="20"/>
+        </w:rPr>
+      </w:pPr>
+    </w:p>
+    <w:p>
+      <w:pPr>
+        <w:rPr>
+          <w:rFonts w:cstheme="minorHAnsi"/>
+          <w:sz w:val="20"/>
+          <w:szCs w:val="20"/>
+        </w:rPr>
+      </w:pPr>
+      <w:r>
+        <w:rPr>
+          <w:rFonts w:cstheme="minorHAnsi"/>
+          <w:sz w:val="20"/>
+          <w:szCs w:val="20"/>
+        </w:rPr>
         <w:t>************</w:t>
       </w:r>
     </w:p>
@@ -4595,7 +8061,7 @@
       </w:r>
     </w:p>
     <w:p>
-      <w:hyperlink r:id="rId29" w:history="1">
+      <w:hyperlink r:id="rId97" w:history="1">
         <w:r>
           <w:rPr>
             <w:rStyle w:val="Hyperlink"/>
@@ -4612,7 +8078,7 @@
           <w:szCs w:val="20"/>
         </w:rPr>
       </w:pPr>
-      <w:hyperlink r:id="rId30" w:history="1">
+      <w:hyperlink r:id="rId98" w:history="1">
         <w:r>
           <w:rPr>
             <w:rStyle w:val="Hyperlink"/>
@@ -4693,9 +8159,2320 @@
           <w:szCs w:val="20"/>
         </w:rPr>
       </w:pPr>
+      <w:r>
+        <w:rPr>
+          <w:rFonts w:cstheme="minorHAnsi"/>
+          <w:sz w:val="20"/>
+          <w:szCs w:val="20"/>
+        </w:rPr>
+        <w:t xml:space="preserve">1. </w:t>
+      </w:r>
+      <w:r>
+        <w:rPr>
+          <w:rFonts w:cstheme="minorHAnsi"/>
+          <w:sz w:val="20"/>
+          <w:szCs w:val="20"/>
+        </w:rPr>
+        <w:t>"Small Fire, Big Forest"</w:t>
+      </w:r>
+      <w:r>
+        <w:rPr>
+          <w:rFonts w:cstheme="minorHAnsi"/>
+          <w:sz w:val="20"/>
+          <w:szCs w:val="20"/>
+        </w:rPr>
+        <w:t xml:space="preserve"> (</w:t>
+      </w:r>
+      <w:r>
+        <w:rPr>
+          <w:rFonts w:cstheme="minorHAnsi"/>
+          <w:sz w:val="20"/>
+          <w:szCs w:val="20"/>
+        </w:rPr>
+        <w:t xml:space="preserve">Problem: </w:t>
+      </w:r>
+      <w:r>
+        <w:rPr>
+          <w:rFonts w:cstheme="minorHAnsi"/>
+          <w:sz w:val="20"/>
+          <w:szCs w:val="20"/>
+        </w:rPr>
+        <w:t>dangerous)</w:t>
+      </w:r>
+      <w:r>
+        <w:rPr>
+          <w:rFonts w:cstheme="minorHAnsi"/>
+          <w:sz w:val="20"/>
+          <w:szCs w:val="20"/>
+        </w:rPr>
+        <w:t>: A small fire can destroy a big community.</w:t>
+      </w:r>
+    </w:p>
+    <w:p>
+      <w:pPr>
+        <w:rPr>
+          <w:rFonts w:cstheme="minorHAnsi"/>
+          <w:sz w:val="20"/>
+          <w:szCs w:val="20"/>
+        </w:rPr>
+      </w:pPr>
+      <w:r>
+        <w:rPr>
+          <w:rFonts w:cstheme="minorHAnsi"/>
+          <w:sz w:val="20"/>
+          <w:szCs w:val="20"/>
+        </w:rPr>
+        <w:t>2. “</w:t>
+      </w:r>
+      <w:r>
+        <w:rPr>
+          <w:rFonts w:cstheme="minorHAnsi"/>
+          <w:sz w:val="20"/>
+          <w:szCs w:val="20"/>
+        </w:rPr>
+        <w:t>Thoughtful Witness"</w:t>
+      </w:r>
+      <w:r>
+        <w:rPr>
+          <w:rFonts w:cstheme="minorHAnsi"/>
+          <w:sz w:val="20"/>
+          <w:szCs w:val="20"/>
+        </w:rPr>
+        <w:t xml:space="preserve"> (Solution</w:t>
+      </w:r>
+      <w:r>
+        <w:rPr>
+          <w:rFonts w:cstheme="minorHAnsi"/>
+          <w:sz w:val="20"/>
+          <w:szCs w:val="20"/>
+        </w:rPr>
+        <w:t>: Cure</w:t>
+      </w:r>
+      <w:r>
+        <w:rPr>
+          <w:rFonts w:cstheme="minorHAnsi"/>
+          <w:sz w:val="20"/>
+          <w:szCs w:val="20"/>
+        </w:rPr>
+        <w:t>)</w:t>
+      </w:r>
+      <w:r>
+        <w:rPr>
+          <w:rFonts w:cstheme="minorHAnsi"/>
+          <w:sz w:val="20"/>
+          <w:szCs w:val="20"/>
+        </w:rPr>
+        <w:t>:</w:t>
+      </w:r>
+      <w:r>
+        <w:rPr>
+          <w:rFonts w:cstheme="minorHAnsi"/>
+          <w:sz w:val="20"/>
+          <w:szCs w:val="20"/>
+        </w:rPr>
+        <w:t xml:space="preserve"> </w:t>
+      </w:r>
+      <w:r>
+        <w:rPr>
+          <w:rFonts w:cstheme="minorHAnsi"/>
+          <w:sz w:val="20"/>
+          <w:szCs w:val="20"/>
+        </w:rPr>
+        <w:t>R</w:t>
+      </w:r>
+      <w:r>
+        <w:rPr>
+          <w:rFonts w:cstheme="minorHAnsi"/>
+          <w:sz w:val="20"/>
+          <w:szCs w:val="20"/>
+        </w:rPr>
+        <w:t xml:space="preserve">emove the </w:t>
+      </w:r>
+      <w:r>
+        <w:rPr>
+          <w:rFonts w:cstheme="minorHAnsi"/>
+          <w:sz w:val="20"/>
+          <w:szCs w:val="20"/>
+        </w:rPr>
+        <w:t xml:space="preserve">"small fires" </w:t>
+      </w:r>
+      <w:r>
+        <w:rPr>
+          <w:rFonts w:cstheme="minorHAnsi"/>
+          <w:sz w:val="20"/>
+          <w:szCs w:val="20"/>
+        </w:rPr>
+        <w:t>with</w:t>
+      </w:r>
+      <w:r>
+        <w:rPr>
+          <w:rFonts w:cstheme="minorHAnsi"/>
+          <w:sz w:val="20"/>
+          <w:szCs w:val="20"/>
+        </w:rPr>
+        <w:t xml:space="preserve"> divine wisdom (peace-loving).</w:t>
+      </w:r>
+    </w:p>
+    <w:p>
+      <w:pPr>
+        <w:rPr>
+          <w:rFonts w:cstheme="minorHAnsi"/>
+          <w:sz w:val="20"/>
+          <w:szCs w:val="20"/>
+        </w:rPr>
+      </w:pPr>
+      <w:r>
+        <w:rPr>
+          <w:rFonts w:cstheme="minorHAnsi"/>
+          <w:sz w:val="20"/>
+          <w:szCs w:val="20"/>
+        </w:rPr>
+        <w:t xml:space="preserve">3. </w:t>
+      </w:r>
+      <w:r>
+        <w:rPr>
+          <w:rFonts w:cstheme="minorHAnsi"/>
+          <w:sz w:val="20"/>
+          <w:szCs w:val="20"/>
+        </w:rPr>
+        <w:t>James 3:1-5</w:t>
+      </w:r>
+      <w:r>
+        <w:rPr>
+          <w:rFonts w:cstheme="minorHAnsi"/>
+          <w:sz w:val="20"/>
+          <w:szCs w:val="20"/>
+        </w:rPr>
+        <w:t xml:space="preserve">: </w:t>
+      </w:r>
+      <w:r>
+        <w:rPr>
+          <w:rFonts w:cstheme="minorHAnsi"/>
+          <w:sz w:val="20"/>
+          <w:szCs w:val="20"/>
+        </w:rPr>
+        <w:t>The tongue</w:t>
+      </w:r>
+      <w:r>
+        <w:rPr>
+          <w:rFonts w:cstheme="minorHAnsi"/>
+          <w:sz w:val="20"/>
+          <w:szCs w:val="20"/>
+        </w:rPr>
+        <w:t xml:space="preserve"> is </w:t>
+      </w:r>
+      <w:r>
+        <w:rPr>
+          <w:rFonts w:cstheme="minorHAnsi"/>
+          <w:sz w:val="20"/>
+          <w:szCs w:val="20"/>
+        </w:rPr>
+        <w:t>small</w:t>
+      </w:r>
+      <w:r>
+        <w:rPr>
+          <w:rFonts w:cstheme="minorHAnsi"/>
+          <w:sz w:val="20"/>
+          <w:szCs w:val="20"/>
+        </w:rPr>
+        <w:t xml:space="preserve"> </w:t>
+      </w:r>
+      <w:r>
+        <w:rPr>
+          <w:rFonts w:cstheme="minorHAnsi"/>
+          <w:sz w:val="20"/>
+          <w:szCs w:val="20"/>
+        </w:rPr>
+        <w:t>of human body.</w:t>
+      </w:r>
+    </w:p>
+    <w:p>
+      <w:pPr>
+        <w:rPr>
+          <w:rFonts w:cstheme="minorHAnsi"/>
+          <w:sz w:val="20"/>
+          <w:szCs w:val="20"/>
+        </w:rPr>
+      </w:pPr>
+      <w:r>
+        <w:rPr>
+          <w:rFonts w:cstheme="minorHAnsi"/>
+          <w:sz w:val="20"/>
+          <w:szCs w:val="20"/>
+        </w:rPr>
+        <w:t xml:space="preserve">4. </w:t>
+      </w:r>
+      <w:r>
+        <w:rPr>
+          <w:rFonts w:cstheme="minorHAnsi"/>
+          <w:sz w:val="20"/>
+          <w:szCs w:val="20"/>
+        </w:rPr>
+        <w:t>James 3:6-</w:t>
+      </w:r>
+      <w:r>
+        <w:rPr>
+          <w:rFonts w:cstheme="minorHAnsi"/>
+          <w:sz w:val="20"/>
+          <w:szCs w:val="20"/>
+        </w:rPr>
+        <w:t>7</w:t>
+      </w:r>
+      <w:r>
+        <w:rPr>
+          <w:rFonts w:cstheme="minorHAnsi"/>
+          <w:sz w:val="20"/>
+          <w:szCs w:val="20"/>
+        </w:rPr>
+        <w:t xml:space="preserve">: The </w:t>
+      </w:r>
+      <w:r>
+        <w:rPr>
+          <w:rFonts w:cstheme="minorHAnsi"/>
+          <w:sz w:val="20"/>
+          <w:szCs w:val="20"/>
+        </w:rPr>
+        <w:t>human tongue possesses a destructive power.</w:t>
+      </w:r>
+    </w:p>
+    <w:p>
+      <w:pPr>
+        <w:rPr>
+          <w:rFonts w:cstheme="minorHAnsi"/>
+          <w:sz w:val="20"/>
+          <w:szCs w:val="20"/>
+        </w:rPr>
+      </w:pPr>
+      <w:r>
+        <w:rPr>
+          <w:rFonts w:cstheme="minorHAnsi"/>
+          <w:sz w:val="20"/>
+          <w:szCs w:val="20"/>
+        </w:rPr>
+        <w:t xml:space="preserve">5. </w:t>
+      </w:r>
+      <w:r>
+        <w:rPr>
+          <w:rFonts w:cstheme="minorHAnsi"/>
+          <w:sz w:val="20"/>
+          <w:szCs w:val="20"/>
+        </w:rPr>
+        <w:t xml:space="preserve">James 3:8-12: The </w:t>
+      </w:r>
+      <w:r>
+        <w:rPr>
+          <w:rFonts w:cstheme="minorHAnsi"/>
+          <w:sz w:val="20"/>
+          <w:szCs w:val="20"/>
+        </w:rPr>
+        <w:t>human speech is impossible to control</w:t>
+      </w:r>
+      <w:r>
+        <w:rPr>
+          <w:rFonts w:cstheme="minorHAnsi"/>
+          <w:sz w:val="20"/>
+          <w:szCs w:val="20"/>
+        </w:rPr>
+        <w:t xml:space="preserve">. </w:t>
+      </w:r>
+      <w:r>
+        <w:rPr>
+          <w:rFonts w:cstheme="minorHAnsi"/>
+          <w:sz w:val="20"/>
+          <w:szCs w:val="20"/>
+        </w:rPr>
+        <w:t xml:space="preserve">We praise our Lord and curse </w:t>
+      </w:r>
+      <w:r>
+        <w:rPr>
+          <w:rFonts w:cstheme="minorHAnsi"/>
+          <w:sz w:val="20"/>
+          <w:szCs w:val="20"/>
+        </w:rPr>
+        <w:t>other people.</w:t>
+      </w:r>
+    </w:p>
+    <w:p>
+      <w:pPr>
+        <w:rPr>
+          <w:rFonts w:cstheme="minorHAnsi"/>
+          <w:sz w:val="20"/>
+          <w:szCs w:val="20"/>
+        </w:rPr>
+      </w:pPr>
+      <w:r>
+        <w:rPr>
+          <w:rFonts w:cstheme="minorHAnsi"/>
+          <w:sz w:val="20"/>
+          <w:szCs w:val="20"/>
+        </w:rPr>
+        <w:t xml:space="preserve">6. </w:t>
+      </w:r>
+      <w:r>
+        <w:rPr>
+          <w:rFonts w:cstheme="minorHAnsi"/>
+          <w:sz w:val="20"/>
+          <w:szCs w:val="20"/>
+        </w:rPr>
+        <w:t>James 3:13-1</w:t>
+      </w:r>
+      <w:r>
+        <w:rPr>
+          <w:rFonts w:cstheme="minorHAnsi"/>
+          <w:sz w:val="20"/>
+          <w:szCs w:val="20"/>
+        </w:rPr>
+        <w:t>6</w:t>
+      </w:r>
+      <w:r>
+        <w:rPr>
+          <w:rFonts w:cstheme="minorHAnsi"/>
+          <w:sz w:val="20"/>
+          <w:szCs w:val="20"/>
+        </w:rPr>
+        <w:t xml:space="preserve">: </w:t>
+      </w:r>
+      <w:r>
+        <w:rPr>
+          <w:rFonts w:cstheme="minorHAnsi"/>
+          <w:sz w:val="20"/>
+          <w:szCs w:val="20"/>
+        </w:rPr>
+        <w:t>T</w:t>
+      </w:r>
+      <w:r>
+        <w:rPr>
+          <w:rFonts w:cstheme="minorHAnsi"/>
+          <w:sz w:val="20"/>
+          <w:szCs w:val="20"/>
+        </w:rPr>
+        <w:t xml:space="preserve">rue wisdom is </w:t>
+      </w:r>
+      <w:r>
+        <w:rPr>
+          <w:rFonts w:cstheme="minorHAnsi"/>
+          <w:sz w:val="20"/>
+          <w:szCs w:val="20"/>
+        </w:rPr>
+        <w:t>driven by</w:t>
+      </w:r>
+      <w:r>
+        <w:rPr>
+          <w:rFonts w:cstheme="minorHAnsi"/>
+          <w:sz w:val="20"/>
+          <w:szCs w:val="20"/>
+        </w:rPr>
+        <w:t xml:space="preserve"> humble</w:t>
+      </w:r>
+      <w:r>
+        <w:rPr>
+          <w:rFonts w:cstheme="minorHAnsi"/>
+          <w:sz w:val="20"/>
+          <w:szCs w:val="20"/>
+        </w:rPr>
+        <w:t xml:space="preserve"> and</w:t>
+      </w:r>
+      <w:r>
+        <w:rPr>
+          <w:rFonts w:cstheme="minorHAnsi"/>
+          <w:sz w:val="20"/>
+          <w:szCs w:val="20"/>
+        </w:rPr>
+        <w:t xml:space="preserve"> good conduct</w:t>
+      </w:r>
+      <w:r>
+        <w:rPr>
+          <w:rFonts w:cstheme="minorHAnsi"/>
+          <w:sz w:val="20"/>
+          <w:szCs w:val="20"/>
+        </w:rPr>
+        <w:t>.</w:t>
+      </w:r>
+      <w:r>
+        <w:rPr>
+          <w:rFonts w:cstheme="minorHAnsi"/>
+          <w:sz w:val="20"/>
+          <w:szCs w:val="20"/>
+        </w:rPr>
+        <w:t xml:space="preserve"> </w:t>
+      </w:r>
+      <w:r>
+        <w:rPr>
+          <w:rFonts w:cstheme="minorHAnsi"/>
+          <w:sz w:val="20"/>
+          <w:szCs w:val="20"/>
+        </w:rPr>
+        <w:t>F</w:t>
+      </w:r>
+      <w:r>
+        <w:rPr>
+          <w:rFonts w:cstheme="minorHAnsi"/>
+          <w:sz w:val="20"/>
+          <w:szCs w:val="20"/>
+        </w:rPr>
+        <w:t>alse wisdom is driven by jealousy and selfish ambition</w:t>
+      </w:r>
+      <w:r>
+        <w:rPr>
+          <w:rFonts w:cstheme="minorHAnsi"/>
+          <w:sz w:val="20"/>
+          <w:szCs w:val="20"/>
+        </w:rPr>
+        <w:t>.</w:t>
+      </w:r>
+    </w:p>
+    <w:p>
+      <w:pPr>
+        <w:rPr>
+          <w:rFonts w:cstheme="minorHAnsi"/>
+          <w:sz w:val="20"/>
+          <w:szCs w:val="20"/>
+        </w:rPr>
+      </w:pPr>
+      <w:r>
+        <w:rPr>
+          <w:rFonts w:cstheme="minorHAnsi"/>
+          <w:sz w:val="20"/>
+          <w:szCs w:val="20"/>
+        </w:rPr>
+        <w:t xml:space="preserve">7. </w:t>
+      </w:r>
+      <w:r>
+        <w:rPr>
+          <w:rFonts w:cstheme="minorHAnsi"/>
+          <w:sz w:val="20"/>
+          <w:szCs w:val="20"/>
+        </w:rPr>
+        <w:t>James 3:17-18</w:t>
+      </w:r>
+      <w:r>
+        <w:rPr>
+          <w:rFonts w:cstheme="minorHAnsi"/>
+          <w:sz w:val="20"/>
+          <w:szCs w:val="20"/>
+        </w:rPr>
+        <w:t>:</w:t>
+      </w:r>
+      <w:r>
+        <w:rPr>
+          <w:rFonts w:cstheme="minorHAnsi"/>
+          <w:sz w:val="20"/>
+          <w:szCs w:val="20"/>
+        </w:rPr>
+        <w:t xml:space="preserve"> </w:t>
+      </w:r>
+      <w:r>
+        <w:rPr>
+          <w:rFonts w:cstheme="minorHAnsi"/>
+          <w:sz w:val="20"/>
+          <w:szCs w:val="20"/>
+        </w:rPr>
+        <w:t>T</w:t>
+      </w:r>
+      <w:r>
+        <w:rPr>
+          <w:rFonts w:cstheme="minorHAnsi"/>
+          <w:sz w:val="20"/>
+          <w:szCs w:val="20"/>
+        </w:rPr>
+        <w:t xml:space="preserve">rue wisdom is </w:t>
+      </w:r>
+      <w:r>
+        <w:rPr>
+          <w:rFonts w:cstheme="minorHAnsi"/>
+          <w:sz w:val="20"/>
+          <w:szCs w:val="20"/>
+        </w:rPr>
+        <w:t>from heaven with</w:t>
+      </w:r>
+      <w:r>
+        <w:rPr>
+          <w:rFonts w:cstheme="minorHAnsi"/>
+          <w:sz w:val="20"/>
+          <w:szCs w:val="20"/>
+        </w:rPr>
+        <w:t xml:space="preserve"> moral purity and peace</w:t>
+      </w:r>
+      <w:r>
+        <w:rPr>
+          <w:rFonts w:cstheme="minorHAnsi"/>
+          <w:sz w:val="20"/>
+          <w:szCs w:val="20"/>
+        </w:rPr>
+        <w:t xml:space="preserve"> and spread.</w:t>
+      </w:r>
+    </w:p>
+    <w:p>
+      <w:pPr>
+        <w:rPr>
+          <w:rFonts w:cstheme="minorHAnsi"/>
+          <w:sz w:val="20"/>
+          <w:szCs w:val="20"/>
+        </w:rPr>
+      </w:pPr>
+      <w:r>
+        <w:rPr>
+          <w:rFonts w:cstheme="minorHAnsi"/>
+          <w:sz w:val="20"/>
+          <w:szCs w:val="20"/>
+        </w:rPr>
+        <w:t>8. Conclusion:</w:t>
+      </w:r>
+    </w:p>
+    <w:p>
+      <w:pPr>
+        <w:rPr>
+          <w:rFonts w:cstheme="minorHAnsi"/>
+          <w:sz w:val="20"/>
+          <w:szCs w:val="20"/>
+        </w:rPr>
+      </w:pPr>
+      <w:r>
+        <w:rPr>
+          <w:rFonts w:cstheme="minorHAnsi"/>
+          <w:sz w:val="20"/>
+          <w:szCs w:val="20"/>
+        </w:rPr>
+        <w:t>We know Power of words</w:t>
+      </w:r>
+      <w:r>
+        <w:rPr>
+          <w:rFonts w:cstheme="minorHAnsi"/>
+          <w:sz w:val="20"/>
+          <w:szCs w:val="20"/>
+        </w:rPr>
+        <w:t>.</w:t>
+      </w:r>
+      <w:r>
+        <w:rPr>
+          <w:rFonts w:cstheme="minorHAnsi"/>
+          <w:sz w:val="20"/>
+          <w:szCs w:val="20"/>
+        </w:rPr>
+        <w:t xml:space="preserve"> </w:t>
+      </w:r>
+      <w:r>
+        <w:rPr>
+          <w:rFonts w:cstheme="minorHAnsi"/>
+          <w:sz w:val="20"/>
+          <w:szCs w:val="20"/>
+        </w:rPr>
+        <w:t>T</w:t>
+      </w:r>
+      <w:r>
+        <w:rPr>
+          <w:rFonts w:cstheme="minorHAnsi"/>
+          <w:sz w:val="20"/>
+          <w:szCs w:val="20"/>
+        </w:rPr>
+        <w:t>he true</w:t>
+      </w:r>
+      <w:r>
+        <w:rPr>
+          <w:rFonts w:cstheme="minorHAnsi"/>
+          <w:sz w:val="20"/>
+          <w:szCs w:val="20"/>
+        </w:rPr>
+        <w:t>/humble/good conduct</w:t>
+      </w:r>
+      <w:r>
+        <w:rPr>
+          <w:rFonts w:cstheme="minorHAnsi"/>
+          <w:sz w:val="20"/>
+          <w:szCs w:val="20"/>
+        </w:rPr>
+        <w:t xml:space="preserve"> wisdom is from heaven.</w:t>
+      </w:r>
+      <w:r>
+        <w:rPr>
+          <w:rFonts w:cstheme="minorHAnsi"/>
+          <w:sz w:val="20"/>
+          <w:szCs w:val="20"/>
+        </w:rPr>
+        <w:t xml:space="preserve"> </w:t>
+      </w:r>
+      <w:r>
+        <w:rPr>
+          <w:rFonts w:cstheme="minorHAnsi"/>
+          <w:sz w:val="20"/>
+          <w:szCs w:val="20"/>
+        </w:rPr>
+        <w:t>We stop the False/selfish wisdom.</w:t>
+      </w:r>
+      <w:r>
+        <w:rPr>
+          <w:rFonts w:cstheme="minorHAnsi"/>
+          <w:sz w:val="20"/>
+          <w:szCs w:val="20"/>
+        </w:rPr>
+        <w:t xml:space="preserve"> </w:t>
+      </w:r>
+      <w:r>
+        <w:rPr>
+          <w:rFonts w:cstheme="minorHAnsi"/>
+          <w:sz w:val="20"/>
+          <w:szCs w:val="20"/>
+        </w:rPr>
+        <w:t>We follow the true wisdom and</w:t>
+      </w:r>
+      <w:r>
+        <w:rPr>
+          <w:rFonts w:cstheme="minorHAnsi"/>
+          <w:sz w:val="20"/>
+          <w:szCs w:val="20"/>
+        </w:rPr>
+        <w:t xml:space="preserve"> </w:t>
+      </w:r>
+      <w:r>
+        <w:rPr>
+          <w:rFonts w:cstheme="minorHAnsi"/>
+          <w:sz w:val="20"/>
+          <w:szCs w:val="20"/>
+        </w:rPr>
+        <w:t>be</w:t>
+      </w:r>
+      <w:r>
+        <w:rPr>
+          <w:rFonts w:cstheme="minorHAnsi"/>
+          <w:sz w:val="20"/>
+          <w:szCs w:val="20"/>
+        </w:rPr>
+        <w:t xml:space="preserve"> the thoughtful</w:t>
+      </w:r>
+      <w:r>
+        <w:rPr>
+          <w:rFonts w:cstheme="minorHAnsi"/>
+          <w:sz w:val="20"/>
+          <w:szCs w:val="20"/>
+        </w:rPr>
+        <w:t xml:space="preserve"> witness.</w:t>
+      </w:r>
+    </w:p>
+    <w:p>
+      <w:pPr>
+        <w:rPr>
+          <w:rFonts w:cstheme="minorHAnsi"/>
+          <w:sz w:val="20"/>
+          <w:szCs w:val="20"/>
+        </w:rPr>
+      </w:pPr>
+    </w:p>
+    <w:p>
+      <w:pPr>
+        <w:rPr>
+          <w:rFonts w:cstheme="minorHAnsi"/>
+          <w:sz w:val="20"/>
+          <w:szCs w:val="20"/>
+        </w:rPr>
+      </w:pPr>
+      <w:r>
+        <w:rPr>
+          <w:rFonts w:cstheme="minorHAnsi"/>
+          <w:sz w:val="20"/>
+          <w:szCs w:val="20"/>
+        </w:rPr>
+        <w:t>===</w:t>
+      </w:r>
+    </w:p>
+    <w:p>
+      <w:pPr>
+        <w:rPr>
+          <w:rFonts w:cstheme="minorHAnsi"/>
+          <w:sz w:val="20"/>
+          <w:szCs w:val="20"/>
+        </w:rPr>
+      </w:pPr>
+    </w:p>
+    <w:p>
+      <w:pPr>
+        <w:rPr>
+          <w:rFonts w:cstheme="minorHAnsi" w:hint="eastAsia"/>
+          <w:sz w:val="20"/>
+          <w:szCs w:val="20"/>
+        </w:rPr>
+      </w:pPr>
+      <w:r>
+        <w:rPr>
+          <w:rFonts w:cstheme="minorHAnsi" w:hint="eastAsia"/>
+          <w:sz w:val="20"/>
+          <w:szCs w:val="20"/>
+        </w:rPr>
+        <w:t>2026</w:t>
+      </w:r>
+      <w:r>
+        <w:rPr>
+          <w:rFonts w:cstheme="minorHAnsi" w:hint="eastAsia"/>
+          <w:sz w:val="20"/>
+          <w:szCs w:val="20"/>
+        </w:rPr>
+        <w:t>年</w:t>
+      </w:r>
+      <w:r>
+        <w:rPr>
+          <w:rFonts w:cstheme="minorHAnsi" w:hint="eastAsia"/>
+          <w:sz w:val="20"/>
+          <w:szCs w:val="20"/>
+        </w:rPr>
+        <w:t>9</w:t>
+      </w:r>
+      <w:r>
+        <w:rPr>
+          <w:rFonts w:cstheme="minorHAnsi" w:hint="eastAsia"/>
+          <w:sz w:val="20"/>
+          <w:szCs w:val="20"/>
+        </w:rPr>
+        <w:t>月</w:t>
+      </w:r>
+      <w:r>
+        <w:rPr>
+          <w:rFonts w:cstheme="minorHAnsi" w:hint="eastAsia"/>
+          <w:sz w:val="20"/>
+          <w:szCs w:val="20"/>
+        </w:rPr>
+        <w:t>5</w:t>
+      </w:r>
+      <w:r>
+        <w:rPr>
+          <w:rFonts w:cstheme="minorHAnsi" w:hint="eastAsia"/>
+          <w:sz w:val="20"/>
+          <w:szCs w:val="20"/>
+        </w:rPr>
+        <w:t>日，</w:t>
+      </w:r>
+      <w:r>
+        <w:rPr>
+          <w:rFonts w:cstheme="minorHAnsi" w:hint="eastAsia"/>
+          <w:sz w:val="20"/>
+          <w:szCs w:val="20"/>
+        </w:rPr>
+        <w:t>Menlo</w:t>
+      </w:r>
+      <w:r>
+        <w:rPr>
+          <w:rFonts w:cstheme="minorHAnsi" w:hint="eastAsia"/>
+          <w:sz w:val="20"/>
+          <w:szCs w:val="20"/>
+        </w:rPr>
+        <w:t>教會敬拜（回顧上週，</w:t>
+      </w:r>
+      <w:r>
+        <w:rPr>
+          <w:rFonts w:cstheme="minorHAnsi" w:hint="eastAsia"/>
+          <w:sz w:val="20"/>
+          <w:szCs w:val="20"/>
+        </w:rPr>
+        <w:t>2026</w:t>
+      </w:r>
+      <w:r>
+        <w:rPr>
+          <w:rFonts w:cstheme="minorHAnsi" w:hint="eastAsia"/>
+          <w:sz w:val="20"/>
+          <w:szCs w:val="20"/>
+        </w:rPr>
+        <w:t>年</w:t>
+      </w:r>
+      <w:r>
+        <w:rPr>
+          <w:rFonts w:cstheme="minorHAnsi" w:hint="eastAsia"/>
+          <w:sz w:val="20"/>
+          <w:szCs w:val="20"/>
+        </w:rPr>
+        <w:t>8</w:t>
+      </w:r>
+      <w:r>
+        <w:rPr>
+          <w:rFonts w:cstheme="minorHAnsi" w:hint="eastAsia"/>
+          <w:sz w:val="20"/>
+          <w:szCs w:val="20"/>
+        </w:rPr>
+        <w:t>月</w:t>
+      </w:r>
+      <w:r>
+        <w:rPr>
+          <w:rFonts w:cstheme="minorHAnsi" w:hint="eastAsia"/>
+          <w:sz w:val="20"/>
+          <w:szCs w:val="20"/>
+        </w:rPr>
+        <w:t>30</w:t>
+      </w:r>
+      <w:r>
+        <w:rPr>
+          <w:rFonts w:cstheme="minorHAnsi" w:hint="eastAsia"/>
+          <w:sz w:val="20"/>
+          <w:szCs w:val="20"/>
+        </w:rPr>
+        <w:t>日）</w:t>
+      </w:r>
+    </w:p>
+    <w:p>
+      <w:pPr>
+        <w:rPr>
+          <w:rFonts w:cstheme="minorHAnsi" w:hint="eastAsia"/>
+          <w:sz w:val="20"/>
+          <w:szCs w:val="20"/>
+        </w:rPr>
+      </w:pPr>
+      <w:r>
+        <w:rPr>
+          <w:rFonts w:cstheme="minorHAnsi" w:hint="eastAsia"/>
+          <w:sz w:val="20"/>
+          <w:szCs w:val="20"/>
+        </w:rPr>
+        <w:t>https://youtu.be/d9_kJxWp-18?si=iPLy4AkzVvfvIqF5</w:t>
+      </w:r>
+    </w:p>
+    <w:p>
+      <w:pPr>
+        <w:rPr>
+          <w:rFonts w:cstheme="minorHAnsi" w:hint="eastAsia"/>
+          <w:sz w:val="20"/>
+          <w:szCs w:val="20"/>
+        </w:rPr>
+      </w:pPr>
+      <w:r>
+        <w:rPr>
+          <w:rFonts w:cstheme="minorHAnsi" w:hint="eastAsia"/>
+          <w:sz w:val="20"/>
+          <w:szCs w:val="20"/>
+        </w:rPr>
+        <w:t>https://github.com/peterhchen/1000_Family/tree/main/Church/2026</w:t>
+      </w:r>
+    </w:p>
+    <w:p>
+      <w:pPr>
+        <w:rPr>
+          <w:rFonts w:cstheme="minorHAnsi" w:hint="eastAsia"/>
+          <w:sz w:val="20"/>
+          <w:szCs w:val="20"/>
+        </w:rPr>
+      </w:pPr>
+      <w:proofErr w:type="spellStart"/>
+      <w:r>
+        <w:rPr>
+          <w:rFonts w:cstheme="minorHAnsi" w:hint="eastAsia"/>
+          <w:sz w:val="20"/>
+          <w:szCs w:val="20"/>
+        </w:rPr>
+        <w:t>星星之火，燎原之勢（深思熟慮的見證</w:t>
+      </w:r>
+      <w:proofErr w:type="spellEnd"/>
+      <w:r>
+        <w:rPr>
+          <w:rFonts w:cstheme="minorHAnsi" w:hint="eastAsia"/>
+          <w:sz w:val="20"/>
+          <w:szCs w:val="20"/>
+        </w:rPr>
+        <w:t>）</w:t>
+      </w:r>
+      <w:r>
+        <w:rPr>
+          <w:rFonts w:cstheme="minorHAnsi" w:hint="eastAsia"/>
+          <w:sz w:val="20"/>
+          <w:szCs w:val="20"/>
+        </w:rPr>
+        <w:t xml:space="preserve">| </w:t>
+      </w:r>
+      <w:proofErr w:type="spellStart"/>
+      <w:r>
+        <w:rPr>
+          <w:rFonts w:cstheme="minorHAnsi" w:hint="eastAsia"/>
+          <w:sz w:val="20"/>
+          <w:szCs w:val="20"/>
+        </w:rPr>
+        <w:t>什麼是「道路」的追隨者</w:t>
+      </w:r>
+      <w:proofErr w:type="spellEnd"/>
+      <w:r>
+        <w:rPr>
+          <w:rFonts w:cstheme="minorHAnsi" w:hint="eastAsia"/>
+          <w:sz w:val="20"/>
+          <w:szCs w:val="20"/>
+        </w:rPr>
+        <w:t>？</w:t>
+      </w:r>
+      <w:r>
+        <w:rPr>
+          <w:rFonts w:cstheme="minorHAnsi" w:hint="eastAsia"/>
+          <w:sz w:val="20"/>
+          <w:szCs w:val="20"/>
+        </w:rPr>
+        <w:t xml:space="preserve"> | </w:t>
+      </w:r>
+      <w:proofErr w:type="spellStart"/>
+      <w:r>
+        <w:rPr>
+          <w:rFonts w:cstheme="minorHAnsi" w:hint="eastAsia"/>
+          <w:sz w:val="20"/>
+          <w:szCs w:val="20"/>
+        </w:rPr>
+        <w:t>Menlo</w:t>
+      </w:r>
+      <w:r>
+        <w:rPr>
+          <w:rFonts w:cstheme="minorHAnsi" w:hint="eastAsia"/>
+          <w:sz w:val="20"/>
+          <w:szCs w:val="20"/>
+        </w:rPr>
+        <w:t>教會</w:t>
+      </w:r>
+      <w:proofErr w:type="spellEnd"/>
+    </w:p>
+    <w:p>
+      <w:pPr>
+        <w:rPr>
+          <w:rFonts w:cstheme="minorHAnsi" w:hint="eastAsia"/>
+          <w:sz w:val="20"/>
+          <w:szCs w:val="20"/>
+        </w:rPr>
+      </w:pPr>
+      <w:r>
+        <w:rPr>
+          <w:rFonts w:cstheme="minorHAnsi" w:hint="eastAsia"/>
+          <w:sz w:val="20"/>
+          <w:szCs w:val="20"/>
+        </w:rPr>
+        <w:t xml:space="preserve">Matt </w:t>
+      </w:r>
+      <w:proofErr w:type="spellStart"/>
+      <w:r>
+        <w:rPr>
+          <w:rFonts w:cstheme="minorHAnsi" w:hint="eastAsia"/>
+          <w:sz w:val="20"/>
+          <w:szCs w:val="20"/>
+        </w:rPr>
+        <w:t>Summers</w:t>
+      </w:r>
+      <w:r>
+        <w:rPr>
+          <w:rFonts w:cstheme="minorHAnsi" w:hint="eastAsia"/>
+          <w:sz w:val="20"/>
+          <w:szCs w:val="20"/>
+        </w:rPr>
+        <w:t>，靈命塑造牧師</w:t>
+      </w:r>
+      <w:proofErr w:type="spellEnd"/>
+    </w:p>
+    <w:p>
+      <w:pPr>
+        <w:rPr>
+          <w:rFonts w:cstheme="minorHAnsi" w:hint="eastAsia"/>
+          <w:sz w:val="20"/>
+          <w:szCs w:val="20"/>
+        </w:rPr>
+      </w:pPr>
+    </w:p>
+    <w:p>
+      <w:pPr>
+        <w:rPr>
+          <w:rFonts w:cstheme="minorHAnsi" w:hint="eastAsia"/>
+          <w:sz w:val="20"/>
+          <w:szCs w:val="20"/>
+        </w:rPr>
+      </w:pPr>
+      <w:r>
+        <w:rPr>
+          <w:rFonts w:cstheme="minorHAnsi" w:hint="eastAsia"/>
+          <w:sz w:val="20"/>
+          <w:szCs w:val="20"/>
+        </w:rPr>
+        <w:t xml:space="preserve">1. </w:t>
+      </w:r>
+      <w:r>
+        <w:rPr>
+          <w:rFonts w:cstheme="minorHAnsi" w:hint="eastAsia"/>
+          <w:sz w:val="20"/>
+          <w:szCs w:val="20"/>
+        </w:rPr>
+        <w:t>「</w:t>
+      </w:r>
+      <w:proofErr w:type="spellStart"/>
+      <w:r>
+        <w:rPr>
+          <w:rFonts w:cstheme="minorHAnsi" w:hint="eastAsia"/>
+          <w:sz w:val="20"/>
+          <w:szCs w:val="20"/>
+        </w:rPr>
+        <w:t>星星之火，燎原之勢</w:t>
+      </w:r>
+      <w:proofErr w:type="spellEnd"/>
+      <w:r>
+        <w:rPr>
+          <w:rFonts w:cstheme="minorHAnsi" w:hint="eastAsia"/>
+          <w:sz w:val="20"/>
+          <w:szCs w:val="20"/>
+        </w:rPr>
+        <w:t>」（</w:t>
+      </w:r>
+      <w:proofErr w:type="spellStart"/>
+      <w:r>
+        <w:rPr>
+          <w:rFonts w:cstheme="minorHAnsi" w:hint="eastAsia"/>
+          <w:sz w:val="20"/>
+          <w:szCs w:val="20"/>
+        </w:rPr>
+        <w:t>問題：危險</w:t>
+      </w:r>
+      <w:proofErr w:type="spellEnd"/>
+      <w:r>
+        <w:rPr>
+          <w:rFonts w:cstheme="minorHAnsi" w:hint="eastAsia"/>
+          <w:sz w:val="20"/>
+          <w:szCs w:val="20"/>
+        </w:rPr>
+        <w:t>）：</w:t>
+      </w:r>
+      <w:proofErr w:type="spellStart"/>
+      <w:r>
+        <w:rPr>
+          <w:rFonts w:cstheme="minorHAnsi" w:hint="eastAsia"/>
+          <w:sz w:val="20"/>
+          <w:szCs w:val="20"/>
+        </w:rPr>
+        <w:t>微小的火苗足以摧毀龐大的群體</w:t>
+      </w:r>
+      <w:proofErr w:type="spellEnd"/>
+      <w:r>
+        <w:rPr>
+          <w:rFonts w:cstheme="minorHAnsi" w:hint="eastAsia"/>
+          <w:sz w:val="20"/>
+          <w:szCs w:val="20"/>
+        </w:rPr>
+        <w:t>。</w:t>
+      </w:r>
+    </w:p>
+    <w:p>
+      <w:pPr>
+        <w:rPr>
+          <w:rFonts w:cstheme="minorHAnsi" w:hint="eastAsia"/>
+          <w:sz w:val="20"/>
+          <w:szCs w:val="20"/>
+        </w:rPr>
+      </w:pPr>
+      <w:r>
+        <w:rPr>
+          <w:rFonts w:cstheme="minorHAnsi" w:hint="eastAsia"/>
+          <w:sz w:val="20"/>
+          <w:szCs w:val="20"/>
+        </w:rPr>
+        <w:t xml:space="preserve">2. </w:t>
+      </w:r>
+      <w:r>
+        <w:rPr>
+          <w:rFonts w:cstheme="minorHAnsi" w:hint="eastAsia"/>
+          <w:sz w:val="20"/>
+          <w:szCs w:val="20"/>
+        </w:rPr>
+        <w:t>「</w:t>
+      </w:r>
+      <w:proofErr w:type="spellStart"/>
+      <w:r>
+        <w:rPr>
+          <w:rFonts w:cstheme="minorHAnsi" w:hint="eastAsia"/>
+          <w:sz w:val="20"/>
+          <w:szCs w:val="20"/>
+        </w:rPr>
+        <w:t>深思熟慮的見證</w:t>
+      </w:r>
+      <w:proofErr w:type="spellEnd"/>
+      <w:r>
+        <w:rPr>
+          <w:rFonts w:cstheme="minorHAnsi" w:hint="eastAsia"/>
+          <w:sz w:val="20"/>
+          <w:szCs w:val="20"/>
+        </w:rPr>
+        <w:t>」（</w:t>
+      </w:r>
+      <w:proofErr w:type="spellStart"/>
+      <w:r>
+        <w:rPr>
+          <w:rFonts w:cstheme="minorHAnsi" w:hint="eastAsia"/>
+          <w:sz w:val="20"/>
+          <w:szCs w:val="20"/>
+        </w:rPr>
+        <w:t>解決方案：良方</w:t>
+      </w:r>
+      <w:proofErr w:type="spellEnd"/>
+      <w:r>
+        <w:rPr>
+          <w:rFonts w:cstheme="minorHAnsi" w:hint="eastAsia"/>
+          <w:sz w:val="20"/>
+          <w:szCs w:val="20"/>
+        </w:rPr>
+        <w:t>）：</w:t>
+      </w:r>
+      <w:proofErr w:type="spellStart"/>
+      <w:r>
+        <w:rPr>
+          <w:rFonts w:cstheme="minorHAnsi" w:hint="eastAsia"/>
+          <w:sz w:val="20"/>
+          <w:szCs w:val="20"/>
+        </w:rPr>
+        <w:t>憑屬神的智慧（愛好和平）消除那些「星星之火</w:t>
+      </w:r>
+      <w:proofErr w:type="spellEnd"/>
+      <w:r>
+        <w:rPr>
+          <w:rFonts w:cstheme="minorHAnsi" w:hint="eastAsia"/>
+          <w:sz w:val="20"/>
+          <w:szCs w:val="20"/>
+        </w:rPr>
+        <w:t>」。</w:t>
+      </w:r>
+    </w:p>
+    <w:p>
+      <w:pPr>
+        <w:rPr>
+          <w:rFonts w:cstheme="minorHAnsi" w:hint="eastAsia"/>
+          <w:sz w:val="20"/>
+          <w:szCs w:val="20"/>
+        </w:rPr>
+      </w:pPr>
+      <w:r>
+        <w:rPr>
+          <w:rFonts w:cstheme="minorHAnsi" w:hint="eastAsia"/>
+          <w:sz w:val="20"/>
+          <w:szCs w:val="20"/>
+        </w:rPr>
+        <w:t xml:space="preserve">3. </w:t>
+      </w:r>
+      <w:proofErr w:type="spellStart"/>
+      <w:r>
+        <w:rPr>
+          <w:rFonts w:cstheme="minorHAnsi" w:hint="eastAsia"/>
+          <w:sz w:val="20"/>
+          <w:szCs w:val="20"/>
+        </w:rPr>
+        <w:t>雅各書</w:t>
+      </w:r>
+      <w:proofErr w:type="spellEnd"/>
+      <w:r>
+        <w:rPr>
+          <w:rFonts w:cstheme="minorHAnsi" w:hint="eastAsia"/>
+          <w:sz w:val="20"/>
+          <w:szCs w:val="20"/>
+        </w:rPr>
+        <w:t xml:space="preserve"> 3:1-5</w:t>
+      </w:r>
+      <w:r>
+        <w:rPr>
+          <w:rFonts w:cstheme="minorHAnsi" w:hint="eastAsia"/>
+          <w:sz w:val="20"/>
+          <w:szCs w:val="20"/>
+        </w:rPr>
+        <w:t>：舌頭在人體中雖小，卻不可小覷。</w:t>
+      </w:r>
+    </w:p>
+    <w:p>
+      <w:pPr>
+        <w:rPr>
+          <w:rFonts w:cstheme="minorHAnsi" w:hint="eastAsia"/>
+          <w:sz w:val="20"/>
+          <w:szCs w:val="20"/>
+        </w:rPr>
+      </w:pPr>
+      <w:r>
+        <w:rPr>
+          <w:rFonts w:cstheme="minorHAnsi" w:hint="eastAsia"/>
+          <w:sz w:val="20"/>
+          <w:szCs w:val="20"/>
+        </w:rPr>
+        <w:t xml:space="preserve">4. </w:t>
+      </w:r>
+      <w:proofErr w:type="spellStart"/>
+      <w:r>
+        <w:rPr>
+          <w:rFonts w:cstheme="minorHAnsi" w:hint="eastAsia"/>
+          <w:sz w:val="20"/>
+          <w:szCs w:val="20"/>
+        </w:rPr>
+        <w:t>雅各書</w:t>
+      </w:r>
+      <w:proofErr w:type="spellEnd"/>
+      <w:r>
+        <w:rPr>
+          <w:rFonts w:cstheme="minorHAnsi" w:hint="eastAsia"/>
+          <w:sz w:val="20"/>
+          <w:szCs w:val="20"/>
+        </w:rPr>
+        <w:t xml:space="preserve"> 3:6-7</w:t>
+      </w:r>
+      <w:r>
+        <w:rPr>
+          <w:rFonts w:cstheme="minorHAnsi" w:hint="eastAsia"/>
+          <w:sz w:val="20"/>
+          <w:szCs w:val="20"/>
+        </w:rPr>
+        <w:t>：人的舌頭具有破壞性的力量。</w:t>
+      </w:r>
+    </w:p>
+    <w:p>
+      <w:pPr>
+        <w:rPr>
+          <w:rFonts w:cstheme="minorHAnsi" w:hint="eastAsia"/>
+          <w:sz w:val="20"/>
+          <w:szCs w:val="20"/>
+        </w:rPr>
+      </w:pPr>
+      <w:r>
+        <w:rPr>
+          <w:rFonts w:cstheme="minorHAnsi" w:hint="eastAsia"/>
+          <w:sz w:val="20"/>
+          <w:szCs w:val="20"/>
+        </w:rPr>
+        <w:t xml:space="preserve">5. </w:t>
+      </w:r>
+      <w:proofErr w:type="spellStart"/>
+      <w:r>
+        <w:rPr>
+          <w:rFonts w:cstheme="minorHAnsi" w:hint="eastAsia"/>
+          <w:sz w:val="20"/>
+          <w:szCs w:val="20"/>
+        </w:rPr>
+        <w:t>雅各書</w:t>
+      </w:r>
+      <w:proofErr w:type="spellEnd"/>
+      <w:r>
+        <w:rPr>
+          <w:rFonts w:cstheme="minorHAnsi" w:hint="eastAsia"/>
+          <w:sz w:val="20"/>
+          <w:szCs w:val="20"/>
+        </w:rPr>
+        <w:t xml:space="preserve"> 3:8-12</w:t>
+      </w:r>
+      <w:r>
+        <w:rPr>
+          <w:rFonts w:cstheme="minorHAnsi" w:hint="eastAsia"/>
+          <w:sz w:val="20"/>
+          <w:szCs w:val="20"/>
+        </w:rPr>
+        <w:t>：人的言語難以駕馭；我們既頌讚主，又咒詛他人。</w:t>
+      </w:r>
+    </w:p>
+    <w:p>
+      <w:pPr>
+        <w:rPr>
+          <w:rFonts w:cstheme="minorHAnsi" w:hint="eastAsia"/>
+          <w:sz w:val="20"/>
+          <w:szCs w:val="20"/>
+        </w:rPr>
+      </w:pPr>
+      <w:r>
+        <w:rPr>
+          <w:rFonts w:cstheme="minorHAnsi" w:hint="eastAsia"/>
+          <w:sz w:val="20"/>
+          <w:szCs w:val="20"/>
+        </w:rPr>
+        <w:lastRenderedPageBreak/>
+        <w:t xml:space="preserve">6. </w:t>
+      </w:r>
+      <w:proofErr w:type="spellStart"/>
+      <w:r>
+        <w:rPr>
+          <w:rFonts w:cstheme="minorHAnsi" w:hint="eastAsia"/>
+          <w:sz w:val="20"/>
+          <w:szCs w:val="20"/>
+        </w:rPr>
+        <w:t>雅各書</w:t>
+      </w:r>
+      <w:proofErr w:type="spellEnd"/>
+      <w:r>
+        <w:rPr>
+          <w:rFonts w:cstheme="minorHAnsi" w:hint="eastAsia"/>
+          <w:sz w:val="20"/>
+          <w:szCs w:val="20"/>
+        </w:rPr>
+        <w:t xml:space="preserve"> 3:13-16</w:t>
+      </w:r>
+      <w:r>
+        <w:rPr>
+          <w:rFonts w:cstheme="minorHAnsi" w:hint="eastAsia"/>
+          <w:sz w:val="20"/>
+          <w:szCs w:val="20"/>
+        </w:rPr>
+        <w:t>：真正的智慧源自於謙卑與良善的品行；虛假的智慧則源自於嫉妒與自私的野心。</w:t>
+      </w:r>
+    </w:p>
+    <w:p>
+      <w:pPr>
+        <w:rPr>
+          <w:rFonts w:cstheme="minorHAnsi" w:hint="eastAsia"/>
+          <w:sz w:val="20"/>
+          <w:szCs w:val="20"/>
+        </w:rPr>
+      </w:pPr>
+      <w:r>
+        <w:rPr>
+          <w:rFonts w:cstheme="minorHAnsi" w:hint="eastAsia"/>
+          <w:sz w:val="20"/>
+          <w:szCs w:val="20"/>
+        </w:rPr>
+        <w:t xml:space="preserve">7. </w:t>
+      </w:r>
+      <w:proofErr w:type="spellStart"/>
+      <w:r>
+        <w:rPr>
+          <w:rFonts w:cstheme="minorHAnsi" w:hint="eastAsia"/>
+          <w:sz w:val="20"/>
+          <w:szCs w:val="20"/>
+        </w:rPr>
+        <w:t>雅各書</w:t>
+      </w:r>
+      <w:proofErr w:type="spellEnd"/>
+      <w:r>
+        <w:rPr>
+          <w:rFonts w:cstheme="minorHAnsi" w:hint="eastAsia"/>
+          <w:sz w:val="20"/>
+          <w:szCs w:val="20"/>
+        </w:rPr>
+        <w:t xml:space="preserve"> 3:17-18</w:t>
+      </w:r>
+      <w:r>
+        <w:rPr>
+          <w:rFonts w:cstheme="minorHAnsi" w:hint="eastAsia"/>
+          <w:sz w:val="20"/>
+          <w:szCs w:val="20"/>
+        </w:rPr>
+        <w:t>：真正的智慧來自天上，伴隨著道德純潔與和平，並向外傳播。</w:t>
+      </w:r>
+    </w:p>
+    <w:p>
+      <w:pPr>
+        <w:rPr>
+          <w:rFonts w:cstheme="minorHAnsi" w:hint="eastAsia"/>
+          <w:sz w:val="20"/>
+          <w:szCs w:val="20"/>
+        </w:rPr>
+      </w:pPr>
+      <w:r>
+        <w:rPr>
+          <w:rFonts w:cstheme="minorHAnsi" w:hint="eastAsia"/>
+          <w:sz w:val="20"/>
+          <w:szCs w:val="20"/>
+        </w:rPr>
+        <w:t xml:space="preserve">8. </w:t>
+      </w:r>
+      <w:r>
+        <w:rPr>
+          <w:rFonts w:cstheme="minorHAnsi" w:hint="eastAsia"/>
+          <w:sz w:val="20"/>
+          <w:szCs w:val="20"/>
+        </w:rPr>
+        <w:t>結語：</w:t>
+      </w:r>
+    </w:p>
+    <w:p>
+      <w:pPr>
+        <w:rPr>
+          <w:rFonts w:cstheme="minorHAnsi"/>
+          <w:sz w:val="20"/>
+          <w:szCs w:val="20"/>
+        </w:rPr>
+      </w:pPr>
+      <w:proofErr w:type="spellStart"/>
+      <w:r>
+        <w:rPr>
+          <w:rFonts w:cstheme="minorHAnsi" w:hint="eastAsia"/>
+          <w:sz w:val="20"/>
+          <w:szCs w:val="20"/>
+        </w:rPr>
+        <w:t>我們深知言語的力量。那伴隨謙卑與良善品行的智慧來自天上。我們要摒棄虛假與自私的智慧，轉而追隨真正的智慧，成為深思熟慮的見證人</w:t>
+      </w:r>
+      <w:proofErr w:type="spellEnd"/>
+      <w:r>
+        <w:rPr>
+          <w:rFonts w:cstheme="minorHAnsi" w:hint="eastAsia"/>
+          <w:sz w:val="20"/>
+          <w:szCs w:val="20"/>
+        </w:rPr>
+        <w:t>。</w:t>
+      </w:r>
+    </w:p>
+    <w:p>
+      <w:pPr>
+        <w:rPr>
+          <w:rFonts w:cstheme="minorHAnsi"/>
+          <w:sz w:val="20"/>
+          <w:szCs w:val="20"/>
+        </w:rPr>
+      </w:pPr>
+    </w:p>
+    <w:p>
+      <w:pPr>
+        <w:rPr>
+          <w:rFonts w:cstheme="minorHAnsi"/>
+          <w:sz w:val="20"/>
+          <w:szCs w:val="20"/>
+        </w:rPr>
+      </w:pPr>
+      <w:r>
+        <w:rPr>
+          <w:rFonts w:cstheme="minorHAnsi"/>
+          <w:sz w:val="20"/>
+          <w:szCs w:val="20"/>
+        </w:rPr>
+        <w:t>===</w:t>
+      </w:r>
+    </w:p>
+    <w:p>
+      <w:pPr>
+        <w:rPr>
+          <w:rFonts w:cstheme="minorHAnsi"/>
+          <w:sz w:val="20"/>
+          <w:szCs w:val="20"/>
+        </w:rPr>
+      </w:pPr>
+    </w:p>
+    <w:p>
+      <w:pPr>
+        <w:rPr>
+          <w:rFonts w:cstheme="minorHAnsi" w:hint="eastAsia"/>
+          <w:sz w:val="20"/>
+          <w:szCs w:val="20"/>
+        </w:rPr>
+      </w:pPr>
+      <w:r>
+        <w:rPr>
+          <w:rFonts w:cstheme="minorHAnsi" w:hint="eastAsia"/>
+          <w:sz w:val="20"/>
+          <w:szCs w:val="20"/>
+        </w:rPr>
+        <w:t>2026</w:t>
+      </w:r>
+      <w:r>
+        <w:rPr>
+          <w:rFonts w:cstheme="minorHAnsi" w:hint="eastAsia"/>
+          <w:sz w:val="20"/>
+          <w:szCs w:val="20"/>
+        </w:rPr>
+        <w:t>年</w:t>
+      </w:r>
+      <w:r>
+        <w:rPr>
+          <w:rFonts w:cstheme="minorHAnsi" w:hint="eastAsia"/>
+          <w:sz w:val="20"/>
+          <w:szCs w:val="20"/>
+        </w:rPr>
+        <w:t>9</w:t>
+      </w:r>
+      <w:r>
+        <w:rPr>
+          <w:rFonts w:cstheme="minorHAnsi" w:hint="eastAsia"/>
+          <w:sz w:val="20"/>
+          <w:szCs w:val="20"/>
+        </w:rPr>
+        <w:t>月</w:t>
+      </w:r>
+      <w:r>
+        <w:rPr>
+          <w:rFonts w:cstheme="minorHAnsi" w:hint="eastAsia"/>
+          <w:sz w:val="20"/>
+          <w:szCs w:val="20"/>
+        </w:rPr>
+        <w:t>5</w:t>
+      </w:r>
+      <w:r>
+        <w:rPr>
+          <w:rFonts w:cstheme="minorHAnsi" w:hint="eastAsia"/>
+          <w:sz w:val="20"/>
+          <w:szCs w:val="20"/>
+        </w:rPr>
+        <w:t>日、メンロ教会礼拝（先週分：</w:t>
+      </w:r>
+      <w:r>
+        <w:rPr>
+          <w:rFonts w:cstheme="minorHAnsi" w:hint="eastAsia"/>
+          <w:sz w:val="20"/>
+          <w:szCs w:val="20"/>
+        </w:rPr>
+        <w:t>2026</w:t>
+      </w:r>
+      <w:r>
+        <w:rPr>
+          <w:rFonts w:cstheme="minorHAnsi" w:hint="eastAsia"/>
+          <w:sz w:val="20"/>
+          <w:szCs w:val="20"/>
+        </w:rPr>
+        <w:t>年</w:t>
+      </w:r>
+      <w:r>
+        <w:rPr>
+          <w:rFonts w:cstheme="minorHAnsi" w:hint="eastAsia"/>
+          <w:sz w:val="20"/>
+          <w:szCs w:val="20"/>
+        </w:rPr>
+        <w:t>8</w:t>
+      </w:r>
+      <w:r>
+        <w:rPr>
+          <w:rFonts w:cstheme="minorHAnsi" w:hint="eastAsia"/>
+          <w:sz w:val="20"/>
+          <w:szCs w:val="20"/>
+        </w:rPr>
+        <w:t>月</w:t>
+      </w:r>
+      <w:r>
+        <w:rPr>
+          <w:rFonts w:cstheme="minorHAnsi" w:hint="eastAsia"/>
+          <w:sz w:val="20"/>
+          <w:szCs w:val="20"/>
+        </w:rPr>
+        <w:t>30</w:t>
+      </w:r>
+      <w:r>
+        <w:rPr>
+          <w:rFonts w:cstheme="minorHAnsi" w:hint="eastAsia"/>
+          <w:sz w:val="20"/>
+          <w:szCs w:val="20"/>
+        </w:rPr>
+        <w:t>日の要約）</w:t>
+      </w:r>
+    </w:p>
+    <w:p>
+      <w:pPr>
+        <w:rPr>
+          <w:rFonts w:cstheme="minorHAnsi" w:hint="eastAsia"/>
+          <w:sz w:val="20"/>
+          <w:szCs w:val="20"/>
+        </w:rPr>
+      </w:pPr>
+      <w:r>
+        <w:rPr>
+          <w:rFonts w:cstheme="minorHAnsi" w:hint="eastAsia"/>
+          <w:sz w:val="20"/>
+          <w:szCs w:val="20"/>
+        </w:rPr>
+        <w:t>https://youtu.be/d9_kJxWp-18?si=iPLy4AkzVvfvIqF5</w:t>
+      </w:r>
+    </w:p>
+    <w:p>
+      <w:pPr>
+        <w:rPr>
+          <w:rFonts w:cstheme="minorHAnsi" w:hint="eastAsia"/>
+          <w:sz w:val="20"/>
+          <w:szCs w:val="20"/>
+        </w:rPr>
+      </w:pPr>
+      <w:r>
+        <w:rPr>
+          <w:rFonts w:cstheme="minorHAnsi" w:hint="eastAsia"/>
+          <w:sz w:val="20"/>
+          <w:szCs w:val="20"/>
+        </w:rPr>
+        <w:t>https://github.com/peterhchen/1000_Family/tree/main/Church/2026</w:t>
+      </w:r>
+    </w:p>
+    <w:p>
+      <w:pPr>
+        <w:rPr>
+          <w:rFonts w:cstheme="minorHAnsi" w:hint="eastAsia"/>
+          <w:sz w:val="20"/>
+          <w:szCs w:val="20"/>
+        </w:rPr>
+      </w:pPr>
+      <w:proofErr w:type="spellStart"/>
+      <w:r>
+        <w:rPr>
+          <w:rFonts w:cstheme="minorHAnsi" w:hint="eastAsia"/>
+          <w:sz w:val="20"/>
+          <w:szCs w:val="20"/>
+        </w:rPr>
+        <w:t>小さな火、大きな森（思慮深い証し</w:t>
+      </w:r>
+      <w:proofErr w:type="spellEnd"/>
+      <w:r>
+        <w:rPr>
+          <w:rFonts w:cstheme="minorHAnsi" w:hint="eastAsia"/>
+          <w:sz w:val="20"/>
+          <w:szCs w:val="20"/>
+        </w:rPr>
+        <w:t>）</w:t>
+      </w:r>
+      <w:r>
+        <w:rPr>
+          <w:rFonts w:cstheme="minorHAnsi" w:hint="eastAsia"/>
+          <w:sz w:val="20"/>
+          <w:szCs w:val="20"/>
+        </w:rPr>
+        <w:t xml:space="preserve"> | </w:t>
+      </w:r>
+      <w:r>
+        <w:rPr>
+          <w:rFonts w:cstheme="minorHAnsi" w:hint="eastAsia"/>
+          <w:sz w:val="20"/>
+          <w:szCs w:val="20"/>
+        </w:rPr>
+        <w:t>「</w:t>
+      </w:r>
+      <w:proofErr w:type="spellStart"/>
+      <w:r>
+        <w:rPr>
+          <w:rFonts w:cstheme="minorHAnsi" w:hint="eastAsia"/>
+          <w:sz w:val="20"/>
+          <w:szCs w:val="20"/>
+        </w:rPr>
+        <w:t>道（ウェイ</w:t>
+      </w:r>
+      <w:proofErr w:type="spellEnd"/>
+      <w:r>
+        <w:rPr>
+          <w:rFonts w:cstheme="minorHAnsi" w:hint="eastAsia"/>
+          <w:sz w:val="20"/>
+          <w:szCs w:val="20"/>
+        </w:rPr>
+        <w:t>）」</w:t>
+      </w:r>
+      <w:proofErr w:type="spellStart"/>
+      <w:r>
+        <w:rPr>
+          <w:rFonts w:cstheme="minorHAnsi" w:hint="eastAsia"/>
+          <w:sz w:val="20"/>
+          <w:szCs w:val="20"/>
+        </w:rPr>
+        <w:t>に従う者とは</w:t>
+      </w:r>
+      <w:proofErr w:type="spellEnd"/>
+      <w:r>
+        <w:rPr>
+          <w:rFonts w:cstheme="minorHAnsi" w:hint="eastAsia"/>
+          <w:sz w:val="20"/>
+          <w:szCs w:val="20"/>
+        </w:rPr>
+        <w:t>？</w:t>
+      </w:r>
+      <w:r>
+        <w:rPr>
+          <w:rFonts w:cstheme="minorHAnsi" w:hint="eastAsia"/>
+          <w:sz w:val="20"/>
+          <w:szCs w:val="20"/>
+        </w:rPr>
+        <w:t xml:space="preserve"> | </w:t>
+      </w:r>
+      <w:proofErr w:type="spellStart"/>
+      <w:r>
+        <w:rPr>
+          <w:rFonts w:cstheme="minorHAnsi" w:hint="eastAsia"/>
+          <w:sz w:val="20"/>
+          <w:szCs w:val="20"/>
+        </w:rPr>
+        <w:t>メンロ教会</w:t>
+      </w:r>
+      <w:proofErr w:type="spellEnd"/>
+    </w:p>
+    <w:p>
+      <w:pPr>
+        <w:rPr>
+          <w:rFonts w:cstheme="minorHAnsi" w:hint="eastAsia"/>
+          <w:sz w:val="20"/>
+          <w:szCs w:val="20"/>
+        </w:rPr>
+      </w:pPr>
+      <w:proofErr w:type="spellStart"/>
+      <w:r>
+        <w:rPr>
+          <w:rFonts w:cstheme="minorHAnsi" w:hint="eastAsia"/>
+          <w:sz w:val="20"/>
+          <w:szCs w:val="20"/>
+        </w:rPr>
+        <w:t>マット</w:t>
+      </w:r>
+      <w:r>
+        <w:rPr>
+          <w:rFonts w:ascii="MS Mincho" w:eastAsia="MS Mincho" w:hAnsi="MS Mincho" w:cs="MS Mincho" w:hint="eastAsia"/>
+          <w:sz w:val="20"/>
+          <w:szCs w:val="20"/>
+        </w:rPr>
+        <w:t>・</w:t>
+      </w:r>
+      <w:r>
+        <w:rPr>
+          <w:rFonts w:ascii="SimSun" w:hAnsi="SimSun" w:cs="SimSun" w:hint="eastAsia"/>
+          <w:sz w:val="20"/>
+          <w:szCs w:val="20"/>
+        </w:rPr>
+        <w:t>サマーズ（霊的形成担当牧師</w:t>
+      </w:r>
+      <w:proofErr w:type="spellEnd"/>
+      <w:r>
+        <w:rPr>
+          <w:rFonts w:ascii="SimSun" w:hAnsi="SimSun" w:cs="SimSun" w:hint="eastAsia"/>
+          <w:sz w:val="20"/>
+          <w:szCs w:val="20"/>
+        </w:rPr>
+        <w:t>）</w:t>
+      </w:r>
+    </w:p>
+    <w:p>
+      <w:pPr>
+        <w:rPr>
+          <w:rFonts w:cstheme="minorHAnsi" w:hint="eastAsia"/>
+          <w:sz w:val="20"/>
+          <w:szCs w:val="20"/>
+        </w:rPr>
+      </w:pPr>
+    </w:p>
+    <w:p>
+      <w:pPr>
+        <w:rPr>
+          <w:rFonts w:cstheme="minorHAnsi" w:hint="eastAsia"/>
+          <w:sz w:val="20"/>
+          <w:szCs w:val="20"/>
+        </w:rPr>
+      </w:pPr>
+      <w:r>
+        <w:rPr>
+          <w:rFonts w:cstheme="minorHAnsi" w:hint="eastAsia"/>
+          <w:sz w:val="20"/>
+          <w:szCs w:val="20"/>
+        </w:rPr>
+        <w:t xml:space="preserve">1. </w:t>
+      </w:r>
+      <w:r>
+        <w:rPr>
+          <w:rFonts w:cstheme="minorHAnsi" w:hint="eastAsia"/>
+          <w:sz w:val="20"/>
+          <w:szCs w:val="20"/>
+        </w:rPr>
+        <w:t>「</w:t>
+      </w:r>
+      <w:proofErr w:type="spellStart"/>
+      <w:r>
+        <w:rPr>
+          <w:rFonts w:cstheme="minorHAnsi" w:hint="eastAsia"/>
+          <w:sz w:val="20"/>
+          <w:szCs w:val="20"/>
+        </w:rPr>
+        <w:t>小さな火、大きな森</w:t>
+      </w:r>
+      <w:proofErr w:type="spellEnd"/>
+      <w:r>
+        <w:rPr>
+          <w:rFonts w:cstheme="minorHAnsi" w:hint="eastAsia"/>
+          <w:sz w:val="20"/>
+          <w:szCs w:val="20"/>
+        </w:rPr>
+        <w:t>」（</w:t>
+      </w:r>
+      <w:proofErr w:type="spellStart"/>
+      <w:r>
+        <w:rPr>
+          <w:rFonts w:cstheme="minorHAnsi" w:hint="eastAsia"/>
+          <w:sz w:val="20"/>
+          <w:szCs w:val="20"/>
+        </w:rPr>
+        <w:t>問題：危険性</w:t>
+      </w:r>
+      <w:proofErr w:type="spellEnd"/>
+      <w:r>
+        <w:rPr>
+          <w:rFonts w:cstheme="minorHAnsi" w:hint="eastAsia"/>
+          <w:sz w:val="20"/>
+          <w:szCs w:val="20"/>
+        </w:rPr>
+        <w:t>）―</w:t>
+      </w:r>
+      <w:r>
+        <w:rPr>
+          <w:rFonts w:cstheme="minorHAnsi" w:hint="eastAsia"/>
+          <w:sz w:val="20"/>
+          <w:szCs w:val="20"/>
+        </w:rPr>
+        <w:t xml:space="preserve"> </w:t>
+      </w:r>
+      <w:proofErr w:type="spellStart"/>
+      <w:r>
+        <w:rPr>
+          <w:rFonts w:cstheme="minorHAnsi" w:hint="eastAsia"/>
+          <w:sz w:val="20"/>
+          <w:szCs w:val="20"/>
+        </w:rPr>
+        <w:t>小さな火が、大きな共同体を破壊し得る</w:t>
+      </w:r>
+      <w:proofErr w:type="spellEnd"/>
+      <w:r>
+        <w:rPr>
+          <w:rFonts w:cstheme="minorHAnsi" w:hint="eastAsia"/>
+          <w:sz w:val="20"/>
+          <w:szCs w:val="20"/>
+        </w:rPr>
+        <w:t>。</w:t>
+      </w:r>
+    </w:p>
+    <w:p>
+      <w:pPr>
+        <w:rPr>
+          <w:rFonts w:cstheme="minorHAnsi" w:hint="eastAsia"/>
+          <w:sz w:val="20"/>
+          <w:szCs w:val="20"/>
+        </w:rPr>
+      </w:pPr>
+      <w:r>
+        <w:rPr>
+          <w:rFonts w:cstheme="minorHAnsi" w:hint="eastAsia"/>
+          <w:sz w:val="20"/>
+          <w:szCs w:val="20"/>
+        </w:rPr>
+        <w:t xml:space="preserve">2. </w:t>
+      </w:r>
+      <w:r>
+        <w:rPr>
+          <w:rFonts w:cstheme="minorHAnsi" w:hint="eastAsia"/>
+          <w:sz w:val="20"/>
+          <w:szCs w:val="20"/>
+        </w:rPr>
+        <w:t>「</w:t>
+      </w:r>
+      <w:proofErr w:type="spellStart"/>
+      <w:r>
+        <w:rPr>
+          <w:rFonts w:cstheme="minorHAnsi" w:hint="eastAsia"/>
+          <w:sz w:val="20"/>
+          <w:szCs w:val="20"/>
+        </w:rPr>
+        <w:t>思慮深い証し</w:t>
+      </w:r>
+      <w:proofErr w:type="spellEnd"/>
+      <w:r>
+        <w:rPr>
+          <w:rFonts w:cstheme="minorHAnsi" w:hint="eastAsia"/>
+          <w:sz w:val="20"/>
+          <w:szCs w:val="20"/>
+        </w:rPr>
+        <w:t>」（</w:t>
+      </w:r>
+      <w:proofErr w:type="spellStart"/>
+      <w:r>
+        <w:rPr>
+          <w:rFonts w:cstheme="minorHAnsi" w:hint="eastAsia"/>
+          <w:sz w:val="20"/>
+          <w:szCs w:val="20"/>
+        </w:rPr>
+        <w:t>解決策：癒やし</w:t>
+      </w:r>
+      <w:proofErr w:type="spellEnd"/>
+      <w:r>
+        <w:rPr>
+          <w:rFonts w:cstheme="minorHAnsi" w:hint="eastAsia"/>
+          <w:sz w:val="20"/>
+          <w:szCs w:val="20"/>
+        </w:rPr>
+        <w:t>）―</w:t>
+      </w:r>
+      <w:r>
+        <w:rPr>
+          <w:rFonts w:cstheme="minorHAnsi" w:hint="eastAsia"/>
+          <w:sz w:val="20"/>
+          <w:szCs w:val="20"/>
+        </w:rPr>
+        <w:t xml:space="preserve"> </w:t>
+      </w:r>
+      <w:proofErr w:type="spellStart"/>
+      <w:r>
+        <w:rPr>
+          <w:rFonts w:cstheme="minorHAnsi" w:hint="eastAsia"/>
+          <w:sz w:val="20"/>
+          <w:szCs w:val="20"/>
+        </w:rPr>
+        <w:t>神の知恵（平和を愛する心）をもって「小さな火」を取り除く</w:t>
+      </w:r>
+      <w:proofErr w:type="spellEnd"/>
+      <w:r>
+        <w:rPr>
+          <w:rFonts w:cstheme="minorHAnsi" w:hint="eastAsia"/>
+          <w:sz w:val="20"/>
+          <w:szCs w:val="20"/>
+        </w:rPr>
+        <w:t>。</w:t>
+      </w:r>
+    </w:p>
+    <w:p>
+      <w:pPr>
+        <w:rPr>
+          <w:rFonts w:cstheme="minorHAnsi" w:hint="eastAsia"/>
+          <w:sz w:val="20"/>
+          <w:szCs w:val="20"/>
+        </w:rPr>
+      </w:pPr>
+      <w:r>
+        <w:rPr>
+          <w:rFonts w:cstheme="minorHAnsi" w:hint="eastAsia"/>
+          <w:sz w:val="20"/>
+          <w:szCs w:val="20"/>
+        </w:rPr>
+        <w:t xml:space="preserve">3. </w:t>
+      </w:r>
+      <w:proofErr w:type="spellStart"/>
+      <w:r>
+        <w:rPr>
+          <w:rFonts w:cstheme="minorHAnsi" w:hint="eastAsia"/>
+          <w:sz w:val="20"/>
+          <w:szCs w:val="20"/>
+        </w:rPr>
+        <w:t>ヤコブの手紙</w:t>
+      </w:r>
+      <w:proofErr w:type="spellEnd"/>
+      <w:r>
+        <w:rPr>
+          <w:rFonts w:cstheme="minorHAnsi" w:hint="eastAsia"/>
+          <w:sz w:val="20"/>
+          <w:szCs w:val="20"/>
+        </w:rPr>
+        <w:t xml:space="preserve"> 3</w:t>
+      </w:r>
+      <w:r>
+        <w:rPr>
+          <w:rFonts w:cstheme="minorHAnsi" w:hint="eastAsia"/>
+          <w:sz w:val="20"/>
+          <w:szCs w:val="20"/>
+        </w:rPr>
+        <w:t>章</w:t>
+      </w:r>
+      <w:r>
+        <w:rPr>
+          <w:rFonts w:cstheme="minorHAnsi" w:hint="eastAsia"/>
+          <w:sz w:val="20"/>
+          <w:szCs w:val="20"/>
+        </w:rPr>
+        <w:t>1-5</w:t>
+      </w:r>
+      <w:r>
+        <w:rPr>
+          <w:rFonts w:cstheme="minorHAnsi" w:hint="eastAsia"/>
+          <w:sz w:val="20"/>
+          <w:szCs w:val="20"/>
+        </w:rPr>
+        <w:t>節：舌は人の体の中で小さな部分である。</w:t>
+      </w:r>
+    </w:p>
+    <w:p>
+      <w:pPr>
+        <w:rPr>
+          <w:rFonts w:cstheme="minorHAnsi" w:hint="eastAsia"/>
+          <w:sz w:val="20"/>
+          <w:szCs w:val="20"/>
+        </w:rPr>
+      </w:pPr>
+      <w:r>
+        <w:rPr>
+          <w:rFonts w:cstheme="minorHAnsi" w:hint="eastAsia"/>
+          <w:sz w:val="20"/>
+          <w:szCs w:val="20"/>
+        </w:rPr>
+        <w:t xml:space="preserve">4. </w:t>
+      </w:r>
+      <w:proofErr w:type="spellStart"/>
+      <w:r>
+        <w:rPr>
+          <w:rFonts w:cstheme="minorHAnsi" w:hint="eastAsia"/>
+          <w:sz w:val="20"/>
+          <w:szCs w:val="20"/>
+        </w:rPr>
+        <w:t>ヤコブの手紙</w:t>
+      </w:r>
+      <w:proofErr w:type="spellEnd"/>
+      <w:r>
+        <w:rPr>
+          <w:rFonts w:cstheme="minorHAnsi" w:hint="eastAsia"/>
+          <w:sz w:val="20"/>
+          <w:szCs w:val="20"/>
+        </w:rPr>
+        <w:t xml:space="preserve"> 3</w:t>
+      </w:r>
+      <w:r>
+        <w:rPr>
+          <w:rFonts w:cstheme="minorHAnsi" w:hint="eastAsia"/>
+          <w:sz w:val="20"/>
+          <w:szCs w:val="20"/>
+        </w:rPr>
+        <w:t>章</w:t>
+      </w:r>
+      <w:r>
+        <w:rPr>
+          <w:rFonts w:cstheme="minorHAnsi" w:hint="eastAsia"/>
+          <w:sz w:val="20"/>
+          <w:szCs w:val="20"/>
+        </w:rPr>
+        <w:t>6-7</w:t>
+      </w:r>
+      <w:r>
+        <w:rPr>
+          <w:rFonts w:cstheme="minorHAnsi" w:hint="eastAsia"/>
+          <w:sz w:val="20"/>
+          <w:szCs w:val="20"/>
+        </w:rPr>
+        <w:t>節：人の舌は破壊的な力を持っている。</w:t>
+      </w:r>
+    </w:p>
+    <w:p>
+      <w:pPr>
+        <w:rPr>
+          <w:rFonts w:cstheme="minorHAnsi" w:hint="eastAsia"/>
+          <w:sz w:val="20"/>
+          <w:szCs w:val="20"/>
+        </w:rPr>
+      </w:pPr>
+      <w:r>
+        <w:rPr>
+          <w:rFonts w:cstheme="minorHAnsi" w:hint="eastAsia"/>
+          <w:sz w:val="20"/>
+          <w:szCs w:val="20"/>
+        </w:rPr>
+        <w:t xml:space="preserve">5. </w:t>
+      </w:r>
+      <w:proofErr w:type="spellStart"/>
+      <w:r>
+        <w:rPr>
+          <w:rFonts w:cstheme="minorHAnsi" w:hint="eastAsia"/>
+          <w:sz w:val="20"/>
+          <w:szCs w:val="20"/>
+        </w:rPr>
+        <w:t>ヤコブの手紙</w:t>
+      </w:r>
+      <w:proofErr w:type="spellEnd"/>
+      <w:r>
+        <w:rPr>
+          <w:rFonts w:cstheme="minorHAnsi" w:hint="eastAsia"/>
+          <w:sz w:val="20"/>
+          <w:szCs w:val="20"/>
+        </w:rPr>
+        <w:t xml:space="preserve"> 3</w:t>
+      </w:r>
+      <w:r>
+        <w:rPr>
+          <w:rFonts w:cstheme="minorHAnsi" w:hint="eastAsia"/>
+          <w:sz w:val="20"/>
+          <w:szCs w:val="20"/>
+        </w:rPr>
+        <w:t>章</w:t>
+      </w:r>
+      <w:r>
+        <w:rPr>
+          <w:rFonts w:cstheme="minorHAnsi" w:hint="eastAsia"/>
+          <w:sz w:val="20"/>
+          <w:szCs w:val="20"/>
+        </w:rPr>
+        <w:t>8-12</w:t>
+      </w:r>
+      <w:r>
+        <w:rPr>
+          <w:rFonts w:cstheme="minorHAnsi" w:hint="eastAsia"/>
+          <w:sz w:val="20"/>
+          <w:szCs w:val="20"/>
+        </w:rPr>
+        <w:t>節：人の言葉を制御することは不可能である。私たちは主を賛美し、一方で他人を呪う。</w:t>
+      </w:r>
+    </w:p>
+    <w:p>
+      <w:pPr>
+        <w:rPr>
+          <w:rFonts w:cstheme="minorHAnsi" w:hint="eastAsia"/>
+          <w:sz w:val="20"/>
+          <w:szCs w:val="20"/>
+        </w:rPr>
+      </w:pPr>
+      <w:r>
+        <w:rPr>
+          <w:rFonts w:cstheme="minorHAnsi" w:hint="eastAsia"/>
+          <w:sz w:val="20"/>
+          <w:szCs w:val="20"/>
+        </w:rPr>
+        <w:t xml:space="preserve">6. </w:t>
+      </w:r>
+      <w:proofErr w:type="spellStart"/>
+      <w:r>
+        <w:rPr>
+          <w:rFonts w:cstheme="minorHAnsi" w:hint="eastAsia"/>
+          <w:sz w:val="20"/>
+          <w:szCs w:val="20"/>
+        </w:rPr>
+        <w:t>ヤコブの手紙</w:t>
+      </w:r>
+      <w:proofErr w:type="spellEnd"/>
+      <w:r>
+        <w:rPr>
+          <w:rFonts w:cstheme="minorHAnsi" w:hint="eastAsia"/>
+          <w:sz w:val="20"/>
+          <w:szCs w:val="20"/>
+        </w:rPr>
+        <w:t xml:space="preserve"> 3</w:t>
+      </w:r>
+      <w:r>
+        <w:rPr>
+          <w:rFonts w:cstheme="minorHAnsi" w:hint="eastAsia"/>
+          <w:sz w:val="20"/>
+          <w:szCs w:val="20"/>
+        </w:rPr>
+        <w:t>章</w:t>
+      </w:r>
+      <w:r>
+        <w:rPr>
+          <w:rFonts w:cstheme="minorHAnsi" w:hint="eastAsia"/>
+          <w:sz w:val="20"/>
+          <w:szCs w:val="20"/>
+        </w:rPr>
+        <w:t>13-16</w:t>
+      </w:r>
+      <w:r>
+        <w:rPr>
+          <w:rFonts w:cstheme="minorHAnsi" w:hint="eastAsia"/>
+          <w:sz w:val="20"/>
+          <w:szCs w:val="20"/>
+        </w:rPr>
+        <w:t>節：真の知恵は、謙虚で善い行いから生まれる。偽りの知恵は、ねたみや利己的な野心から生まれる。</w:t>
+      </w:r>
+    </w:p>
+    <w:p>
+      <w:pPr>
+        <w:rPr>
+          <w:rFonts w:cstheme="minorHAnsi" w:hint="eastAsia"/>
+          <w:sz w:val="20"/>
+          <w:szCs w:val="20"/>
+        </w:rPr>
+      </w:pPr>
+      <w:r>
+        <w:rPr>
+          <w:rFonts w:cstheme="minorHAnsi" w:hint="eastAsia"/>
+          <w:sz w:val="20"/>
+          <w:szCs w:val="20"/>
+        </w:rPr>
+        <w:t xml:space="preserve">7. </w:t>
+      </w:r>
+      <w:proofErr w:type="spellStart"/>
+      <w:r>
+        <w:rPr>
+          <w:rFonts w:cstheme="minorHAnsi" w:hint="eastAsia"/>
+          <w:sz w:val="20"/>
+          <w:szCs w:val="20"/>
+        </w:rPr>
+        <w:t>ヤコブの手紙</w:t>
+      </w:r>
+      <w:proofErr w:type="spellEnd"/>
+      <w:r>
+        <w:rPr>
+          <w:rFonts w:cstheme="minorHAnsi" w:hint="eastAsia"/>
+          <w:sz w:val="20"/>
+          <w:szCs w:val="20"/>
+        </w:rPr>
+        <w:t xml:space="preserve"> 3</w:t>
+      </w:r>
+      <w:r>
+        <w:rPr>
+          <w:rFonts w:cstheme="minorHAnsi" w:hint="eastAsia"/>
+          <w:sz w:val="20"/>
+          <w:szCs w:val="20"/>
+        </w:rPr>
+        <w:t>章</w:t>
+      </w:r>
+      <w:r>
+        <w:rPr>
+          <w:rFonts w:cstheme="minorHAnsi" w:hint="eastAsia"/>
+          <w:sz w:val="20"/>
+          <w:szCs w:val="20"/>
+        </w:rPr>
+        <w:t>17-18</w:t>
+      </w:r>
+      <w:r>
+        <w:rPr>
+          <w:rFonts w:cstheme="minorHAnsi" w:hint="eastAsia"/>
+          <w:sz w:val="20"/>
+          <w:szCs w:val="20"/>
+        </w:rPr>
+        <w:t>節：真の知恵は天から来るものであり、道徳的な純粋さと平和を伴い、広がっていく。</w:t>
+      </w:r>
+    </w:p>
+    <w:p>
+      <w:pPr>
+        <w:rPr>
+          <w:rFonts w:cstheme="minorHAnsi" w:hint="eastAsia"/>
+          <w:sz w:val="20"/>
+          <w:szCs w:val="20"/>
+        </w:rPr>
+      </w:pPr>
+      <w:r>
+        <w:rPr>
+          <w:rFonts w:cstheme="minorHAnsi" w:hint="eastAsia"/>
+          <w:sz w:val="20"/>
+          <w:szCs w:val="20"/>
+        </w:rPr>
+        <w:t xml:space="preserve">8. </w:t>
+      </w:r>
+      <w:proofErr w:type="spellStart"/>
+      <w:r>
+        <w:rPr>
+          <w:rFonts w:cstheme="minorHAnsi" w:hint="eastAsia"/>
+          <w:sz w:val="20"/>
+          <w:szCs w:val="20"/>
+        </w:rPr>
+        <w:t>結論</w:t>
+      </w:r>
+      <w:proofErr w:type="spellEnd"/>
+      <w:r>
+        <w:rPr>
+          <w:rFonts w:cstheme="minorHAnsi" w:hint="eastAsia"/>
+          <w:sz w:val="20"/>
+          <w:szCs w:val="20"/>
+        </w:rPr>
+        <w:t>：</w:t>
+      </w:r>
+    </w:p>
+    <w:p>
+      <w:pPr>
+        <w:rPr>
+          <w:rFonts w:cstheme="minorHAnsi"/>
+          <w:sz w:val="20"/>
+          <w:szCs w:val="20"/>
+        </w:rPr>
+      </w:pPr>
+      <w:r>
+        <w:rPr>
+          <w:rFonts w:cstheme="minorHAnsi" w:hint="eastAsia"/>
+          <w:sz w:val="20"/>
+          <w:szCs w:val="20"/>
+        </w:rPr>
+        <w:t>私たちは言葉の力を知っている。真実</w:t>
+      </w:r>
+      <w:r>
+        <w:rPr>
+          <w:rFonts w:ascii="MS Mincho" w:eastAsia="MS Mincho" w:hAnsi="MS Mincho" w:cs="MS Mincho" w:hint="eastAsia"/>
+          <w:sz w:val="20"/>
+          <w:szCs w:val="20"/>
+        </w:rPr>
+        <w:t>・</w:t>
+      </w:r>
+      <w:r>
+        <w:rPr>
+          <w:rFonts w:ascii="SimSun" w:hAnsi="SimSun" w:cs="SimSun" w:hint="eastAsia"/>
+          <w:sz w:val="20"/>
+          <w:szCs w:val="20"/>
+        </w:rPr>
+        <w:t>謙虚</w:t>
+      </w:r>
+      <w:r>
+        <w:rPr>
+          <w:rFonts w:ascii="MS Mincho" w:eastAsia="MS Mincho" w:hAnsi="MS Mincho" w:cs="MS Mincho" w:hint="eastAsia"/>
+          <w:sz w:val="20"/>
+          <w:szCs w:val="20"/>
+        </w:rPr>
+        <w:t>・</w:t>
+      </w:r>
+      <w:r>
+        <w:rPr>
+          <w:rFonts w:ascii="SimSun" w:hAnsi="SimSun" w:cs="SimSun" w:hint="eastAsia"/>
+          <w:sz w:val="20"/>
+          <w:szCs w:val="20"/>
+        </w:rPr>
+        <w:t>善い行いに基づく知恵は天から来るものである。偽りや利己的な知恵を退け、真の知恵に従い、思慮深い証し人となろう</w:t>
+      </w:r>
+      <w:r>
+        <w:rPr>
+          <w:rFonts w:cstheme="minorHAnsi" w:hint="eastAsia"/>
+          <w:sz w:val="20"/>
+          <w:szCs w:val="20"/>
+        </w:rPr>
+        <w:t>。</w:t>
+      </w:r>
     </w:p>
     <w:sectPr>
-      <w:footerReference w:type="default" r:id="rId31"/>
+      <w:footerReference w:type="default" r:id="rId99"/>
       <w:pgSz w:w="12240" w:h="15840"/>
       <w:pgMar w:top="1440" w:right="1440" w:bottom="1530" w:left="1440" w:header="0" w:footer="720" w:gutter="0"/>
       <w:cols w:space="720"/>
@@ -4762,6 +10539,155 @@
 <file path=word/numbering.xml><?xml version="1.0" encoding="utf-8"?>
 <w:numbering xmlns:wpc="http://schemas.microsoft.com/office/word/2010/wordprocessingCanvas" xmlns:cx="http://schemas.microsoft.com/office/drawing/2014/chartex" xmlns:cx1="http://schemas.microsoft.com/office/drawing/2015/9/8/chartex" xmlns:cx2="http://schemas.microsoft.com/office/drawing/2015/10/21/chartex" xmlns:cx3="http://schemas.microsoft.com/office/drawing/2016/5/9/chartex" xmlns:cx4="http://schemas.microsoft.com/office/drawing/2016/5/10/chartex" xmlns:cx5="http://schemas.microsoft.com/office/drawing/2016/5/11/chartex" xmlns:cx6="http://schemas.microsoft.com/office/drawing/2016/5/12/chartex" xmlns:cx7="http://schemas.microsoft.com/office/drawing/2016/5/13/chartex" xmlns:cx8="http://schemas.microsoft.com/office/drawing/2016/5/14/chartex" xmlns:mc="http://schemas.openxmlformats.org/markup-compatibility/2006" xmlns:aink="http://schemas.microsoft.com/office/drawing/2016/ink" xmlns:am3d="http://schemas.microsoft.com/office/drawing/2017/model3d" xmlns:o="urn:schemas-microsoft-com:office:office" xmlns:oel="http://schemas.microsoft.com/office/2019/extlst" xmlns:r="http://schemas.openxmlformats.org/officeDocument/2006/relationships" xmlns:m="http://schemas.openxmlformats.org/officeDocument/2006/math" xmlns:v="urn:schemas-microsoft-com:vml" xmlns:wp14="http://schemas.microsoft.com/office/word/2010/wordprocessingDrawing" xmlns:wp="http://schemas.openxmlformats.org/drawingml/2006/wordprocessingDrawing" xmlns:w10="urn:schemas-microsoft-com:office:word" xmlns:w="http://schemas.openxmlformats.org/wordprocessingml/2006/main" xmlns:w14="http://schemas.microsoft.com/office/word/2010/wordml" xmlns:w15="http://schemas.microsoft.com/office/word/2012/wordml" xmlns:w16cex="http://schemas.microsoft.com/office/word/2018/wordml/cex" xmlns:w16cid="http://schemas.microsoft.com/office/word/2016/wordml/cid" xmlns:w16="http://schemas.microsoft.com/office/word/2018/wordml" xmlns:w16du="http://schemas.microsoft.com/office/word/2023/wordml/word16du" xmlns:w16sdtdh="http://schemas.microsoft.com/office/word/2020/wordml/sdtdatahash" xmlns:w16sdtfl="http://schemas.microsoft.com/office/word/2024/wordml/sdtformatlock" xmlns:w16se="http://schemas.microsoft.com/office/word/2015/wordml/symex" xmlns:wpg="http://schemas.microsoft.com/office/word/2010/wordprocessingGroup" xmlns:wpi="http://schemas.microsoft.com/office/word/2010/wordprocessingInk" xmlns:wne="http://schemas.microsoft.com/office/word/2006/wordml" xmlns:wps="http://schemas.microsoft.com/office/word/2010/wordprocessingShape" mc:Ignorable="w14 w15 w16se w16cid w16 w16cex w16sdtdh w16sdtfl w16du wp14">
   <w:abstractNum w:abstractNumId="0" w15:restartNumberingAfterBreak="0">
+    <w:nsid w:val="02605D9F"/>
+    <w:multiLevelType w:val="multilevel"/>
+    <w:tmpl w:val="CA026924"/>
+    <w:lvl w:ilvl="0">
+      <w:start w:val="1"/>
+      <w:numFmt w:val="bullet"/>
+      <w:lvlText w:val=""/>
+      <w:lvlJc w:val="left"/>
+      <w:pPr>
+        <w:tabs>
+          <w:tab w:val="num" w:pos="720"/>
+        </w:tabs>
+        <w:ind w:left="720" w:hanging="360"/>
+      </w:pPr>
+      <w:rPr>
+        <w:rFonts w:ascii="Symbol" w:hAnsi="Symbol" w:hint="default"/>
+        <w:sz w:val="20"/>
+      </w:rPr>
+    </w:lvl>
+    <w:lvl w:ilvl="1" w:tentative="1">
+      <w:start w:val="1"/>
+      <w:numFmt w:val="bullet"/>
+      <w:lvlText w:val="o"/>
+      <w:lvlJc w:val="left"/>
+      <w:pPr>
+        <w:tabs>
+          <w:tab w:val="num" w:pos="1440"/>
+        </w:tabs>
+        <w:ind w:left="1440" w:hanging="360"/>
+      </w:pPr>
+      <w:rPr>
+        <w:rFonts w:ascii="Courier New" w:hAnsi="Courier New" w:hint="default"/>
+        <w:sz w:val="20"/>
+      </w:rPr>
+    </w:lvl>
+    <w:lvl w:ilvl="2" w:tentative="1">
+      <w:start w:val="1"/>
+      <w:numFmt w:val="bullet"/>
+      <w:lvlText w:val=""/>
+      <w:lvlJc w:val="left"/>
+      <w:pPr>
+        <w:tabs>
+          <w:tab w:val="num" w:pos="2160"/>
+        </w:tabs>
+        <w:ind w:left="2160" w:hanging="360"/>
+      </w:pPr>
+      <w:rPr>
+        <w:rFonts w:ascii="Wingdings" w:hAnsi="Wingdings" w:hint="default"/>
+        <w:sz w:val="20"/>
+      </w:rPr>
+    </w:lvl>
+    <w:lvl w:ilvl="3" w:tentative="1">
+      <w:start w:val="1"/>
+      <w:numFmt w:val="bullet"/>
+      <w:lvlText w:val=""/>
+      <w:lvlJc w:val="left"/>
+      <w:pPr>
+        <w:tabs>
+          <w:tab w:val="num" w:pos="2880"/>
+        </w:tabs>
+        <w:ind w:left="2880" w:hanging="360"/>
+      </w:pPr>
+      <w:rPr>
+        <w:rFonts w:ascii="Wingdings" w:hAnsi="Wingdings" w:hint="default"/>
+        <w:sz w:val="20"/>
+      </w:rPr>
+    </w:lvl>
+    <w:lvl w:ilvl="4" w:tentative="1">
+      <w:start w:val="1"/>
+      <w:numFmt w:val="bullet"/>
+      <w:lvlText w:val=""/>
+      <w:lvlJc w:val="left"/>
+      <w:pPr>
+        <w:tabs>
+          <w:tab w:val="num" w:pos="3600"/>
+        </w:tabs>
+        <w:ind w:left="3600" w:hanging="360"/>
+      </w:pPr>
+      <w:rPr>
+        <w:rFonts w:ascii="Wingdings" w:hAnsi="Wingdings" w:hint="default"/>
+        <w:sz w:val="20"/>
+      </w:rPr>
+    </w:lvl>
+    <w:lvl w:ilvl="5" w:tentative="1">
+      <w:start w:val="1"/>
+      <w:numFmt w:val="bullet"/>
+      <w:lvlText w:val=""/>
+      <w:lvlJc w:val="left"/>
+      <w:pPr>
+        <w:tabs>
+          <w:tab w:val="num" w:pos="4320"/>
+        </w:tabs>
+        <w:ind w:left="4320" w:hanging="360"/>
+      </w:pPr>
+      <w:rPr>
+        <w:rFonts w:ascii="Wingdings" w:hAnsi="Wingdings" w:hint="default"/>
+        <w:sz w:val="20"/>
+      </w:rPr>
+    </w:lvl>
+    <w:lvl w:ilvl="6" w:tentative="1">
+      <w:start w:val="1"/>
+      <w:numFmt w:val="bullet"/>
+      <w:lvlText w:val=""/>
+      <w:lvlJc w:val="left"/>
+      <w:pPr>
+        <w:tabs>
+          <w:tab w:val="num" w:pos="5040"/>
+        </w:tabs>
+        <w:ind w:left="5040" w:hanging="360"/>
+      </w:pPr>
+      <w:rPr>
+        <w:rFonts w:ascii="Wingdings" w:hAnsi="Wingdings" w:hint="default"/>
+        <w:sz w:val="20"/>
+      </w:rPr>
+    </w:lvl>
+    <w:lvl w:ilvl="7" w:tentative="1">
+      <w:start w:val="1"/>
+      <w:numFmt w:val="bullet"/>
+      <w:lvlText w:val=""/>
+      <w:lvlJc w:val="left"/>
+      <w:pPr>
+        <w:tabs>
+          <w:tab w:val="num" w:pos="5760"/>
+        </w:tabs>
+        <w:ind w:left="5760" w:hanging="360"/>
+      </w:pPr>
+      <w:rPr>
+        <w:rFonts w:ascii="Wingdings" w:hAnsi="Wingdings" w:hint="default"/>
+        <w:sz w:val="20"/>
+      </w:rPr>
+    </w:lvl>
+    <w:lvl w:ilvl="8" w:tentative="1">
+      <w:start w:val="1"/>
+      <w:numFmt w:val="bullet"/>
+      <w:lvlText w:val=""/>
+      <w:lvlJc w:val="left"/>
+      <w:pPr>
+        <w:tabs>
+          <w:tab w:val="num" w:pos="6480"/>
+        </w:tabs>
+        <w:ind w:left="6480" w:hanging="360"/>
+      </w:pPr>
+      <w:rPr>
+        <w:rFonts w:ascii="Wingdings" w:hAnsi="Wingdings" w:hint="default"/>
+        <w:sz w:val="20"/>
+      </w:rPr>
+    </w:lvl>
+  </w:abstractNum>
+  <w:abstractNum w:abstractNumId="1" w15:restartNumberingAfterBreak="0">
     <w:nsid w:val="03FF08FE"/>
     <w:multiLevelType w:val="multilevel"/>
     <w:tmpl w:val="4E8CA280"/>
@@ -4910,7 +10836,156 @@
       </w:rPr>
     </w:lvl>
   </w:abstractNum>
-  <w:abstractNum w:abstractNumId="1" w15:restartNumberingAfterBreak="0">
+  <w:abstractNum w:abstractNumId="2" w15:restartNumberingAfterBreak="0">
+    <w:nsid w:val="08D346DB"/>
+    <w:multiLevelType w:val="multilevel"/>
+    <w:tmpl w:val="27D45D36"/>
+    <w:lvl w:ilvl="0">
+      <w:start w:val="1"/>
+      <w:numFmt w:val="bullet"/>
+      <w:lvlText w:val=""/>
+      <w:lvlJc w:val="left"/>
+      <w:pPr>
+        <w:tabs>
+          <w:tab w:val="num" w:pos="720"/>
+        </w:tabs>
+        <w:ind w:left="720" w:hanging="360"/>
+      </w:pPr>
+      <w:rPr>
+        <w:rFonts w:ascii="Symbol" w:hAnsi="Symbol" w:hint="default"/>
+        <w:sz w:val="20"/>
+      </w:rPr>
+    </w:lvl>
+    <w:lvl w:ilvl="1" w:tentative="1">
+      <w:start w:val="1"/>
+      <w:numFmt w:val="bullet"/>
+      <w:lvlText w:val="o"/>
+      <w:lvlJc w:val="left"/>
+      <w:pPr>
+        <w:tabs>
+          <w:tab w:val="num" w:pos="1440"/>
+        </w:tabs>
+        <w:ind w:left="1440" w:hanging="360"/>
+      </w:pPr>
+      <w:rPr>
+        <w:rFonts w:ascii="Courier New" w:hAnsi="Courier New" w:hint="default"/>
+        <w:sz w:val="20"/>
+      </w:rPr>
+    </w:lvl>
+    <w:lvl w:ilvl="2" w:tentative="1">
+      <w:start w:val="1"/>
+      <w:numFmt w:val="bullet"/>
+      <w:lvlText w:val=""/>
+      <w:lvlJc w:val="left"/>
+      <w:pPr>
+        <w:tabs>
+          <w:tab w:val="num" w:pos="2160"/>
+        </w:tabs>
+        <w:ind w:left="2160" w:hanging="360"/>
+      </w:pPr>
+      <w:rPr>
+        <w:rFonts w:ascii="Wingdings" w:hAnsi="Wingdings" w:hint="default"/>
+        <w:sz w:val="20"/>
+      </w:rPr>
+    </w:lvl>
+    <w:lvl w:ilvl="3" w:tentative="1">
+      <w:start w:val="1"/>
+      <w:numFmt w:val="bullet"/>
+      <w:lvlText w:val=""/>
+      <w:lvlJc w:val="left"/>
+      <w:pPr>
+        <w:tabs>
+          <w:tab w:val="num" w:pos="2880"/>
+        </w:tabs>
+        <w:ind w:left="2880" w:hanging="360"/>
+      </w:pPr>
+      <w:rPr>
+        <w:rFonts w:ascii="Wingdings" w:hAnsi="Wingdings" w:hint="default"/>
+        <w:sz w:val="20"/>
+      </w:rPr>
+    </w:lvl>
+    <w:lvl w:ilvl="4" w:tentative="1">
+      <w:start w:val="1"/>
+      <w:numFmt w:val="bullet"/>
+      <w:lvlText w:val=""/>
+      <w:lvlJc w:val="left"/>
+      <w:pPr>
+        <w:tabs>
+          <w:tab w:val="num" w:pos="3600"/>
+        </w:tabs>
+        <w:ind w:left="3600" w:hanging="360"/>
+      </w:pPr>
+      <w:rPr>
+        <w:rFonts w:ascii="Wingdings" w:hAnsi="Wingdings" w:hint="default"/>
+        <w:sz w:val="20"/>
+      </w:rPr>
+    </w:lvl>
+    <w:lvl w:ilvl="5" w:tentative="1">
+      <w:start w:val="1"/>
+      <w:numFmt w:val="bullet"/>
+      <w:lvlText w:val=""/>
+      <w:lvlJc w:val="left"/>
+      <w:pPr>
+        <w:tabs>
+          <w:tab w:val="num" w:pos="4320"/>
+        </w:tabs>
+        <w:ind w:left="4320" w:hanging="360"/>
+      </w:pPr>
+      <w:rPr>
+        <w:rFonts w:ascii="Wingdings" w:hAnsi="Wingdings" w:hint="default"/>
+        <w:sz w:val="20"/>
+      </w:rPr>
+    </w:lvl>
+    <w:lvl w:ilvl="6" w:tentative="1">
+      <w:start w:val="1"/>
+      <w:numFmt w:val="bullet"/>
+      <w:lvlText w:val=""/>
+      <w:lvlJc w:val="left"/>
+      <w:pPr>
+        <w:tabs>
+          <w:tab w:val="num" w:pos="5040"/>
+        </w:tabs>
+        <w:ind w:left="5040" w:hanging="360"/>
+      </w:pPr>
+      <w:rPr>
+        <w:rFonts w:ascii="Wingdings" w:hAnsi="Wingdings" w:hint="default"/>
+        <w:sz w:val="20"/>
+      </w:rPr>
+    </w:lvl>
+    <w:lvl w:ilvl="7" w:tentative="1">
+      <w:start w:val="1"/>
+      <w:numFmt w:val="bullet"/>
+      <w:lvlText w:val=""/>
+      <w:lvlJc w:val="left"/>
+      <w:pPr>
+        <w:tabs>
+          <w:tab w:val="num" w:pos="5760"/>
+        </w:tabs>
+        <w:ind w:left="5760" w:hanging="360"/>
+      </w:pPr>
+      <w:rPr>
+        <w:rFonts w:ascii="Wingdings" w:hAnsi="Wingdings" w:hint="default"/>
+        <w:sz w:val="20"/>
+      </w:rPr>
+    </w:lvl>
+    <w:lvl w:ilvl="8" w:tentative="1">
+      <w:start w:val="1"/>
+      <w:numFmt w:val="bullet"/>
+      <w:lvlText w:val=""/>
+      <w:lvlJc w:val="left"/>
+      <w:pPr>
+        <w:tabs>
+          <w:tab w:val="num" w:pos="6480"/>
+        </w:tabs>
+        <w:ind w:left="6480" w:hanging="360"/>
+      </w:pPr>
+      <w:rPr>
+        <w:rFonts w:ascii="Wingdings" w:hAnsi="Wingdings" w:hint="default"/>
+        <w:sz w:val="20"/>
+      </w:rPr>
+    </w:lvl>
+  </w:abstractNum>
+  <w:abstractNum w:abstractNumId="3" w15:restartNumberingAfterBreak="0">
     <w:nsid w:val="0C6B0EBA"/>
     <w:multiLevelType w:val="multilevel"/>
     <w:tmpl w:val="75082026"/>
@@ -5059,7 +11134,7 @@
       </w:rPr>
     </w:lvl>
   </w:abstractNum>
-  <w:abstractNum w:abstractNumId="2" w15:restartNumberingAfterBreak="0">
+  <w:abstractNum w:abstractNumId="4" w15:restartNumberingAfterBreak="0">
     <w:nsid w:val="0DB474C1"/>
     <w:multiLevelType w:val="multilevel"/>
     <w:tmpl w:val="CCBAA73C"/>
@@ -5208,7 +11283,156 @@
       </w:rPr>
     </w:lvl>
   </w:abstractNum>
-  <w:abstractNum w:abstractNumId="3" w15:restartNumberingAfterBreak="0">
+  <w:abstractNum w:abstractNumId="5" w15:restartNumberingAfterBreak="0">
+    <w:nsid w:val="19951C3F"/>
+    <w:multiLevelType w:val="multilevel"/>
+    <w:tmpl w:val="BE60EAE6"/>
+    <w:lvl w:ilvl="0">
+      <w:start w:val="1"/>
+      <w:numFmt w:val="bullet"/>
+      <w:lvlText w:val=""/>
+      <w:lvlJc w:val="left"/>
+      <w:pPr>
+        <w:tabs>
+          <w:tab w:val="num" w:pos="720"/>
+        </w:tabs>
+        <w:ind w:left="720" w:hanging="360"/>
+      </w:pPr>
+      <w:rPr>
+        <w:rFonts w:ascii="Symbol" w:hAnsi="Symbol" w:hint="default"/>
+        <w:sz w:val="20"/>
+      </w:rPr>
+    </w:lvl>
+    <w:lvl w:ilvl="1" w:tentative="1">
+      <w:start w:val="1"/>
+      <w:numFmt w:val="bullet"/>
+      <w:lvlText w:val="o"/>
+      <w:lvlJc w:val="left"/>
+      <w:pPr>
+        <w:tabs>
+          <w:tab w:val="num" w:pos="1440"/>
+        </w:tabs>
+        <w:ind w:left="1440" w:hanging="360"/>
+      </w:pPr>
+      <w:rPr>
+        <w:rFonts w:ascii="Courier New" w:hAnsi="Courier New" w:hint="default"/>
+        <w:sz w:val="20"/>
+      </w:rPr>
+    </w:lvl>
+    <w:lvl w:ilvl="2" w:tentative="1">
+      <w:start w:val="1"/>
+      <w:numFmt w:val="bullet"/>
+      <w:lvlText w:val=""/>
+      <w:lvlJc w:val="left"/>
+      <w:pPr>
+        <w:tabs>
+          <w:tab w:val="num" w:pos="2160"/>
+        </w:tabs>
+        <w:ind w:left="2160" w:hanging="360"/>
+      </w:pPr>
+      <w:rPr>
+        <w:rFonts w:ascii="Wingdings" w:hAnsi="Wingdings" w:hint="default"/>
+        <w:sz w:val="20"/>
+      </w:rPr>
+    </w:lvl>
+    <w:lvl w:ilvl="3" w:tentative="1">
+      <w:start w:val="1"/>
+      <w:numFmt w:val="bullet"/>
+      <w:lvlText w:val=""/>
+      <w:lvlJc w:val="left"/>
+      <w:pPr>
+        <w:tabs>
+          <w:tab w:val="num" w:pos="2880"/>
+        </w:tabs>
+        <w:ind w:left="2880" w:hanging="360"/>
+      </w:pPr>
+      <w:rPr>
+        <w:rFonts w:ascii="Wingdings" w:hAnsi="Wingdings" w:hint="default"/>
+        <w:sz w:val="20"/>
+      </w:rPr>
+    </w:lvl>
+    <w:lvl w:ilvl="4" w:tentative="1">
+      <w:start w:val="1"/>
+      <w:numFmt w:val="bullet"/>
+      <w:lvlText w:val=""/>
+      <w:lvlJc w:val="left"/>
+      <w:pPr>
+        <w:tabs>
+          <w:tab w:val="num" w:pos="3600"/>
+        </w:tabs>
+        <w:ind w:left="3600" w:hanging="360"/>
+      </w:pPr>
+      <w:rPr>
+        <w:rFonts w:ascii="Wingdings" w:hAnsi="Wingdings" w:hint="default"/>
+        <w:sz w:val="20"/>
+      </w:rPr>
+    </w:lvl>
+    <w:lvl w:ilvl="5" w:tentative="1">
+      <w:start w:val="1"/>
+      <w:numFmt w:val="bullet"/>
+      <w:lvlText w:val=""/>
+      <w:lvlJc w:val="left"/>
+      <w:pPr>
+        <w:tabs>
+          <w:tab w:val="num" w:pos="4320"/>
+        </w:tabs>
+        <w:ind w:left="4320" w:hanging="360"/>
+      </w:pPr>
+      <w:rPr>
+        <w:rFonts w:ascii="Wingdings" w:hAnsi="Wingdings" w:hint="default"/>
+        <w:sz w:val="20"/>
+      </w:rPr>
+    </w:lvl>
+    <w:lvl w:ilvl="6" w:tentative="1">
+      <w:start w:val="1"/>
+      <w:numFmt w:val="bullet"/>
+      <w:lvlText w:val=""/>
+      <w:lvlJc w:val="left"/>
+      <w:pPr>
+        <w:tabs>
+          <w:tab w:val="num" w:pos="5040"/>
+        </w:tabs>
+        <w:ind w:left="5040" w:hanging="360"/>
+      </w:pPr>
+      <w:rPr>
+        <w:rFonts w:ascii="Wingdings" w:hAnsi="Wingdings" w:hint="default"/>
+        <w:sz w:val="20"/>
+      </w:rPr>
+    </w:lvl>
+    <w:lvl w:ilvl="7" w:tentative="1">
+      <w:start w:val="1"/>
+      <w:numFmt w:val="bullet"/>
+      <w:lvlText w:val=""/>
+      <w:lvlJc w:val="left"/>
+      <w:pPr>
+        <w:tabs>
+          <w:tab w:val="num" w:pos="5760"/>
+        </w:tabs>
+        <w:ind w:left="5760" w:hanging="360"/>
+      </w:pPr>
+      <w:rPr>
+        <w:rFonts w:ascii="Wingdings" w:hAnsi="Wingdings" w:hint="default"/>
+        <w:sz w:val="20"/>
+      </w:rPr>
+    </w:lvl>
+    <w:lvl w:ilvl="8" w:tentative="1">
+      <w:start w:val="1"/>
+      <w:numFmt w:val="bullet"/>
+      <w:lvlText w:val=""/>
+      <w:lvlJc w:val="left"/>
+      <w:pPr>
+        <w:tabs>
+          <w:tab w:val="num" w:pos="6480"/>
+        </w:tabs>
+        <w:ind w:left="6480" w:hanging="360"/>
+      </w:pPr>
+      <w:rPr>
+        <w:rFonts w:ascii="Wingdings" w:hAnsi="Wingdings" w:hint="default"/>
+        <w:sz w:val="20"/>
+      </w:rPr>
+    </w:lvl>
+  </w:abstractNum>
+  <w:abstractNum w:abstractNumId="6" w15:restartNumberingAfterBreak="0">
     <w:nsid w:val="265E2F28"/>
     <w:multiLevelType w:val="multilevel"/>
     <w:tmpl w:val="BB867B6C"/>
@@ -5357,7 +11581,7 @@
       </w:rPr>
     </w:lvl>
   </w:abstractNum>
-  <w:abstractNum w:abstractNumId="4" w15:restartNumberingAfterBreak="0">
+  <w:abstractNum w:abstractNumId="7" w15:restartNumberingAfterBreak="0">
     <w:nsid w:val="3A4A5D43"/>
     <w:multiLevelType w:val="multilevel"/>
     <w:tmpl w:val="50E60C10"/>
@@ -5506,7 +11730,156 @@
       </w:rPr>
     </w:lvl>
   </w:abstractNum>
-  <w:abstractNum w:abstractNumId="5" w15:restartNumberingAfterBreak="0">
+  <w:abstractNum w:abstractNumId="8" w15:restartNumberingAfterBreak="0">
+    <w:nsid w:val="3B1F4E5C"/>
+    <w:multiLevelType w:val="multilevel"/>
+    <w:tmpl w:val="C8DC3704"/>
+    <w:lvl w:ilvl="0">
+      <w:start w:val="1"/>
+      <w:numFmt w:val="bullet"/>
+      <w:lvlText w:val=""/>
+      <w:lvlJc w:val="left"/>
+      <w:pPr>
+        <w:tabs>
+          <w:tab w:val="num" w:pos="720"/>
+        </w:tabs>
+        <w:ind w:left="720" w:hanging="360"/>
+      </w:pPr>
+      <w:rPr>
+        <w:rFonts w:ascii="Symbol" w:hAnsi="Symbol" w:hint="default"/>
+        <w:sz w:val="20"/>
+      </w:rPr>
+    </w:lvl>
+    <w:lvl w:ilvl="1" w:tentative="1">
+      <w:start w:val="1"/>
+      <w:numFmt w:val="bullet"/>
+      <w:lvlText w:val="o"/>
+      <w:lvlJc w:val="left"/>
+      <w:pPr>
+        <w:tabs>
+          <w:tab w:val="num" w:pos="1440"/>
+        </w:tabs>
+        <w:ind w:left="1440" w:hanging="360"/>
+      </w:pPr>
+      <w:rPr>
+        <w:rFonts w:ascii="Courier New" w:hAnsi="Courier New" w:hint="default"/>
+        <w:sz w:val="20"/>
+      </w:rPr>
+    </w:lvl>
+    <w:lvl w:ilvl="2" w:tentative="1">
+      <w:start w:val="1"/>
+      <w:numFmt w:val="bullet"/>
+      <w:lvlText w:val=""/>
+      <w:lvlJc w:val="left"/>
+      <w:pPr>
+        <w:tabs>
+          <w:tab w:val="num" w:pos="2160"/>
+        </w:tabs>
+        <w:ind w:left="2160" w:hanging="360"/>
+      </w:pPr>
+      <w:rPr>
+        <w:rFonts w:ascii="Wingdings" w:hAnsi="Wingdings" w:hint="default"/>
+        <w:sz w:val="20"/>
+      </w:rPr>
+    </w:lvl>
+    <w:lvl w:ilvl="3" w:tentative="1">
+      <w:start w:val="1"/>
+      <w:numFmt w:val="bullet"/>
+      <w:lvlText w:val=""/>
+      <w:lvlJc w:val="left"/>
+      <w:pPr>
+        <w:tabs>
+          <w:tab w:val="num" w:pos="2880"/>
+        </w:tabs>
+        <w:ind w:left="2880" w:hanging="360"/>
+      </w:pPr>
+      <w:rPr>
+        <w:rFonts w:ascii="Wingdings" w:hAnsi="Wingdings" w:hint="default"/>
+        <w:sz w:val="20"/>
+      </w:rPr>
+    </w:lvl>
+    <w:lvl w:ilvl="4" w:tentative="1">
+      <w:start w:val="1"/>
+      <w:numFmt w:val="bullet"/>
+      <w:lvlText w:val=""/>
+      <w:lvlJc w:val="left"/>
+      <w:pPr>
+        <w:tabs>
+          <w:tab w:val="num" w:pos="3600"/>
+        </w:tabs>
+        <w:ind w:left="3600" w:hanging="360"/>
+      </w:pPr>
+      <w:rPr>
+        <w:rFonts w:ascii="Wingdings" w:hAnsi="Wingdings" w:hint="default"/>
+        <w:sz w:val="20"/>
+      </w:rPr>
+    </w:lvl>
+    <w:lvl w:ilvl="5" w:tentative="1">
+      <w:start w:val="1"/>
+      <w:numFmt w:val="bullet"/>
+      <w:lvlText w:val=""/>
+      <w:lvlJc w:val="left"/>
+      <w:pPr>
+        <w:tabs>
+          <w:tab w:val="num" w:pos="4320"/>
+        </w:tabs>
+        <w:ind w:left="4320" w:hanging="360"/>
+      </w:pPr>
+      <w:rPr>
+        <w:rFonts w:ascii="Wingdings" w:hAnsi="Wingdings" w:hint="default"/>
+        <w:sz w:val="20"/>
+      </w:rPr>
+    </w:lvl>
+    <w:lvl w:ilvl="6" w:tentative="1">
+      <w:start w:val="1"/>
+      <w:numFmt w:val="bullet"/>
+      <w:lvlText w:val=""/>
+      <w:lvlJc w:val="left"/>
+      <w:pPr>
+        <w:tabs>
+          <w:tab w:val="num" w:pos="5040"/>
+        </w:tabs>
+        <w:ind w:left="5040" w:hanging="360"/>
+      </w:pPr>
+      <w:rPr>
+        <w:rFonts w:ascii="Wingdings" w:hAnsi="Wingdings" w:hint="default"/>
+        <w:sz w:val="20"/>
+      </w:rPr>
+    </w:lvl>
+    <w:lvl w:ilvl="7" w:tentative="1">
+      <w:start w:val="1"/>
+      <w:numFmt w:val="bullet"/>
+      <w:lvlText w:val=""/>
+      <w:lvlJc w:val="left"/>
+      <w:pPr>
+        <w:tabs>
+          <w:tab w:val="num" w:pos="5760"/>
+        </w:tabs>
+        <w:ind w:left="5760" w:hanging="360"/>
+      </w:pPr>
+      <w:rPr>
+        <w:rFonts w:ascii="Wingdings" w:hAnsi="Wingdings" w:hint="default"/>
+        <w:sz w:val="20"/>
+      </w:rPr>
+    </w:lvl>
+    <w:lvl w:ilvl="8" w:tentative="1">
+      <w:start w:val="1"/>
+      <w:numFmt w:val="bullet"/>
+      <w:lvlText w:val=""/>
+      <w:lvlJc w:val="left"/>
+      <w:pPr>
+        <w:tabs>
+          <w:tab w:val="num" w:pos="6480"/>
+        </w:tabs>
+        <w:ind w:left="6480" w:hanging="360"/>
+      </w:pPr>
+      <w:rPr>
+        <w:rFonts w:ascii="Wingdings" w:hAnsi="Wingdings" w:hint="default"/>
+        <w:sz w:val="20"/>
+      </w:rPr>
+    </w:lvl>
+  </w:abstractNum>
+  <w:abstractNum w:abstractNumId="9" w15:restartNumberingAfterBreak="0">
     <w:nsid w:val="3D2F6733"/>
     <w:multiLevelType w:val="multilevel"/>
     <w:tmpl w:val="B9243440"/>
@@ -5655,7 +12028,7 @@
       </w:rPr>
     </w:lvl>
   </w:abstractNum>
-  <w:abstractNum w:abstractNumId="6" w15:restartNumberingAfterBreak="0">
+  <w:abstractNum w:abstractNumId="10" w15:restartNumberingAfterBreak="0">
     <w:nsid w:val="51591C76"/>
     <w:multiLevelType w:val="multilevel"/>
     <w:tmpl w:val="3C7479DA"/>
@@ -5804,7 +12177,7 @@
       </w:rPr>
     </w:lvl>
   </w:abstractNum>
-  <w:abstractNum w:abstractNumId="7" w15:restartNumberingAfterBreak="0">
+  <w:abstractNum w:abstractNumId="11" w15:restartNumberingAfterBreak="0">
     <w:nsid w:val="51FD15E0"/>
     <w:multiLevelType w:val="multilevel"/>
     <w:tmpl w:val="EAE05A36"/>
@@ -5953,7 +12326,305 @@
       </w:rPr>
     </w:lvl>
   </w:abstractNum>
-  <w:abstractNum w:abstractNumId="8" w15:restartNumberingAfterBreak="0">
+  <w:abstractNum w:abstractNumId="12" w15:restartNumberingAfterBreak="0">
+    <w:nsid w:val="52AC58C6"/>
+    <w:multiLevelType w:val="multilevel"/>
+    <w:tmpl w:val="BBEE5348"/>
+    <w:lvl w:ilvl="0">
+      <w:start w:val="1"/>
+      <w:numFmt w:val="bullet"/>
+      <w:lvlText w:val=""/>
+      <w:lvlJc w:val="left"/>
+      <w:pPr>
+        <w:tabs>
+          <w:tab w:val="num" w:pos="720"/>
+        </w:tabs>
+        <w:ind w:left="720" w:hanging="360"/>
+      </w:pPr>
+      <w:rPr>
+        <w:rFonts w:ascii="Symbol" w:hAnsi="Symbol" w:hint="default"/>
+        <w:sz w:val="20"/>
+      </w:rPr>
+    </w:lvl>
+    <w:lvl w:ilvl="1" w:tentative="1">
+      <w:start w:val="1"/>
+      <w:numFmt w:val="bullet"/>
+      <w:lvlText w:val="o"/>
+      <w:lvlJc w:val="left"/>
+      <w:pPr>
+        <w:tabs>
+          <w:tab w:val="num" w:pos="1440"/>
+        </w:tabs>
+        <w:ind w:left="1440" w:hanging="360"/>
+      </w:pPr>
+      <w:rPr>
+        <w:rFonts w:ascii="Courier New" w:hAnsi="Courier New" w:hint="default"/>
+        <w:sz w:val="20"/>
+      </w:rPr>
+    </w:lvl>
+    <w:lvl w:ilvl="2" w:tentative="1">
+      <w:start w:val="1"/>
+      <w:numFmt w:val="bullet"/>
+      <w:lvlText w:val=""/>
+      <w:lvlJc w:val="left"/>
+      <w:pPr>
+        <w:tabs>
+          <w:tab w:val="num" w:pos="2160"/>
+        </w:tabs>
+        <w:ind w:left="2160" w:hanging="360"/>
+      </w:pPr>
+      <w:rPr>
+        <w:rFonts w:ascii="Wingdings" w:hAnsi="Wingdings" w:hint="default"/>
+        <w:sz w:val="20"/>
+      </w:rPr>
+    </w:lvl>
+    <w:lvl w:ilvl="3" w:tentative="1">
+      <w:start w:val="1"/>
+      <w:numFmt w:val="bullet"/>
+      <w:lvlText w:val=""/>
+      <w:lvlJc w:val="left"/>
+      <w:pPr>
+        <w:tabs>
+          <w:tab w:val="num" w:pos="2880"/>
+        </w:tabs>
+        <w:ind w:left="2880" w:hanging="360"/>
+      </w:pPr>
+      <w:rPr>
+        <w:rFonts w:ascii="Wingdings" w:hAnsi="Wingdings" w:hint="default"/>
+        <w:sz w:val="20"/>
+      </w:rPr>
+    </w:lvl>
+    <w:lvl w:ilvl="4" w:tentative="1">
+      <w:start w:val="1"/>
+      <w:numFmt w:val="bullet"/>
+      <w:lvlText w:val=""/>
+      <w:lvlJc w:val="left"/>
+      <w:pPr>
+        <w:tabs>
+          <w:tab w:val="num" w:pos="3600"/>
+        </w:tabs>
+        <w:ind w:left="3600" w:hanging="360"/>
+      </w:pPr>
+      <w:rPr>
+        <w:rFonts w:ascii="Wingdings" w:hAnsi="Wingdings" w:hint="default"/>
+        <w:sz w:val="20"/>
+      </w:rPr>
+    </w:lvl>
+    <w:lvl w:ilvl="5" w:tentative="1">
+      <w:start w:val="1"/>
+      <w:numFmt w:val="bullet"/>
+      <w:lvlText w:val=""/>
+      <w:lvlJc w:val="left"/>
+      <w:pPr>
+        <w:tabs>
+          <w:tab w:val="num" w:pos="4320"/>
+        </w:tabs>
+        <w:ind w:left="4320" w:hanging="360"/>
+      </w:pPr>
+      <w:rPr>
+        <w:rFonts w:ascii="Wingdings" w:hAnsi="Wingdings" w:hint="default"/>
+        <w:sz w:val="20"/>
+      </w:rPr>
+    </w:lvl>
+    <w:lvl w:ilvl="6" w:tentative="1">
+      <w:start w:val="1"/>
+      <w:numFmt w:val="bullet"/>
+      <w:lvlText w:val=""/>
+      <w:lvlJc w:val="left"/>
+      <w:pPr>
+        <w:tabs>
+          <w:tab w:val="num" w:pos="5040"/>
+        </w:tabs>
+        <w:ind w:left="5040" w:hanging="360"/>
+      </w:pPr>
+      <w:rPr>
+        <w:rFonts w:ascii="Wingdings" w:hAnsi="Wingdings" w:hint="default"/>
+        <w:sz w:val="20"/>
+      </w:rPr>
+    </w:lvl>
+    <w:lvl w:ilvl="7" w:tentative="1">
+      <w:start w:val="1"/>
+      <w:numFmt w:val="bullet"/>
+      <w:lvlText w:val=""/>
+      <w:lvlJc w:val="left"/>
+      <w:pPr>
+        <w:tabs>
+          <w:tab w:val="num" w:pos="5760"/>
+        </w:tabs>
+        <w:ind w:left="5760" w:hanging="360"/>
+      </w:pPr>
+      <w:rPr>
+        <w:rFonts w:ascii="Wingdings" w:hAnsi="Wingdings" w:hint="default"/>
+        <w:sz w:val="20"/>
+      </w:rPr>
+    </w:lvl>
+    <w:lvl w:ilvl="8" w:tentative="1">
+      <w:start w:val="1"/>
+      <w:numFmt w:val="bullet"/>
+      <w:lvlText w:val=""/>
+      <w:lvlJc w:val="left"/>
+      <w:pPr>
+        <w:tabs>
+          <w:tab w:val="num" w:pos="6480"/>
+        </w:tabs>
+        <w:ind w:left="6480" w:hanging="360"/>
+      </w:pPr>
+      <w:rPr>
+        <w:rFonts w:ascii="Wingdings" w:hAnsi="Wingdings" w:hint="default"/>
+        <w:sz w:val="20"/>
+      </w:rPr>
+    </w:lvl>
+  </w:abstractNum>
+  <w:abstractNum w:abstractNumId="13" w15:restartNumberingAfterBreak="0">
+    <w:nsid w:val="647A5B10"/>
+    <w:multiLevelType w:val="multilevel"/>
+    <w:tmpl w:val="A1527222"/>
+    <w:lvl w:ilvl="0">
+      <w:start w:val="1"/>
+      <w:numFmt w:val="bullet"/>
+      <w:lvlText w:val=""/>
+      <w:lvlJc w:val="left"/>
+      <w:pPr>
+        <w:tabs>
+          <w:tab w:val="num" w:pos="720"/>
+        </w:tabs>
+        <w:ind w:left="720" w:hanging="360"/>
+      </w:pPr>
+      <w:rPr>
+        <w:rFonts w:ascii="Symbol" w:hAnsi="Symbol" w:hint="default"/>
+        <w:sz w:val="20"/>
+      </w:rPr>
+    </w:lvl>
+    <w:lvl w:ilvl="1" w:tentative="1">
+      <w:start w:val="1"/>
+      <w:numFmt w:val="bullet"/>
+      <w:lvlText w:val="o"/>
+      <w:lvlJc w:val="left"/>
+      <w:pPr>
+        <w:tabs>
+          <w:tab w:val="num" w:pos="1440"/>
+        </w:tabs>
+        <w:ind w:left="1440" w:hanging="360"/>
+      </w:pPr>
+      <w:rPr>
+        <w:rFonts w:ascii="Courier New" w:hAnsi="Courier New" w:hint="default"/>
+        <w:sz w:val="20"/>
+      </w:rPr>
+    </w:lvl>
+    <w:lvl w:ilvl="2" w:tentative="1">
+      <w:start w:val="1"/>
+      <w:numFmt w:val="bullet"/>
+      <w:lvlText w:val=""/>
+      <w:lvlJc w:val="left"/>
+      <w:pPr>
+        <w:tabs>
+          <w:tab w:val="num" w:pos="2160"/>
+        </w:tabs>
+        <w:ind w:left="2160" w:hanging="360"/>
+      </w:pPr>
+      <w:rPr>
+        <w:rFonts w:ascii="Wingdings" w:hAnsi="Wingdings" w:hint="default"/>
+        <w:sz w:val="20"/>
+      </w:rPr>
+    </w:lvl>
+    <w:lvl w:ilvl="3" w:tentative="1">
+      <w:start w:val="1"/>
+      <w:numFmt w:val="bullet"/>
+      <w:lvlText w:val=""/>
+      <w:lvlJc w:val="left"/>
+      <w:pPr>
+        <w:tabs>
+          <w:tab w:val="num" w:pos="2880"/>
+        </w:tabs>
+        <w:ind w:left="2880" w:hanging="360"/>
+      </w:pPr>
+      <w:rPr>
+        <w:rFonts w:ascii="Wingdings" w:hAnsi="Wingdings" w:hint="default"/>
+        <w:sz w:val="20"/>
+      </w:rPr>
+    </w:lvl>
+    <w:lvl w:ilvl="4" w:tentative="1">
+      <w:start w:val="1"/>
+      <w:numFmt w:val="bullet"/>
+      <w:lvlText w:val=""/>
+      <w:lvlJc w:val="left"/>
+      <w:pPr>
+        <w:tabs>
+          <w:tab w:val="num" w:pos="3600"/>
+        </w:tabs>
+        <w:ind w:left="3600" w:hanging="360"/>
+      </w:pPr>
+      <w:rPr>
+        <w:rFonts w:ascii="Wingdings" w:hAnsi="Wingdings" w:hint="default"/>
+        <w:sz w:val="20"/>
+      </w:rPr>
+    </w:lvl>
+    <w:lvl w:ilvl="5" w:tentative="1">
+      <w:start w:val="1"/>
+      <w:numFmt w:val="bullet"/>
+      <w:lvlText w:val=""/>
+      <w:lvlJc w:val="left"/>
+      <w:pPr>
+        <w:tabs>
+          <w:tab w:val="num" w:pos="4320"/>
+        </w:tabs>
+        <w:ind w:left="4320" w:hanging="360"/>
+      </w:pPr>
+      <w:rPr>
+        <w:rFonts w:ascii="Wingdings" w:hAnsi="Wingdings" w:hint="default"/>
+        <w:sz w:val="20"/>
+      </w:rPr>
+    </w:lvl>
+    <w:lvl w:ilvl="6" w:tentative="1">
+      <w:start w:val="1"/>
+      <w:numFmt w:val="bullet"/>
+      <w:lvlText w:val=""/>
+      <w:lvlJc w:val="left"/>
+      <w:pPr>
+        <w:tabs>
+          <w:tab w:val="num" w:pos="5040"/>
+        </w:tabs>
+        <w:ind w:left="5040" w:hanging="360"/>
+      </w:pPr>
+      <w:rPr>
+        <w:rFonts w:ascii="Wingdings" w:hAnsi="Wingdings" w:hint="default"/>
+        <w:sz w:val="20"/>
+      </w:rPr>
+    </w:lvl>
+    <w:lvl w:ilvl="7" w:tentative="1">
+      <w:start w:val="1"/>
+      <w:numFmt w:val="bullet"/>
+      <w:lvlText w:val=""/>
+      <w:lvlJc w:val="left"/>
+      <w:pPr>
+        <w:tabs>
+          <w:tab w:val="num" w:pos="5760"/>
+        </w:tabs>
+        <w:ind w:left="5760" w:hanging="360"/>
+      </w:pPr>
+      <w:rPr>
+        <w:rFonts w:ascii="Wingdings" w:hAnsi="Wingdings" w:hint="default"/>
+        <w:sz w:val="20"/>
+      </w:rPr>
+    </w:lvl>
+    <w:lvl w:ilvl="8" w:tentative="1">
+      <w:start w:val="1"/>
+      <w:numFmt w:val="bullet"/>
+      <w:lvlText w:val=""/>
+      <w:lvlJc w:val="left"/>
+      <w:pPr>
+        <w:tabs>
+          <w:tab w:val="num" w:pos="6480"/>
+        </w:tabs>
+        <w:ind w:left="6480" w:hanging="360"/>
+      </w:pPr>
+      <w:rPr>
+        <w:rFonts w:ascii="Wingdings" w:hAnsi="Wingdings" w:hint="default"/>
+        <w:sz w:val="20"/>
+      </w:rPr>
+    </w:lvl>
+  </w:abstractNum>
+  <w:abstractNum w:abstractNumId="14" w15:restartNumberingAfterBreak="0">
     <w:nsid w:val="6D9F3871"/>
     <w:multiLevelType w:val="multilevel"/>
     <w:tmpl w:val="049A011A"/>
@@ -6102,7 +12773,7 @@
       </w:rPr>
     </w:lvl>
   </w:abstractNum>
-  <w:abstractNum w:abstractNumId="9" w15:restartNumberingAfterBreak="0">
+  <w:abstractNum w:abstractNumId="15" w15:restartNumberingAfterBreak="0">
     <w:nsid w:val="6E410EDC"/>
     <w:multiLevelType w:val="multilevel"/>
     <w:tmpl w:val="A52277D0"/>
@@ -6251,7 +12922,7 @@
       </w:rPr>
     </w:lvl>
   </w:abstractNum>
-  <w:abstractNum w:abstractNumId="10" w15:restartNumberingAfterBreak="0">
+  <w:abstractNum w:abstractNumId="16" w15:restartNumberingAfterBreak="0">
     <w:nsid w:val="6FA31C71"/>
     <w:multiLevelType w:val="multilevel"/>
     <w:tmpl w:val="AA5AD366"/>
@@ -6400,7 +13071,7 @@
       </w:rPr>
     </w:lvl>
   </w:abstractNum>
-  <w:abstractNum w:abstractNumId="11" w15:restartNumberingAfterBreak="0">
+  <w:abstractNum w:abstractNumId="17" w15:restartNumberingAfterBreak="0">
     <w:nsid w:val="75B4584C"/>
     <w:multiLevelType w:val="multilevel"/>
     <w:tmpl w:val="5360FBFA"/>
@@ -6549,7 +13220,7 @@
       </w:rPr>
     </w:lvl>
   </w:abstractNum>
-  <w:abstractNum w:abstractNumId="12" w15:restartNumberingAfterBreak="0">
+  <w:abstractNum w:abstractNumId="18" w15:restartNumberingAfterBreak="0">
     <w:nsid w:val="7C4A6E81"/>
     <w:multiLevelType w:val="multilevel"/>
     <w:tmpl w:val="0F882C30"/>
@@ -6698,7 +13369,7 @@
       </w:rPr>
     </w:lvl>
   </w:abstractNum>
-  <w:abstractNum w:abstractNumId="13" w15:restartNumberingAfterBreak="0">
+  <w:abstractNum w:abstractNumId="19" w15:restartNumberingAfterBreak="0">
     <w:nsid w:val="7D2005DA"/>
     <w:multiLevelType w:val="multilevel"/>
     <w:tmpl w:val="6D607822"/>
@@ -6848,46 +13519,64 @@
     </w:lvl>
   </w:abstractNum>
   <w:num w:numId="1" w16cid:durableId="589042534">
+    <w:abstractNumId w:val="19"/>
+  </w:num>
+  <w:num w:numId="2" w16cid:durableId="632755494">
+    <w:abstractNumId w:val="11"/>
+  </w:num>
+  <w:num w:numId="3" w16cid:durableId="718167228">
+    <w:abstractNumId w:val="17"/>
+  </w:num>
+  <w:num w:numId="4" w16cid:durableId="426275593">
+    <w:abstractNumId w:val="10"/>
+  </w:num>
+  <w:num w:numId="5" w16cid:durableId="1223519436">
+    <w:abstractNumId w:val="1"/>
+  </w:num>
+  <w:num w:numId="6" w16cid:durableId="452596309">
+    <w:abstractNumId w:val="4"/>
+  </w:num>
+  <w:num w:numId="7" w16cid:durableId="97801216">
+    <w:abstractNumId w:val="15"/>
+  </w:num>
+  <w:num w:numId="8" w16cid:durableId="498891688">
+    <w:abstractNumId w:val="7"/>
+  </w:num>
+  <w:num w:numId="9" w16cid:durableId="801315586">
+    <w:abstractNumId w:val="6"/>
+  </w:num>
+  <w:num w:numId="10" w16cid:durableId="2098136264">
+    <w:abstractNumId w:val="9"/>
+  </w:num>
+  <w:num w:numId="11" w16cid:durableId="926234776">
+    <w:abstractNumId w:val="16"/>
+  </w:num>
+  <w:num w:numId="12" w16cid:durableId="1155995746">
+    <w:abstractNumId w:val="14"/>
+  </w:num>
+  <w:num w:numId="13" w16cid:durableId="1281690872">
+    <w:abstractNumId w:val="3"/>
+  </w:num>
+  <w:num w:numId="14" w16cid:durableId="1401293231">
+    <w:abstractNumId w:val="18"/>
+  </w:num>
+  <w:num w:numId="15" w16cid:durableId="927733132">
+    <w:abstractNumId w:val="12"/>
+  </w:num>
+  <w:num w:numId="16" w16cid:durableId="124586206">
+    <w:abstractNumId w:val="8"/>
+  </w:num>
+  <w:num w:numId="17" w16cid:durableId="687488457">
+    <w:abstractNumId w:val="2"/>
+  </w:num>
+  <w:num w:numId="18" w16cid:durableId="438650076">
+    <w:abstractNumId w:val="5"/>
+  </w:num>
+  <w:num w:numId="19" w16cid:durableId="69161788">
     <w:abstractNumId w:val="13"/>
   </w:num>
-  <w:num w:numId="2" w16cid:durableId="632755494">
-    <w:abstractNumId w:val="7"/>
-  </w:num>
-  <w:num w:numId="3" w16cid:durableId="718167228">
-    <w:abstractNumId w:val="11"/>
-  </w:num>
-  <w:num w:numId="4" w16cid:durableId="426275593">
-    <w:abstractNumId w:val="6"/>
-  </w:num>
-  <w:num w:numId="5" w16cid:durableId="1223519436">
+  <w:num w:numId="20" w16cid:durableId="308630020">
     <w:abstractNumId w:val="0"/>
-  </w:num>
-  <w:num w:numId="6" w16cid:durableId="452596309">
-    <w:abstractNumId w:val="2"/>
-  </w:num>
-  <w:num w:numId="7" w16cid:durableId="97801216">
-    <w:abstractNumId w:val="9"/>
-  </w:num>
-  <w:num w:numId="8" w16cid:durableId="498891688">
-    <w:abstractNumId w:val="4"/>
-  </w:num>
-  <w:num w:numId="9" w16cid:durableId="801315586">
-    <w:abstractNumId w:val="3"/>
-  </w:num>
-  <w:num w:numId="10" w16cid:durableId="2098136264">
-    <w:abstractNumId w:val="5"/>
-  </w:num>
-  <w:num w:numId="11" w16cid:durableId="926234776">
-    <w:abstractNumId w:val="10"/>
-  </w:num>
-  <w:num w:numId="12" w16cid:durableId="1155995746">
-    <w:abstractNumId w:val="8"/>
-  </w:num>
-  <w:num w:numId="13" w16cid:durableId="1281690872">
-    <w:abstractNumId w:val="1"/>
-  </w:num>
-  <w:num w:numId="14" w16cid:durableId="1401293231">
-    <w:abstractNumId w:val="12"/>
   </w:num>
   <w:numIdMacAtCleanup w:val="4"/>
 </w:numbering>
